--- a/java/Spring boot_Practice.docx
+++ b/java/Spring boot_Practice.docx
@@ -232,10 +232,14 @@
           <w:b/>
           <w:bCs/>
         </w:rPr>
-        <w:t>Spring Boot</w:t>
-      </w:r>
-      <w:r>
-        <w:t xml:space="preserve"> Dev Tools</w:t>
+        <w:t xml:space="preserve">Spring </w:t>
+      </w:r>
+      <w:r>
+        <w:rPr>
+          <w:b/>
+          <w:bCs/>
+        </w:rPr>
+        <w:t>Boot Dev Tools</w:t>
       </w:r>
       <w:r>
         <w:t xml:space="preserve"> </w:t>
@@ -252,11 +256,784 @@
     <w:p>
       <w:pPr>
         <w:spacing w:after="0" w:line="240" w:lineRule="auto"/>
-      </w:pPr>
+        <w:rPr>
+          <w:b/>
+          <w:bCs/>
+        </w:rPr>
+      </w:pPr>
+      <w:r>
+        <w:rPr>
+          <w:b/>
+          <w:bCs/>
+        </w:rPr>
+        <w:t>Question:</w:t>
+      </w:r>
     </w:p>
     <w:p>
       <w:pPr>
         <w:spacing w:after="0" w:line="240" w:lineRule="auto"/>
+        <w:rPr>
+          <w:b/>
+          <w:bCs/>
+        </w:rPr>
+      </w:pPr>
+      <w:r>
+        <w:rPr>
+          <w:b/>
+          <w:bCs/>
+        </w:rPr>
+        <w:t>What is the difference between spring web dependency and spring reactive web (</w:t>
+      </w:r>
+      <w:r>
+        <w:rPr>
+          <w:b/>
+          <w:bCs/>
+        </w:rPr>
+        <w:t>Web</w:t>
+      </w:r>
+      <w:r>
+        <w:rPr>
+          <w:b/>
+          <w:bCs/>
+        </w:rPr>
+        <w:t xml:space="preserve"> </w:t>
+      </w:r>
+      <w:r>
+        <w:rPr>
+          <w:b/>
+          <w:bCs/>
+        </w:rPr>
+        <w:t>Flux</w:t>
+      </w:r>
+      <w:r>
+        <w:rPr>
+          <w:b/>
+          <w:bCs/>
+        </w:rPr>
+        <w:t xml:space="preserve">) dependency? </w:t>
+      </w:r>
+    </w:p>
+    <w:p>
+      <w:pPr>
+        <w:spacing w:after="0" w:line="240" w:lineRule="auto"/>
+        <w:rPr>
+          <w:b/>
+          <w:bCs/>
+          <w:lang w:val="en-IN"/>
+        </w:rPr>
+      </w:pPr>
+      <w:r>
+        <w:rPr>
+          <w:b/>
+          <w:bCs/>
+          <w:lang w:val="en-IN"/>
+        </w:rPr>
+        <w:t>Comparison Summary</w:t>
+      </w:r>
+    </w:p>
+    <w:tbl>
+      <w:tblPr>
+        <w:tblW w:w="0" w:type="auto"/>
+        <w:tblCellSpacing w:w="15" w:type="dxa"/>
+        <w:tblBorders>
+          <w:top w:val="single" w:sz="4" w:space="0" w:color="auto"/>
+          <w:left w:val="single" w:sz="4" w:space="0" w:color="auto"/>
+          <w:bottom w:val="single" w:sz="4" w:space="0" w:color="auto"/>
+          <w:right w:val="single" w:sz="4" w:space="0" w:color="auto"/>
+          <w:insideH w:val="single" w:sz="4" w:space="0" w:color="auto"/>
+          <w:insideV w:val="single" w:sz="4" w:space="0" w:color="auto"/>
+        </w:tblBorders>
+        <w:tblCellMar>
+          <w:top w:w="15" w:type="dxa"/>
+          <w:left w:w="15" w:type="dxa"/>
+          <w:bottom w:w="15" w:type="dxa"/>
+          <w:right w:w="15" w:type="dxa"/>
+        </w:tblCellMar>
+        <w:tblLook w:val="04A0" w:firstRow="1" w:lastRow="0" w:firstColumn="1" w:lastColumn="0" w:noHBand="0" w:noVBand="1"/>
+      </w:tblPr>
+      <w:tblGrid>
+        <w:gridCol w:w="1433"/>
+        <w:gridCol w:w="2185"/>
+        <w:gridCol w:w="4172"/>
+      </w:tblGrid>
+      <w:tr>
+        <w:trPr>
+          <w:tblHeader/>
+          <w:tblCellSpacing w:w="15" w:type="dxa"/>
+        </w:trPr>
+        <w:tc>
+          <w:tcPr>
+            <w:tcW w:w="0" w:type="auto"/>
+            <w:vAlign w:val="center"/>
+            <w:hideMark/>
+          </w:tcPr>
+          <w:p>
+            <w:pPr>
+              <w:spacing w:after="0" w:line="240" w:lineRule="auto"/>
+              <w:rPr>
+                <w:b/>
+                <w:bCs/>
+                <w:lang w:val="en-IN"/>
+              </w:rPr>
+            </w:pPr>
+            <w:r>
+              <w:rPr>
+                <w:b/>
+                <w:bCs/>
+                <w:lang w:val="en-IN"/>
+              </w:rPr>
+              <w:t>Feature</w:t>
+            </w:r>
+          </w:p>
+        </w:tc>
+        <w:tc>
+          <w:tcPr>
+            <w:tcW w:w="0" w:type="auto"/>
+            <w:vAlign w:val="center"/>
+            <w:hideMark/>
+          </w:tcPr>
+          <w:p>
+            <w:pPr>
+              <w:spacing w:after="0" w:line="240" w:lineRule="auto"/>
+              <w:rPr>
+                <w:b/>
+                <w:bCs/>
+                <w:lang w:val="en-IN"/>
+              </w:rPr>
+            </w:pPr>
+            <w:r>
+              <w:rPr>
+                <w:b/>
+                <w:bCs/>
+                <w:lang w:val="en-IN"/>
+              </w:rPr>
+              <w:t>Spring Web (MVC)</w:t>
+            </w:r>
+          </w:p>
+        </w:tc>
+        <w:tc>
+          <w:tcPr>
+            <w:tcW w:w="0" w:type="auto"/>
+            <w:vAlign w:val="center"/>
+            <w:hideMark/>
+          </w:tcPr>
+          <w:p>
+            <w:pPr>
+              <w:spacing w:after="0" w:line="240" w:lineRule="auto"/>
+              <w:rPr>
+                <w:b/>
+                <w:bCs/>
+                <w:lang w:val="en-IN"/>
+              </w:rPr>
+            </w:pPr>
+            <w:r>
+              <w:rPr>
+                <w:b/>
+                <w:bCs/>
+                <w:lang w:val="en-IN"/>
+              </w:rPr>
+              <w:t>Spring Reactive Web (</w:t>
+            </w:r>
+            <w:proofErr w:type="spellStart"/>
+            <w:r>
+              <w:rPr>
+                <w:b/>
+                <w:bCs/>
+                <w:lang w:val="en-IN"/>
+              </w:rPr>
+              <w:t>WebFlux</w:t>
+            </w:r>
+            <w:proofErr w:type="spellEnd"/>
+            <w:r>
+              <w:rPr>
+                <w:b/>
+                <w:bCs/>
+                <w:lang w:val="en-IN"/>
+              </w:rPr>
+              <w:t>)</w:t>
+            </w:r>
+          </w:p>
+        </w:tc>
+      </w:tr>
+      <w:tr>
+        <w:trPr>
+          <w:tblCellSpacing w:w="15" w:type="dxa"/>
+        </w:trPr>
+        <w:tc>
+          <w:tcPr>
+            <w:tcW w:w="0" w:type="auto"/>
+            <w:vAlign w:val="center"/>
+            <w:hideMark/>
+          </w:tcPr>
+          <w:p>
+            <w:pPr>
+              <w:spacing w:after="0" w:line="240" w:lineRule="auto"/>
+              <w:rPr>
+                <w:lang w:val="en-IN"/>
+              </w:rPr>
+            </w:pPr>
+            <w:r>
+              <w:rPr>
+                <w:lang w:val="en-IN"/>
+              </w:rPr>
+              <w:t>Model</w:t>
+            </w:r>
+          </w:p>
+        </w:tc>
+        <w:tc>
+          <w:tcPr>
+            <w:tcW w:w="0" w:type="auto"/>
+            <w:vAlign w:val="center"/>
+            <w:hideMark/>
+          </w:tcPr>
+          <w:p>
+            <w:pPr>
+              <w:spacing w:after="0" w:line="240" w:lineRule="auto"/>
+              <w:rPr>
+                <w:lang w:val="en-IN"/>
+              </w:rPr>
+            </w:pPr>
+            <w:r>
+              <w:rPr>
+                <w:lang w:val="en-IN"/>
+              </w:rPr>
+              <w:t>Blocking</w:t>
+            </w:r>
+          </w:p>
+        </w:tc>
+        <w:tc>
+          <w:tcPr>
+            <w:tcW w:w="0" w:type="auto"/>
+            <w:vAlign w:val="center"/>
+            <w:hideMark/>
+          </w:tcPr>
+          <w:p>
+            <w:pPr>
+              <w:spacing w:after="0" w:line="240" w:lineRule="auto"/>
+              <w:rPr>
+                <w:lang w:val="en-IN"/>
+              </w:rPr>
+            </w:pPr>
+            <w:r>
+              <w:rPr>
+                <w:lang w:val="en-IN"/>
+              </w:rPr>
+              <w:t>Non-blocking</w:t>
+            </w:r>
+          </w:p>
+        </w:tc>
+      </w:tr>
+      <w:tr>
+        <w:trPr>
+          <w:tblCellSpacing w:w="15" w:type="dxa"/>
+        </w:trPr>
+        <w:tc>
+          <w:tcPr>
+            <w:tcW w:w="0" w:type="auto"/>
+            <w:vAlign w:val="center"/>
+            <w:hideMark/>
+          </w:tcPr>
+          <w:p>
+            <w:pPr>
+              <w:spacing w:after="0" w:line="240" w:lineRule="auto"/>
+              <w:rPr>
+                <w:lang w:val="en-IN"/>
+              </w:rPr>
+            </w:pPr>
+            <w:r>
+              <w:rPr>
+                <w:lang w:val="en-IN"/>
+              </w:rPr>
+              <w:t>Server</w:t>
+            </w:r>
+          </w:p>
+        </w:tc>
+        <w:tc>
+          <w:tcPr>
+            <w:tcW w:w="0" w:type="auto"/>
+            <w:vAlign w:val="center"/>
+            <w:hideMark/>
+          </w:tcPr>
+          <w:p>
+            <w:pPr>
+              <w:spacing w:after="0" w:line="240" w:lineRule="auto"/>
+              <w:rPr>
+                <w:lang w:val="en-IN"/>
+              </w:rPr>
+            </w:pPr>
+            <w:r>
+              <w:rPr>
+                <w:lang w:val="en-IN"/>
+              </w:rPr>
+              <w:t>Tomcat (commonly)</w:t>
+            </w:r>
+          </w:p>
+        </w:tc>
+        <w:tc>
+          <w:tcPr>
+            <w:tcW w:w="0" w:type="auto"/>
+            <w:vAlign w:val="center"/>
+            <w:hideMark/>
+          </w:tcPr>
+          <w:p>
+            <w:pPr>
+              <w:spacing w:after="0" w:line="240" w:lineRule="auto"/>
+              <w:rPr>
+                <w:lang w:val="en-IN"/>
+              </w:rPr>
+            </w:pPr>
+            <w:r>
+              <w:rPr>
+                <w:lang w:val="en-IN"/>
+              </w:rPr>
+              <w:t>Netty (commonly)</w:t>
+            </w:r>
+          </w:p>
+        </w:tc>
+      </w:tr>
+      <w:tr>
+        <w:trPr>
+          <w:tblCellSpacing w:w="15" w:type="dxa"/>
+        </w:trPr>
+        <w:tc>
+          <w:tcPr>
+            <w:tcW w:w="0" w:type="auto"/>
+            <w:vAlign w:val="center"/>
+            <w:hideMark/>
+          </w:tcPr>
+          <w:p>
+            <w:pPr>
+              <w:spacing w:after="0" w:line="240" w:lineRule="auto"/>
+              <w:rPr>
+                <w:lang w:val="en-IN"/>
+              </w:rPr>
+            </w:pPr>
+            <w:r>
+              <w:rPr>
+                <w:lang w:val="en-IN"/>
+              </w:rPr>
+              <w:t>Return Type</w:t>
+            </w:r>
+          </w:p>
+        </w:tc>
+        <w:tc>
+          <w:tcPr>
+            <w:tcW w:w="0" w:type="auto"/>
+            <w:vAlign w:val="center"/>
+            <w:hideMark/>
+          </w:tcPr>
+          <w:p>
+            <w:pPr>
+              <w:spacing w:after="0" w:line="240" w:lineRule="auto"/>
+              <w:rPr>
+                <w:lang w:val="en-IN"/>
+              </w:rPr>
+            </w:pPr>
+            <w:r>
+              <w:rPr>
+                <w:lang w:val="en-IN"/>
+              </w:rPr>
+              <w:t>Object</w:t>
+            </w:r>
+          </w:p>
+        </w:tc>
+        <w:tc>
+          <w:tcPr>
+            <w:tcW w:w="0" w:type="auto"/>
+            <w:vAlign w:val="center"/>
+            <w:hideMark/>
+          </w:tcPr>
+          <w:p>
+            <w:pPr>
+              <w:spacing w:after="0" w:line="240" w:lineRule="auto"/>
+              <w:rPr>
+                <w:lang w:val="en-IN"/>
+              </w:rPr>
+            </w:pPr>
+            <w:r>
+              <w:rPr>
+                <w:lang w:val="en-IN"/>
+              </w:rPr>
+              <w:t>Mono / Flux</w:t>
+            </w:r>
+          </w:p>
+        </w:tc>
+      </w:tr>
+      <w:tr>
+        <w:trPr>
+          <w:tblCellSpacing w:w="15" w:type="dxa"/>
+        </w:trPr>
+        <w:tc>
+          <w:tcPr>
+            <w:tcW w:w="0" w:type="auto"/>
+            <w:vAlign w:val="center"/>
+            <w:hideMark/>
+          </w:tcPr>
+          <w:p>
+            <w:pPr>
+              <w:spacing w:after="0" w:line="240" w:lineRule="auto"/>
+              <w:rPr>
+                <w:lang w:val="en-IN"/>
+              </w:rPr>
+            </w:pPr>
+            <w:r>
+              <w:rPr>
+                <w:lang w:val="en-IN"/>
+              </w:rPr>
+              <w:t>Database</w:t>
+            </w:r>
+          </w:p>
+        </w:tc>
+        <w:tc>
+          <w:tcPr>
+            <w:tcW w:w="0" w:type="auto"/>
+            <w:vAlign w:val="center"/>
+            <w:hideMark/>
+          </w:tcPr>
+          <w:p>
+            <w:pPr>
+              <w:spacing w:after="0" w:line="240" w:lineRule="auto"/>
+              <w:rPr>
+                <w:lang w:val="en-IN"/>
+              </w:rPr>
+            </w:pPr>
+            <w:r>
+              <w:rPr>
+                <w:lang w:val="en-IN"/>
+              </w:rPr>
+              <w:t>JPA, Hibernate, JDBC</w:t>
+            </w:r>
+          </w:p>
+        </w:tc>
+        <w:tc>
+          <w:tcPr>
+            <w:tcW w:w="0" w:type="auto"/>
+            <w:vAlign w:val="center"/>
+            <w:hideMark/>
+          </w:tcPr>
+          <w:p>
+            <w:pPr>
+              <w:spacing w:after="0" w:line="240" w:lineRule="auto"/>
+              <w:rPr>
+                <w:lang w:val="en-IN"/>
+              </w:rPr>
+            </w:pPr>
+            <w:r>
+              <w:rPr>
+                <w:lang w:val="en-IN"/>
+              </w:rPr>
+              <w:t>R2DBC, Reactive MongoDB</w:t>
+            </w:r>
+          </w:p>
+        </w:tc>
+      </w:tr>
+      <w:tr>
+        <w:trPr>
+          <w:tblCellSpacing w:w="15" w:type="dxa"/>
+        </w:trPr>
+        <w:tc>
+          <w:tcPr>
+            <w:tcW w:w="0" w:type="auto"/>
+            <w:vAlign w:val="center"/>
+            <w:hideMark/>
+          </w:tcPr>
+          <w:p>
+            <w:pPr>
+              <w:spacing w:after="0" w:line="240" w:lineRule="auto"/>
+              <w:rPr>
+                <w:lang w:val="en-IN"/>
+              </w:rPr>
+            </w:pPr>
+            <w:r>
+              <w:rPr>
+                <w:lang w:val="en-IN"/>
+              </w:rPr>
+              <w:t>Learning Curve</w:t>
+            </w:r>
+          </w:p>
+        </w:tc>
+        <w:tc>
+          <w:tcPr>
+            <w:tcW w:w="0" w:type="auto"/>
+            <w:vAlign w:val="center"/>
+            <w:hideMark/>
+          </w:tcPr>
+          <w:p>
+            <w:pPr>
+              <w:spacing w:after="0" w:line="240" w:lineRule="auto"/>
+              <w:rPr>
+                <w:lang w:val="en-IN"/>
+              </w:rPr>
+            </w:pPr>
+            <w:r>
+              <w:rPr>
+                <w:lang w:val="en-IN"/>
+              </w:rPr>
+              <w:t>Easy</w:t>
+            </w:r>
+          </w:p>
+        </w:tc>
+        <w:tc>
+          <w:tcPr>
+            <w:tcW w:w="0" w:type="auto"/>
+            <w:vAlign w:val="center"/>
+            <w:hideMark/>
+          </w:tcPr>
+          <w:p>
+            <w:pPr>
+              <w:spacing w:after="0" w:line="240" w:lineRule="auto"/>
+              <w:rPr>
+                <w:lang w:val="en-IN"/>
+              </w:rPr>
+            </w:pPr>
+            <w:r>
+              <w:rPr>
+                <w:lang w:val="en-IN"/>
+              </w:rPr>
+              <w:t>Steeper</w:t>
+            </w:r>
+          </w:p>
+        </w:tc>
+      </w:tr>
+      <w:tr>
+        <w:trPr>
+          <w:tblCellSpacing w:w="15" w:type="dxa"/>
+        </w:trPr>
+        <w:tc>
+          <w:tcPr>
+            <w:tcW w:w="0" w:type="auto"/>
+            <w:vAlign w:val="center"/>
+            <w:hideMark/>
+          </w:tcPr>
+          <w:p>
+            <w:pPr>
+              <w:spacing w:after="0" w:line="240" w:lineRule="auto"/>
+              <w:rPr>
+                <w:lang w:val="en-IN"/>
+              </w:rPr>
+            </w:pPr>
+            <w:r>
+              <w:rPr>
+                <w:lang w:val="en-IN"/>
+              </w:rPr>
+              <w:t>Best For</w:t>
+            </w:r>
+          </w:p>
+        </w:tc>
+        <w:tc>
+          <w:tcPr>
+            <w:tcW w:w="0" w:type="auto"/>
+            <w:vAlign w:val="center"/>
+            <w:hideMark/>
+          </w:tcPr>
+          <w:p>
+            <w:pPr>
+              <w:spacing w:after="0" w:line="240" w:lineRule="auto"/>
+              <w:rPr>
+                <w:lang w:val="en-IN"/>
+              </w:rPr>
+            </w:pPr>
+            <w:r>
+              <w:rPr>
+                <w:lang w:val="en-IN"/>
+              </w:rPr>
+              <w:t>CRUD, enterprise apps</w:t>
+            </w:r>
+          </w:p>
+        </w:tc>
+        <w:tc>
+          <w:tcPr>
+            <w:tcW w:w="0" w:type="auto"/>
+            <w:vAlign w:val="center"/>
+            <w:hideMark/>
+          </w:tcPr>
+          <w:p>
+            <w:pPr>
+              <w:spacing w:after="0" w:line="240" w:lineRule="auto"/>
+              <w:rPr>
+                <w:lang w:val="en-IN"/>
+              </w:rPr>
+            </w:pPr>
+            <w:r>
+              <w:rPr>
+                <w:lang w:val="en-IN"/>
+              </w:rPr>
+              <w:t>High concurrency, streaming, API aggregation</w:t>
+            </w:r>
+          </w:p>
+        </w:tc>
+      </w:tr>
+      <w:tr>
+        <w:trPr>
+          <w:tblCellSpacing w:w="15" w:type="dxa"/>
+        </w:trPr>
+        <w:tc>
+          <w:tcPr>
+            <w:tcW w:w="0" w:type="auto"/>
+            <w:vAlign w:val="center"/>
+            <w:hideMark/>
+          </w:tcPr>
+          <w:p>
+            <w:pPr>
+              <w:spacing w:after="0" w:line="240" w:lineRule="auto"/>
+              <w:rPr>
+                <w:lang w:val="en-IN"/>
+              </w:rPr>
+            </w:pPr>
+            <w:r>
+              <w:rPr>
+                <w:lang w:val="en-IN"/>
+              </w:rPr>
+              <w:t>Debugging</w:t>
+            </w:r>
+          </w:p>
+        </w:tc>
+        <w:tc>
+          <w:tcPr>
+            <w:tcW w:w="0" w:type="auto"/>
+            <w:vAlign w:val="center"/>
+            <w:hideMark/>
+          </w:tcPr>
+          <w:p>
+            <w:pPr>
+              <w:spacing w:after="0" w:line="240" w:lineRule="auto"/>
+              <w:rPr>
+                <w:lang w:val="en-IN"/>
+              </w:rPr>
+            </w:pPr>
+            <w:r>
+              <w:rPr>
+                <w:lang w:val="en-IN"/>
+              </w:rPr>
+              <w:t>Easier</w:t>
+            </w:r>
+          </w:p>
+        </w:tc>
+        <w:tc>
+          <w:tcPr>
+            <w:tcW w:w="0" w:type="auto"/>
+            <w:vAlign w:val="center"/>
+            <w:hideMark/>
+          </w:tcPr>
+          <w:p>
+            <w:pPr>
+              <w:spacing w:after="0" w:line="240" w:lineRule="auto"/>
+              <w:rPr>
+                <w:lang w:val="en-IN"/>
+              </w:rPr>
+            </w:pPr>
+            <w:r>
+              <w:rPr>
+                <w:lang w:val="en-IN"/>
+              </w:rPr>
+              <w:t>More complex</w:t>
+            </w:r>
+          </w:p>
+        </w:tc>
+      </w:tr>
+      <w:tr>
+        <w:trPr>
+          <w:tblCellSpacing w:w="15" w:type="dxa"/>
+        </w:trPr>
+        <w:tc>
+          <w:tcPr>
+            <w:tcW w:w="0" w:type="auto"/>
+            <w:vAlign w:val="center"/>
+            <w:hideMark/>
+          </w:tcPr>
+          <w:p>
+            <w:pPr>
+              <w:spacing w:after="0" w:line="240" w:lineRule="auto"/>
+              <w:rPr>
+                <w:lang w:val="en-IN"/>
+              </w:rPr>
+            </w:pPr>
+            <w:r>
+              <w:rPr>
+                <w:lang w:val="en-IN"/>
+              </w:rPr>
+              <w:t>Thread Usage</w:t>
+            </w:r>
+          </w:p>
+        </w:tc>
+        <w:tc>
+          <w:tcPr>
+            <w:tcW w:w="0" w:type="auto"/>
+            <w:vAlign w:val="center"/>
+            <w:hideMark/>
+          </w:tcPr>
+          <w:p>
+            <w:pPr>
+              <w:spacing w:after="0" w:line="240" w:lineRule="auto"/>
+              <w:rPr>
+                <w:lang w:val="en-IN"/>
+              </w:rPr>
+            </w:pPr>
+            <w:r>
+              <w:rPr>
+                <w:lang w:val="en-IN"/>
+              </w:rPr>
+              <w:t>One thread per request</w:t>
+            </w:r>
+          </w:p>
+        </w:tc>
+        <w:tc>
+          <w:tcPr>
+            <w:tcW w:w="0" w:type="auto"/>
+            <w:vAlign w:val="center"/>
+            <w:hideMark/>
+          </w:tcPr>
+          <w:p>
+            <w:pPr>
+              <w:spacing w:after="0" w:line="240" w:lineRule="auto"/>
+              <w:rPr>
+                <w:lang w:val="en-IN"/>
+              </w:rPr>
+            </w:pPr>
+            <w:r>
+              <w:rPr>
+                <w:lang w:val="en-IN"/>
+              </w:rPr>
+              <w:t>Small event-loop thread pool</w:t>
+            </w:r>
+          </w:p>
+        </w:tc>
+      </w:tr>
+    </w:tbl>
+    <w:p>
+      <w:pPr>
+        <w:spacing w:after="0" w:line="240" w:lineRule="auto"/>
+      </w:pPr>
+    </w:p>
+    <w:p>
+      <w:pPr>
+        <w:spacing w:after="0" w:line="240" w:lineRule="auto"/>
+      </w:pPr>
+      <w:hyperlink r:id="rId7" w:history="1">
+        <w:r>
+          <w:rPr>
+            <w:rStyle w:val="Hyperlink"/>
+          </w:rPr>
+          <w:t>https://chatgpt.com/c/6a6ff145-3350-83ee-8e48-cf58cefbdad5</w:t>
+        </w:r>
+      </w:hyperlink>
+      <w:r>
+        <w:t xml:space="preserve"> </w:t>
+      </w:r>
+    </w:p>
+    <w:p>
+      <w:pPr>
+        <w:spacing w:after="0" w:line="240" w:lineRule="auto"/>
+      </w:pPr>
+    </w:p>
+    <w:p>
+      <w:pPr>
+        <w:spacing w:after="0" w:line="240" w:lineRule="auto"/>
+      </w:pPr>
+    </w:p>
+    <w:p>
+      <w:pPr>
+        <w:spacing w:after="0" w:line="240" w:lineRule="auto"/>
       </w:pPr>
       <w:r>
         <w:t xml:space="preserve">Now open STS / IntelliJ and </w:t>
@@ -353,7 +1130,6 @@
         <w:rPr>
           <w:noProof/>
         </w:rPr>
-        <w:lastRenderedPageBreak/>
         <w:drawing>
           <wp:inline distT="0" distB="0" distL="0" distR="0" wp14:anchorId="5D5C9FA3" wp14:editId="1A4FF764">
             <wp:extent cx="5817888" cy="2411730"/>
@@ -370,7 +1146,7 @@
                     <pic:cNvPicPr/>
                   </pic:nvPicPr>
                   <pic:blipFill>
-                    <a:blip r:embed="rId7"/>
+                    <a:blip r:embed="rId8"/>
                     <a:stretch>
                       <a:fillRect/>
                     </a:stretch>
@@ -415,7 +1191,7 @@
                     <pic:cNvPicPr/>
                   </pic:nvPicPr>
                   <pic:blipFill>
-                    <a:blip r:embed="rId8"/>
+                    <a:blip r:embed="rId9"/>
                     <a:stretch>
                       <a:fillRect/>
                     </a:stretch>
@@ -479,7 +1255,7 @@
                     <pic:cNvPicPr/>
                   </pic:nvPicPr>
                   <pic:blipFill>
-                    <a:blip r:embed="rId9"/>
+                    <a:blip r:embed="rId10"/>
                     <a:stretch>
                       <a:fillRect/>
                     </a:stretch>
@@ -609,7 +1385,6 @@
         <w:t xml:space="preserve">2.change name of </w:t>
       </w:r>
       <w:proofErr w:type="spellStart"/>
-      <w:proofErr w:type="gramStart"/>
       <w:r>
         <w:rPr>
           <w:b/>
@@ -618,7 +1393,6 @@
         <w:t>application.properties</w:t>
       </w:r>
       <w:proofErr w:type="spellEnd"/>
-      <w:proofErr w:type="gramEnd"/>
       <w:r>
         <w:t xml:space="preserve"> file name into </w:t>
       </w:r>
@@ -633,143 +1407,104 @@
       </w:r>
       <w:proofErr w:type="spellEnd"/>
       <w:r>
+        <w:t xml:space="preserve"> file.</w:t>
+      </w:r>
+      <w:r>
+        <w:t>[right click -&gt; refractor-&gt; rename]</w:t>
+      </w:r>
+    </w:p>
+    <w:p>
+      <w:pPr>
+        <w:spacing w:after="0"/>
+      </w:pPr>
+      <w:r>
+        <w:t>3.</w:t>
+      </w:r>
+      <w:r>
+        <w:t>[</w:t>
+      </w:r>
+      <w:r>
+        <w:rPr>
+          <w:b/>
+          <w:bCs/>
+        </w:rPr>
+        <w:t>OPTIONAL</w:t>
+      </w:r>
+      <w:r>
+        <w:t>]</w:t>
+      </w:r>
+      <w:r>
+        <w:t xml:space="preserve">In the </w:t>
+      </w:r>
+      <w:proofErr w:type="spellStart"/>
+      <w:r>
+        <w:t>application.yaml</w:t>
+      </w:r>
+      <w:proofErr w:type="spellEnd"/>
+      <w:r>
+        <w:t xml:space="preserve"> file add server port number</w:t>
+      </w:r>
+      <w:r>
+        <w:t xml:space="preserve">, number can be </w:t>
+      </w:r>
+      <w:r>
+        <w:t xml:space="preserve"> anything you interested. Like.. 9000, </w:t>
+      </w:r>
+      <w:r>
         <w:t xml:space="preserve"> </w:t>
       </w:r>
-      <w:proofErr w:type="gramStart"/>
-      <w:r>
-        <w:t>file.</w:t>
-      </w:r>
-      <w:r>
-        <w:t>[</w:t>
-      </w:r>
-      <w:proofErr w:type="gramEnd"/>
-      <w:r>
-        <w:t>right click -&gt; refractor-&gt; rename]</w:t>
-      </w:r>
-    </w:p>
-    <w:p>
-      <w:pPr>
-        <w:spacing w:after="0"/>
-      </w:pPr>
-      <w:r>
-        <w:t>3.</w:t>
-      </w:r>
-      <w:r>
-        <w:t>[</w:t>
-      </w:r>
-      <w:r>
-        <w:rPr>
-          <w:b/>
-          <w:bCs/>
-        </w:rPr>
-        <w:t>OPTIONAL</w:t>
-      </w:r>
-      <w:r>
-        <w:t>]</w:t>
-      </w:r>
-      <w:r>
-        <w:t xml:space="preserve">In the </w:t>
-      </w:r>
-      <w:proofErr w:type="spellStart"/>
-      <w:r>
-        <w:t>application.yaml</w:t>
-      </w:r>
-      <w:proofErr w:type="spellEnd"/>
-      <w:r>
-        <w:t xml:space="preserve"> file add server port number</w:t>
-      </w:r>
-      <w:r>
-        <w:t xml:space="preserve">, number can </w:t>
-      </w:r>
-      <w:proofErr w:type="gramStart"/>
-      <w:r>
-        <w:t xml:space="preserve">be </w:t>
-      </w:r>
-      <w:r>
-        <w:t xml:space="preserve"> anything</w:t>
-      </w:r>
-      <w:proofErr w:type="gramEnd"/>
-      <w:r>
-        <w:t xml:space="preserve"> you interested. </w:t>
-      </w:r>
-      <w:proofErr w:type="gramStart"/>
-      <w:r>
-        <w:t>Like..</w:t>
-      </w:r>
-      <w:proofErr w:type="gramEnd"/>
-      <w:r>
-        <w:t xml:space="preserve"> 9000, </w:t>
+    </w:p>
+    <w:p>
+      <w:pPr>
+        <w:spacing w:after="0"/>
+      </w:pPr>
+      <w:r>
+        <w:t xml:space="preserve">                         </w:t>
+      </w:r>
+      <w:r>
+        <w:t xml:space="preserve">9001, </w:t>
       </w:r>
       <w:r>
         <w:t xml:space="preserve"> </w:t>
       </w:r>
-    </w:p>
-    <w:p>
-      <w:pPr>
-        <w:spacing w:after="0"/>
-      </w:pPr>
-      <w:r>
-        <w:t xml:space="preserve">                         </w:t>
-      </w:r>
-      <w:proofErr w:type="gramStart"/>
-      <w:r>
-        <w:t xml:space="preserve">9001, </w:t>
-      </w:r>
-      <w:r>
-        <w:t xml:space="preserve"> </w:t>
-      </w:r>
-      <w:r>
-        <w:t>9002</w:t>
-      </w:r>
-      <w:proofErr w:type="gramEnd"/>
+      <w:r>
+        <w:t>9002…….etc</w:t>
+      </w:r>
+      <w:r>
+        <w:t>.</w:t>
+      </w:r>
+    </w:p>
+    <w:p>
+      <w:pPr>
+        <w:spacing w:after="0"/>
+      </w:pPr>
+      <w:r>
+        <w:t>4.</w:t>
+      </w:r>
+      <w:r>
+        <w:t xml:space="preserve">create methods in </w:t>
+      </w:r>
+      <w:r>
+        <w:t xml:space="preserve">a </w:t>
+      </w:r>
+      <w:r>
+        <w:t xml:space="preserve">class you created, and add </w:t>
+      </w:r>
+      <w:r>
+        <w:rPr>
+          <w:b/>
+          <w:bCs/>
+        </w:rPr>
+        <w:t>Request method type annotations</w:t>
+      </w:r>
       <w:r>
         <w:t>…</w:t>
       </w:r>
-      <w:proofErr w:type="gramStart"/>
-      <w:r>
-        <w:t>….etc</w:t>
-      </w:r>
       <w:r>
         <w:t>.</w:t>
       </w:r>
-      <w:proofErr w:type="gramEnd"/>
-    </w:p>
-    <w:p>
-      <w:pPr>
-        <w:spacing w:after="0"/>
-      </w:pPr>
-      <w:r>
-        <w:t>4.</w:t>
-      </w:r>
-      <w:r>
-        <w:t xml:space="preserve">create methods in </w:t>
-      </w:r>
-      <w:r>
-        <w:t xml:space="preserve">a </w:t>
-      </w:r>
-      <w:r>
-        <w:t xml:space="preserve">class you created, and add </w:t>
-      </w:r>
-      <w:r>
-        <w:rPr>
-          <w:b/>
-          <w:bCs/>
-        </w:rPr>
-        <w:t>Request method type annotations</w:t>
-      </w:r>
-      <w:proofErr w:type="gramStart"/>
-      <w:r>
-        <w:t>…</w:t>
-      </w:r>
-      <w:r>
-        <w:t>.</w:t>
-      </w:r>
-      <w:r>
-        <w:t>with</w:t>
-      </w:r>
-      <w:proofErr w:type="gramEnd"/>
-      <w:r>
-        <w:t xml:space="preserve"> </w:t>
+      <w:r>
+        <w:t xml:space="preserve">with </w:t>
       </w:r>
       <w:r>
         <w:rPr>
@@ -840,20 +1575,11 @@
           <w:b/>
           <w:bCs/>
         </w:rPr>
-        <w:t>, @PutMapping, @</w:t>
-      </w:r>
-      <w:proofErr w:type="gramStart"/>
-      <w:r>
-        <w:rPr>
-          <w:b/>
-          <w:bCs/>
-        </w:rPr>
-        <w:t>DeleteMapping</w:t>
+        <w:t>, @PutMapping, @DeleteMapping</w:t>
       </w:r>
       <w:r>
         <w:t>..</w:t>
       </w:r>
-      <w:proofErr w:type="gramEnd"/>
     </w:p>
     <w:p>
       <w:pPr>
@@ -1010,7 +1736,7 @@
       <w:r>
         <w:tab/>
       </w:r>
-      <w:hyperlink r:id="rId10" w:history="1">
+      <w:hyperlink r:id="rId11" w:history="1">
         <w:r>
           <w:rPr>
             <w:rStyle w:val="Hyperlink"/>
@@ -1184,7 +1910,6 @@
         <w:t xml:space="preserve">DemoController.java                                                                         </w:t>
       </w:r>
       <w:proofErr w:type="spellStart"/>
-      <w:proofErr w:type="gramStart"/>
       <w:r>
         <w:rPr>
           <w:b/>
@@ -1193,7 +1918,6 @@
         <w:t>application.yaml</w:t>
       </w:r>
       <w:proofErr w:type="spellEnd"/>
-      <w:proofErr w:type="gramEnd"/>
     </w:p>
     <w:tbl>
       <w:tblPr>
@@ -1291,35 +2015,15 @@
               <w:t xml:space="preserve"> </w:t>
             </w:r>
             <w:proofErr w:type="spellStart"/>
-            <w:proofErr w:type="gramStart"/>
-            <w:r>
-              <w:rPr>
-                <w:sz w:val="16"/>
-                <w:szCs w:val="16"/>
-                <w:lang w:val="en-IN"/>
-              </w:rPr>
-              <w:t>org.springframework.web.bind</w:t>
-            </w:r>
-            <w:proofErr w:type="gramEnd"/>
-            <w:r>
-              <w:rPr>
-                <w:sz w:val="16"/>
-                <w:szCs w:val="16"/>
-                <w:lang w:val="en-IN"/>
-              </w:rPr>
-              <w:t>.</w:t>
-            </w:r>
-            <w:proofErr w:type="gramStart"/>
-            <w:r>
-              <w:rPr>
-                <w:sz w:val="16"/>
-                <w:szCs w:val="16"/>
-                <w:lang w:val="en-IN"/>
-              </w:rPr>
-              <w:t>annotation.GetMapping</w:t>
-            </w:r>
-            <w:proofErr w:type="spellEnd"/>
-            <w:proofErr w:type="gramEnd"/>
+            <w:r>
+              <w:rPr>
+                <w:sz w:val="16"/>
+                <w:szCs w:val="16"/>
+                <w:lang w:val="en-IN"/>
+              </w:rPr>
+              <w:t>org.springframework.web.bind.annotation.GetMapping</w:t>
+            </w:r>
+            <w:proofErr w:type="spellEnd"/>
             <w:r>
               <w:rPr>
                 <w:sz w:val="16"/>
@@ -1356,35 +2060,15 @@
               <w:t xml:space="preserve"> </w:t>
             </w:r>
             <w:proofErr w:type="spellStart"/>
-            <w:proofErr w:type="gramStart"/>
-            <w:r>
-              <w:rPr>
-                <w:sz w:val="16"/>
-                <w:szCs w:val="16"/>
-                <w:lang w:val="en-IN"/>
-              </w:rPr>
-              <w:t>org.springframework.web.bind</w:t>
-            </w:r>
-            <w:proofErr w:type="gramEnd"/>
-            <w:r>
-              <w:rPr>
-                <w:sz w:val="16"/>
-                <w:szCs w:val="16"/>
-                <w:lang w:val="en-IN"/>
-              </w:rPr>
-              <w:t>.</w:t>
-            </w:r>
-            <w:proofErr w:type="gramStart"/>
-            <w:r>
-              <w:rPr>
-                <w:sz w:val="16"/>
-                <w:szCs w:val="16"/>
-                <w:lang w:val="en-IN"/>
-              </w:rPr>
-              <w:t>annotation.RestController</w:t>
-            </w:r>
-            <w:proofErr w:type="spellEnd"/>
-            <w:proofErr w:type="gramEnd"/>
+            <w:r>
+              <w:rPr>
+                <w:sz w:val="16"/>
+                <w:szCs w:val="16"/>
+                <w:lang w:val="en-IN"/>
+              </w:rPr>
+              <w:t>org.springframework.web.bind.annotation.RestController</w:t>
+            </w:r>
+            <w:proofErr w:type="spellEnd"/>
             <w:r>
               <w:rPr>
                 <w:sz w:val="16"/>
@@ -1532,31 +2216,7 @@
                 <w:highlight w:val="yellow"/>
                 <w:lang w:val="en-IN"/>
               </w:rPr>
-              <w:t>@</w:t>
-            </w:r>
-            <w:proofErr w:type="gramStart"/>
-            <w:r>
-              <w:rPr>
-                <w:b/>
-                <w:bCs/>
-                <w:sz w:val="16"/>
-                <w:szCs w:val="16"/>
-                <w:highlight w:val="yellow"/>
-                <w:lang w:val="en-IN"/>
-              </w:rPr>
-              <w:t>GetMapping(</w:t>
-            </w:r>
-            <w:proofErr w:type="gramEnd"/>
-            <w:r>
-              <w:rPr>
-                <w:b/>
-                <w:bCs/>
-                <w:sz w:val="16"/>
-                <w:szCs w:val="16"/>
-                <w:highlight w:val="yellow"/>
-                <w:lang w:val="en-IN"/>
-              </w:rPr>
-              <w:t>path = "/</w:t>
+              <w:t>@GetMapping(path = "/</w:t>
             </w:r>
             <w:proofErr w:type="spellStart"/>
             <w:r>
@@ -1695,25 +2355,7 @@
                 <w:szCs w:val="16"/>
                 <w:lang w:val="en-IN"/>
               </w:rPr>
-              <w:t xml:space="preserve">("Hi this is </w:t>
-            </w:r>
-            <w:proofErr w:type="gramStart"/>
-            <w:r>
-              <w:rPr>
-                <w:sz w:val="16"/>
-                <w:szCs w:val="16"/>
-                <w:lang w:val="en-IN"/>
-              </w:rPr>
-              <w:t>Kamal..!</w:t>
-            </w:r>
-            <w:proofErr w:type="gramEnd"/>
-            <w:r>
-              <w:rPr>
-                <w:sz w:val="16"/>
-                <w:szCs w:val="16"/>
-                <w:lang w:val="en-IN"/>
-              </w:rPr>
-              <w:t>");</w:t>
+              <w:t>("Hi this is Kamal..!");</w:t>
             </w:r>
             <w:r>
               <w:rPr>
@@ -1790,25 +2432,7 @@
                 <w:lang w:val="en-IN"/>
               </w:rPr>
               <w:tab/>
-              <w:t>@</w:t>
-            </w:r>
-            <w:proofErr w:type="gramStart"/>
-            <w:r>
-              <w:rPr>
-                <w:sz w:val="16"/>
-                <w:szCs w:val="16"/>
-                <w:lang w:val="en-IN"/>
-              </w:rPr>
-              <w:t>GetMapping(</w:t>
-            </w:r>
-            <w:proofErr w:type="gramEnd"/>
-            <w:r>
-              <w:rPr>
-                <w:sz w:val="16"/>
-                <w:szCs w:val="16"/>
-                <w:lang w:val="en-IN"/>
-              </w:rPr>
-              <w:t>path = "/</w:t>
+              <w:t>@GetMapping(path = "/</w:t>
             </w:r>
             <w:proofErr w:type="spellStart"/>
             <w:r>
@@ -1985,25 +2609,7 @@
                 <w:lang w:val="en-IN"/>
               </w:rPr>
               <w:tab/>
-              <w:t>@</w:t>
-            </w:r>
-            <w:proofErr w:type="gramStart"/>
-            <w:r>
-              <w:rPr>
-                <w:sz w:val="16"/>
-                <w:szCs w:val="16"/>
-                <w:lang w:val="en-IN"/>
-              </w:rPr>
-              <w:t>GetMapping(</w:t>
-            </w:r>
-            <w:proofErr w:type="gramEnd"/>
-            <w:r>
-              <w:rPr>
-                <w:sz w:val="16"/>
-                <w:szCs w:val="16"/>
-                <w:lang w:val="en-IN"/>
-              </w:rPr>
-              <w:t>path = "/</w:t>
+              <w:t>@GetMapping(path = "/</w:t>
             </w:r>
             <w:proofErr w:type="spellStart"/>
             <w:r>
@@ -2119,25 +2725,7 @@
                 <w:szCs w:val="16"/>
                 <w:lang w:val="en-IN"/>
               </w:rPr>
-              <w:t xml:space="preserve"> "Shaik Azad...! Welcome to Spring </w:t>
-            </w:r>
-            <w:proofErr w:type="gramStart"/>
-            <w:r>
-              <w:rPr>
-                <w:sz w:val="16"/>
-                <w:szCs w:val="16"/>
-                <w:lang w:val="en-IN"/>
-              </w:rPr>
-              <w:t>boot..!</w:t>
-            </w:r>
-            <w:proofErr w:type="gramEnd"/>
-            <w:r>
-              <w:rPr>
-                <w:sz w:val="16"/>
-                <w:szCs w:val="16"/>
-                <w:lang w:val="en-IN"/>
-              </w:rPr>
-              <w:t>";</w:t>
+              <w:t xml:space="preserve"> "Shaik Azad...! Welcome to Spring boot..!";</w:t>
             </w:r>
           </w:p>
           <w:p>
@@ -2246,12 +2834,10 @@
         <w:t xml:space="preserve">In </w:t>
       </w:r>
       <w:proofErr w:type="spellStart"/>
-      <w:proofErr w:type="gramStart"/>
       <w:r>
         <w:t>application.yaml</w:t>
       </w:r>
       <w:proofErr w:type="spellEnd"/>
-      <w:proofErr w:type="gramEnd"/>
       <w:r>
         <w:t>/</w:t>
       </w:r>
@@ -2316,7 +2902,7 @@
                     <pic:cNvPicPr/>
                   </pic:nvPicPr>
                   <pic:blipFill>
-                    <a:blip r:embed="rId11"/>
+                    <a:blip r:embed="rId12"/>
                     <a:stretch>
                       <a:fillRect/>
                     </a:stretch>
@@ -2502,16 +3088,57 @@
     <w:p>
       <w:pPr>
         <w:spacing w:after="0"/>
-        <w:rPr>
-          <w:b/>
-          <w:bCs/>
-        </w:rPr>
-      </w:pPr>
-      <w:r>
-        <w:rPr>
-          <w:b/>
-          <w:bCs/>
-        </w:rPr>
+      </w:pPr>
+    </w:p>
+    <w:p>
+      <w:pPr>
+        <w:spacing w:after="0"/>
+      </w:pPr>
+    </w:p>
+    <w:p>
+      <w:pPr>
+        <w:spacing w:after="0"/>
+      </w:pPr>
+    </w:p>
+    <w:p>
+      <w:pPr>
+        <w:spacing w:after="0"/>
+      </w:pPr>
+    </w:p>
+    <w:p>
+      <w:pPr>
+        <w:spacing w:after="0"/>
+      </w:pPr>
+    </w:p>
+    <w:p>
+      <w:pPr>
+        <w:spacing w:after="0"/>
+      </w:pPr>
+    </w:p>
+    <w:p>
+      <w:pPr>
+        <w:spacing w:after="0"/>
+      </w:pPr>
+    </w:p>
+    <w:p>
+      <w:pPr>
+        <w:spacing w:after="0"/>
+      </w:pPr>
+    </w:p>
+    <w:p>
+      <w:pPr>
+        <w:spacing w:after="0"/>
+        <w:rPr>
+          <w:b/>
+          <w:bCs/>
+        </w:rPr>
+      </w:pPr>
+      <w:r>
+        <w:rPr>
+          <w:b/>
+          <w:bCs/>
+        </w:rPr>
+        <w:lastRenderedPageBreak/>
         <w:t xml:space="preserve">How to send data from </w:t>
       </w:r>
       <w:r>
@@ -2610,7 +3237,7 @@
           <w:bCs/>
         </w:rPr>
       </w:pPr>
-      <w:hyperlink r:id="rId12" w:history="1">
+      <w:hyperlink r:id="rId13" w:history="1">
         <w:r>
           <w:rPr>
             <w:rStyle w:val="Hyperlink"/>
@@ -2647,15 +3274,7 @@
         <w:ind w:left="1080"/>
       </w:pPr>
       <w:r>
-        <w:t>@</w:t>
-      </w:r>
-      <w:proofErr w:type="gramStart"/>
-      <w:r>
-        <w:t>GetMapping(</w:t>
-      </w:r>
-      <w:proofErr w:type="gramEnd"/>
-      <w:r>
-        <w:t>path = "/</w:t>
+        <w:t>@GetMapping(path = "/</w:t>
       </w:r>
       <w:proofErr w:type="spellStart"/>
       <w:r>
@@ -2753,21 +3372,7 @@
               <w:rPr>
                 <w:lang w:val="en-IN"/>
               </w:rPr>
-              <w:t>@</w:t>
-            </w:r>
-            <w:proofErr w:type="gramStart"/>
-            <w:r>
-              <w:rPr>
-                <w:lang w:val="en-IN"/>
-              </w:rPr>
-              <w:t>GetMapping(</w:t>
-            </w:r>
-            <w:proofErr w:type="gramEnd"/>
-            <w:r>
-              <w:rPr>
-                <w:lang w:val="en-IN"/>
-              </w:rPr>
-              <w:t>path = "/</w:t>
+              <w:t>@GetMapping(path = "/</w:t>
             </w:r>
             <w:proofErr w:type="spellStart"/>
             <w:r>
@@ -2814,7 +3419,6 @@
                 <w:bCs/>
                 <w:lang w:val="en-IN"/>
               </w:rPr>
-              <w:lastRenderedPageBreak/>
               <w:t>public</w:t>
             </w:r>
             <w:r>
@@ -3094,7 +3698,7 @@
           <w:bCs/>
         </w:rPr>
       </w:pPr>
-      <w:hyperlink r:id="rId13" w:history="1">
+      <w:hyperlink r:id="rId14" w:history="1">
         <w:r>
           <w:rPr>
             <w:rStyle w:val="Hyperlink"/>
@@ -3164,13 +3768,8 @@
         <w:spacing w:after="0"/>
         <w:ind w:left="1080"/>
       </w:pPr>
-      <w:proofErr w:type="gramStart"/>
-      <w:r>
-        <w:t>Here :</w:t>
-      </w:r>
-      <w:proofErr w:type="gramEnd"/>
-      <w:r>
-        <w:t xml:space="preserve"> http – protocol</w:t>
+      <w:r>
+        <w:t>Here : http – protocol</w:t>
       </w:r>
     </w:p>
     <w:p>
@@ -3275,7 +3874,7 @@
         <w:spacing w:after="0"/>
         <w:ind w:left="1080"/>
       </w:pPr>
-      <w:hyperlink r:id="rId14" w:history="1">
+      <w:hyperlink r:id="rId15" w:history="1">
         <w:r>
           <w:rPr>
             <w:rStyle w:val="Hyperlink"/>
@@ -3312,21 +3911,7 @@
               <w:rPr>
                 <w:lang w:val="en-IN"/>
               </w:rPr>
-              <w:t>@</w:t>
-            </w:r>
-            <w:proofErr w:type="gramStart"/>
-            <w:r>
-              <w:rPr>
-                <w:lang w:val="en-IN"/>
-              </w:rPr>
-              <w:t>GetMapping(</w:t>
-            </w:r>
-            <w:proofErr w:type="gramEnd"/>
-            <w:r>
-              <w:rPr>
-                <w:lang w:val="en-IN"/>
-              </w:rPr>
-              <w:t>path = "/</w:t>
+              <w:t>@GetMapping(path = "/</w:t>
             </w:r>
             <w:proofErr w:type="spellStart"/>
             <w:r>
@@ -3439,21 +4024,7 @@
               <w:rPr>
                 <w:lang w:val="en-IN"/>
               </w:rPr>
-              <w:t xml:space="preserve">("My details %s - %s - %s </w:t>
-            </w:r>
-            <w:proofErr w:type="gramStart"/>
-            <w:r>
-              <w:rPr>
-                <w:lang w:val="en-IN"/>
-              </w:rPr>
-              <w:t>",name</w:t>
-            </w:r>
-            <w:proofErr w:type="gramEnd"/>
-            <w:r>
-              <w:rPr>
-                <w:lang w:val="en-IN"/>
-              </w:rPr>
-              <w:t>, city, pin);</w:t>
+              <w:t>("My details %s - %s - %s ",name, city, pin);</w:t>
             </w:r>
           </w:p>
           <w:p>
@@ -3564,21 +4135,7 @@
               <w:rPr>
                 <w:lang w:val="en-IN"/>
               </w:rPr>
-              <w:t>@</w:t>
-            </w:r>
-            <w:proofErr w:type="gramStart"/>
-            <w:r>
-              <w:rPr>
-                <w:lang w:val="en-IN"/>
-              </w:rPr>
-              <w:t>GetMapping(</w:t>
-            </w:r>
-            <w:proofErr w:type="gramEnd"/>
-            <w:r>
-              <w:rPr>
-                <w:lang w:val="en-IN"/>
-              </w:rPr>
-              <w:t>path = "/percentage</w:t>
+              <w:t>@GetMapping(path = "/percentage</w:t>
             </w:r>
             <w:r>
               <w:rPr>
@@ -3656,7 +4213,6 @@
               <w:t xml:space="preserve">public Integer </w:t>
             </w:r>
             <w:proofErr w:type="spellStart"/>
-            <w:proofErr w:type="gramStart"/>
             <w:r>
               <w:rPr>
                 <w:lang w:val="en-IN"/>
@@ -3670,7 +4226,6 @@
               </w:rPr>
               <w:t>(</w:t>
             </w:r>
-            <w:proofErr w:type="gramEnd"/>
             <w:r>
               <w:rPr>
                 <w:lang w:val="en-IN"/>
@@ -3858,22 +4413,14 @@
       </w:r>
       <w:proofErr w:type="spellEnd"/>
       <w:r>
-        <w:t xml:space="preserve">. If we want o send more </w:t>
-      </w:r>
-      <w:proofErr w:type="gramStart"/>
-      <w:r>
-        <w:t>values</w:t>
-      </w:r>
-      <w:proofErr w:type="gramEnd"/>
-      <w:r>
-        <w:t xml:space="preserve"> we will send n path variables only but it will confuse us.</w:t>
-      </w:r>
-    </w:p>
-    <w:p>
-      <w:pPr>
-        <w:spacing w:after="0"/>
-      </w:pPr>
-      <w:hyperlink r:id="rId15" w:history="1">
+        <w:t>. If we want o send more values we will send n path variables only but it will confuse us.</w:t>
+      </w:r>
+    </w:p>
+    <w:p>
+      <w:pPr>
+        <w:spacing w:after="0"/>
+      </w:pPr>
+      <w:hyperlink r:id="rId16" w:history="1">
         <w:r>
           <w:rPr>
             <w:rStyle w:val="Hyperlink"/>
@@ -3903,15 +4450,7 @@
         <w:spacing w:after="0"/>
       </w:pPr>
       <w:r>
-        <w:t xml:space="preserve">To overcome </w:t>
-      </w:r>
-      <w:proofErr w:type="gramStart"/>
-      <w:r>
-        <w:t>this</w:t>
-      </w:r>
-      <w:proofErr w:type="gramEnd"/>
-      <w:r>
-        <w:t xml:space="preserve"> we can use of “Query String” approach.</w:t>
+        <w:t>To overcome this we can use of “Query String” approach.</w:t>
       </w:r>
     </w:p>
     <w:p>
@@ -3932,7 +4471,7 @@
       <w:pPr>
         <w:spacing w:after="0"/>
       </w:pPr>
-      <w:hyperlink r:id="rId16" w:history="1">
+      <w:hyperlink r:id="rId17" w:history="1">
         <w:r>
           <w:rPr>
             <w:rStyle w:val="Hyperlink"/>
@@ -3968,21 +4507,7 @@
               <w:rPr>
                 <w:lang w:val="en-IN"/>
               </w:rPr>
-              <w:t>@</w:t>
-            </w:r>
-            <w:proofErr w:type="gramStart"/>
-            <w:r>
-              <w:rPr>
-                <w:lang w:val="en-IN"/>
-              </w:rPr>
-              <w:t>GetMapping(</w:t>
-            </w:r>
-            <w:proofErr w:type="gramEnd"/>
-            <w:r>
-              <w:rPr>
-                <w:lang w:val="en-IN"/>
-              </w:rPr>
-              <w:t>path= "/</w:t>
+              <w:t>@GetMapping(path= "/</w:t>
             </w:r>
             <w:proofErr w:type="spellStart"/>
             <w:r>
@@ -4003,14 +4528,7 @@
                 <w:lang w:val="en-IN"/>
               </w:rPr>
               <w:br/>
-              <w:t xml:space="preserve">public </w:t>
-            </w:r>
-            <w:proofErr w:type="gramStart"/>
-            <w:r>
-              <w:rPr>
-                <w:lang w:val="en-IN"/>
-              </w:rPr>
-              <w:t xml:space="preserve">String  </w:t>
+              <w:t xml:space="preserve">public String  </w:t>
             </w:r>
             <w:proofErr w:type="spellStart"/>
             <w:r>
@@ -4020,7 +4538,6 @@
               <w:t>calculatePerWithQString</w:t>
             </w:r>
             <w:proofErr w:type="spellEnd"/>
-            <w:proofErr w:type="gramEnd"/>
             <w:r>
               <w:rPr>
                 <w:lang w:val="en-IN"/>
@@ -4039,7 +4556,6 @@
                 <w:bCs/>
                 <w:lang w:val="en-IN"/>
               </w:rPr>
-              <w:lastRenderedPageBreak/>
               <w:t xml:space="preserve">        @RequestParam</w:t>
             </w:r>
             <w:r>
@@ -4185,21 +4701,7 @@
                 <w:lang w:val="en-IN"/>
               </w:rPr>
               <w:br/>
-              <w:t xml:space="preserve">    return "Your percentage </w:t>
-            </w:r>
-            <w:proofErr w:type="gramStart"/>
-            <w:r>
-              <w:rPr>
-                <w:lang w:val="en-IN"/>
-              </w:rPr>
-              <w:t>is :</w:t>
-            </w:r>
-            <w:proofErr w:type="gramEnd"/>
-            <w:r>
-              <w:rPr>
-                <w:lang w:val="en-IN"/>
-              </w:rPr>
-              <w:t xml:space="preserve"> "+percentage;</w:t>
+              <w:t xml:space="preserve">    return "Your percentage is : "+percentage;</w:t>
             </w:r>
             <w:r>
               <w:rPr>
@@ -4247,7 +4749,7 @@
                     <pic:cNvPicPr/>
                   </pic:nvPicPr>
                   <pic:blipFill>
-                    <a:blip r:embed="rId17"/>
+                    <a:blip r:embed="rId18"/>
                     <a:stretch>
                       <a:fillRect/>
                     </a:stretch>
@@ -4381,6 +4883,7 @@
         <w:rPr>
           <w:noProof/>
         </w:rPr>
+        <w:lastRenderedPageBreak/>
         <w:drawing>
           <wp:inline distT="0" distB="0" distL="0" distR="0" wp14:anchorId="21140693" wp14:editId="7DDC91CA">
             <wp:extent cx="6858000" cy="2108835"/>
@@ -4397,7 +4900,7 @@
                     <pic:cNvPicPr/>
                   </pic:nvPicPr>
                   <pic:blipFill>
-                    <a:blip r:embed="rId18"/>
+                    <a:blip r:embed="rId19"/>
                     <a:stretch>
                       <a:fillRect/>
                     </a:stretch>
@@ -4462,34 +4965,19 @@
                 <w:lang w:val="en-IN"/>
               </w:rPr>
               <w:tab/>
-              <w:t>@</w:t>
-            </w:r>
-            <w:proofErr w:type="gramStart"/>
-            <w:r>
-              <w:rPr>
-                <w:lang w:val="en-IN"/>
-              </w:rPr>
-              <w:t>PostMapping(</w:t>
-            </w:r>
-            <w:proofErr w:type="gramEnd"/>
-            <w:r>
-              <w:rPr>
-                <w:lang w:val="en-IN"/>
-              </w:rPr>
-              <w:t>"/")</w:t>
-            </w:r>
-          </w:p>
-          <w:p>
-            <w:pPr>
-              <w:rPr>
-                <w:lang w:val="en-IN"/>
-              </w:rPr>
-            </w:pPr>
-            <w:r>
-              <w:rPr>
-                <w:lang w:val="en-IN"/>
-              </w:rPr>
-              <w:lastRenderedPageBreak/>
+              <w:t>@PostMapping("/")</w:t>
+            </w:r>
+          </w:p>
+          <w:p>
+            <w:pPr>
+              <w:rPr>
+                <w:lang w:val="en-IN"/>
+              </w:rPr>
+            </w:pPr>
+            <w:r>
+              <w:rPr>
+                <w:lang w:val="en-IN"/>
+              </w:rPr>
               <w:tab/>
             </w:r>
             <w:r>
@@ -4507,7 +4995,6 @@
               <w:t xml:space="preserve"> String </w:t>
             </w:r>
             <w:proofErr w:type="spellStart"/>
-            <w:proofErr w:type="gramStart"/>
             <w:r>
               <w:rPr>
                 <w:lang w:val="en-IN"/>
@@ -4519,14 +5006,7 @@
               <w:rPr>
                 <w:lang w:val="en-IN"/>
               </w:rPr>
-              <w:t>(</w:t>
-            </w:r>
-            <w:proofErr w:type="gramEnd"/>
-            <w:r>
-              <w:rPr>
-                <w:lang w:val="en-IN"/>
-              </w:rPr>
-              <w:t>) {</w:t>
+              <w:t>() {</w:t>
             </w:r>
           </w:p>
           <w:p>
@@ -4629,7 +5109,7 @@
                     <pic:cNvPicPr/>
                   </pic:nvPicPr>
                   <pic:blipFill>
-                    <a:blip r:embed="rId19"/>
+                    <a:blip r:embed="rId20"/>
                     <a:stretch>
                       <a:fillRect/>
                     </a:stretch>
@@ -4708,11 +5188,48 @@
           <w:bCs/>
         </w:rPr>
       </w:pPr>
-      <w:r>
-        <w:rPr>
-          <w:b/>
-          <w:bCs/>
-        </w:rPr>
+    </w:p>
+    <w:p>
+      <w:pPr>
+        <w:spacing w:after="0"/>
+        <w:rPr>
+          <w:b/>
+          <w:bCs/>
+        </w:rPr>
+      </w:pPr>
+    </w:p>
+    <w:p>
+      <w:pPr>
+        <w:spacing w:after="0"/>
+        <w:rPr>
+          <w:b/>
+          <w:bCs/>
+        </w:rPr>
+      </w:pPr>
+    </w:p>
+    <w:p>
+      <w:pPr>
+        <w:spacing w:after="0"/>
+        <w:rPr>
+          <w:b/>
+          <w:bCs/>
+        </w:rPr>
+      </w:pPr>
+    </w:p>
+    <w:p>
+      <w:pPr>
+        <w:spacing w:after="0"/>
+        <w:rPr>
+          <w:b/>
+          <w:bCs/>
+        </w:rPr>
+      </w:pPr>
+      <w:r>
+        <w:rPr>
+          <w:b/>
+          <w:bCs/>
+        </w:rPr>
+        <w:lastRenderedPageBreak/>
         <w:t xml:space="preserve">How to send the POST request </w:t>
       </w:r>
       <w:r>
@@ -4767,23 +5284,7 @@
           <w:b/>
           <w:bCs/>
         </w:rPr>
-        <w:t xml:space="preserve"> method</w:t>
-      </w:r>
-      <w:proofErr w:type="gramStart"/>
-      <w:r>
-        <w:rPr>
-          <w:b/>
-          <w:bCs/>
-        </w:rPr>
-        <w:t>=”POST</w:t>
-      </w:r>
-      <w:proofErr w:type="gramEnd"/>
-      <w:r>
-        <w:rPr>
-          <w:b/>
-          <w:bCs/>
-        </w:rPr>
-        <w:t>”</w:t>
+        <w:t xml:space="preserve"> method=”POST”</w:t>
       </w:r>
       <w:r>
         <w:rPr>
@@ -4976,12 +5477,10 @@
         </w:rPr>
         <w:t>POST, PUT, DELETE</w:t>
       </w:r>
-      <w:proofErr w:type="gramStart"/>
       <w:r>
         <w:t xml:space="preserve"> ..</w:t>
       </w:r>
       <w:proofErr w:type="spellStart"/>
-      <w:proofErr w:type="gramEnd"/>
       <w:r>
         <w:t>etc</w:t>
       </w:r>
@@ -5143,7 +5642,6 @@
               <w:t xml:space="preserve"> String </w:t>
             </w:r>
             <w:proofErr w:type="spellStart"/>
-            <w:proofErr w:type="gramStart"/>
             <w:r>
               <w:rPr>
                 <w:lang w:val="en-IN"/>
@@ -5158,17 +5656,7 @@
                 <w:highlight w:val="yellow"/>
                 <w:lang w:val="en-IN"/>
               </w:rPr>
-              <w:t>(</w:t>
-            </w:r>
-            <w:proofErr w:type="gramEnd"/>
-            <w:r>
-              <w:rPr>
-                <w:b/>
-                <w:bCs/>
-                <w:highlight w:val="yellow"/>
-                <w:lang w:val="en-IN"/>
-              </w:rPr>
-              <w:t>@PathVariable</w:t>
+              <w:t>(@PathVariable</w:t>
             </w:r>
             <w:r>
               <w:rPr>
@@ -5235,21 +5723,7 @@
               <w:rPr>
                 <w:lang w:val="en-IN"/>
               </w:rPr>
-              <w:t xml:space="preserve"> / </w:t>
-            </w:r>
-            <w:proofErr w:type="gramStart"/>
-            <w:r>
-              <w:rPr>
-                <w:lang w:val="en-IN"/>
-              </w:rPr>
-              <w:t>Homepage :</w:t>
-            </w:r>
-            <w:proofErr w:type="gramEnd"/>
-            <w:r>
-              <w:rPr>
-                <w:lang w:val="en-IN"/>
-              </w:rPr>
-              <w:t xml:space="preserve"> " + </w:t>
+              <w:t xml:space="preserve"> / Homepage : " + </w:t>
             </w:r>
             <w:proofErr w:type="spellStart"/>
             <w:r>
@@ -5290,7 +5764,6 @@
               <w:rPr>
                 <w:lang w:val="en-IN"/>
               </w:rPr>
-              <w:lastRenderedPageBreak/>
               <w:tab/>
             </w:r>
           </w:p>
@@ -5349,7 +5822,6 @@
               <w:t xml:space="preserve"> String </w:t>
             </w:r>
             <w:proofErr w:type="spellStart"/>
-            <w:proofErr w:type="gramStart"/>
             <w:r>
               <w:rPr>
                 <w:lang w:val="en-IN"/>
@@ -5364,17 +5836,7 @@
                 <w:highlight w:val="yellow"/>
                 <w:lang w:val="en-IN"/>
               </w:rPr>
-              <w:t>(</w:t>
-            </w:r>
-            <w:proofErr w:type="gramEnd"/>
-            <w:r>
-              <w:rPr>
-                <w:b/>
-                <w:bCs/>
-                <w:highlight w:val="yellow"/>
-                <w:lang w:val="en-IN"/>
-              </w:rPr>
-              <w:t>@RequestParam</w:t>
+              <w:t>(@RequestParam</w:t>
             </w:r>
             <w:r>
               <w:rPr>
@@ -5481,19 +5943,11 @@
               <w:t>("</w:t>
             </w:r>
             <w:proofErr w:type="spellStart"/>
-            <w:proofErr w:type="gramStart"/>
-            <w:r>
-              <w:rPr>
-                <w:lang w:val="en-IN"/>
-              </w:rPr>
-              <w:t>Hi..</w:t>
-            </w:r>
-            <w:proofErr w:type="gramEnd"/>
-            <w:r>
-              <w:rPr>
-                <w:lang w:val="en-IN"/>
-              </w:rPr>
-              <w:t>%s</w:t>
+            <w:r>
+              <w:rPr>
+                <w:lang w:val="en-IN"/>
+              </w:rPr>
+              <w:t>Hi..%s</w:t>
             </w:r>
             <w:proofErr w:type="spellEnd"/>
             <w:r>
@@ -5572,7 +6026,7 @@
                     <pic:cNvPicPr/>
                   </pic:nvPicPr>
                   <pic:blipFill>
-                    <a:blip r:embed="rId20"/>
+                    <a:blip r:embed="rId21"/>
                     <a:stretch>
                       <a:fillRect/>
                     </a:stretch>
@@ -5606,6 +6060,7 @@
         <w:rPr>
           <w:noProof/>
         </w:rPr>
+        <w:lastRenderedPageBreak/>
         <w:drawing>
           <wp:inline distT="0" distB="0" distL="0" distR="0" wp14:anchorId="15129E74" wp14:editId="2835D86A">
             <wp:extent cx="6858000" cy="2667635"/>
@@ -5622,7 +6077,7 @@
                     <pic:cNvPicPr/>
                   </pic:nvPicPr>
                   <pic:blipFill>
-                    <a:blip r:embed="rId21"/>
+                    <a:blip r:embed="rId22"/>
                     <a:stretch>
                       <a:fillRect/>
                     </a:stretch>
@@ -5657,13 +6112,8 @@
       <w:pPr>
         <w:spacing w:after="0"/>
       </w:pPr>
-      <w:proofErr w:type="gramStart"/>
-      <w:r>
-        <w:t>But,</w:t>
-      </w:r>
-      <w:proofErr w:type="gramEnd"/>
-      <w:r>
-        <w:t xml:space="preserve"> while working with POST method it is not recommended to send path variables or query string.</w:t>
+      <w:r>
+        <w:t>But, while working with POST method it is not recommended to send path variables or query string.</w:t>
       </w:r>
     </w:p>
     <w:p>
@@ -5703,7 +6153,7 @@
                     <pic:cNvPicPr/>
                   </pic:nvPicPr>
                   <pic:blipFill>
-                    <a:blip r:embed="rId22"/>
+                    <a:blip r:embed="rId23"/>
                     <a:stretch>
                       <a:fillRect/>
                     </a:stretch>
@@ -5905,6 +6355,7 @@
           <w:b/>
           <w:bCs/>
         </w:rPr>
+        <w:lastRenderedPageBreak/>
         <w:t xml:space="preserve">How to send request payload from POSTMAN? </w:t>
       </w:r>
     </w:p>
@@ -5945,29 +6396,13 @@
                 <w:bCs/>
                 <w:lang w:val="en-IN"/>
               </w:rPr>
-              <w:t>@</w:t>
-            </w:r>
-            <w:proofErr w:type="gramStart"/>
-            <w:r>
-              <w:rPr>
-                <w:b/>
-                <w:bCs/>
-                <w:lang w:val="en-IN"/>
-              </w:rPr>
-              <w:t>PostMapping</w:t>
-            </w:r>
-            <w:r>
-              <w:rPr>
-                <w:lang w:val="en-IN"/>
-              </w:rPr>
-              <w:t>(</w:t>
-            </w:r>
-            <w:proofErr w:type="gramEnd"/>
-            <w:r>
-              <w:rPr>
-                <w:lang w:val="en-IN"/>
-              </w:rPr>
-              <w:t>path = "/</w:t>
+              <w:t>@PostMapping</w:t>
+            </w:r>
+            <w:r>
+              <w:rPr>
+                <w:lang w:val="en-IN"/>
+              </w:rPr>
+              <w:t>(path = "/</w:t>
             </w:r>
             <w:proofErr w:type="spellStart"/>
             <w:r>
@@ -6011,7 +6446,6 @@
               <w:t xml:space="preserve"> String </w:t>
             </w:r>
             <w:proofErr w:type="spellStart"/>
-            <w:proofErr w:type="gramStart"/>
             <w:r>
               <w:rPr>
                 <w:lang w:val="en-IN"/>
@@ -6026,17 +6460,7 @@
                 <w:highlight w:val="yellow"/>
                 <w:lang w:val="en-IN"/>
               </w:rPr>
-              <w:t>(</w:t>
-            </w:r>
-            <w:proofErr w:type="gramEnd"/>
-            <w:r>
-              <w:rPr>
-                <w:b/>
-                <w:bCs/>
-                <w:highlight w:val="yellow"/>
-                <w:lang w:val="en-IN"/>
-              </w:rPr>
-              <w:t>@RequestBody</w:t>
+              <w:t>(@RequestBody</w:t>
             </w:r>
             <w:r>
               <w:rPr>
@@ -6284,7 +6708,7 @@
                     <pic:cNvPicPr/>
                   </pic:nvPicPr>
                   <pic:blipFill>
-                    <a:blip r:embed="rId23"/>
+                    <a:blip r:embed="rId24"/>
                     <a:stretch>
                       <a:fillRect/>
                     </a:stretch>
@@ -6455,17 +6879,12 @@
         <w:t xml:space="preserve"> and </w:t>
       </w:r>
       <w:proofErr w:type="spellStart"/>
-      <w:proofErr w:type="gramStart"/>
       <w:r>
         <w:t>toString</w:t>
       </w:r>
       <w:proofErr w:type="spellEnd"/>
       <w:r>
-        <w:t>(</w:t>
-      </w:r>
-      <w:proofErr w:type="gramEnd"/>
-      <w:r>
-        <w:t>) method.</w:t>
+        <w:t>() method.</w:t>
       </w:r>
     </w:p>
     <w:p>
@@ -6531,15 +6950,7 @@
         <w:t xml:space="preserve"> format.</w:t>
       </w:r>
       <w:r>
-        <w:t xml:space="preserve"> Keys will be double </w:t>
-      </w:r>
-      <w:proofErr w:type="gramStart"/>
-      <w:r>
-        <w:t>quotes,</w:t>
-      </w:r>
-      <w:proofErr w:type="gramEnd"/>
-      <w:r>
-        <w:t xml:space="preserve"> values will be according to data type.</w:t>
+        <w:t xml:space="preserve"> Keys will be double quotes, values will be according to data type.</w:t>
       </w:r>
     </w:p>
     <w:tbl>
@@ -6589,19 +7000,11 @@
               <w:t>empName</w:t>
             </w:r>
             <w:proofErr w:type="spellEnd"/>
-            <w:proofErr w:type="gramStart"/>
-            <w:r>
-              <w:rPr>
-                <w:lang w:val="en-IN"/>
-              </w:rPr>
-              <w:t>" :</w:t>
-            </w:r>
-            <w:proofErr w:type="gramEnd"/>
-            <w:r>
-              <w:rPr>
-                <w:lang w:val="en-IN"/>
-              </w:rPr>
-              <w:t xml:space="preserve"> "SAAASS",</w:t>
+            <w:r>
+              <w:rPr>
+                <w:lang w:val="en-IN"/>
+              </w:rPr>
+              <w:t>" : "SAAASS",</w:t>
             </w:r>
           </w:p>
           <w:p>
@@ -6624,19 +7027,11 @@
               <w:t>empId</w:t>
             </w:r>
             <w:proofErr w:type="spellEnd"/>
-            <w:proofErr w:type="gramStart"/>
-            <w:r>
-              <w:rPr>
-                <w:lang w:val="en-IN"/>
-              </w:rPr>
-              <w:t>" :</w:t>
-            </w:r>
-            <w:proofErr w:type="gramEnd"/>
-            <w:r>
-              <w:rPr>
-                <w:lang w:val="en-IN"/>
-              </w:rPr>
-              <w:t xml:space="preserve"> 123</w:t>
+            <w:r>
+              <w:rPr>
+                <w:lang w:val="en-IN"/>
+              </w:rPr>
+              <w:t>" : 123</w:t>
             </w:r>
           </w:p>
           <w:p>
@@ -6660,6 +7055,7 @@
         <w:spacing w:after="0"/>
       </w:pPr>
       <w:r>
+        <w:lastRenderedPageBreak/>
         <w:t xml:space="preserve">For example: </w:t>
       </w:r>
     </w:p>
@@ -6773,72 +7169,249 @@
                 <w:lang w:val="en-IN"/>
               </w:rPr>
               <w:tab/>
-              <w:t xml:space="preserve"> * </w:t>
-            </w:r>
-            <w:proofErr w:type="gramStart"/>
-            <w:r>
-              <w:rPr>
+              <w:t xml:space="preserve"> * private fields default </w:t>
+            </w:r>
+            <w:proofErr w:type="spellStart"/>
+            <w:r>
+              <w:rPr>
+                <w:sz w:val="16"/>
+                <w:szCs w:val="16"/>
+                <w:u w:val="single"/>
+                <w:lang w:val="en-IN"/>
+              </w:rPr>
+              <w:t>contructor</w:t>
+            </w:r>
+            <w:proofErr w:type="spellEnd"/>
+            <w:r>
+              <w:rPr>
+                <w:sz w:val="16"/>
+                <w:szCs w:val="16"/>
+                <w:lang w:val="en-IN"/>
+              </w:rPr>
+              <w:t xml:space="preserve"> setters &amp; getters </w:t>
+            </w:r>
+            <w:proofErr w:type="spellStart"/>
+            <w:r>
+              <w:rPr>
+                <w:sz w:val="16"/>
+                <w:szCs w:val="16"/>
+                <w:lang w:val="en-IN"/>
+              </w:rPr>
+              <w:t>toString</w:t>
+            </w:r>
+            <w:proofErr w:type="spellEnd"/>
+            <w:r>
+              <w:rPr>
+                <w:sz w:val="16"/>
+                <w:szCs w:val="16"/>
+                <w:lang w:val="en-IN"/>
+              </w:rPr>
+              <w:t>() method for</w:t>
+            </w:r>
+          </w:p>
+          <w:p>
+            <w:pPr>
+              <w:rPr>
+                <w:sz w:val="16"/>
+                <w:szCs w:val="16"/>
+                <w:lang w:val="en-IN"/>
+              </w:rPr>
+            </w:pPr>
+            <w:r>
+              <w:rPr>
+                <w:sz w:val="16"/>
+                <w:szCs w:val="16"/>
+                <w:lang w:val="en-IN"/>
+              </w:rPr>
+              <w:tab/>
+              <w:t xml:space="preserve"> * testing.</w:t>
+            </w:r>
+          </w:p>
+          <w:p>
+            <w:pPr>
+              <w:rPr>
+                <w:sz w:val="16"/>
+                <w:szCs w:val="16"/>
+                <w:lang w:val="en-IN"/>
+              </w:rPr>
+            </w:pPr>
+            <w:r>
+              <w:rPr>
+                <w:sz w:val="16"/>
+                <w:szCs w:val="16"/>
+                <w:lang w:val="en-IN"/>
+              </w:rPr>
+              <w:tab/>
+              <w:t xml:space="preserve"> */</w:t>
+            </w:r>
+          </w:p>
+          <w:p>
+            <w:pPr>
+              <w:rPr>
+                <w:sz w:val="16"/>
+                <w:szCs w:val="16"/>
+                <w:lang w:val="en-IN"/>
+              </w:rPr>
+            </w:pPr>
+            <w:r>
+              <w:rPr>
+                <w:sz w:val="16"/>
+                <w:szCs w:val="16"/>
+                <w:lang w:val="en-IN"/>
+              </w:rPr>
+              <w:tab/>
+            </w:r>
+            <w:r>
+              <w:rPr>
+                <w:b/>
+                <w:bCs/>
                 <w:sz w:val="16"/>
                 <w:szCs w:val="16"/>
                 <w:lang w:val="en-IN"/>
               </w:rPr>
               <w:t>private</w:t>
             </w:r>
-            <w:proofErr w:type="gramEnd"/>
-            <w:r>
-              <w:rPr>
-                <w:sz w:val="16"/>
-                <w:szCs w:val="16"/>
-                <w:lang w:val="en-IN"/>
-              </w:rPr>
-              <w:t xml:space="preserve"> fields default </w:t>
-            </w:r>
-            <w:proofErr w:type="spellStart"/>
-            <w:r>
-              <w:rPr>
-                <w:sz w:val="16"/>
-                <w:szCs w:val="16"/>
-                <w:u w:val="single"/>
-                <w:lang w:val="en-IN"/>
-              </w:rPr>
-              <w:t>contructor</w:t>
-            </w:r>
-            <w:proofErr w:type="spellEnd"/>
-            <w:r>
-              <w:rPr>
-                <w:sz w:val="16"/>
-                <w:szCs w:val="16"/>
-                <w:lang w:val="en-IN"/>
-              </w:rPr>
-              <w:t xml:space="preserve"> setters &amp; getters </w:t>
-            </w:r>
-            <w:proofErr w:type="spellStart"/>
-            <w:proofErr w:type="gramStart"/>
-            <w:r>
-              <w:rPr>
-                <w:sz w:val="16"/>
-                <w:szCs w:val="16"/>
-                <w:lang w:val="en-IN"/>
-              </w:rPr>
-              <w:t>toString</w:t>
-            </w:r>
-            <w:proofErr w:type="spellEnd"/>
-            <w:r>
-              <w:rPr>
-                <w:sz w:val="16"/>
-                <w:szCs w:val="16"/>
-                <w:lang w:val="en-IN"/>
-              </w:rPr>
-              <w:t>(</w:t>
-            </w:r>
-            <w:proofErr w:type="gramEnd"/>
-            <w:r>
-              <w:rPr>
-                <w:sz w:val="16"/>
-                <w:szCs w:val="16"/>
-                <w:lang w:val="en-IN"/>
-              </w:rPr>
-              <w:t>) method for</w:t>
+            <w:r>
+              <w:rPr>
+                <w:sz w:val="16"/>
+                <w:szCs w:val="16"/>
+                <w:lang w:val="en-IN"/>
+              </w:rPr>
+              <w:t xml:space="preserve"> String </w:t>
+            </w:r>
+            <w:proofErr w:type="spellStart"/>
+            <w:r>
+              <w:rPr>
+                <w:sz w:val="16"/>
+                <w:szCs w:val="16"/>
+                <w:lang w:val="en-IN"/>
+              </w:rPr>
+              <w:t>empName</w:t>
+            </w:r>
+            <w:proofErr w:type="spellEnd"/>
+            <w:r>
+              <w:rPr>
+                <w:sz w:val="16"/>
+                <w:szCs w:val="16"/>
+                <w:lang w:val="en-IN"/>
+              </w:rPr>
+              <w:t>;</w:t>
+            </w:r>
+          </w:p>
+          <w:p>
+            <w:pPr>
+              <w:rPr>
+                <w:sz w:val="16"/>
+                <w:szCs w:val="16"/>
+                <w:lang w:val="en-IN"/>
+              </w:rPr>
+            </w:pPr>
+            <w:r>
+              <w:rPr>
+                <w:sz w:val="16"/>
+                <w:szCs w:val="16"/>
+                <w:lang w:val="en-IN"/>
+              </w:rPr>
+              <w:tab/>
+            </w:r>
+            <w:r>
+              <w:rPr>
+                <w:b/>
+                <w:bCs/>
+                <w:sz w:val="16"/>
+                <w:szCs w:val="16"/>
+                <w:lang w:val="en-IN"/>
+              </w:rPr>
+              <w:t>private</w:t>
+            </w:r>
+            <w:r>
+              <w:rPr>
+                <w:sz w:val="16"/>
+                <w:szCs w:val="16"/>
+                <w:lang w:val="en-IN"/>
+              </w:rPr>
+              <w:t xml:space="preserve"> Integer </w:t>
+            </w:r>
+            <w:proofErr w:type="spellStart"/>
+            <w:r>
+              <w:rPr>
+                <w:sz w:val="16"/>
+                <w:szCs w:val="16"/>
+                <w:lang w:val="en-IN"/>
+              </w:rPr>
+              <w:t>empId</w:t>
+            </w:r>
+            <w:proofErr w:type="spellEnd"/>
+            <w:r>
+              <w:rPr>
+                <w:sz w:val="16"/>
+                <w:szCs w:val="16"/>
+                <w:lang w:val="en-IN"/>
+              </w:rPr>
+              <w:t>;</w:t>
+            </w:r>
+          </w:p>
+          <w:p>
+            <w:pPr>
+              <w:rPr>
+                <w:sz w:val="16"/>
+                <w:szCs w:val="16"/>
+                <w:lang w:val="en-IN"/>
+              </w:rPr>
+            </w:pPr>
+          </w:p>
+          <w:p>
+            <w:pPr>
+              <w:rPr>
+                <w:sz w:val="16"/>
+                <w:szCs w:val="16"/>
+                <w:lang w:val="en-IN"/>
+              </w:rPr>
+            </w:pPr>
+            <w:r>
+              <w:rPr>
+                <w:sz w:val="16"/>
+                <w:szCs w:val="16"/>
+                <w:lang w:val="en-IN"/>
+              </w:rPr>
+              <w:tab/>
+              <w:t>/*</w:t>
+            </w:r>
+          </w:p>
+          <w:p>
+            <w:pPr>
+              <w:rPr>
+                <w:sz w:val="16"/>
+                <w:szCs w:val="16"/>
+                <w:lang w:val="en-IN"/>
+              </w:rPr>
+            </w:pPr>
+            <w:r>
+              <w:rPr>
+                <w:sz w:val="16"/>
+                <w:szCs w:val="16"/>
+                <w:lang w:val="en-IN"/>
+              </w:rPr>
+              <w:tab/>
+              <w:t xml:space="preserve"> * create setters and getters..</w:t>
+            </w:r>
+          </w:p>
+          <w:p>
+            <w:pPr>
+              <w:rPr>
+                <w:sz w:val="16"/>
+                <w:szCs w:val="16"/>
+                <w:lang w:val="en-IN"/>
+              </w:rPr>
+            </w:pPr>
+            <w:r>
+              <w:rPr>
+                <w:sz w:val="16"/>
+                <w:szCs w:val="16"/>
+                <w:lang w:val="en-IN"/>
+              </w:rPr>
+              <w:tab/>
+              <w:t xml:space="preserve"> * right click on file --&gt; source --&gt; click on "Generate getters and setters.."</w:t>
             </w:r>
           </w:p>
           <w:p>
@@ -6858,24 +7431,6 @@
               <w:tab/>
               <w:t xml:space="preserve"> * </w:t>
             </w:r>
-            <w:proofErr w:type="gramStart"/>
-            <w:r>
-              <w:rPr>
-                <w:sz w:val="16"/>
-                <w:szCs w:val="16"/>
-                <w:lang w:val="en-IN"/>
-              </w:rPr>
-              <w:t>testing</w:t>
-            </w:r>
-            <w:proofErr w:type="gramEnd"/>
-            <w:r>
-              <w:rPr>
-                <w:sz w:val="16"/>
-                <w:szCs w:val="16"/>
-                <w:lang w:val="en-IN"/>
-              </w:rPr>
-              <w:t>.</w:t>
-            </w:r>
           </w:p>
           <w:p>
             <w:pPr>
@@ -6909,275 +7464,6 @@
                 <w:szCs w:val="16"/>
                 <w:lang w:val="en-IN"/>
               </w:rPr>
-              <w:tab/>
-            </w:r>
-            <w:r>
-              <w:rPr>
-                <w:b/>
-                <w:bCs/>
-                <w:sz w:val="16"/>
-                <w:szCs w:val="16"/>
-                <w:lang w:val="en-IN"/>
-              </w:rPr>
-              <w:t>private</w:t>
-            </w:r>
-            <w:r>
-              <w:rPr>
-                <w:sz w:val="16"/>
-                <w:szCs w:val="16"/>
-                <w:lang w:val="en-IN"/>
-              </w:rPr>
-              <w:t xml:space="preserve"> String </w:t>
-            </w:r>
-            <w:proofErr w:type="spellStart"/>
-            <w:r>
-              <w:rPr>
-                <w:sz w:val="16"/>
-                <w:szCs w:val="16"/>
-                <w:lang w:val="en-IN"/>
-              </w:rPr>
-              <w:t>empName</w:t>
-            </w:r>
-            <w:proofErr w:type="spellEnd"/>
-            <w:r>
-              <w:rPr>
-                <w:sz w:val="16"/>
-                <w:szCs w:val="16"/>
-                <w:lang w:val="en-IN"/>
-              </w:rPr>
-              <w:t>;</w:t>
-            </w:r>
-          </w:p>
-          <w:p>
-            <w:pPr>
-              <w:rPr>
-                <w:sz w:val="16"/>
-                <w:szCs w:val="16"/>
-                <w:lang w:val="en-IN"/>
-              </w:rPr>
-            </w:pPr>
-            <w:r>
-              <w:rPr>
-                <w:sz w:val="16"/>
-                <w:szCs w:val="16"/>
-                <w:lang w:val="en-IN"/>
-              </w:rPr>
-              <w:tab/>
-            </w:r>
-            <w:r>
-              <w:rPr>
-                <w:b/>
-                <w:bCs/>
-                <w:sz w:val="16"/>
-                <w:szCs w:val="16"/>
-                <w:lang w:val="en-IN"/>
-              </w:rPr>
-              <w:t>private</w:t>
-            </w:r>
-            <w:r>
-              <w:rPr>
-                <w:sz w:val="16"/>
-                <w:szCs w:val="16"/>
-                <w:lang w:val="en-IN"/>
-              </w:rPr>
-              <w:t xml:space="preserve"> Integer </w:t>
-            </w:r>
-            <w:proofErr w:type="spellStart"/>
-            <w:r>
-              <w:rPr>
-                <w:sz w:val="16"/>
-                <w:szCs w:val="16"/>
-                <w:lang w:val="en-IN"/>
-              </w:rPr>
-              <w:t>empId</w:t>
-            </w:r>
-            <w:proofErr w:type="spellEnd"/>
-            <w:r>
-              <w:rPr>
-                <w:sz w:val="16"/>
-                <w:szCs w:val="16"/>
-                <w:lang w:val="en-IN"/>
-              </w:rPr>
-              <w:t>;</w:t>
-            </w:r>
-          </w:p>
-          <w:p>
-            <w:pPr>
-              <w:rPr>
-                <w:sz w:val="16"/>
-                <w:szCs w:val="16"/>
-                <w:lang w:val="en-IN"/>
-              </w:rPr>
-            </w:pPr>
-          </w:p>
-          <w:p>
-            <w:pPr>
-              <w:rPr>
-                <w:sz w:val="16"/>
-                <w:szCs w:val="16"/>
-                <w:lang w:val="en-IN"/>
-              </w:rPr>
-            </w:pPr>
-            <w:r>
-              <w:rPr>
-                <w:sz w:val="16"/>
-                <w:szCs w:val="16"/>
-                <w:lang w:val="en-IN"/>
-              </w:rPr>
-              <w:tab/>
-              <w:t>/*</w:t>
-            </w:r>
-          </w:p>
-          <w:p>
-            <w:pPr>
-              <w:rPr>
-                <w:sz w:val="16"/>
-                <w:szCs w:val="16"/>
-                <w:lang w:val="en-IN"/>
-              </w:rPr>
-            </w:pPr>
-            <w:r>
-              <w:rPr>
-                <w:sz w:val="16"/>
-                <w:szCs w:val="16"/>
-                <w:lang w:val="en-IN"/>
-              </w:rPr>
-              <w:tab/>
-              <w:t xml:space="preserve"> * </w:t>
-            </w:r>
-            <w:proofErr w:type="gramStart"/>
-            <w:r>
-              <w:rPr>
-                <w:sz w:val="16"/>
-                <w:szCs w:val="16"/>
-                <w:lang w:val="en-IN"/>
-              </w:rPr>
-              <w:t>create</w:t>
-            </w:r>
-            <w:proofErr w:type="gramEnd"/>
-            <w:r>
-              <w:rPr>
-                <w:sz w:val="16"/>
-                <w:szCs w:val="16"/>
-                <w:lang w:val="en-IN"/>
-              </w:rPr>
-              <w:t xml:space="preserve"> setters and </w:t>
-            </w:r>
-            <w:proofErr w:type="gramStart"/>
-            <w:r>
-              <w:rPr>
-                <w:sz w:val="16"/>
-                <w:szCs w:val="16"/>
-                <w:lang w:val="en-IN"/>
-              </w:rPr>
-              <w:t>getters..</w:t>
-            </w:r>
-            <w:proofErr w:type="gramEnd"/>
-          </w:p>
-          <w:p>
-            <w:pPr>
-              <w:rPr>
-                <w:sz w:val="16"/>
-                <w:szCs w:val="16"/>
-                <w:lang w:val="en-IN"/>
-              </w:rPr>
-            </w:pPr>
-            <w:r>
-              <w:rPr>
-                <w:sz w:val="16"/>
-                <w:szCs w:val="16"/>
-                <w:lang w:val="en-IN"/>
-              </w:rPr>
-              <w:tab/>
-              <w:t xml:space="preserve"> * </w:t>
-            </w:r>
-            <w:proofErr w:type="gramStart"/>
-            <w:r>
-              <w:rPr>
-                <w:sz w:val="16"/>
-                <w:szCs w:val="16"/>
-                <w:lang w:val="en-IN"/>
-              </w:rPr>
-              <w:t>right</w:t>
-            </w:r>
-            <w:proofErr w:type="gramEnd"/>
-            <w:r>
-              <w:rPr>
-                <w:sz w:val="16"/>
-                <w:szCs w:val="16"/>
-                <w:lang w:val="en-IN"/>
-              </w:rPr>
-              <w:t xml:space="preserve"> click on file --&gt; source --&gt; click on "Generate getters and </w:t>
-            </w:r>
-            <w:proofErr w:type="gramStart"/>
-            <w:r>
-              <w:rPr>
-                <w:sz w:val="16"/>
-                <w:szCs w:val="16"/>
-                <w:lang w:val="en-IN"/>
-              </w:rPr>
-              <w:t>setters..</w:t>
-            </w:r>
-            <w:proofErr w:type="gramEnd"/>
-            <w:r>
-              <w:rPr>
-                <w:sz w:val="16"/>
-                <w:szCs w:val="16"/>
-                <w:lang w:val="en-IN"/>
-              </w:rPr>
-              <w:t>"</w:t>
-            </w:r>
-          </w:p>
-          <w:p>
-            <w:pPr>
-              <w:rPr>
-                <w:sz w:val="16"/>
-                <w:szCs w:val="16"/>
-                <w:lang w:val="en-IN"/>
-              </w:rPr>
-            </w:pPr>
-            <w:r>
-              <w:rPr>
-                <w:sz w:val="16"/>
-                <w:szCs w:val="16"/>
-                <w:lang w:val="en-IN"/>
-              </w:rPr>
-              <w:tab/>
-              <w:t xml:space="preserve"> * </w:t>
-            </w:r>
-          </w:p>
-          <w:p>
-            <w:pPr>
-              <w:rPr>
-                <w:sz w:val="16"/>
-                <w:szCs w:val="16"/>
-                <w:lang w:val="en-IN"/>
-              </w:rPr>
-            </w:pPr>
-            <w:r>
-              <w:rPr>
-                <w:sz w:val="16"/>
-                <w:szCs w:val="16"/>
-                <w:lang w:val="en-IN"/>
-              </w:rPr>
-              <w:tab/>
-              <w:t xml:space="preserve"> */</w:t>
-            </w:r>
-          </w:p>
-          <w:p>
-            <w:pPr>
-              <w:rPr>
-                <w:sz w:val="16"/>
-                <w:szCs w:val="16"/>
-                <w:lang w:val="en-IN"/>
-              </w:rPr>
-            </w:pPr>
-            <w:r>
-              <w:rPr>
-                <w:sz w:val="16"/>
-                <w:szCs w:val="16"/>
-                <w:lang w:val="en-IN"/>
-              </w:rPr>
               <w:t xml:space="preserve"> </w:t>
             </w:r>
           </w:p>
@@ -7234,7 +7520,6 @@
               <w:t xml:space="preserve"> String </w:t>
             </w:r>
             <w:proofErr w:type="spellStart"/>
-            <w:proofErr w:type="gramStart"/>
             <w:r>
               <w:rPr>
                 <w:sz w:val="16"/>
@@ -7250,16 +7535,7 @@
                 <w:szCs w:val="16"/>
                 <w:lang w:val="en-IN"/>
               </w:rPr>
-              <w:t>(</w:t>
-            </w:r>
-            <w:proofErr w:type="gramEnd"/>
-            <w:r>
-              <w:rPr>
-                <w:sz w:val="16"/>
-                <w:szCs w:val="16"/>
-                <w:lang w:val="en-IN"/>
-              </w:rPr>
-              <w:t>) {</w:t>
+              <w:t>() {</w:t>
             </w:r>
           </w:p>
           <w:p>
@@ -7525,21 +7801,7 @@
                 <w:lang w:val="en-IN"/>
               </w:rPr>
               <w:tab/>
-              <w:t>@</w:t>
-            </w:r>
-            <w:proofErr w:type="gramStart"/>
-            <w:r>
-              <w:rPr>
-                <w:lang w:val="en-IN"/>
-              </w:rPr>
-              <w:t>PostMapping(</w:t>
-            </w:r>
-            <w:proofErr w:type="gramEnd"/>
-            <w:r>
-              <w:rPr>
-                <w:lang w:val="en-IN"/>
-              </w:rPr>
-              <w:t>path = "/saveEmpData2")</w:t>
+              <w:t>@PostMapping(path = "/saveEmpData2")</w:t>
             </w:r>
           </w:p>
           <w:p>
@@ -7627,21 +7889,7 @@
               <w:rPr>
                 <w:lang w:val="en-IN"/>
               </w:rPr>
-              <w:t xml:space="preserve"> "Hi</w:t>
-            </w:r>
-            <w:proofErr w:type="gramStart"/>
-            <w:r>
-              <w:rPr>
-                <w:lang w:val="en-IN"/>
-              </w:rPr>
-              <w:t>... :</w:t>
-            </w:r>
-            <w:proofErr w:type="gramEnd"/>
-            <w:r>
-              <w:rPr>
-                <w:lang w:val="en-IN"/>
-              </w:rPr>
-              <w:t xml:space="preserve"> " + </w:t>
+              <w:t xml:space="preserve"> "Hi... : " + </w:t>
             </w:r>
             <w:proofErr w:type="spellStart"/>
             <w:r>
@@ -7701,7 +7949,6 @@
         <w:rPr>
           <w:noProof/>
         </w:rPr>
-        <w:lastRenderedPageBreak/>
         <w:drawing>
           <wp:inline distT="0" distB="0" distL="0" distR="0" wp14:anchorId="54F126DB" wp14:editId="5C46B7C6">
             <wp:extent cx="6858000" cy="2372360"/>
@@ -7718,7 +7965,7 @@
                     <pic:cNvPicPr/>
                   </pic:nvPicPr>
                   <pic:blipFill>
-                    <a:blip r:embed="rId24"/>
+                    <a:blip r:embed="rId25"/>
                     <a:stretch>
                       <a:fillRect/>
                     </a:stretch>
@@ -7786,36 +8033,15 @@
                 <w:highlight w:val="yellow"/>
                 <w:lang w:val="en-IN"/>
               </w:rPr>
-              <w:t>@</w:t>
-            </w:r>
-            <w:proofErr w:type="gramStart"/>
-            <w:r>
-              <w:rPr>
-                <w:b/>
-                <w:bCs/>
-                <w:sz w:val="16"/>
-                <w:szCs w:val="16"/>
-                <w:highlight w:val="yellow"/>
-                <w:lang w:val="en-IN"/>
-              </w:rPr>
-              <w:t>PostMapping</w:t>
-            </w:r>
-            <w:r>
-              <w:rPr>
-                <w:sz w:val="16"/>
-                <w:szCs w:val="16"/>
-                <w:lang w:val="en-IN"/>
-              </w:rPr>
-              <w:t>(</w:t>
-            </w:r>
-            <w:proofErr w:type="gramEnd"/>
-            <w:r>
-              <w:rPr>
-                <w:sz w:val="16"/>
-                <w:szCs w:val="16"/>
-                <w:lang w:val="en-IN"/>
-              </w:rPr>
-              <w:t>path = "/saveEmpData2")</w:t>
+              <w:t>@PostMapping</w:t>
+            </w:r>
+            <w:r>
+              <w:rPr>
+                <w:sz w:val="16"/>
+                <w:szCs w:val="16"/>
+                <w:lang w:val="en-IN"/>
+              </w:rPr>
+              <w:t>(path = "/saveEmpData2")</w:t>
             </w:r>
           </w:p>
           <w:p>
@@ -8010,16 +8236,7 @@
                 <w:lang w:val="en-IN"/>
               </w:rPr>
               <w:tab/>
-              <w:t xml:space="preserve">return "Hi..." </w:t>
-            </w:r>
-            <w:proofErr w:type="gramStart"/>
-            <w:r>
-              <w:rPr>
-                <w:sz w:val="16"/>
-                <w:szCs w:val="16"/>
-                <w:lang w:val="en-IN"/>
-              </w:rPr>
-              <w:t xml:space="preserve">+  </w:t>
+              <w:t xml:space="preserve">return "Hi..." +  </w:t>
             </w:r>
             <w:proofErr w:type="spellStart"/>
             <w:r>
@@ -8031,25 +8248,14 @@
               <w:t>empObj.getEmpName</w:t>
             </w:r>
             <w:proofErr w:type="spellEnd"/>
-            <w:proofErr w:type="gramEnd"/>
-            <w:r>
-              <w:rPr>
-                <w:sz w:val="16"/>
-                <w:szCs w:val="16"/>
-                <w:lang w:val="en-IN"/>
-              </w:rPr>
-              <w:t>() + " your data save in DB successfully!</w:t>
-            </w:r>
-            <w:proofErr w:type="gramStart"/>
-            <w:r>
-              <w:rPr>
-                <w:sz w:val="16"/>
-                <w:szCs w:val="16"/>
-                <w:lang w:val="en-IN"/>
-              </w:rPr>
-              <w:t>" ;</w:t>
-            </w:r>
-            <w:proofErr w:type="gramEnd"/>
+            <w:r>
+              <w:rPr>
+                <w:sz w:val="16"/>
+                <w:szCs w:val="16"/>
+                <w:lang w:val="en-IN"/>
+              </w:rPr>
+              <w:t>() + " your data save in DB successfully!" ;</w:t>
+            </w:r>
             <w:r>
               <w:rPr>
                 <w:sz w:val="16"/>
@@ -8101,6 +8307,7 @@
         <w:rPr>
           <w:noProof/>
         </w:rPr>
+        <w:lastRenderedPageBreak/>
         <w:drawing>
           <wp:inline distT="0" distB="0" distL="0" distR="0" wp14:anchorId="666237E2" wp14:editId="3C588A8D">
             <wp:extent cx="6858000" cy="2860675"/>
@@ -8117,7 +8324,7 @@
                     <pic:cNvPicPr/>
                   </pic:nvPicPr>
                   <pic:blipFill>
-                    <a:blip r:embed="rId25"/>
+                    <a:blip r:embed="rId26"/>
                     <a:stretch>
                       <a:fillRect/>
                     </a:stretch>
@@ -8530,7 +8737,6 @@
               <w:t xml:space="preserve">          // </w:t>
             </w:r>
             <w:proofErr w:type="spellStart"/>
-            <w:proofErr w:type="gramStart"/>
             <w:r>
               <w:rPr>
                 <w:sz w:val="16"/>
@@ -8546,16 +8752,7 @@
                 <w:szCs w:val="16"/>
                 <w:lang w:val="en-IN"/>
               </w:rPr>
-              <w:t>(</w:t>
-            </w:r>
-            <w:proofErr w:type="gramEnd"/>
-            <w:r>
-              <w:rPr>
-                <w:sz w:val="16"/>
-                <w:szCs w:val="16"/>
-                <w:lang w:val="en-IN"/>
-              </w:rPr>
-              <w:t>) method.</w:t>
+              <w:t>() method.</w:t>
             </w:r>
           </w:p>
           <w:p>
@@ -8712,7 +8909,6 @@
               <w:t xml:space="preserve"> String </w:t>
             </w:r>
             <w:proofErr w:type="spellStart"/>
-            <w:proofErr w:type="gramStart"/>
             <w:r>
               <w:rPr>
                 <w:lang w:val="en-IN"/>
@@ -8724,14 +8920,7 @@
               <w:rPr>
                 <w:lang w:val="en-IN"/>
               </w:rPr>
-              <w:t>(</w:t>
-            </w:r>
-            <w:proofErr w:type="gramEnd"/>
-            <w:r>
-              <w:rPr>
-                <w:lang w:val="en-IN"/>
-              </w:rPr>
-              <w:t xml:space="preserve">@PathVariable String </w:t>
+              <w:t xml:space="preserve">(@PathVariable String </w:t>
             </w:r>
             <w:proofErr w:type="spellStart"/>
             <w:r>
@@ -8792,21 +8981,7 @@
               <w:rPr>
                 <w:lang w:val="en-IN"/>
               </w:rPr>
-              <w:t xml:space="preserve"> / </w:t>
-            </w:r>
-            <w:proofErr w:type="gramStart"/>
-            <w:r>
-              <w:rPr>
-                <w:lang w:val="en-IN"/>
-              </w:rPr>
-              <w:t>Homepage :</w:t>
-            </w:r>
-            <w:proofErr w:type="gramEnd"/>
-            <w:r>
-              <w:rPr>
-                <w:lang w:val="en-IN"/>
-              </w:rPr>
-              <w:t xml:space="preserve"> " + </w:t>
+              <w:t xml:space="preserve"> / Homepage : " + </w:t>
             </w:r>
             <w:proofErr w:type="spellStart"/>
             <w:r>
@@ -8885,7 +9060,6 @@
               <w:t xml:space="preserve"> String </w:t>
             </w:r>
             <w:proofErr w:type="spellStart"/>
-            <w:proofErr w:type="gramStart"/>
             <w:r>
               <w:rPr>
                 <w:lang w:val="en-IN"/>
@@ -8897,14 +9071,7 @@
               <w:rPr>
                 <w:lang w:val="en-IN"/>
               </w:rPr>
-              <w:t>(</w:t>
-            </w:r>
-            <w:proofErr w:type="gramEnd"/>
-            <w:r>
-              <w:rPr>
-                <w:lang w:val="en-IN"/>
-              </w:rPr>
-              <w:t xml:space="preserve">@RequestParam String </w:t>
+              <w:t xml:space="preserve">(@RequestParam String </w:t>
             </w:r>
             <w:proofErr w:type="spellStart"/>
             <w:r>
@@ -8990,19 +9157,11 @@
               <w:t>("</w:t>
             </w:r>
             <w:proofErr w:type="spellStart"/>
-            <w:proofErr w:type="gramStart"/>
-            <w:r>
-              <w:rPr>
-                <w:lang w:val="en-IN"/>
-              </w:rPr>
-              <w:t>Hi..</w:t>
-            </w:r>
-            <w:proofErr w:type="gramEnd"/>
-            <w:r>
-              <w:rPr>
-                <w:lang w:val="en-IN"/>
-              </w:rPr>
-              <w:t>%s</w:t>
+            <w:r>
+              <w:rPr>
+                <w:lang w:val="en-IN"/>
+              </w:rPr>
+              <w:t>Hi..%s</w:t>
             </w:r>
             <w:proofErr w:type="spellEnd"/>
             <w:r>
@@ -9072,21 +9231,7 @@
                 <w:lang w:val="en-IN"/>
               </w:rPr>
               <w:tab/>
-              <w:t>@</w:t>
-            </w:r>
-            <w:proofErr w:type="gramStart"/>
-            <w:r>
-              <w:rPr>
-                <w:lang w:val="en-IN"/>
-              </w:rPr>
-              <w:t>PostMapping(</w:t>
-            </w:r>
-            <w:proofErr w:type="gramEnd"/>
-            <w:r>
-              <w:rPr>
-                <w:lang w:val="en-IN"/>
-              </w:rPr>
-              <w:t>path = "/</w:t>
+              <w:t>@PostMapping(path = "/</w:t>
             </w:r>
             <w:proofErr w:type="spellStart"/>
             <w:r>
@@ -9130,7 +9275,6 @@
               <w:t xml:space="preserve"> String </w:t>
             </w:r>
             <w:proofErr w:type="spellStart"/>
-            <w:proofErr w:type="gramStart"/>
             <w:r>
               <w:rPr>
                 <w:lang w:val="en-IN"/>
@@ -9142,14 +9286,7 @@
               <w:rPr>
                 <w:lang w:val="en-IN"/>
               </w:rPr>
-              <w:t>(</w:t>
-            </w:r>
-            <w:proofErr w:type="gramEnd"/>
-            <w:r>
-              <w:rPr>
-                <w:lang w:val="en-IN"/>
-              </w:rPr>
-              <w:t xml:space="preserve">@RequestBody String </w:t>
+              <w:t xml:space="preserve">(@RequestBody String </w:t>
             </w:r>
             <w:proofErr w:type="spellStart"/>
             <w:r>
@@ -9271,27 +9408,7 @@
                 <w:highlight w:val="yellow"/>
                 <w:lang w:val="en-IN"/>
               </w:rPr>
-              <w:t>@</w:t>
-            </w:r>
-            <w:proofErr w:type="gramStart"/>
-            <w:r>
-              <w:rPr>
-                <w:b/>
-                <w:bCs/>
-                <w:highlight w:val="yellow"/>
-                <w:lang w:val="en-IN"/>
-              </w:rPr>
-              <w:t>PostMapping(</w:t>
-            </w:r>
-            <w:proofErr w:type="gramEnd"/>
-            <w:r>
-              <w:rPr>
-                <w:b/>
-                <w:bCs/>
-                <w:highlight w:val="yellow"/>
-                <w:lang w:val="en-IN"/>
-              </w:rPr>
-              <w:t>path = "/saveEmpData2")</w:t>
+              <w:t>@PostMapping(path = "/saveEmpData2")</w:t>
             </w:r>
           </w:p>
           <w:p>
@@ -9487,9 +9604,9 @@
                 <w:lang w:val="en-IN"/>
               </w:rPr>
               <w:tab/>
-              <w:t xml:space="preserve">return "Hi..." </w:t>
-            </w:r>
-            <w:proofErr w:type="gramStart"/>
+              <w:t xml:space="preserve">return "Hi..." +  </w:t>
+            </w:r>
+            <w:proofErr w:type="spellStart"/>
             <w:r>
               <w:rPr>
                 <w:b/>
@@ -9497,9 +9614,9 @@
                 <w:highlight w:val="yellow"/>
                 <w:lang w:val="en-IN"/>
               </w:rPr>
-              <w:t xml:space="preserve">+  </w:t>
-            </w:r>
-            <w:proofErr w:type="spellStart"/>
+              <w:t>empObj.getEmpName</w:t>
+            </w:r>
+            <w:proofErr w:type="spellEnd"/>
             <w:r>
               <w:rPr>
                 <w:b/>
@@ -9507,30 +9624,8 @@
                 <w:highlight w:val="yellow"/>
                 <w:lang w:val="en-IN"/>
               </w:rPr>
-              <w:t>empObj.getEmpName</w:t>
-            </w:r>
-            <w:proofErr w:type="spellEnd"/>
-            <w:proofErr w:type="gramEnd"/>
-            <w:r>
-              <w:rPr>
-                <w:b/>
-                <w:bCs/>
-                <w:highlight w:val="yellow"/>
-                <w:lang w:val="en-IN"/>
-              </w:rPr>
-              <w:t>() + " your data save in DB successfully!</w:t>
-            </w:r>
-            <w:proofErr w:type="gramStart"/>
-            <w:r>
-              <w:rPr>
-                <w:b/>
-                <w:bCs/>
-                <w:highlight w:val="yellow"/>
-                <w:lang w:val="en-IN"/>
-              </w:rPr>
-              <w:t>" ;</w:t>
-            </w:r>
-            <w:proofErr w:type="gramEnd"/>
+              <w:t>() + " your data save in DB successfully!" ;</w:t>
+            </w:r>
             <w:r>
               <w:rPr>
                 <w:b/>
@@ -9763,7 +9858,7 @@
       <w:r>
         <w:t xml:space="preserve"> </w:t>
       </w:r>
-      <w:hyperlink r:id="rId26" w:history="1">
+      <w:hyperlink r:id="rId27" w:history="1">
         <w:r>
           <w:rPr>
             <w:rStyle w:val="Hyperlink"/>
@@ -9817,7 +9912,7 @@
                     <pic:cNvPicPr/>
                   </pic:nvPicPr>
                   <pic:blipFill>
-                    <a:blip r:embed="rId27"/>
+                    <a:blip r:embed="rId28"/>
                     <a:stretch>
                       <a:fillRect/>
                     </a:stretch>
@@ -9962,7 +10057,6 @@
               <w:t>manager-</w:t>
             </w:r>
             <w:proofErr w:type="spellStart"/>
-            <w:proofErr w:type="gramStart"/>
             <w:r>
               <w:rPr>
                 <w:b/>
@@ -9971,7 +10065,6 @@
               <w:t>gui,manager</w:t>
             </w:r>
             <w:proofErr w:type="spellEnd"/>
-            <w:proofErr w:type="gramEnd"/>
             <w:r>
               <w:rPr>
                 <w:b/>
@@ -9980,37 +10073,12 @@
               <w:t>-</w:t>
             </w:r>
             <w:proofErr w:type="spellStart"/>
-            <w:proofErr w:type="gramStart"/>
-            <w:r>
-              <w:rPr>
-                <w:b/>
-                <w:bCs/>
-              </w:rPr>
-              <w:t>script,manager</w:t>
-            </w:r>
-            <w:proofErr w:type="gramEnd"/>
-            <w:r>
-              <w:rPr>
-                <w:b/>
-                <w:bCs/>
-              </w:rPr>
-              <w:t>-</w:t>
-            </w:r>
-            <w:proofErr w:type="gramStart"/>
-            <w:r>
-              <w:rPr>
-                <w:b/>
-                <w:bCs/>
-              </w:rPr>
-              <w:t>status,admin</w:t>
-            </w:r>
-            <w:proofErr w:type="gramEnd"/>
-            <w:r>
-              <w:rPr>
-                <w:b/>
-                <w:bCs/>
-              </w:rPr>
-              <w:t>-gui</w:t>
+            <w:r>
+              <w:rPr>
+                <w:b/>
+                <w:bCs/>
+              </w:rPr>
+              <w:t>script,manager-status,admin-gui</w:t>
             </w:r>
             <w:proofErr w:type="spellEnd"/>
             <w:r>
@@ -10741,7 +10809,6 @@
               <w:t xml:space="preserve">    function </w:t>
             </w:r>
             <w:proofErr w:type="spellStart"/>
-            <w:proofErr w:type="gramStart"/>
             <w:r>
               <w:rPr>
                 <w:sz w:val="18"/>
@@ -10757,16 +10824,7 @@
                 <w:szCs w:val="18"/>
                 <w:lang w:val="en-IN"/>
               </w:rPr>
-              <w:t>(</w:t>
-            </w:r>
-            <w:proofErr w:type="gramEnd"/>
-            <w:r>
-              <w:rPr>
-                <w:sz w:val="18"/>
-                <w:szCs w:val="18"/>
-                <w:lang w:val="en-IN"/>
-              </w:rPr>
-              <w:t>) {</w:t>
+              <w:t>() {</w:t>
             </w:r>
           </w:p>
           <w:p>
@@ -10885,7 +10943,6 @@
               </w:rPr>
               <w:t xml:space="preserve">        </w:t>
             </w:r>
-            <w:proofErr w:type="gramStart"/>
             <w:r>
               <w:rPr>
                 <w:b/>
@@ -10895,9 +10952,9 @@
                 <w:highlight w:val="yellow"/>
                 <w:lang w:val="en-IN"/>
               </w:rPr>
-              <w:t>.then</w:t>
-            </w:r>
-            <w:proofErr w:type="gramEnd"/>
+              <w:t xml:space="preserve">.then(res =&gt; </w:t>
+            </w:r>
+            <w:proofErr w:type="spellStart"/>
             <w:r>
               <w:rPr>
                 <w:b/>
@@ -10907,9 +10964,9 @@
                 <w:highlight w:val="yellow"/>
                 <w:lang w:val="en-IN"/>
               </w:rPr>
-              <w:t xml:space="preserve">(res =&gt; </w:t>
-            </w:r>
-            <w:proofErr w:type="spellStart"/>
+              <w:t>res.text</w:t>
+            </w:r>
+            <w:proofErr w:type="spellEnd"/>
             <w:r>
               <w:rPr>
                 <w:b/>
@@ -10919,10 +10976,11 @@
                 <w:highlight w:val="yellow"/>
                 <w:lang w:val="en-IN"/>
               </w:rPr>
-              <w:t>res.</w:t>
-            </w:r>
-            <w:proofErr w:type="gramStart"/>
-            <w:r>
+              <w:t>())</w:t>
+            </w:r>
+          </w:p>
+          <w:p>
+            <w:pPr>
               <w:rPr>
                 <w:b/>
                 <w:bCs/>
@@ -10931,9 +10989,7 @@
                 <w:highlight w:val="yellow"/>
                 <w:lang w:val="en-IN"/>
               </w:rPr>
-              <w:t>text</w:t>
-            </w:r>
-            <w:proofErr w:type="spellEnd"/>
+            </w:pPr>
             <w:r>
               <w:rPr>
                 <w:b/>
@@ -10943,9 +10999,19 @@
                 <w:highlight w:val="yellow"/>
                 <w:lang w:val="en-IN"/>
               </w:rPr>
-              <w:t>(</w:t>
-            </w:r>
-            <w:proofErr w:type="gramEnd"/>
+              <w:t>        .then(result =&gt; console.log(result))</w:t>
+            </w:r>
+          </w:p>
+          <w:p>
+            <w:pPr>
+              <w:rPr>
+                <w:b/>
+                <w:bCs/>
+                <w:sz w:val="18"/>
+                <w:szCs w:val="18"/>
+                <w:lang w:val="en-IN"/>
+              </w:rPr>
+            </w:pPr>
             <w:r>
               <w:rPr>
                 <w:b/>
@@ -10955,11 +11021,10 @@
                 <w:highlight w:val="yellow"/>
                 <w:lang w:val="en-IN"/>
               </w:rPr>
-              <w:t>))</w:t>
-            </w:r>
-          </w:p>
-          <w:p>
-            <w:pPr>
+              <w:t xml:space="preserve">        .catch(error =&gt; </w:t>
+            </w:r>
+            <w:proofErr w:type="spellStart"/>
+            <w:r>
               <w:rPr>
                 <w:b/>
                 <w:bCs/>
@@ -10968,7 +11033,9 @@
                 <w:highlight w:val="yellow"/>
                 <w:lang w:val="en-IN"/>
               </w:rPr>
-            </w:pPr>
+              <w:t>console.error</w:t>
+            </w:r>
+            <w:proofErr w:type="spellEnd"/>
             <w:r>
               <w:rPr>
                 <w:b/>
@@ -10978,102 +11045,6 @@
                 <w:highlight w:val="yellow"/>
                 <w:lang w:val="en-IN"/>
               </w:rPr>
-              <w:t xml:space="preserve">        </w:t>
-            </w:r>
-            <w:proofErr w:type="gramStart"/>
-            <w:r>
-              <w:rPr>
-                <w:b/>
-                <w:bCs/>
-                <w:sz w:val="18"/>
-                <w:szCs w:val="18"/>
-                <w:highlight w:val="yellow"/>
-                <w:lang w:val="en-IN"/>
-              </w:rPr>
-              <w:t>.then</w:t>
-            </w:r>
-            <w:proofErr w:type="gramEnd"/>
-            <w:r>
-              <w:rPr>
-                <w:b/>
-                <w:bCs/>
-                <w:sz w:val="18"/>
-                <w:szCs w:val="18"/>
-                <w:highlight w:val="yellow"/>
-                <w:lang w:val="en-IN"/>
-              </w:rPr>
-              <w:t>(result =&gt; console.log(result))</w:t>
-            </w:r>
-          </w:p>
-          <w:p>
-            <w:pPr>
-              <w:rPr>
-                <w:b/>
-                <w:bCs/>
-                <w:sz w:val="18"/>
-                <w:szCs w:val="18"/>
-                <w:lang w:val="en-IN"/>
-              </w:rPr>
-            </w:pPr>
-            <w:r>
-              <w:rPr>
-                <w:b/>
-                <w:bCs/>
-                <w:sz w:val="18"/>
-                <w:szCs w:val="18"/>
-                <w:highlight w:val="yellow"/>
-                <w:lang w:val="en-IN"/>
-              </w:rPr>
-              <w:t xml:space="preserve">        </w:t>
-            </w:r>
-            <w:proofErr w:type="gramStart"/>
-            <w:r>
-              <w:rPr>
-                <w:b/>
-                <w:bCs/>
-                <w:sz w:val="18"/>
-                <w:szCs w:val="18"/>
-                <w:highlight w:val="yellow"/>
-                <w:lang w:val="en-IN"/>
-              </w:rPr>
-              <w:t>.catch</w:t>
-            </w:r>
-            <w:proofErr w:type="gramEnd"/>
-            <w:r>
-              <w:rPr>
-                <w:b/>
-                <w:bCs/>
-                <w:sz w:val="18"/>
-                <w:szCs w:val="18"/>
-                <w:highlight w:val="yellow"/>
-                <w:lang w:val="en-IN"/>
-              </w:rPr>
-              <w:t xml:space="preserve">(error =&gt; </w:t>
-            </w:r>
-            <w:proofErr w:type="spellStart"/>
-            <w:proofErr w:type="gramStart"/>
-            <w:r>
-              <w:rPr>
-                <w:b/>
-                <w:bCs/>
-                <w:sz w:val="18"/>
-                <w:szCs w:val="18"/>
-                <w:highlight w:val="yellow"/>
-                <w:lang w:val="en-IN"/>
-              </w:rPr>
-              <w:t>console.error</w:t>
-            </w:r>
-            <w:proofErr w:type="spellEnd"/>
-            <w:proofErr w:type="gramEnd"/>
-            <w:r>
-              <w:rPr>
-                <w:b/>
-                <w:bCs/>
-                <w:sz w:val="18"/>
-                <w:szCs w:val="18"/>
-                <w:highlight w:val="yellow"/>
-                <w:lang w:val="en-IN"/>
-              </w:rPr>
               <w:t>('Error:', error));</w:t>
             </w:r>
           </w:p>
@@ -11148,34 +11119,16 @@
                 <w:szCs w:val="18"/>
                 <w:lang w:val="en-IN"/>
               </w:rPr>
-              <w:t>res.</w:t>
-            </w:r>
-            <w:proofErr w:type="gramStart"/>
-            <w:r>
-              <w:rPr>
-                <w:sz w:val="18"/>
-                <w:szCs w:val="18"/>
-                <w:lang w:val="en-IN"/>
-              </w:rPr>
-              <w:t>text</w:t>
-            </w:r>
-            <w:proofErr w:type="spellEnd"/>
-            <w:r>
-              <w:rPr>
-                <w:sz w:val="18"/>
-                <w:szCs w:val="18"/>
-                <w:lang w:val="en-IN"/>
-              </w:rPr>
-              <w:t>(</w:t>
-            </w:r>
-            <w:proofErr w:type="gramEnd"/>
-            <w:r>
-              <w:rPr>
-                <w:sz w:val="18"/>
-                <w:szCs w:val="18"/>
-                <w:lang w:val="en-IN"/>
-              </w:rPr>
-              <w:t>);</w:t>
+              <w:t>res.text</w:t>
+            </w:r>
+            <w:proofErr w:type="spellEnd"/>
+            <w:r>
+              <w:rPr>
+                <w:sz w:val="18"/>
+                <w:szCs w:val="18"/>
+                <w:lang w:val="en-IN"/>
+              </w:rPr>
+              <w:t>();</w:t>
             </w:r>
           </w:p>
           <w:p>
@@ -11227,34 +11180,16 @@
                 <w:szCs w:val="18"/>
                 <w:lang w:val="en-IN"/>
               </w:rPr>
-              <w:t>res.</w:t>
-            </w:r>
-            <w:proofErr w:type="gramStart"/>
-            <w:r>
-              <w:rPr>
-                <w:sz w:val="18"/>
-                <w:szCs w:val="18"/>
-                <w:lang w:val="en-IN"/>
-              </w:rPr>
-              <w:t>text</w:t>
-            </w:r>
-            <w:proofErr w:type="spellEnd"/>
-            <w:r>
-              <w:rPr>
-                <w:sz w:val="18"/>
-                <w:szCs w:val="18"/>
-                <w:lang w:val="en-IN"/>
-              </w:rPr>
-              <w:t>(</w:t>
-            </w:r>
-            <w:proofErr w:type="gramEnd"/>
-            <w:r>
-              <w:rPr>
-                <w:sz w:val="18"/>
-                <w:szCs w:val="18"/>
-                <w:lang w:val="en-IN"/>
-              </w:rPr>
-              <w:t>);</w:t>
+              <w:t>res.text</w:t>
+            </w:r>
+            <w:proofErr w:type="spellEnd"/>
+            <w:r>
+              <w:rPr>
+                <w:sz w:val="18"/>
+                <w:szCs w:val="18"/>
+                <w:lang w:val="en-IN"/>
+              </w:rPr>
+              <w:t>();</w:t>
             </w:r>
           </w:p>
           <w:p>
@@ -11323,34 +11258,16 @@
                 <w:szCs w:val="18"/>
                 <w:lang w:val="en-IN"/>
               </w:rPr>
-              <w:t>res.</w:t>
-            </w:r>
-            <w:proofErr w:type="gramStart"/>
-            <w:r>
-              <w:rPr>
-                <w:sz w:val="18"/>
-                <w:szCs w:val="18"/>
-                <w:lang w:val="en-IN"/>
-              </w:rPr>
-              <w:t>text</w:t>
-            </w:r>
-            <w:proofErr w:type="spellEnd"/>
-            <w:r>
-              <w:rPr>
-                <w:sz w:val="18"/>
-                <w:szCs w:val="18"/>
-                <w:lang w:val="en-IN"/>
-              </w:rPr>
-              <w:t>(</w:t>
-            </w:r>
-            <w:proofErr w:type="gramEnd"/>
-            <w:r>
-              <w:rPr>
-                <w:sz w:val="18"/>
-                <w:szCs w:val="18"/>
-                <w:lang w:val="en-IN"/>
-              </w:rPr>
-              <w:t>);</w:t>
+              <w:t>res.text</w:t>
+            </w:r>
+            <w:proofErr w:type="spellEnd"/>
+            <w:r>
+              <w:rPr>
+                <w:sz w:val="18"/>
+                <w:szCs w:val="18"/>
+                <w:lang w:val="en-IN"/>
+              </w:rPr>
+              <w:t>();</w:t>
             </w:r>
           </w:p>
           <w:p>
@@ -11402,34 +11319,16 @@
                 <w:szCs w:val="18"/>
                 <w:lang w:val="en-IN"/>
               </w:rPr>
-              <w:t>res.</w:t>
-            </w:r>
-            <w:proofErr w:type="gramStart"/>
-            <w:r>
-              <w:rPr>
-                <w:sz w:val="18"/>
-                <w:szCs w:val="18"/>
-                <w:lang w:val="en-IN"/>
-              </w:rPr>
-              <w:t>text</w:t>
-            </w:r>
-            <w:proofErr w:type="spellEnd"/>
-            <w:r>
-              <w:rPr>
-                <w:sz w:val="18"/>
-                <w:szCs w:val="18"/>
-                <w:lang w:val="en-IN"/>
-              </w:rPr>
-              <w:t>(</w:t>
-            </w:r>
-            <w:proofErr w:type="gramEnd"/>
-            <w:r>
-              <w:rPr>
-                <w:sz w:val="18"/>
-                <w:szCs w:val="18"/>
-                <w:lang w:val="en-IN"/>
-              </w:rPr>
-              <w:t>);</w:t>
+              <w:t>res.text</w:t>
+            </w:r>
+            <w:proofErr w:type="spellEnd"/>
+            <w:r>
+              <w:rPr>
+                <w:sz w:val="18"/>
+                <w:szCs w:val="18"/>
+                <w:lang w:val="en-IN"/>
+              </w:rPr>
+              <w:t>();</w:t>
             </w:r>
           </w:p>
           <w:p>
@@ -11464,34 +11363,16 @@
                 <w:szCs w:val="18"/>
                 <w:lang w:val="en-IN"/>
               </w:rPr>
-              <w:t>res.</w:t>
-            </w:r>
-            <w:proofErr w:type="gramStart"/>
-            <w:r>
-              <w:rPr>
-                <w:sz w:val="18"/>
-                <w:szCs w:val="18"/>
-                <w:lang w:val="en-IN"/>
-              </w:rPr>
-              <w:t>text</w:t>
-            </w:r>
-            <w:proofErr w:type="spellEnd"/>
-            <w:r>
-              <w:rPr>
-                <w:sz w:val="18"/>
-                <w:szCs w:val="18"/>
-                <w:lang w:val="en-IN"/>
-              </w:rPr>
-              <w:t>(</w:t>
-            </w:r>
-            <w:proofErr w:type="gramEnd"/>
-            <w:r>
-              <w:rPr>
-                <w:sz w:val="18"/>
-                <w:szCs w:val="18"/>
-                <w:lang w:val="en-IN"/>
-              </w:rPr>
-              <w:t>);</w:t>
+              <w:t>res.text</w:t>
+            </w:r>
+            <w:proofErr w:type="spellEnd"/>
+            <w:r>
+              <w:rPr>
+                <w:sz w:val="18"/>
+                <w:szCs w:val="18"/>
+                <w:lang w:val="en-IN"/>
+              </w:rPr>
+              <w:t>();</w:t>
             </w:r>
           </w:p>
           <w:p>
@@ -12579,25 +12460,7 @@
                 <w:szCs w:val="16"/>
                 <w:lang w:val="en-IN"/>
               </w:rPr>
-              <w:t>        Employee Id: &lt;input type="text</w:t>
-            </w:r>
-            <w:proofErr w:type="gramStart"/>
-            <w:r>
-              <w:rPr>
-                <w:sz w:val="16"/>
-                <w:szCs w:val="16"/>
-                <w:lang w:val="en-IN"/>
-              </w:rPr>
-              <w:t>"  value</w:t>
-            </w:r>
-            <w:proofErr w:type="gramEnd"/>
-            <w:r>
-              <w:rPr>
-                <w:sz w:val="16"/>
-                <w:szCs w:val="16"/>
-                <w:lang w:val="en-IN"/>
-              </w:rPr>
-              <w:t>="12" /&gt; &lt;</w:t>
+              <w:t>        Employee Id: &lt;input type="text"  value="12" /&gt; &lt;</w:t>
             </w:r>
             <w:proofErr w:type="spellStart"/>
             <w:r>
@@ -12632,25 +12495,7 @@
                 <w:szCs w:val="16"/>
                 <w:lang w:val="en-IN"/>
               </w:rPr>
-              <w:t>        Employee Sal: &lt;input type="text</w:t>
-            </w:r>
-            <w:proofErr w:type="gramStart"/>
-            <w:r>
-              <w:rPr>
-                <w:sz w:val="16"/>
-                <w:szCs w:val="16"/>
-                <w:lang w:val="en-IN"/>
-              </w:rPr>
-              <w:t>"  value</w:t>
-            </w:r>
-            <w:proofErr w:type="gramEnd"/>
-            <w:r>
-              <w:rPr>
-                <w:sz w:val="16"/>
-                <w:szCs w:val="16"/>
-                <w:lang w:val="en-IN"/>
-              </w:rPr>
-              <w:t>="1234" /&gt; &lt;</w:t>
+              <w:t>        Employee Sal: &lt;input type="text"  value="1234" /&gt; &lt;</w:t>
             </w:r>
             <w:proofErr w:type="spellStart"/>
             <w:r>
@@ -12685,25 +12530,7 @@
                 <w:szCs w:val="16"/>
                 <w:lang w:val="en-IN"/>
               </w:rPr>
-              <w:t>        Employee Address: &lt;input type="text</w:t>
-            </w:r>
-            <w:proofErr w:type="gramStart"/>
-            <w:r>
-              <w:rPr>
-                <w:sz w:val="16"/>
-                <w:szCs w:val="16"/>
-                <w:lang w:val="en-IN"/>
-              </w:rPr>
-              <w:t>"  value</w:t>
-            </w:r>
-            <w:proofErr w:type="gramEnd"/>
-            <w:r>
-              <w:rPr>
-                <w:sz w:val="16"/>
-                <w:szCs w:val="16"/>
-                <w:lang w:val="en-IN"/>
-              </w:rPr>
-              <w:t>="BVG" /&gt; &lt;</w:t>
+              <w:t>        Employee Address: &lt;input type="text"  value="BVG" /&gt; &lt;</w:t>
             </w:r>
             <w:proofErr w:type="spellStart"/>
             <w:r>
@@ -12793,7 +12620,6 @@
               <w:t>    &lt;input type="submit" name="Submit" onclick="</w:t>
             </w:r>
             <w:proofErr w:type="spellStart"/>
-            <w:proofErr w:type="gramStart"/>
             <w:r>
               <w:rPr>
                 <w:sz w:val="16"/>
@@ -12809,16 +12635,7 @@
                 <w:szCs w:val="16"/>
                 <w:lang w:val="en-IN"/>
               </w:rPr>
-              <w:t>(</w:t>
-            </w:r>
-            <w:proofErr w:type="gramEnd"/>
-            <w:r>
-              <w:rPr>
-                <w:sz w:val="16"/>
-                <w:szCs w:val="16"/>
-                <w:lang w:val="en-IN"/>
-              </w:rPr>
-              <w:t>)" /&gt; &lt;</w:t>
+              <w:t>()" /&gt; &lt;</w:t>
             </w:r>
             <w:proofErr w:type="spellStart"/>
             <w:r>
@@ -12882,7 +12699,6 @@
               <w:t xml:space="preserve">        function </w:t>
             </w:r>
             <w:proofErr w:type="spellStart"/>
-            <w:proofErr w:type="gramStart"/>
             <w:r>
               <w:rPr>
                 <w:sz w:val="16"/>
@@ -12898,16 +12714,7 @@
                 <w:szCs w:val="16"/>
                 <w:lang w:val="en-IN"/>
               </w:rPr>
-              <w:t>(</w:t>
-            </w:r>
-            <w:proofErr w:type="gramEnd"/>
-            <w:r>
-              <w:rPr>
-                <w:sz w:val="16"/>
-                <w:szCs w:val="16"/>
-                <w:lang w:val="en-IN"/>
-              </w:rPr>
-              <w:t>) {</w:t>
+              <w:t>() {</w:t>
             </w:r>
           </w:p>
           <w:p>
@@ -12980,7 +12787,6 @@
               <w:t xml:space="preserve">: </w:t>
             </w:r>
             <w:proofErr w:type="spellStart"/>
-            <w:proofErr w:type="gramStart"/>
             <w:r>
               <w:rPr>
                 <w:sz w:val="16"/>
@@ -12990,7 +12796,6 @@
               <w:t>document.getElementById</w:t>
             </w:r>
             <w:proofErr w:type="spellEnd"/>
-            <w:proofErr w:type="gramEnd"/>
             <w:r>
               <w:rPr>
                 <w:sz w:val="16"/>
@@ -13208,7 +13013,6 @@
               </w:rPr>
               <w:t xml:space="preserve">            </w:t>
             </w:r>
-            <w:proofErr w:type="gramStart"/>
             <w:r>
               <w:rPr>
                 <w:b/>
@@ -13226,16 +13030,7 @@
                 <w:szCs w:val="16"/>
                 <w:lang w:val="en-IN"/>
               </w:rPr>
-              <w:t>(</w:t>
-            </w:r>
-            <w:proofErr w:type="gramEnd"/>
-            <w:r>
-              <w:rPr>
-                <w:sz w:val="16"/>
-                <w:szCs w:val="16"/>
-                <w:lang w:val="en-IN"/>
-              </w:rPr>
-              <w:t>'http://localhost:9002/</w:t>
+              <w:t>('http://localhost:9002/</w:t>
             </w:r>
             <w:proofErr w:type="spellStart"/>
             <w:r>
@@ -13450,134 +13245,61 @@
                 <w:szCs w:val="16"/>
                 <w:lang w:val="en-IN"/>
               </w:rPr>
-              <w:t xml:space="preserve">                </w:t>
-            </w:r>
-            <w:proofErr w:type="gramStart"/>
-            <w:r>
-              <w:rPr>
-                <w:sz w:val="16"/>
-                <w:szCs w:val="16"/>
-                <w:lang w:val="en-IN"/>
-              </w:rPr>
-              <w:t>.then</w:t>
-            </w:r>
-            <w:proofErr w:type="gramEnd"/>
-            <w:r>
-              <w:rPr>
-                <w:sz w:val="16"/>
-                <w:szCs w:val="16"/>
-                <w:lang w:val="en-IN"/>
-              </w:rPr>
-              <w:t xml:space="preserve">(response =&gt; </w:t>
-            </w:r>
-            <w:proofErr w:type="spellStart"/>
-            <w:r>
-              <w:rPr>
-                <w:sz w:val="16"/>
-                <w:szCs w:val="16"/>
-                <w:lang w:val="en-IN"/>
-              </w:rPr>
-              <w:t>response.</w:t>
-            </w:r>
-            <w:proofErr w:type="gramStart"/>
-            <w:r>
-              <w:rPr>
-                <w:sz w:val="16"/>
-                <w:szCs w:val="16"/>
-                <w:lang w:val="en-IN"/>
-              </w:rPr>
-              <w:t>text</w:t>
-            </w:r>
-            <w:proofErr w:type="spellEnd"/>
-            <w:r>
-              <w:rPr>
-                <w:sz w:val="16"/>
-                <w:szCs w:val="16"/>
-                <w:lang w:val="en-IN"/>
-              </w:rPr>
-              <w:t>(</w:t>
-            </w:r>
-            <w:proofErr w:type="gramEnd"/>
-            <w:r>
-              <w:rPr>
-                <w:sz w:val="16"/>
-                <w:szCs w:val="16"/>
-                <w:lang w:val="en-IN"/>
-              </w:rPr>
-              <w:t>))</w:t>
-            </w:r>
-          </w:p>
-          <w:p>
-            <w:pPr>
-              <w:rPr>
-                <w:sz w:val="16"/>
-                <w:szCs w:val="16"/>
-                <w:lang w:val="en-IN"/>
-              </w:rPr>
-            </w:pPr>
-            <w:r>
-              <w:rPr>
-                <w:sz w:val="16"/>
-                <w:szCs w:val="16"/>
-                <w:lang w:val="en-IN"/>
-              </w:rPr>
-              <w:t xml:space="preserve">                </w:t>
-            </w:r>
-            <w:proofErr w:type="gramStart"/>
-            <w:r>
-              <w:rPr>
-                <w:sz w:val="16"/>
-                <w:szCs w:val="16"/>
-                <w:lang w:val="en-IN"/>
-              </w:rPr>
-              <w:t>.then</w:t>
-            </w:r>
-            <w:proofErr w:type="gramEnd"/>
-            <w:r>
-              <w:rPr>
-                <w:sz w:val="16"/>
-                <w:szCs w:val="16"/>
-                <w:lang w:val="en-IN"/>
-              </w:rPr>
-              <w:t>(result =&gt; console.log(result))</w:t>
-            </w:r>
-          </w:p>
-          <w:p>
-            <w:pPr>
-              <w:rPr>
-                <w:sz w:val="16"/>
-                <w:szCs w:val="16"/>
-                <w:lang w:val="en-IN"/>
-              </w:rPr>
-            </w:pPr>
-            <w:r>
-              <w:rPr>
-                <w:sz w:val="16"/>
-                <w:szCs w:val="16"/>
-                <w:lang w:val="en-IN"/>
-              </w:rPr>
-              <w:t xml:space="preserve">                </w:t>
-            </w:r>
-            <w:proofErr w:type="gramStart"/>
-            <w:r>
-              <w:rPr>
-                <w:sz w:val="16"/>
-                <w:szCs w:val="16"/>
-                <w:lang w:val="en-IN"/>
-              </w:rPr>
-              <w:t>.catch</w:t>
-            </w:r>
-            <w:proofErr w:type="gramEnd"/>
-            <w:r>
-              <w:rPr>
-                <w:sz w:val="16"/>
-                <w:szCs w:val="16"/>
-                <w:lang w:val="en-IN"/>
-              </w:rPr>
-              <w:t xml:space="preserve">(error =&gt; </w:t>
-            </w:r>
-            <w:proofErr w:type="spellStart"/>
-            <w:proofErr w:type="gramStart"/>
+              <w:t xml:space="preserve">                .then(response =&gt; </w:t>
+            </w:r>
+            <w:proofErr w:type="spellStart"/>
+            <w:r>
+              <w:rPr>
+                <w:sz w:val="16"/>
+                <w:szCs w:val="16"/>
+                <w:lang w:val="en-IN"/>
+              </w:rPr>
+              <w:t>response.text</w:t>
+            </w:r>
+            <w:proofErr w:type="spellEnd"/>
+            <w:r>
+              <w:rPr>
+                <w:sz w:val="16"/>
+                <w:szCs w:val="16"/>
+                <w:lang w:val="en-IN"/>
+              </w:rPr>
+              <w:t>())</w:t>
+            </w:r>
+          </w:p>
+          <w:p>
+            <w:pPr>
+              <w:rPr>
+                <w:sz w:val="16"/>
+                <w:szCs w:val="16"/>
+                <w:lang w:val="en-IN"/>
+              </w:rPr>
+            </w:pPr>
+            <w:r>
+              <w:rPr>
+                <w:sz w:val="16"/>
+                <w:szCs w:val="16"/>
+                <w:lang w:val="en-IN"/>
+              </w:rPr>
+              <w:t>                .then(result =&gt; console.log(result))</w:t>
+            </w:r>
+          </w:p>
+          <w:p>
+            <w:pPr>
+              <w:rPr>
+                <w:sz w:val="16"/>
+                <w:szCs w:val="16"/>
+                <w:lang w:val="en-IN"/>
+              </w:rPr>
+            </w:pPr>
+            <w:r>
+              <w:rPr>
+                <w:sz w:val="16"/>
+                <w:szCs w:val="16"/>
+                <w:lang w:val="en-IN"/>
+              </w:rPr>
+              <w:t xml:space="preserve">                .catch(error =&gt; </w:t>
+            </w:r>
+            <w:proofErr w:type="spellStart"/>
             <w:r>
               <w:rPr>
                 <w:sz w:val="16"/>
@@ -13587,7 +13309,6 @@
               <w:t>console.error</w:t>
             </w:r>
             <w:proofErr w:type="spellEnd"/>
-            <w:proofErr w:type="gramEnd"/>
             <w:r>
               <w:rPr>
                 <w:sz w:val="16"/>
@@ -13695,30 +13416,17 @@
                 <w:highlight w:val="yellow"/>
                 <w:lang w:val="en-IN"/>
               </w:rPr>
-              <w:t>@</w:t>
-            </w:r>
-            <w:proofErr w:type="gramStart"/>
-            <w:r>
-              <w:rPr>
-                <w:b/>
-                <w:bCs/>
+              <w:t>@PostMapping</w:t>
+            </w:r>
+            <w:r>
+              <w:rPr>
                 <w:sz w:val="16"/>
                 <w:szCs w:val="16"/>
                 <w:highlight w:val="yellow"/>
                 <w:lang w:val="en-IN"/>
               </w:rPr>
-              <w:t>PostMapping</w:t>
-            </w:r>
-            <w:r>
-              <w:rPr>
-                <w:sz w:val="16"/>
-                <w:szCs w:val="16"/>
-                <w:highlight w:val="yellow"/>
-                <w:lang w:val="en-IN"/>
-              </w:rPr>
               <w:t>(</w:t>
             </w:r>
-            <w:proofErr w:type="gramEnd"/>
             <w:r>
               <w:rPr>
                 <w:sz w:val="16"/>
@@ -13773,7 +13481,6 @@
               <w:t xml:space="preserve"> String </w:t>
             </w:r>
             <w:proofErr w:type="spellStart"/>
-            <w:proofErr w:type="gramStart"/>
             <w:r>
               <w:rPr>
                 <w:sz w:val="16"/>
@@ -13791,7 +13498,6 @@
               </w:rPr>
               <w:t>(</w:t>
             </w:r>
-            <w:proofErr w:type="gramEnd"/>
             <w:r>
               <w:rPr>
                 <w:b/>
@@ -13919,16 +13625,7 @@
                 <w:szCs w:val="16"/>
                 <w:lang w:val="en-IN"/>
               </w:rPr>
-              <w:t xml:space="preserve"> "Hi..." </w:t>
-            </w:r>
-            <w:proofErr w:type="gramStart"/>
-            <w:r>
-              <w:rPr>
-                <w:sz w:val="16"/>
-                <w:szCs w:val="16"/>
-                <w:lang w:val="en-IN"/>
-              </w:rPr>
-              <w:t xml:space="preserve">+  </w:t>
+              <w:t xml:space="preserve"> "Hi..." +  </w:t>
             </w:r>
             <w:proofErr w:type="spellStart"/>
             <w:r>
@@ -13940,7 +13637,6 @@
               <w:t>empObj.get</w:t>
             </w:r>
             <w:proofErr w:type="spellEnd"/>
-            <w:proofErr w:type="gramEnd"/>
             <w:r>
               <w:rPr>
                 <w:sz w:val="16"/>
@@ -13981,18 +13677,8 @@
                 <w:szCs w:val="16"/>
                 <w:lang w:val="en-IN"/>
               </w:rPr>
-              <w:t xml:space="preserve"> in DB successfully!</w:t>
-            </w:r>
-            <w:proofErr w:type="gramStart"/>
-            <w:r>
-              <w:rPr>
-                <w:sz w:val="16"/>
-                <w:szCs w:val="16"/>
-                <w:lang w:val="en-IN"/>
-              </w:rPr>
-              <w:t>" ;</w:t>
-            </w:r>
-            <w:proofErr w:type="gramEnd"/>
+              <w:t xml:space="preserve"> in DB successfully!" ;</w:t>
+            </w:r>
           </w:p>
           <w:p>
             <w:pPr>

--- a/java/Spring boot_Practice.docx
+++ b/java/Spring boot_Practice.docx
@@ -108,6 +108,67 @@
     <w:p>
       <w:pPr>
         <w:spacing w:after="0" w:line="240" w:lineRule="auto"/>
+        <w:rPr>
+          <w:b/>
+          <w:bCs/>
+        </w:rPr>
+      </w:pPr>
+      <w:r>
+        <w:rPr>
+          <w:b/>
+          <w:bCs/>
+        </w:rPr>
+        <w:t>New latest one:</w:t>
+      </w:r>
+    </w:p>
+    <w:p>
+      <w:pPr>
+        <w:spacing w:after="0" w:line="240" w:lineRule="auto"/>
+      </w:pPr>
+      <w:r>
+        <w:rPr>
+          <w:noProof/>
+        </w:rPr>
+        <w:drawing>
+          <wp:inline distT="0" distB="0" distL="0" distR="0" wp14:anchorId="292D2533" wp14:editId="6A4D03D2">
+            <wp:extent cx="6858000" cy="3328670"/>
+            <wp:effectExtent l="0" t="0" r="0" b="0"/>
+            <wp:docPr id="1068169390" name="Picture 1"/>
+            <wp:cNvGraphicFramePr>
+              <a:graphicFrameLocks xmlns:a="http://schemas.openxmlformats.org/drawingml/2006/main" noChangeAspect="1"/>
+            </wp:cNvGraphicFramePr>
+            <a:graphic xmlns:a="http://schemas.openxmlformats.org/drawingml/2006/main">
+              <a:graphicData uri="http://schemas.openxmlformats.org/drawingml/2006/picture">
+                <pic:pic xmlns:pic="http://schemas.openxmlformats.org/drawingml/2006/picture">
+                  <pic:nvPicPr>
+                    <pic:cNvPr id="1068169390" name=""/>
+                    <pic:cNvPicPr/>
+                  </pic:nvPicPr>
+                  <pic:blipFill>
+                    <a:blip r:embed="rId7"/>
+                    <a:stretch>
+                      <a:fillRect/>
+                    </a:stretch>
+                  </pic:blipFill>
+                  <pic:spPr>
+                    <a:xfrm>
+                      <a:off x="0" y="0"/>
+                      <a:ext cx="6858000" cy="3328670"/>
+                    </a:xfrm>
+                    <a:prstGeom prst="rect">
+                      <a:avLst/>
+                    </a:prstGeom>
+                  </pic:spPr>
+                </pic:pic>
+              </a:graphicData>
+            </a:graphic>
+          </wp:inline>
+        </w:drawing>
+      </w:r>
+    </w:p>
+    <w:p>
+      <w:pPr>
+        <w:spacing w:after="0" w:line="240" w:lineRule="auto"/>
       </w:pPr>
     </w:p>
     <w:p>
@@ -217,6 +278,7 @@
           <w:b/>
           <w:bCs/>
         </w:rPr>
+        <w:lastRenderedPageBreak/>
         <w:t>Spring web</w:t>
       </w:r>
       <w:r>
@@ -256,60 +318,22 @@
     <w:p>
       <w:pPr>
         <w:spacing w:after="0" w:line="240" w:lineRule="auto"/>
-        <w:rPr>
-          <w:b/>
-          <w:bCs/>
-        </w:rPr>
-      </w:pPr>
-      <w:r>
-        <w:rPr>
-          <w:b/>
-          <w:bCs/>
-        </w:rPr>
+      </w:pPr>
+      <w:r>
         <w:t>Question:</w:t>
       </w:r>
     </w:p>
     <w:p>
       <w:pPr>
         <w:spacing w:after="0" w:line="240" w:lineRule="auto"/>
-        <w:rPr>
-          <w:b/>
-          <w:bCs/>
-        </w:rPr>
-      </w:pPr>
-      <w:r>
-        <w:rPr>
-          <w:b/>
-          <w:bCs/>
-        </w:rPr>
+      </w:pPr>
+      <w:r>
         <w:t>What is the difference between spring web dependency and spring reactive web (</w:t>
       </w:r>
       <w:r>
-        <w:rPr>
-          <w:b/>
-          <w:bCs/>
-        </w:rPr>
-        <w:t>Web</w:t>
-      </w:r>
-      <w:r>
-        <w:rPr>
-          <w:b/>
-          <w:bCs/>
-        </w:rPr>
-        <w:t xml:space="preserve"> </w:t>
-      </w:r>
-      <w:r>
-        <w:rPr>
-          <w:b/>
-          <w:bCs/>
-        </w:rPr>
-        <w:t>Flux</w:t>
-      </w:r>
-      <w:r>
-        <w:rPr>
-          <w:b/>
-          <w:bCs/>
-        </w:rPr>
+        <w:t>Web Flux</w:t>
+      </w:r>
+      <w:r>
         <w:t xml:space="preserve">) dependency? </w:t>
       </w:r>
     </w:p>
@@ -317,15 +341,11 @@
       <w:pPr>
         <w:spacing w:after="0" w:line="240" w:lineRule="auto"/>
         <w:rPr>
-          <w:b/>
-          <w:bCs/>
           <w:lang w:val="en-IN"/>
         </w:rPr>
       </w:pPr>
       <w:r>
         <w:rPr>
-          <w:b/>
-          <w:bCs/>
           <w:lang w:val="en-IN"/>
         </w:rPr>
         <w:t>Comparison Summary</w:t>
@@ -432,25 +452,7 @@
                 <w:bCs/>
                 <w:lang w:val="en-IN"/>
               </w:rPr>
-              <w:t>Spring Reactive Web (</w:t>
-            </w:r>
-            <w:proofErr w:type="spellStart"/>
-            <w:r>
-              <w:rPr>
-                <w:b/>
-                <w:bCs/>
-                <w:lang w:val="en-IN"/>
-              </w:rPr>
-              <w:t>WebFlux</w:t>
-            </w:r>
-            <w:proofErr w:type="spellEnd"/>
-            <w:r>
-              <w:rPr>
-                <w:b/>
-                <w:bCs/>
-                <w:lang w:val="en-IN"/>
-              </w:rPr>
-              <w:t>)</w:t>
+              <w:t>Spring Reactive Web (WebFlux)</w:t>
             </w:r>
           </w:p>
         </w:tc>
@@ -469,11 +471,17 @@
             <w:pPr>
               <w:spacing w:after="0" w:line="240" w:lineRule="auto"/>
               <w:rPr>
-                <w:lang w:val="en-IN"/>
-              </w:rPr>
-            </w:pPr>
-            <w:r>
-              <w:rPr>
+                <w:b/>
+                <w:bCs/>
+                <w:highlight w:val="yellow"/>
+                <w:lang w:val="en-IN"/>
+              </w:rPr>
+            </w:pPr>
+            <w:r>
+              <w:rPr>
+                <w:b/>
+                <w:bCs/>
+                <w:highlight w:val="yellow"/>
                 <w:lang w:val="en-IN"/>
               </w:rPr>
               <w:t>Model</w:t>
@@ -490,11 +498,17 @@
             <w:pPr>
               <w:spacing w:after="0" w:line="240" w:lineRule="auto"/>
               <w:rPr>
-                <w:lang w:val="en-IN"/>
-              </w:rPr>
-            </w:pPr>
-            <w:r>
-              <w:rPr>
+                <w:b/>
+                <w:bCs/>
+                <w:highlight w:val="yellow"/>
+                <w:lang w:val="en-IN"/>
+              </w:rPr>
+            </w:pPr>
+            <w:r>
+              <w:rPr>
+                <w:b/>
+                <w:bCs/>
+                <w:highlight w:val="yellow"/>
                 <w:lang w:val="en-IN"/>
               </w:rPr>
               <w:t>Blocking</w:t>
@@ -511,11 +525,17 @@
             <w:pPr>
               <w:spacing w:after="0" w:line="240" w:lineRule="auto"/>
               <w:rPr>
-                <w:lang w:val="en-IN"/>
-              </w:rPr>
-            </w:pPr>
-            <w:r>
-              <w:rPr>
+                <w:b/>
+                <w:bCs/>
+                <w:highlight w:val="yellow"/>
+                <w:lang w:val="en-IN"/>
+              </w:rPr>
+            </w:pPr>
+            <w:r>
+              <w:rPr>
+                <w:b/>
+                <w:bCs/>
+                <w:highlight w:val="yellow"/>
                 <w:lang w:val="en-IN"/>
               </w:rPr>
               <w:t>Non-blocking</w:t>
@@ -605,11 +625,17 @@
             <w:pPr>
               <w:spacing w:after="0" w:line="240" w:lineRule="auto"/>
               <w:rPr>
-                <w:lang w:val="en-IN"/>
-              </w:rPr>
-            </w:pPr>
-            <w:r>
-              <w:rPr>
+                <w:b/>
+                <w:bCs/>
+                <w:highlight w:val="yellow"/>
+                <w:lang w:val="en-IN"/>
+              </w:rPr>
+            </w:pPr>
+            <w:r>
+              <w:rPr>
+                <w:b/>
+                <w:bCs/>
+                <w:highlight w:val="yellow"/>
                 <w:lang w:val="en-IN"/>
               </w:rPr>
               <w:t>Return Type</w:t>
@@ -626,11 +652,17 @@
             <w:pPr>
               <w:spacing w:after="0" w:line="240" w:lineRule="auto"/>
               <w:rPr>
-                <w:lang w:val="en-IN"/>
-              </w:rPr>
-            </w:pPr>
-            <w:r>
-              <w:rPr>
+                <w:b/>
+                <w:bCs/>
+                <w:highlight w:val="yellow"/>
+                <w:lang w:val="en-IN"/>
+              </w:rPr>
+            </w:pPr>
+            <w:r>
+              <w:rPr>
+                <w:b/>
+                <w:bCs/>
+                <w:highlight w:val="yellow"/>
                 <w:lang w:val="en-IN"/>
               </w:rPr>
               <w:t>Object</w:t>
@@ -647,11 +679,17 @@
             <w:pPr>
               <w:spacing w:after="0" w:line="240" w:lineRule="auto"/>
               <w:rPr>
-                <w:lang w:val="en-IN"/>
-              </w:rPr>
-            </w:pPr>
-            <w:r>
-              <w:rPr>
+                <w:b/>
+                <w:bCs/>
+                <w:highlight w:val="yellow"/>
+                <w:lang w:val="en-IN"/>
+              </w:rPr>
+            </w:pPr>
+            <w:r>
+              <w:rPr>
+                <w:b/>
+                <w:bCs/>
+                <w:highlight w:val="yellow"/>
                 <w:lang w:val="en-IN"/>
               </w:rPr>
               <w:t>Mono / Flux</w:t>
@@ -877,11 +915,17 @@
             <w:pPr>
               <w:spacing w:after="0" w:line="240" w:lineRule="auto"/>
               <w:rPr>
-                <w:lang w:val="en-IN"/>
-              </w:rPr>
-            </w:pPr>
-            <w:r>
-              <w:rPr>
+                <w:b/>
+                <w:bCs/>
+                <w:highlight w:val="yellow"/>
+                <w:lang w:val="en-IN"/>
+              </w:rPr>
+            </w:pPr>
+            <w:r>
+              <w:rPr>
+                <w:b/>
+                <w:bCs/>
+                <w:highlight w:val="yellow"/>
                 <w:lang w:val="en-IN"/>
               </w:rPr>
               <w:t>Debugging</w:t>
@@ -898,11 +942,17 @@
             <w:pPr>
               <w:spacing w:after="0" w:line="240" w:lineRule="auto"/>
               <w:rPr>
-                <w:lang w:val="en-IN"/>
-              </w:rPr>
-            </w:pPr>
-            <w:r>
-              <w:rPr>
+                <w:b/>
+                <w:bCs/>
+                <w:highlight w:val="yellow"/>
+                <w:lang w:val="en-IN"/>
+              </w:rPr>
+            </w:pPr>
+            <w:r>
+              <w:rPr>
+                <w:b/>
+                <w:bCs/>
+                <w:highlight w:val="yellow"/>
                 <w:lang w:val="en-IN"/>
               </w:rPr>
               <w:t>Easier</w:t>
@@ -919,11 +969,17 @@
             <w:pPr>
               <w:spacing w:after="0" w:line="240" w:lineRule="auto"/>
               <w:rPr>
-                <w:lang w:val="en-IN"/>
-              </w:rPr>
-            </w:pPr>
-            <w:r>
-              <w:rPr>
+                <w:b/>
+                <w:bCs/>
+                <w:highlight w:val="yellow"/>
+                <w:lang w:val="en-IN"/>
+              </w:rPr>
+            </w:pPr>
+            <w:r>
+              <w:rPr>
+                <w:b/>
+                <w:bCs/>
+                <w:highlight w:val="yellow"/>
                 <w:lang w:val="en-IN"/>
               </w:rPr>
               <w:t>More complex</w:t>
@@ -1009,7 +1065,7 @@
       <w:pPr>
         <w:spacing w:after="0" w:line="240" w:lineRule="auto"/>
       </w:pPr>
-      <w:hyperlink r:id="rId7" w:history="1">
+      <w:hyperlink r:id="rId8" w:history="1">
         <w:r>
           <w:rPr>
             <w:rStyle w:val="Hyperlink"/>
@@ -1146,7 +1202,7 @@
                     <pic:cNvPicPr/>
                   </pic:nvPicPr>
                   <pic:blipFill>
-                    <a:blip r:embed="rId8"/>
+                    <a:blip r:embed="rId9"/>
                     <a:stretch>
                       <a:fillRect/>
                     </a:stretch>
@@ -1175,6 +1231,7 @@
         <w:rPr>
           <w:noProof/>
         </w:rPr>
+        <w:lastRenderedPageBreak/>
         <w:drawing>
           <wp:inline distT="0" distB="0" distL="0" distR="0" wp14:anchorId="2A75E3CB" wp14:editId="5AF38D14">
             <wp:extent cx="4097655" cy="3367465"/>
@@ -1191,7 +1248,7 @@
                     <pic:cNvPicPr/>
                   </pic:nvPicPr>
                   <pic:blipFill>
-                    <a:blip r:embed="rId9"/>
+                    <a:blip r:embed="rId10"/>
                     <a:stretch>
                       <a:fillRect/>
                     </a:stretch>
@@ -1224,7 +1281,7 @@
     </w:p>
     <w:p>
       <w:pPr>
-        <w:spacing w:after="0"/>
+        <w:spacing w:after="0" w:line="240" w:lineRule="auto"/>
       </w:pPr>
       <w:r>
         <w:t>After clicking project wait for few minutes. It will be downloaded from server.</w:t>
@@ -1232,13 +1289,12 @@
     </w:p>
     <w:p>
       <w:pPr>
-        <w:spacing w:after="0"/>
+        <w:spacing w:after="0" w:line="240" w:lineRule="auto"/>
       </w:pPr>
       <w:r>
         <w:rPr>
           <w:noProof/>
         </w:rPr>
-        <w:lastRenderedPageBreak/>
         <w:drawing>
           <wp:inline distT="0" distB="0" distL="0" distR="0" wp14:anchorId="3F6492B6" wp14:editId="105D2996">
             <wp:extent cx="3683189" cy="3467278"/>
@@ -1255,7 +1311,7 @@
                     <pic:cNvPicPr/>
                   </pic:nvPicPr>
                   <pic:blipFill>
-                    <a:blip r:embed="rId10"/>
+                    <a:blip r:embed="rId11"/>
                     <a:stretch>
                       <a:fillRect/>
                     </a:stretch>
@@ -1278,52 +1334,52 @@
     </w:p>
     <w:p>
       <w:pPr>
-        <w:spacing w:after="0"/>
-      </w:pPr>
-    </w:p>
-    <w:p>
-      <w:pPr>
-        <w:spacing w:after="0"/>
-      </w:pPr>
-    </w:p>
-    <w:p>
-      <w:pPr>
-        <w:spacing w:after="0"/>
-      </w:pPr>
-    </w:p>
-    <w:p>
-      <w:pPr>
-        <w:spacing w:after="0"/>
-      </w:pPr>
-    </w:p>
-    <w:p>
-      <w:pPr>
-        <w:spacing w:after="0"/>
-      </w:pPr>
-    </w:p>
-    <w:p>
-      <w:pPr>
-        <w:spacing w:after="0"/>
-      </w:pPr>
-    </w:p>
-    <w:p>
-      <w:pPr>
-        <w:spacing w:after="0"/>
-      </w:pPr>
-    </w:p>
-    <w:p>
-      <w:pPr>
-        <w:spacing w:after="0"/>
-      </w:pPr>
-    </w:p>
-    <w:p>
-      <w:pPr>
-        <w:spacing w:after="0"/>
-      </w:pPr>
-    </w:p>
-    <w:p>
-      <w:pPr>
-        <w:spacing w:after="0"/>
+        <w:spacing w:after="0" w:line="240" w:lineRule="auto"/>
+      </w:pPr>
+    </w:p>
+    <w:p>
+      <w:pPr>
+        <w:spacing w:after="0" w:line="240" w:lineRule="auto"/>
+      </w:pPr>
+    </w:p>
+    <w:p>
+      <w:pPr>
+        <w:spacing w:after="0" w:line="240" w:lineRule="auto"/>
+      </w:pPr>
+    </w:p>
+    <w:p>
+      <w:pPr>
+        <w:spacing w:after="0" w:line="240" w:lineRule="auto"/>
+      </w:pPr>
+    </w:p>
+    <w:p>
+      <w:pPr>
+        <w:spacing w:after="0" w:line="240" w:lineRule="auto"/>
+      </w:pPr>
+    </w:p>
+    <w:p>
+      <w:pPr>
+        <w:spacing w:after="0" w:line="240" w:lineRule="auto"/>
+      </w:pPr>
+    </w:p>
+    <w:p>
+      <w:pPr>
+        <w:spacing w:after="0" w:line="240" w:lineRule="auto"/>
+      </w:pPr>
+    </w:p>
+    <w:p>
+      <w:pPr>
+        <w:spacing w:after="0" w:line="240" w:lineRule="auto"/>
+      </w:pPr>
+    </w:p>
+    <w:p>
+      <w:pPr>
+        <w:spacing w:after="0" w:line="240" w:lineRule="auto"/>
+      </w:pPr>
+    </w:p>
+    <w:p>
+      <w:pPr>
+        <w:spacing w:after="0" w:line="240" w:lineRule="auto"/>
         <w:rPr>
           <w:b/>
           <w:bCs/>
@@ -1339,15 +1395,16 @@
     </w:p>
     <w:p>
       <w:pPr>
-        <w:spacing w:after="0"/>
-      </w:pPr>
-      <w:r>
+        <w:spacing w:after="0" w:line="240" w:lineRule="auto"/>
+      </w:pPr>
+      <w:r>
+        <w:lastRenderedPageBreak/>
         <w:t>Changes required to do:</w:t>
       </w:r>
     </w:p>
     <w:p>
       <w:pPr>
-        <w:spacing w:after="0"/>
+        <w:spacing w:after="0" w:line="240" w:lineRule="auto"/>
       </w:pPr>
       <w:r>
         <w:t>1.</w:t>
@@ -1379,12 +1436,11 @@
     </w:p>
     <w:p>
       <w:pPr>
-        <w:spacing w:after="0"/>
+        <w:spacing w:after="0" w:line="240" w:lineRule="auto"/>
       </w:pPr>
       <w:r>
         <w:t xml:space="preserve">2.change name of </w:t>
       </w:r>
-      <w:proofErr w:type="spellStart"/>
       <w:r>
         <w:rPr>
           <w:b/>
@@ -1392,11 +1448,9 @@
         </w:rPr>
         <w:t>application.properties</w:t>
       </w:r>
-      <w:proofErr w:type="spellEnd"/>
       <w:r>
         <w:t xml:space="preserve"> file name into </w:t>
       </w:r>
-      <w:proofErr w:type="spellStart"/>
       <w:r>
         <w:rPr>
           <w:b/>
@@ -1405,7 +1459,6 @@
         </w:rPr>
         <w:t>application.yaml</w:t>
       </w:r>
-      <w:proofErr w:type="spellEnd"/>
       <w:r>
         <w:t xml:space="preserve"> file.</w:t>
       </w:r>
@@ -1415,7 +1468,7 @@
     </w:p>
     <w:p>
       <w:pPr>
-        <w:spacing w:after="0"/>
+        <w:spacing w:after="0" w:line="240" w:lineRule="auto"/>
       </w:pPr>
       <w:r>
         <w:t>3.</w:t>
@@ -1434,15 +1487,7 @@
         <w:t>]</w:t>
       </w:r>
       <w:r>
-        <w:t xml:space="preserve">In the </w:t>
-      </w:r>
-      <w:proofErr w:type="spellStart"/>
-      <w:r>
-        <w:t>application.yaml</w:t>
-      </w:r>
-      <w:proofErr w:type="spellEnd"/>
-      <w:r>
-        <w:t xml:space="preserve"> file add server port number</w:t>
+        <w:t>In the application.yaml file add server port number</w:t>
       </w:r>
       <w:r>
         <w:t xml:space="preserve">, number can be </w:t>
@@ -1456,7 +1501,7 @@
     </w:p>
     <w:p>
       <w:pPr>
-        <w:spacing w:after="0"/>
+        <w:spacing w:after="0" w:line="240" w:lineRule="auto"/>
       </w:pPr>
       <w:r>
         <w:t xml:space="preserve">                         </w:t>
@@ -1476,7 +1521,7 @@
     </w:p>
     <w:p>
       <w:pPr>
-        <w:spacing w:after="0"/>
+        <w:spacing w:after="0" w:line="240" w:lineRule="auto"/>
       </w:pPr>
       <w:r>
         <w:t>4.</w:t>
@@ -1485,7 +1530,10 @@
         <w:t xml:space="preserve">create methods in </w:t>
       </w:r>
       <w:r>
-        <w:t xml:space="preserve">a </w:t>
+        <w:t>controller</w:t>
+      </w:r>
+      <w:r>
+        <w:t xml:space="preserve"> </w:t>
       </w:r>
       <w:r>
         <w:t xml:space="preserve">class you created, and add </w:t>
@@ -1519,7 +1567,7 @@
     </w:p>
     <w:p>
       <w:pPr>
-        <w:spacing w:after="0"/>
+        <w:spacing w:after="0" w:line="240" w:lineRule="auto"/>
       </w:pPr>
       <w:r>
         <w:tab/>
@@ -1583,7 +1631,7 @@
     </w:p>
     <w:p>
       <w:pPr>
-        <w:spacing w:after="0"/>
+        <w:spacing w:after="0" w:line="240" w:lineRule="auto"/>
       </w:pPr>
       <w:r>
         <w:t xml:space="preserve">5.start the server: </w:t>
@@ -1591,7 +1639,7 @@
     </w:p>
     <w:p>
       <w:pPr>
-        <w:spacing w:after="0"/>
+        <w:spacing w:after="0" w:line="240" w:lineRule="auto"/>
         <w:ind w:firstLine="720"/>
       </w:pPr>
       <w:r>
@@ -1633,7 +1681,7 @@
     </w:p>
     <w:p>
       <w:pPr>
-        <w:spacing w:after="0"/>
+        <w:spacing w:after="0" w:line="240" w:lineRule="auto"/>
       </w:pPr>
       <w:r>
         <w:tab/>
@@ -1681,7 +1729,7 @@
     </w:p>
     <w:p>
       <w:pPr>
-        <w:spacing w:after="0"/>
+        <w:spacing w:after="0" w:line="240" w:lineRule="auto"/>
       </w:pPr>
       <w:r>
         <w:t xml:space="preserve">6.Access the </w:t>
@@ -1731,12 +1779,12 @@
     </w:p>
     <w:p>
       <w:pPr>
-        <w:spacing w:after="0"/>
+        <w:spacing w:after="0" w:line="240" w:lineRule="auto"/>
       </w:pPr>
       <w:r>
         <w:tab/>
       </w:r>
-      <w:hyperlink r:id="rId11" w:history="1">
+      <w:hyperlink r:id="rId12" w:history="1">
         <w:r>
           <w:rPr>
             <w:rStyle w:val="Hyperlink"/>
@@ -1750,7 +1798,7 @@
     </w:p>
     <w:p>
       <w:pPr>
-        <w:spacing w:after="0"/>
+        <w:spacing w:after="0" w:line="240" w:lineRule="auto"/>
       </w:pPr>
       <w:r>
         <w:t xml:space="preserve">here </w:t>
@@ -1766,6 +1814,13 @@
         <w:t>http</w:t>
       </w:r>
       <w:r>
+        <w:rPr>
+          <w:b/>
+          <w:bCs/>
+        </w:rPr>
+        <w:t>/https</w:t>
+      </w:r>
+      <w:r>
         <w:t xml:space="preserve"> is server </w:t>
       </w:r>
       <w:r>
@@ -1781,7 +1836,7 @@
     </w:p>
     <w:p>
       <w:pPr>
-        <w:spacing w:after="0"/>
+        <w:spacing w:after="0" w:line="240" w:lineRule="auto"/>
       </w:pPr>
       <w:r>
         <w:t xml:space="preserve">          -&gt;</w:t>
@@ -1809,7 +1864,7 @@
     </w:p>
     <w:p>
       <w:pPr>
-        <w:spacing w:after="0"/>
+        <w:spacing w:after="0" w:line="240" w:lineRule="auto"/>
       </w:pPr>
       <w:r>
         <w:t xml:space="preserve">         </w:t>
@@ -1840,7 +1895,7 @@
     </w:p>
     <w:p>
       <w:pPr>
-        <w:spacing w:after="0"/>
+        <w:spacing w:after="0" w:line="240" w:lineRule="auto"/>
       </w:pPr>
       <w:r>
         <w:t xml:space="preserve">         </w:t>
@@ -1848,7 +1903,6 @@
       <w:r>
         <w:t xml:space="preserve">-&gt; </w:t>
       </w:r>
-      <w:proofErr w:type="spellStart"/>
       <w:r>
         <w:rPr>
           <w:b/>
@@ -1856,7 +1910,6 @@
         </w:rPr>
         <w:t>fetchName</w:t>
       </w:r>
-      <w:proofErr w:type="spellEnd"/>
       <w:r>
         <w:t xml:space="preserve"> is controller method </w:t>
       </w:r>
@@ -1873,7 +1926,7 @@
     </w:p>
     <w:p>
       <w:pPr>
-        <w:spacing w:after="0"/>
+        <w:spacing w:after="0" w:line="240" w:lineRule="auto"/>
       </w:pPr>
       <w:r>
         <w:t xml:space="preserve">         </w:t>
@@ -1881,43 +1934,43 @@
     </w:p>
     <w:p>
       <w:pPr>
-        <w:spacing w:after="0"/>
-      </w:pPr>
-    </w:p>
-    <w:p>
-      <w:pPr>
-        <w:spacing w:after="0"/>
-      </w:pPr>
-      <w:r>
-        <w:lastRenderedPageBreak/>
+        <w:spacing w:after="0" w:line="240" w:lineRule="auto"/>
+      </w:pPr>
+    </w:p>
+    <w:p>
+      <w:pPr>
+        <w:spacing w:after="0" w:line="240" w:lineRule="auto"/>
+      </w:pPr>
+      <w:r>
         <w:t>Go to Browser and use above URL.</w:t>
       </w:r>
     </w:p>
     <w:p>
       <w:pPr>
-        <w:spacing w:after="0"/>
-      </w:pPr>
-    </w:p>
-    <w:p>
-      <w:pPr>
-        <w:spacing w:after="0"/>
-      </w:pPr>
-      <w:r>
-        <w:rPr>
-          <w:b/>
-          <w:bCs/>
-        </w:rPr>
-        <w:t xml:space="preserve">DemoController.java                                                                         </w:t>
-      </w:r>
-      <w:proofErr w:type="spellStart"/>
-      <w:r>
-        <w:rPr>
-          <w:b/>
-          <w:bCs/>
-        </w:rPr>
-        <w:t>application.yaml</w:t>
-      </w:r>
-      <w:proofErr w:type="spellEnd"/>
+        <w:spacing w:after="0" w:line="240" w:lineRule="auto"/>
+      </w:pPr>
+    </w:p>
+    <w:p>
+      <w:pPr>
+        <w:spacing w:after="0" w:line="240" w:lineRule="auto"/>
+      </w:pPr>
+    </w:p>
+    <w:p>
+      <w:pPr>
+        <w:spacing w:after="0" w:line="240" w:lineRule="auto"/>
+      </w:pPr>
+    </w:p>
+    <w:p>
+      <w:pPr>
+        <w:spacing w:after="0" w:line="240" w:lineRule="auto"/>
+      </w:pPr>
+      <w:r>
+        <w:rPr>
+          <w:b/>
+          <w:bCs/>
+        </w:rPr>
+        <w:t>DemoController.java                                                                         application.yaml</w:t>
+      </w:r>
     </w:p>
     <w:tbl>
       <w:tblPr>
@@ -1958,53 +2011,220 @@
                 <w:szCs w:val="16"/>
                 <w:lang w:val="en-IN"/>
               </w:rPr>
+              <w:t xml:space="preserve"> com.skh;</w:t>
+            </w:r>
+          </w:p>
+          <w:p>
+            <w:pPr>
+              <w:rPr>
+                <w:sz w:val="16"/>
+                <w:szCs w:val="16"/>
+                <w:lang w:val="en-IN"/>
+              </w:rPr>
+            </w:pPr>
+          </w:p>
+          <w:p>
+            <w:pPr>
+              <w:rPr>
+                <w:sz w:val="16"/>
+                <w:szCs w:val="16"/>
+                <w:lang w:val="en-IN"/>
+              </w:rPr>
+            </w:pPr>
+            <w:r>
+              <w:rPr>
+                <w:b/>
+                <w:bCs/>
+                <w:sz w:val="16"/>
+                <w:szCs w:val="16"/>
+                <w:lang w:val="en-IN"/>
+              </w:rPr>
+              <w:t>import</w:t>
+            </w:r>
+            <w:r>
+              <w:rPr>
+                <w:sz w:val="16"/>
+                <w:szCs w:val="16"/>
+                <w:lang w:val="en-IN"/>
+              </w:rPr>
+              <w:t xml:space="preserve"> org.springframework.web.bind.annotation.GetMapping;</w:t>
+            </w:r>
+          </w:p>
+          <w:p>
+            <w:pPr>
+              <w:rPr>
+                <w:sz w:val="16"/>
+                <w:szCs w:val="16"/>
+                <w:lang w:val="en-IN"/>
+              </w:rPr>
+            </w:pPr>
+            <w:r>
+              <w:rPr>
+                <w:b/>
+                <w:bCs/>
+                <w:sz w:val="16"/>
+                <w:szCs w:val="16"/>
+                <w:lang w:val="en-IN"/>
+              </w:rPr>
+              <w:t>import</w:t>
+            </w:r>
+            <w:r>
+              <w:rPr>
+                <w:sz w:val="16"/>
+                <w:szCs w:val="16"/>
+                <w:lang w:val="en-IN"/>
+              </w:rPr>
+              <w:t xml:space="preserve"> org.springframework.web.bind.annotation.RestController;</w:t>
+            </w:r>
+          </w:p>
+          <w:p>
+            <w:pPr>
+              <w:rPr>
+                <w:sz w:val="16"/>
+                <w:szCs w:val="16"/>
+                <w:lang w:val="en-IN"/>
+              </w:rPr>
+            </w:pPr>
+          </w:p>
+          <w:p>
+            <w:pPr>
+              <w:rPr>
+                <w:b/>
+                <w:bCs/>
+                <w:sz w:val="16"/>
+                <w:szCs w:val="16"/>
+                <w:lang w:val="en-IN"/>
+              </w:rPr>
+            </w:pPr>
+            <w:r>
+              <w:rPr>
+                <w:b/>
+                <w:bCs/>
+                <w:sz w:val="16"/>
+                <w:szCs w:val="16"/>
+                <w:highlight w:val="yellow"/>
+                <w:lang w:val="en-IN"/>
+              </w:rPr>
+              <w:t>@RestController</w:t>
+            </w:r>
+          </w:p>
+          <w:p>
+            <w:pPr>
+              <w:rPr>
+                <w:sz w:val="16"/>
+                <w:szCs w:val="16"/>
+                <w:lang w:val="en-IN"/>
+              </w:rPr>
+            </w:pPr>
+            <w:r>
+              <w:rPr>
+                <w:b/>
+                <w:bCs/>
+                <w:sz w:val="16"/>
+                <w:szCs w:val="16"/>
+                <w:lang w:val="en-IN"/>
+              </w:rPr>
+              <w:t>public</w:t>
+            </w:r>
+            <w:r>
+              <w:rPr>
+                <w:sz w:val="16"/>
+                <w:szCs w:val="16"/>
+                <w:lang w:val="en-IN"/>
+              </w:rPr>
               <w:t xml:space="preserve"> </w:t>
             </w:r>
-            <w:proofErr w:type="spellStart"/>
-            <w:r>
-              <w:rPr>
-                <w:sz w:val="16"/>
-                <w:szCs w:val="16"/>
-                <w:lang w:val="en-IN"/>
-              </w:rPr>
-              <w:t>com.skh</w:t>
-            </w:r>
-            <w:proofErr w:type="spellEnd"/>
-            <w:r>
-              <w:rPr>
-                <w:sz w:val="16"/>
-                <w:szCs w:val="16"/>
-                <w:lang w:val="en-IN"/>
-              </w:rPr>
-              <w:t>;</w:t>
-            </w:r>
-          </w:p>
-          <w:p>
-            <w:pPr>
-              <w:rPr>
-                <w:sz w:val="16"/>
-                <w:szCs w:val="16"/>
-                <w:lang w:val="en-IN"/>
-              </w:rPr>
-            </w:pPr>
-          </w:p>
-          <w:p>
-            <w:pPr>
-              <w:rPr>
-                <w:sz w:val="16"/>
-                <w:szCs w:val="16"/>
-                <w:lang w:val="en-IN"/>
-              </w:rPr>
-            </w:pPr>
-            <w:r>
-              <w:rPr>
-                <w:b/>
-                <w:bCs/>
-                <w:sz w:val="16"/>
-                <w:szCs w:val="16"/>
-                <w:lang w:val="en-IN"/>
-              </w:rPr>
-              <w:t>import</w:t>
+            <w:r>
+              <w:rPr>
+                <w:b/>
+                <w:bCs/>
+                <w:sz w:val="16"/>
+                <w:szCs w:val="16"/>
+                <w:lang w:val="en-IN"/>
+              </w:rPr>
+              <w:t>class</w:t>
+            </w:r>
+            <w:r>
+              <w:rPr>
+                <w:sz w:val="16"/>
+                <w:szCs w:val="16"/>
+                <w:lang w:val="en-IN"/>
+              </w:rPr>
+              <w:t xml:space="preserve"> DemoController {</w:t>
+            </w:r>
+          </w:p>
+          <w:p>
+            <w:pPr>
+              <w:rPr>
+                <w:sz w:val="16"/>
+                <w:szCs w:val="16"/>
+                <w:lang w:val="en-IN"/>
+              </w:rPr>
+            </w:pPr>
+            <w:r>
+              <w:rPr>
+                <w:sz w:val="16"/>
+                <w:szCs w:val="16"/>
+                <w:lang w:val="en-IN"/>
+              </w:rPr>
+              <w:tab/>
+            </w:r>
+          </w:p>
+          <w:p>
+            <w:pPr>
+              <w:rPr>
+                <w:b/>
+                <w:bCs/>
+                <w:sz w:val="16"/>
+                <w:szCs w:val="16"/>
+                <w:lang w:val="en-IN"/>
+              </w:rPr>
+            </w:pPr>
+            <w:r>
+              <w:rPr>
+                <w:sz w:val="16"/>
+                <w:szCs w:val="16"/>
+                <w:lang w:val="en-IN"/>
+              </w:rPr>
+              <w:tab/>
+            </w:r>
+            <w:r>
+              <w:rPr>
+                <w:b/>
+                <w:bCs/>
+                <w:sz w:val="16"/>
+                <w:szCs w:val="16"/>
+                <w:highlight w:val="yellow"/>
+                <w:lang w:val="en-IN"/>
+              </w:rPr>
+              <w:t>@GetMapping(path = "/fetchName")</w:t>
+            </w:r>
+          </w:p>
+          <w:p>
+            <w:pPr>
+              <w:rPr>
+                <w:sz w:val="16"/>
+                <w:szCs w:val="16"/>
+                <w:lang w:val="en-IN"/>
+              </w:rPr>
+            </w:pPr>
+            <w:r>
+              <w:rPr>
+                <w:sz w:val="16"/>
+                <w:szCs w:val="16"/>
+                <w:lang w:val="en-IN"/>
+              </w:rPr>
+              <w:tab/>
+            </w:r>
+            <w:r>
+              <w:rPr>
+                <w:b/>
+                <w:bCs/>
+                <w:sz w:val="16"/>
+                <w:szCs w:val="16"/>
+                <w:lang w:val="en-IN"/>
+              </w:rPr>
+              <w:t>public</w:t>
             </w:r>
             <w:r>
               <w:rPr>
@@ -2014,162 +2234,22 @@
               </w:rPr>
               <w:t xml:space="preserve"> </w:t>
             </w:r>
-            <w:proofErr w:type="spellStart"/>
-            <w:r>
-              <w:rPr>
-                <w:sz w:val="16"/>
-                <w:szCs w:val="16"/>
-                <w:lang w:val="en-IN"/>
-              </w:rPr>
-              <w:t>org.springframework.web.bind.annotation.GetMapping</w:t>
-            </w:r>
-            <w:proofErr w:type="spellEnd"/>
-            <w:r>
-              <w:rPr>
-                <w:sz w:val="16"/>
-                <w:szCs w:val="16"/>
-                <w:lang w:val="en-IN"/>
-              </w:rPr>
-              <w:t>;</w:t>
-            </w:r>
-          </w:p>
-          <w:p>
-            <w:pPr>
-              <w:rPr>
-                <w:sz w:val="16"/>
-                <w:szCs w:val="16"/>
-                <w:lang w:val="en-IN"/>
-              </w:rPr>
-            </w:pPr>
-            <w:r>
-              <w:rPr>
-                <w:b/>
-                <w:bCs/>
-                <w:sz w:val="16"/>
-                <w:szCs w:val="16"/>
-                <w:lang w:val="en-IN"/>
-              </w:rPr>
-              <w:t>import</w:t>
-            </w:r>
-            <w:r>
-              <w:rPr>
-                <w:sz w:val="16"/>
-                <w:szCs w:val="16"/>
-                <w:lang w:val="en-IN"/>
-              </w:rPr>
-              <w:t xml:space="preserve"> </w:t>
-            </w:r>
-            <w:proofErr w:type="spellStart"/>
-            <w:r>
-              <w:rPr>
-                <w:sz w:val="16"/>
-                <w:szCs w:val="16"/>
-                <w:lang w:val="en-IN"/>
-              </w:rPr>
-              <w:t>org.springframework.web.bind.annotation.RestController</w:t>
-            </w:r>
-            <w:proofErr w:type="spellEnd"/>
-            <w:r>
-              <w:rPr>
-                <w:sz w:val="16"/>
-                <w:szCs w:val="16"/>
-                <w:lang w:val="en-IN"/>
-              </w:rPr>
-              <w:t>;</w:t>
-            </w:r>
-          </w:p>
-          <w:p>
-            <w:pPr>
-              <w:rPr>
-                <w:sz w:val="16"/>
-                <w:szCs w:val="16"/>
-                <w:lang w:val="en-IN"/>
-              </w:rPr>
-            </w:pPr>
-          </w:p>
-          <w:p>
-            <w:pPr>
-              <w:rPr>
-                <w:b/>
-                <w:bCs/>
-                <w:sz w:val="16"/>
-                <w:szCs w:val="16"/>
-                <w:lang w:val="en-IN"/>
-              </w:rPr>
-            </w:pPr>
-            <w:r>
-              <w:rPr>
-                <w:b/>
-                <w:bCs/>
+            <w:r>
+              <w:rPr>
                 <w:sz w:val="16"/>
                 <w:szCs w:val="16"/>
                 <w:highlight w:val="yellow"/>
                 <w:lang w:val="en-IN"/>
               </w:rPr>
-              <w:t>@RestController</w:t>
-            </w:r>
-          </w:p>
-          <w:p>
-            <w:pPr>
-              <w:rPr>
-                <w:sz w:val="16"/>
-                <w:szCs w:val="16"/>
-                <w:lang w:val="en-IN"/>
-              </w:rPr>
-            </w:pPr>
-            <w:r>
-              <w:rPr>
-                <w:b/>
-                <w:bCs/>
-                <w:sz w:val="16"/>
-                <w:szCs w:val="16"/>
-                <w:lang w:val="en-IN"/>
-              </w:rPr>
-              <w:t>public</w:t>
-            </w:r>
-            <w:r>
-              <w:rPr>
-                <w:sz w:val="16"/>
-                <w:szCs w:val="16"/>
-                <w:lang w:val="en-IN"/>
-              </w:rPr>
-              <w:t xml:space="preserve"> </w:t>
-            </w:r>
-            <w:r>
-              <w:rPr>
-                <w:b/>
-                <w:bCs/>
-                <w:sz w:val="16"/>
-                <w:szCs w:val="16"/>
-                <w:lang w:val="en-IN"/>
-              </w:rPr>
-              <w:t>class</w:t>
-            </w:r>
-            <w:r>
-              <w:rPr>
-                <w:sz w:val="16"/>
-                <w:szCs w:val="16"/>
-                <w:lang w:val="en-IN"/>
-              </w:rPr>
-              <w:t xml:space="preserve"> </w:t>
-            </w:r>
-            <w:proofErr w:type="spellStart"/>
-            <w:r>
-              <w:rPr>
-                <w:sz w:val="16"/>
-                <w:szCs w:val="16"/>
-                <w:lang w:val="en-IN"/>
-              </w:rPr>
-              <w:t>DemoController</w:t>
-            </w:r>
-            <w:proofErr w:type="spellEnd"/>
-            <w:r>
-              <w:rPr>
-                <w:sz w:val="16"/>
-                <w:szCs w:val="16"/>
-                <w:lang w:val="en-IN"/>
-              </w:rPr>
-              <w:t xml:space="preserve"> {</w:t>
+              <w:t>void</w:t>
+            </w:r>
+            <w:r>
+              <w:rPr>
+                <w:sz w:val="16"/>
+                <w:szCs w:val="16"/>
+                <w:lang w:val="en-IN"/>
+              </w:rPr>
+              <w:t xml:space="preserve"> m1() {</w:t>
             </w:r>
           </w:p>
           <w:p>
@@ -2188,17 +2268,6 @@
               </w:rPr>
               <w:tab/>
             </w:r>
-          </w:p>
-          <w:p>
-            <w:pPr>
-              <w:rPr>
-                <w:b/>
-                <w:bCs/>
-                <w:sz w:val="16"/>
-                <w:szCs w:val="16"/>
-                <w:lang w:val="en-IN"/>
-              </w:rPr>
-            </w:pPr>
             <w:r>
               <w:rPr>
                 <w:sz w:val="16"/>
@@ -2206,126 +2275,6 @@
                 <w:lang w:val="en-IN"/>
               </w:rPr>
               <w:tab/>
-            </w:r>
-            <w:r>
-              <w:rPr>
-                <w:b/>
-                <w:bCs/>
-                <w:sz w:val="16"/>
-                <w:szCs w:val="16"/>
-                <w:highlight w:val="yellow"/>
-                <w:lang w:val="en-IN"/>
-              </w:rPr>
-              <w:t>@GetMapping(path = "/</w:t>
-            </w:r>
-            <w:proofErr w:type="spellStart"/>
-            <w:r>
-              <w:rPr>
-                <w:b/>
-                <w:bCs/>
-                <w:sz w:val="16"/>
-                <w:szCs w:val="16"/>
-                <w:highlight w:val="yellow"/>
-                <w:lang w:val="en-IN"/>
-              </w:rPr>
-              <w:t>fetchName</w:t>
-            </w:r>
-            <w:proofErr w:type="spellEnd"/>
-            <w:r>
-              <w:rPr>
-                <w:b/>
-                <w:bCs/>
-                <w:sz w:val="16"/>
-                <w:szCs w:val="16"/>
-                <w:highlight w:val="yellow"/>
-                <w:lang w:val="en-IN"/>
-              </w:rPr>
-              <w:t>")</w:t>
-            </w:r>
-          </w:p>
-          <w:p>
-            <w:pPr>
-              <w:rPr>
-                <w:sz w:val="16"/>
-                <w:szCs w:val="16"/>
-                <w:lang w:val="en-IN"/>
-              </w:rPr>
-            </w:pPr>
-            <w:r>
-              <w:rPr>
-                <w:sz w:val="16"/>
-                <w:szCs w:val="16"/>
-                <w:lang w:val="en-IN"/>
-              </w:rPr>
-              <w:tab/>
-            </w:r>
-            <w:r>
-              <w:rPr>
-                <w:b/>
-                <w:bCs/>
-                <w:sz w:val="16"/>
-                <w:szCs w:val="16"/>
-                <w:lang w:val="en-IN"/>
-              </w:rPr>
-              <w:t>public</w:t>
-            </w:r>
-            <w:r>
-              <w:rPr>
-                <w:sz w:val="16"/>
-                <w:szCs w:val="16"/>
-                <w:lang w:val="en-IN"/>
-              </w:rPr>
-              <w:t xml:space="preserve"> </w:t>
-            </w:r>
-            <w:r>
-              <w:rPr>
-                <w:sz w:val="16"/>
-                <w:szCs w:val="16"/>
-                <w:highlight w:val="yellow"/>
-                <w:lang w:val="en-IN"/>
-              </w:rPr>
-              <w:t>void</w:t>
-            </w:r>
-            <w:r>
-              <w:rPr>
-                <w:sz w:val="16"/>
-                <w:szCs w:val="16"/>
-                <w:lang w:val="en-IN"/>
-              </w:rPr>
-              <w:t xml:space="preserve"> m1() {</w:t>
-            </w:r>
-          </w:p>
-          <w:p>
-            <w:pPr>
-              <w:rPr>
-                <w:sz w:val="16"/>
-                <w:szCs w:val="16"/>
-                <w:lang w:val="en-IN"/>
-              </w:rPr>
-            </w:pPr>
-            <w:r>
-              <w:rPr>
-                <w:sz w:val="16"/>
-                <w:szCs w:val="16"/>
-                <w:lang w:val="en-IN"/>
-              </w:rPr>
-              <w:tab/>
-            </w:r>
-            <w:r>
-              <w:rPr>
-                <w:sz w:val="16"/>
-                <w:szCs w:val="16"/>
-                <w:lang w:val="en-IN"/>
-              </w:rPr>
-              <w:tab/>
-            </w:r>
-            <w:proofErr w:type="spellStart"/>
-            <w:r>
-              <w:rPr>
-                <w:sz w:val="16"/>
-                <w:szCs w:val="16"/>
-                <w:lang w:val="en-IN"/>
-              </w:rPr>
               <w:t>System.</w:t>
             </w:r>
             <w:r>
@@ -2346,16 +2295,7 @@
                 <w:szCs w:val="16"/>
                 <w:lang w:val="en-IN"/>
               </w:rPr>
-              <w:t>.println</w:t>
-            </w:r>
-            <w:proofErr w:type="spellEnd"/>
-            <w:r>
-              <w:rPr>
-                <w:sz w:val="16"/>
-                <w:szCs w:val="16"/>
-                <w:lang w:val="en-IN"/>
-              </w:rPr>
-              <w:t>("Hi this is Kamal..!");</w:t>
+              <w:t>.println("Hi this is Kamal..!");</w:t>
             </w:r>
             <w:r>
               <w:rPr>
@@ -2432,25 +2372,7 @@
                 <w:lang w:val="en-IN"/>
               </w:rPr>
               <w:tab/>
-              <w:t>@GetMapping(path = "/</w:t>
-            </w:r>
-            <w:proofErr w:type="spellStart"/>
-            <w:r>
-              <w:rPr>
-                <w:sz w:val="16"/>
-                <w:szCs w:val="16"/>
-                <w:lang w:val="en-IN"/>
-              </w:rPr>
-              <w:t>fetchNumber</w:t>
-            </w:r>
-            <w:proofErr w:type="spellEnd"/>
-            <w:r>
-              <w:rPr>
-                <w:sz w:val="16"/>
-                <w:szCs w:val="16"/>
-                <w:lang w:val="en-IN"/>
-              </w:rPr>
-              <w:t>")</w:t>
+              <w:t>@GetMapping(path = "/fetchNumber")</w:t>
             </w:r>
           </w:p>
           <w:p>
@@ -2609,25 +2531,7 @@
                 <w:lang w:val="en-IN"/>
               </w:rPr>
               <w:tab/>
-              <w:t>@GetMapping(path = "/</w:t>
-            </w:r>
-            <w:proofErr w:type="spellStart"/>
-            <w:r>
-              <w:rPr>
-                <w:sz w:val="16"/>
-                <w:szCs w:val="16"/>
-                <w:lang w:val="en-IN"/>
-              </w:rPr>
-              <w:t>fetchFullName</w:t>
-            </w:r>
-            <w:proofErr w:type="spellEnd"/>
-            <w:r>
-              <w:rPr>
-                <w:sz w:val="16"/>
-                <w:szCs w:val="16"/>
-                <w:lang w:val="en-IN"/>
-              </w:rPr>
-              <w:t>")</w:t>
+              <w:t>@GetMapping(path = "/fetchFullName")</w:t>
             </w:r>
           </w:p>
           <w:p>
@@ -2823,31 +2727,15 @@
     </w:tbl>
     <w:p>
       <w:pPr>
-        <w:spacing w:after="0"/>
-      </w:pPr>
-    </w:p>
-    <w:p>
-      <w:pPr>
-        <w:spacing w:after="0"/>
-      </w:pPr>
-      <w:r>
-        <w:t xml:space="preserve">In </w:t>
-      </w:r>
-      <w:proofErr w:type="spellStart"/>
-      <w:r>
-        <w:t>application.yaml</w:t>
-      </w:r>
-      <w:proofErr w:type="spellEnd"/>
-      <w:r>
-        <w:t>/</w:t>
-      </w:r>
-      <w:proofErr w:type="spellStart"/>
-      <w:r>
-        <w:t>yml</w:t>
-      </w:r>
-      <w:proofErr w:type="spellEnd"/>
-      <w:r>
-        <w:t xml:space="preserve"> </w:t>
+        <w:spacing w:after="0" w:line="240" w:lineRule="auto"/>
+      </w:pPr>
+    </w:p>
+    <w:p>
+      <w:pPr>
+        <w:spacing w:after="0" w:line="240" w:lineRule="auto"/>
+      </w:pPr>
+      <w:r>
+        <w:t xml:space="preserve">In application.yaml/yml </w:t>
       </w:r>
       <w:r>
         <w:sym w:font="Wingdings" w:char="F0E0"/>
@@ -2858,18 +2746,10 @@
     </w:p>
     <w:p>
       <w:pPr>
-        <w:spacing w:after="0"/>
-      </w:pPr>
-      <w:r>
-        <w:t xml:space="preserve">If we don’t add port number in </w:t>
-      </w:r>
-      <w:proofErr w:type="spellStart"/>
-      <w:r>
-        <w:t>application.yaml</w:t>
-      </w:r>
-      <w:proofErr w:type="spellEnd"/>
-      <w:r>
-        <w:t xml:space="preserve"> file. Tomcat serve</w:t>
+        <w:spacing w:after="0" w:line="240" w:lineRule="auto"/>
+      </w:pPr>
+      <w:r>
+        <w:t>If we don’t add port number in application.yaml file. Tomcat serve</w:t>
       </w:r>
       <w:r>
         <w:t xml:space="preserve">r </w:t>
@@ -2880,7 +2760,7 @@
     </w:p>
     <w:p>
       <w:pPr>
-        <w:spacing w:after="0"/>
+        <w:spacing w:after="0" w:line="240" w:lineRule="auto"/>
       </w:pPr>
       <w:r>
         <w:rPr>
@@ -2902,7 +2782,7 @@
                     <pic:cNvPicPr/>
                   </pic:nvPicPr>
                   <pic:blipFill>
-                    <a:blip r:embed="rId12"/>
+                    <a:blip r:embed="rId13"/>
                     <a:stretch>
                       <a:fillRect/>
                     </a:stretch>
@@ -2925,17 +2805,38 @@
     </w:p>
     <w:p>
       <w:pPr>
-        <w:spacing w:after="0"/>
-      </w:pPr>
-    </w:p>
-    <w:p>
-      <w:pPr>
-        <w:spacing w:after="0"/>
-      </w:pPr>
-    </w:p>
-    <w:p>
-      <w:pPr>
-        <w:spacing w:after="0"/>
+        <w:spacing w:after="0" w:line="240" w:lineRule="auto"/>
+      </w:pPr>
+      <w:r>
+        <w:t>To see all the PORTs used in a system, we can use below command on CMD.</w:t>
+      </w:r>
+      <w:r>
+        <w:t xml:space="preserve"> Run below command on CMD.</w:t>
+      </w:r>
+    </w:p>
+    <w:p>
+      <w:pPr>
+        <w:spacing w:after="0" w:line="240" w:lineRule="auto"/>
+      </w:pPr>
+      <w:r>
+        <w:t>C:\Users\Dell</w:t>
+      </w:r>
+      <w:r>
+        <w:rPr>
+          <w:b/>
+          <w:bCs/>
+        </w:rPr>
+        <w:t>&gt;netstat -ano</w:t>
+      </w:r>
+    </w:p>
+    <w:p>
+      <w:pPr>
+        <w:spacing w:after="0" w:line="240" w:lineRule="auto"/>
+      </w:pPr>
+    </w:p>
+    <w:p>
+      <w:pPr>
+        <w:spacing w:after="0" w:line="240" w:lineRule="auto"/>
         <w:rPr>
           <w:b/>
           <w:bCs/>
@@ -2951,7 +2852,7 @@
     </w:p>
     <w:p>
       <w:pPr>
-        <w:spacing w:after="0"/>
+        <w:spacing w:after="0" w:line="240" w:lineRule="auto"/>
       </w:pPr>
       <w:r>
         <w:t>There are so many ways are there.</w:t>
@@ -2967,10 +2868,30 @@
           <w:ilvl w:val="0"/>
           <w:numId w:val="4"/>
         </w:numPr>
-        <w:spacing w:after="0"/>
-      </w:pPr>
-      <w:r>
-        <w:t>Using browser URL</w:t>
+        <w:spacing w:after="0" w:line="240" w:lineRule="auto"/>
+      </w:pPr>
+      <w:r>
+        <w:t xml:space="preserve">Using browser </w:t>
+      </w:r>
+      <w:r>
+        <w:t xml:space="preserve">form / Browser </w:t>
+      </w:r>
+      <w:r>
+        <w:t>UR</w:t>
+      </w:r>
+      <w:r>
+        <w:t xml:space="preserve"> </w:t>
+      </w:r>
+      <w:r>
+        <w:t>L</w:t>
+      </w:r>
+      <w:r>
+        <w:rPr>
+          <w:b/>
+          <w:bCs/>
+          <w:highlight w:val="yellow"/>
+        </w:rPr>
+        <w:t>– real time tools</w:t>
       </w:r>
     </w:p>
     <w:p>
@@ -2980,10 +2901,19 @@
           <w:ilvl w:val="0"/>
           <w:numId w:val="4"/>
         </w:numPr>
-        <w:spacing w:after="0"/>
+        <w:spacing w:after="0" w:line="240" w:lineRule="auto"/>
       </w:pPr>
       <w:r>
         <w:t>HTML</w:t>
+      </w:r>
+      <w:r>
+        <w:t xml:space="preserve"> </w:t>
+      </w:r>
+      <w:r>
+        <w:t>form</w:t>
+      </w:r>
+      <w:r>
+        <w:t xml:space="preserve"> with html code.</w:t>
       </w:r>
     </w:p>
     <w:p>
@@ -2993,13 +2923,17 @@
           <w:ilvl w:val="0"/>
           <w:numId w:val="4"/>
         </w:numPr>
-        <w:spacing w:after="0"/>
-      </w:pPr>
-      <w:proofErr w:type="spellStart"/>
-      <w:r>
-        <w:t>Javacript</w:t>
-      </w:r>
-      <w:proofErr w:type="spellEnd"/>
+        <w:spacing w:after="0" w:line="240" w:lineRule="auto"/>
+      </w:pPr>
+      <w:r>
+        <w:t>JavaScript</w:t>
+      </w:r>
+      <w:r>
+        <w:t xml:space="preserve"> file with JS</w:t>
+      </w:r>
+      <w:r>
+        <w:t xml:space="preserve"> code</w:t>
+      </w:r>
     </w:p>
     <w:p>
       <w:pPr>
@@ -3008,7 +2942,7 @@
           <w:ilvl w:val="0"/>
           <w:numId w:val="4"/>
         </w:numPr>
-        <w:spacing w:after="0"/>
+        <w:spacing w:after="0" w:line="240" w:lineRule="auto"/>
         <w:rPr>
           <w:b/>
           <w:bCs/>
@@ -3029,7 +2963,31 @@
           <w:bCs/>
           <w:highlight w:val="yellow"/>
         </w:rPr>
-        <w:t xml:space="preserve"> – real time tools</w:t>
+        <w:t xml:space="preserve"> – </w:t>
+      </w:r>
+      <w:r>
+        <w:rPr>
+          <w:b/>
+          <w:bCs/>
+          <w:highlight w:val="yellow"/>
+        </w:rPr>
+        <w:t xml:space="preserve">DEVELOPER </w:t>
+      </w:r>
+      <w:r>
+        <w:rPr>
+          <w:b/>
+          <w:bCs/>
+          <w:highlight w:val="yellow"/>
+        </w:rPr>
+        <w:t>tools</w:t>
+      </w:r>
+      <w:r>
+        <w:rPr>
+          <w:b/>
+          <w:bCs/>
+          <w:highlight w:val="yellow"/>
+        </w:rPr>
+        <w:t xml:space="preserve"> for testing.</w:t>
       </w:r>
     </w:p>
     <w:p>
@@ -3039,106 +2997,155 @@
           <w:ilvl w:val="0"/>
           <w:numId w:val="4"/>
         </w:numPr>
-        <w:spacing w:after="0"/>
+        <w:spacing w:after="0" w:line="240" w:lineRule="auto"/>
         <w:rPr>
           <w:b/>
           <w:bCs/>
           <w:highlight w:val="yellow"/>
         </w:rPr>
       </w:pPr>
-      <w:proofErr w:type="spellStart"/>
       <w:r>
         <w:rPr>
           <w:b/>
           <w:bCs/>
           <w:highlight w:val="yellow"/>
         </w:rPr>
-        <w:t>jMeter</w:t>
-      </w:r>
-      <w:proofErr w:type="spellEnd"/>
+        <w:t>JMeter</w:t>
+      </w:r>
       <w:r>
         <w:rPr>
           <w:b/>
           <w:bCs/>
           <w:highlight w:val="yellow"/>
         </w:rPr>
-        <w:t xml:space="preserve"> – real time tools</w:t>
+        <w:t xml:space="preserve"> – </w:t>
+      </w:r>
+      <w:r>
+        <w:rPr>
+          <w:b/>
+          <w:bCs/>
+          <w:highlight w:val="yellow"/>
+        </w:rPr>
+        <w:t>DEVELOPER tools for testing.</w:t>
+      </w:r>
+      <w:r>
+        <w:rPr>
+          <w:b/>
+          <w:bCs/>
+          <w:highlight w:val="yellow"/>
+        </w:rPr>
+        <w:t xml:space="preserve"> (Performance testing/Integration testing)</w:t>
       </w:r>
     </w:p>
     <w:p>
       <w:pPr>
         <w:pStyle w:val="ListParagraph"/>
-        <w:spacing w:after="0"/>
+        <w:numPr>
+          <w:ilvl w:val="0"/>
+          <w:numId w:val="4"/>
+        </w:numPr>
+        <w:spacing w:after="0" w:line="240" w:lineRule="auto"/>
+        <w:rPr>
+          <w:b/>
+          <w:bCs/>
+          <w:highlight w:val="yellow"/>
+        </w:rPr>
+      </w:pPr>
+      <w:r>
+        <w:rPr>
+          <w:b/>
+          <w:bCs/>
+          <w:highlight w:val="yellow"/>
+        </w:rPr>
+        <w:t>Hopscotch</w:t>
+      </w:r>
+      <w:r>
+        <w:rPr>
+          <w:b/>
+          <w:bCs/>
+          <w:highlight w:val="yellow"/>
+        </w:rPr>
+        <w:t xml:space="preserve"> – DEVELOPER tools for testing.</w:t>
+      </w:r>
+    </w:p>
+    <w:p>
+      <w:pPr>
+        <w:spacing w:after="0" w:line="240" w:lineRule="auto"/>
+        <w:rPr>
+          <w:b/>
+          <w:bCs/>
+          <w:highlight w:val="yellow"/>
+        </w:rPr>
+      </w:pPr>
+    </w:p>
+    <w:p>
+      <w:pPr>
+        <w:pStyle w:val="ListParagraph"/>
+        <w:spacing w:after="0" w:line="240" w:lineRule="auto"/>
         <w:ind w:left="1080"/>
       </w:pPr>
-      <w:proofErr w:type="spellStart"/>
-      <w:r>
-        <w:t>etc</w:t>
-      </w:r>
-      <w:proofErr w:type="spellEnd"/>
-      <w:r>
-        <w:t>……</w:t>
-      </w:r>
-    </w:p>
-    <w:p>
-      <w:pPr>
-        <w:spacing w:after="0"/>
-      </w:pPr>
-    </w:p>
-    <w:p>
-      <w:pPr>
-        <w:spacing w:after="0"/>
-      </w:pPr>
-    </w:p>
-    <w:p>
-      <w:pPr>
-        <w:spacing w:after="0"/>
-      </w:pPr>
-    </w:p>
-    <w:p>
-      <w:pPr>
-        <w:spacing w:after="0"/>
-      </w:pPr>
-    </w:p>
-    <w:p>
-      <w:pPr>
-        <w:spacing w:after="0"/>
-      </w:pPr>
-    </w:p>
-    <w:p>
-      <w:pPr>
-        <w:spacing w:after="0"/>
-      </w:pPr>
-    </w:p>
-    <w:p>
-      <w:pPr>
-        <w:spacing w:after="0"/>
-      </w:pPr>
-    </w:p>
-    <w:p>
-      <w:pPr>
-        <w:spacing w:after="0"/>
-      </w:pPr>
-    </w:p>
-    <w:p>
-      <w:pPr>
-        <w:spacing w:after="0"/>
-      </w:pPr>
-    </w:p>
-    <w:p>
-      <w:pPr>
-        <w:spacing w:after="0"/>
-        <w:rPr>
-          <w:b/>
-          <w:bCs/>
-        </w:rPr>
-      </w:pPr>
-      <w:r>
-        <w:rPr>
-          <w:b/>
-          <w:bCs/>
-        </w:rPr>
-        <w:lastRenderedPageBreak/>
+      <w:r>
+        <w:t>etc……</w:t>
+      </w:r>
+    </w:p>
+    <w:p>
+      <w:pPr>
+        <w:spacing w:after="0" w:line="240" w:lineRule="auto"/>
+      </w:pPr>
+    </w:p>
+    <w:p>
+      <w:pPr>
+        <w:spacing w:after="0" w:line="240" w:lineRule="auto"/>
+      </w:pPr>
+    </w:p>
+    <w:p>
+      <w:pPr>
+        <w:spacing w:after="0" w:line="240" w:lineRule="auto"/>
+      </w:pPr>
+    </w:p>
+    <w:p>
+      <w:pPr>
+        <w:spacing w:after="0" w:line="240" w:lineRule="auto"/>
+      </w:pPr>
+    </w:p>
+    <w:p>
+      <w:pPr>
+        <w:spacing w:after="0" w:line="240" w:lineRule="auto"/>
+      </w:pPr>
+    </w:p>
+    <w:p>
+      <w:pPr>
+        <w:spacing w:after="0" w:line="240" w:lineRule="auto"/>
+      </w:pPr>
+    </w:p>
+    <w:p>
+      <w:pPr>
+        <w:spacing w:after="0" w:line="240" w:lineRule="auto"/>
+      </w:pPr>
+    </w:p>
+    <w:p>
+      <w:pPr>
+        <w:spacing w:after="0" w:line="240" w:lineRule="auto"/>
+      </w:pPr>
+    </w:p>
+    <w:p>
+      <w:pPr>
+        <w:spacing w:after="0" w:line="240" w:lineRule="auto"/>
+      </w:pPr>
+    </w:p>
+    <w:p>
+      <w:pPr>
+        <w:spacing w:after="0" w:line="240" w:lineRule="auto"/>
+        <w:rPr>
+          <w:b/>
+          <w:bCs/>
+        </w:rPr>
+      </w:pPr>
+      <w:r>
+        <w:rPr>
+          <w:b/>
+          <w:bCs/>
+        </w:rPr>
         <w:t xml:space="preserve">How to send data from </w:t>
       </w:r>
       <w:r>
@@ -3163,7 +3170,7 @@
           <w:ilvl w:val="0"/>
           <w:numId w:val="5"/>
         </w:numPr>
-        <w:spacing w:after="0"/>
+        <w:spacing w:after="0" w:line="240" w:lineRule="auto"/>
       </w:pPr>
       <w:r>
         <w:rPr>
@@ -3194,18 +3201,8 @@
           <w:bCs/>
           <w:highlight w:val="yellow"/>
         </w:rPr>
-        <w:t>/</w:t>
-      </w:r>
-      <w:proofErr w:type="spellStart"/>
-      <w:r>
-        <w:rPr>
-          <w:b/>
-          <w:bCs/>
-          <w:highlight w:val="yellow"/>
-        </w:rPr>
-        <w:t>inputValue</w:t>
-      </w:r>
-      <w:proofErr w:type="spellEnd"/>
+        <w:t>/inputValue</w:t>
+      </w:r>
       <w:r>
         <w:rPr>
           <w:b/>
@@ -3230,27 +3227,35 @@
     </w:p>
     <w:p>
       <w:pPr>
-        <w:spacing w:after="0"/>
+        <w:spacing w:after="0" w:line="240" w:lineRule="auto"/>
         <w:ind w:left="1080"/>
         <w:rPr>
           <w:b/>
           <w:bCs/>
         </w:rPr>
       </w:pPr>
-      <w:hyperlink r:id="rId13" w:history="1">
+      <w:hyperlink r:id="rId14" w:history="1">
         <w:r>
           <w:rPr>
             <w:rStyle w:val="Hyperlink"/>
           </w:rPr>
-          <w:t>http://localhost:9002/fetchFullName/</w:t>
+          <w:t>http://localhost:9002/fetchFullName</w:t>
+        </w:r>
+        <w:r>
+          <w:rPr>
+            <w:rStyle w:val="Hyperlink"/>
+            <w:highlight w:val="yellow"/>
+          </w:rPr>
+          <w:t>/</w:t>
         </w:r>
         <w:r>
           <w:rPr>
             <w:rStyle w:val="Hyperlink"/>
             <w:b/>
             <w:bCs/>
+            <w:highlight w:val="yellow"/>
           </w:rPr>
-          <w:t>John</w:t>
+          <w:t>AZAD</w:t>
         </w:r>
       </w:hyperlink>
       <w:r>
@@ -3263,87 +3268,64 @@
     </w:p>
     <w:p>
       <w:pPr>
-        <w:spacing w:after="0"/>
+        <w:spacing w:after="0" w:line="240" w:lineRule="auto"/>
         <w:ind w:left="1080"/>
       </w:pPr>
     </w:p>
     <w:p>
       <w:pPr>
         <w:pStyle w:val="ListParagraph"/>
-        <w:spacing w:after="0"/>
+        <w:spacing w:after="0" w:line="240" w:lineRule="auto"/>
         <w:ind w:left="1080"/>
       </w:pPr>
       <w:r>
-        <w:t>@GetMapping(path = "/</w:t>
-      </w:r>
-      <w:proofErr w:type="spellStart"/>
-      <w:r>
-        <w:t>fetchFullName</w:t>
-      </w:r>
-      <w:proofErr w:type="spellEnd"/>
+        <w:t>@GetMapping(path = "/fetchFullName</w:t>
+      </w:r>
       <w:r>
         <w:rPr>
           <w:b/>
           <w:bCs/>
           <w:highlight w:val="yellow"/>
         </w:rPr>
-        <w:t>/{</w:t>
-      </w:r>
-      <w:proofErr w:type="spellStart"/>
+        <w:t>/{fName}</w:t>
+      </w:r>
+      <w:r>
+        <w:rPr>
+          <w:b/>
+          <w:bCs/>
+        </w:rPr>
+        <w:t>")</w:t>
+      </w:r>
+    </w:p>
+    <w:p>
+      <w:pPr>
+        <w:pStyle w:val="ListParagraph"/>
+        <w:spacing w:after="0" w:line="240" w:lineRule="auto"/>
+        <w:ind w:left="1080"/>
+      </w:pPr>
       <w:r>
         <w:rPr>
           <w:b/>
           <w:bCs/>
           <w:highlight w:val="yellow"/>
         </w:rPr>
-        <w:t>fName</w:t>
-      </w:r>
-      <w:proofErr w:type="spellEnd"/>
-      <w:r>
-        <w:rPr>
-          <w:b/>
-          <w:bCs/>
-          <w:highlight w:val="yellow"/>
-        </w:rPr>
-        <w:t>}</w:t>
-      </w:r>
-      <w:r>
-        <w:rPr>
-          <w:b/>
-          <w:bCs/>
-        </w:rPr>
-        <w:t>")</w:t>
+        <w:t>@PathVariable</w:t>
+      </w:r>
+      <w:r>
+        <w:rPr>
+          <w:b/>
+          <w:bCs/>
+        </w:rPr>
+        <w:t xml:space="preserve"> </w:t>
+      </w:r>
+      <w:r>
+        <w:t>annotation in method parameter level.</w:t>
       </w:r>
     </w:p>
     <w:p>
       <w:pPr>
         <w:pStyle w:val="ListParagraph"/>
-        <w:spacing w:after="0"/>
-        <w:ind w:left="1080"/>
-      </w:pPr>
-      <w:r>
-        <w:rPr>
-          <w:b/>
-          <w:bCs/>
-          <w:highlight w:val="yellow"/>
-        </w:rPr>
-        <w:t>@PathVariable</w:t>
-      </w:r>
-      <w:r>
-        <w:rPr>
-          <w:b/>
-          <w:bCs/>
-        </w:rPr>
-        <w:t xml:space="preserve"> </w:t>
-      </w:r>
-      <w:r>
-        <w:t>annotation in method parameter level.</w:t>
-      </w:r>
-    </w:p>
-    <w:p>
-      <w:pPr>
-        <w:pStyle w:val="ListParagraph"/>
-        <w:spacing w:after="0"/>
+        <w:spacing w:after="0" w:line="240" w:lineRule="auto"/>
         <w:ind w:left="1080"/>
       </w:pPr>
     </w:p>
@@ -3372,38 +3354,49 @@
               <w:rPr>
                 <w:lang w:val="en-IN"/>
               </w:rPr>
-              <w:t>@GetMapping(path = "/</w:t>
-            </w:r>
-            <w:proofErr w:type="spellStart"/>
-            <w:r>
-              <w:rPr>
-                <w:lang w:val="en-IN"/>
-              </w:rPr>
-              <w:t>fetchFullName</w:t>
-            </w:r>
-            <w:proofErr w:type="spellEnd"/>
+              <w:t>@GetMapping(path = "/fetchFullName</w:t>
+            </w:r>
             <w:r>
               <w:rPr>
                 <w:highlight w:val="yellow"/>
                 <w:lang w:val="en-IN"/>
               </w:rPr>
-              <w:t>/{</w:t>
-            </w:r>
-            <w:proofErr w:type="spellStart"/>
+              <w:t>/{fName}")</w:t>
+            </w:r>
+          </w:p>
+          <w:p>
+            <w:pPr>
+              <w:pStyle w:val="ListParagraph"/>
+              <w:rPr>
+                <w:lang w:val="en-IN"/>
+              </w:rPr>
+            </w:pPr>
+            <w:r>
+              <w:rPr>
+                <w:b/>
+                <w:bCs/>
+                <w:lang w:val="en-IN"/>
+              </w:rPr>
+              <w:t>public</w:t>
+            </w:r>
+            <w:r>
+              <w:rPr>
+                <w:lang w:val="en-IN"/>
+              </w:rPr>
+              <w:t xml:space="preserve"> String m3</w:t>
+            </w:r>
             <w:r>
               <w:rPr>
                 <w:highlight w:val="yellow"/>
                 <w:lang w:val="en-IN"/>
               </w:rPr>
-              <w:t>fName</w:t>
-            </w:r>
-            <w:proofErr w:type="spellEnd"/>
-            <w:r>
-              <w:rPr>
-                <w:highlight w:val="yellow"/>
-                <w:lang w:val="en-IN"/>
-              </w:rPr>
-              <w:t>}")</w:t>
+              <w:t>(@PathVariable String fName</w:t>
+            </w:r>
+            <w:r>
+              <w:rPr>
+                <w:lang w:val="en-IN"/>
+              </w:rPr>
+              <w:t>) {</w:t>
             </w:r>
           </w:p>
           <w:p>
@@ -3415,50 +3408,6 @@
             </w:pPr>
             <w:r>
               <w:rPr>
-                <w:b/>
-                <w:bCs/>
-                <w:lang w:val="en-IN"/>
-              </w:rPr>
-              <w:t>public</w:t>
-            </w:r>
-            <w:r>
-              <w:rPr>
-                <w:lang w:val="en-IN"/>
-              </w:rPr>
-              <w:t xml:space="preserve"> String m3</w:t>
-            </w:r>
-            <w:r>
-              <w:rPr>
-                <w:highlight w:val="yellow"/>
-                <w:lang w:val="en-IN"/>
-              </w:rPr>
-              <w:t xml:space="preserve">(@PathVariable String </w:t>
-            </w:r>
-            <w:proofErr w:type="spellStart"/>
-            <w:r>
-              <w:rPr>
-                <w:highlight w:val="yellow"/>
-                <w:lang w:val="en-IN"/>
-              </w:rPr>
-              <w:t>fName</w:t>
-            </w:r>
-            <w:proofErr w:type="spellEnd"/>
-            <w:r>
-              <w:rPr>
-                <w:lang w:val="en-IN"/>
-              </w:rPr>
-              <w:t>) {</w:t>
-            </w:r>
-          </w:p>
-          <w:p>
-            <w:pPr>
-              <w:pStyle w:val="ListParagraph"/>
-              <w:rPr>
-                <w:lang w:val="en-IN"/>
-              </w:rPr>
-            </w:pPr>
-            <w:r>
-              <w:rPr>
                 <w:lang w:val="en-IN"/>
               </w:rPr>
               <w:tab/>
@@ -3481,14 +3430,7 @@
               <w:rPr>
                 <w:lang w:val="en-IN"/>
               </w:rPr>
-              <w:t xml:space="preserve"> </w:t>
-            </w:r>
-            <w:proofErr w:type="spellStart"/>
-            <w:r>
-              <w:rPr>
-                <w:lang w:val="en-IN"/>
-              </w:rPr>
-              <w:t>String.</w:t>
+              <w:t xml:space="preserve"> String.</w:t>
             </w:r>
             <w:r>
               <w:rPr>
@@ -3498,26 +3440,11 @@
               </w:rPr>
               <w:t>format</w:t>
             </w:r>
-            <w:proofErr w:type="spellEnd"/>
-            <w:r>
-              <w:rPr>
-                <w:lang w:val="en-IN"/>
-              </w:rPr>
-              <w:t xml:space="preserve">("Hi %s welcome to Spring boot", </w:t>
-            </w:r>
-            <w:proofErr w:type="spellStart"/>
-            <w:r>
-              <w:rPr>
-                <w:lang w:val="en-IN"/>
-              </w:rPr>
-              <w:t>fName</w:t>
-            </w:r>
-            <w:proofErr w:type="spellEnd"/>
-            <w:r>
-              <w:rPr>
-                <w:lang w:val="en-IN"/>
-              </w:rPr>
-              <w:t>);</w:t>
+            <w:r>
+              <w:rPr>
+                <w:lang w:val="en-IN"/>
+              </w:rPr>
+              <w:t>("Hi %s welcome to Spring boot", fName);</w:t>
             </w:r>
           </w:p>
           <w:p>
@@ -3537,7 +3464,7 @@
     <w:p>
       <w:pPr>
         <w:pStyle w:val="ListParagraph"/>
-        <w:spacing w:after="0"/>
+        <w:spacing w:after="0" w:line="240" w:lineRule="auto"/>
         <w:ind w:left="1080"/>
       </w:pPr>
     </w:p>
@@ -3548,7 +3475,7 @@
           <w:ilvl w:val="0"/>
           <w:numId w:val="5"/>
         </w:numPr>
-        <w:spacing w:after="0"/>
+        <w:spacing w:after="0" w:line="240" w:lineRule="auto"/>
       </w:pPr>
       <w:r>
         <w:rPr>
@@ -3564,11 +3491,7 @@
         <w:sym w:font="Wingdings" w:char="F0E0"/>
       </w:r>
       <w:r>
-        <w:t xml:space="preserve"> </w:t>
-      </w:r>
-      <w:proofErr w:type="spellStart"/>
-      <w:r>
-        <w:t>URL</w:t>
+        <w:t xml:space="preserve"> URL</w:t>
       </w:r>
       <w:r>
         <w:rPr>
@@ -3584,121 +3507,59 @@
           <w:bCs/>
           <w:highlight w:val="yellow"/>
         </w:rPr>
-        <w:t>key</w:t>
-      </w:r>
-      <w:proofErr w:type="spellEnd"/>
+        <w:t>key=value</w:t>
+      </w:r>
+      <w:r>
+        <w:rPr>
+          <w:b/>
+          <w:bCs/>
+          <w:highlight w:val="magenta"/>
+        </w:rPr>
+        <w:t>&amp;</w:t>
+      </w:r>
       <w:r>
         <w:rPr>
           <w:b/>
           <w:bCs/>
           <w:highlight w:val="yellow"/>
         </w:rPr>
-        <w:t>=</w:t>
-      </w:r>
-      <w:proofErr w:type="spellStart"/>
+        <w:t>key=value</w:t>
+      </w:r>
+      <w:r>
+        <w:rPr>
+          <w:b/>
+          <w:bCs/>
+          <w:highlight w:val="magenta"/>
+        </w:rPr>
+        <w:t>&amp;</w:t>
+      </w:r>
       <w:r>
         <w:rPr>
           <w:b/>
           <w:bCs/>
           <w:highlight w:val="yellow"/>
         </w:rPr>
-        <w:t>value</w:t>
-      </w:r>
-      <w:r>
-        <w:rPr>
-          <w:b/>
-          <w:bCs/>
-          <w:highlight w:val="magenta"/>
-        </w:rPr>
-        <w:t>&amp;</w:t>
-      </w:r>
-      <w:r>
-        <w:rPr>
-          <w:b/>
-          <w:bCs/>
-          <w:highlight w:val="yellow"/>
-        </w:rPr>
-        <w:t>key</w:t>
-      </w:r>
-      <w:proofErr w:type="spellEnd"/>
-      <w:r>
-        <w:rPr>
-          <w:b/>
-          <w:bCs/>
-          <w:highlight w:val="yellow"/>
-        </w:rPr>
-        <w:t>=</w:t>
-      </w:r>
-      <w:proofErr w:type="spellStart"/>
-      <w:r>
-        <w:rPr>
-          <w:b/>
-          <w:bCs/>
-          <w:highlight w:val="yellow"/>
-        </w:rPr>
-        <w:t>value</w:t>
-      </w:r>
-      <w:r>
-        <w:rPr>
-          <w:b/>
-          <w:bCs/>
-          <w:highlight w:val="magenta"/>
-        </w:rPr>
-        <w:t>&amp;</w:t>
-      </w:r>
-      <w:r>
-        <w:rPr>
-          <w:b/>
-          <w:bCs/>
-          <w:highlight w:val="yellow"/>
-        </w:rPr>
-        <w:t>key</w:t>
-      </w:r>
-      <w:proofErr w:type="spellEnd"/>
-      <w:r>
-        <w:rPr>
-          <w:b/>
-          <w:bCs/>
-          <w:highlight w:val="yellow"/>
-        </w:rPr>
-        <w:t>=</w:t>
-      </w:r>
-      <w:proofErr w:type="spellStart"/>
-      <w:r>
-        <w:rPr>
-          <w:b/>
-          <w:bCs/>
-          <w:highlight w:val="yellow"/>
-        </w:rPr>
-        <w:t>value</w:t>
-      </w:r>
-      <w:r>
-        <w:rPr>
-          <w:b/>
-          <w:bCs/>
-        </w:rPr>
-        <w:t>Y&amp;key</w:t>
-      </w:r>
-      <w:proofErr w:type="spellEnd"/>
-      <w:r>
-        <w:rPr>
-          <w:b/>
-          <w:bCs/>
-        </w:rPr>
-        <w:t>=value&amp;….</w:t>
+        <w:t>key=value</w:t>
+      </w:r>
+      <w:r>
+        <w:rPr>
+          <w:b/>
+          <w:bCs/>
+        </w:rPr>
+        <w:t>Y&amp;key=value&amp;….</w:t>
       </w:r>
     </w:p>
     <w:p>
       <w:pPr>
         <w:pStyle w:val="ListParagraph"/>
-        <w:spacing w:after="0"/>
+        <w:spacing w:after="0" w:line="240" w:lineRule="auto"/>
         <w:ind w:left="1440"/>
         <w:rPr>
           <w:b/>
           <w:bCs/>
         </w:rPr>
       </w:pPr>
-      <w:hyperlink r:id="rId14" w:history="1">
+      <w:hyperlink r:id="rId15" w:history="1">
         <w:r>
           <w:rPr>
             <w:rStyle w:val="Hyperlink"/>
@@ -3746,7 +3607,7 @@
     <w:p>
       <w:pPr>
         <w:pStyle w:val="ListParagraph"/>
-        <w:spacing w:after="0"/>
+        <w:spacing w:after="0" w:line="240" w:lineRule="auto"/>
         <w:ind w:left="1440"/>
         <w:rPr>
           <w:b/>
@@ -3765,7 +3626,7 @@
     <w:p>
       <w:pPr>
         <w:pStyle w:val="ListParagraph"/>
-        <w:spacing w:after="0"/>
+        <w:spacing w:after="0" w:line="240" w:lineRule="auto"/>
         <w:ind w:left="1080"/>
       </w:pPr>
       <w:r>
@@ -3775,7 +3636,7 @@
     <w:p>
       <w:pPr>
         <w:pStyle w:val="ListParagraph"/>
-        <w:spacing w:after="0"/>
+        <w:spacing w:after="0" w:line="240" w:lineRule="auto"/>
         <w:ind w:left="1080"/>
       </w:pPr>
       <w:r>
@@ -3785,7 +3646,7 @@
     <w:p>
       <w:pPr>
         <w:pStyle w:val="ListParagraph"/>
-        <w:spacing w:after="0"/>
+        <w:spacing w:after="0" w:line="240" w:lineRule="auto"/>
         <w:ind w:left="1080"/>
       </w:pPr>
       <w:r>
@@ -3796,7 +3657,7 @@
     <w:p>
       <w:pPr>
         <w:pStyle w:val="ListParagraph"/>
-        <w:spacing w:after="0"/>
+        <w:spacing w:after="0" w:line="240" w:lineRule="auto"/>
         <w:ind w:left="1080" w:firstLine="360"/>
       </w:pPr>
       <w:r>
@@ -3805,14 +3666,12 @@
         </w:rPr>
         <w:t xml:space="preserve">      </w:t>
       </w:r>
-      <w:proofErr w:type="spellStart"/>
       <w:r>
         <w:rPr>
           <w:highlight w:val="cyan"/>
         </w:rPr>
         <w:t>sendQueryParams</w:t>
       </w:r>
-      <w:proofErr w:type="spellEnd"/>
       <w:r>
         <w:t xml:space="preserve"> – Endpoint</w:t>
       </w:r>
@@ -3820,42 +3679,14 @@
     <w:p>
       <w:pPr>
         <w:pStyle w:val="ListParagraph"/>
-        <w:spacing w:after="0"/>
+        <w:spacing w:after="0" w:line="240" w:lineRule="auto"/>
         <w:ind w:left="1080" w:firstLine="360"/>
       </w:pPr>
       <w:r>
         <w:rPr>
           <w:highlight w:val="yellow"/>
         </w:rPr>
-        <w:t>?name=</w:t>
-      </w:r>
-      <w:proofErr w:type="spellStart"/>
-      <w:r>
-        <w:rPr>
-          <w:highlight w:val="yellow"/>
-        </w:rPr>
-        <w:t>kamal&amp;city</w:t>
-      </w:r>
-      <w:proofErr w:type="spellEnd"/>
-      <w:r>
-        <w:rPr>
-          <w:highlight w:val="yellow"/>
-        </w:rPr>
-        <w:t>=</w:t>
-      </w:r>
-      <w:proofErr w:type="spellStart"/>
-      <w:r>
-        <w:rPr>
-          <w:highlight w:val="yellow"/>
-        </w:rPr>
-        <w:t>hyd&amp;pin</w:t>
-      </w:r>
-      <w:proofErr w:type="spellEnd"/>
-      <w:r>
-        <w:rPr>
-          <w:highlight w:val="yellow"/>
-        </w:rPr>
-        <w:t>=534456</w:t>
+        <w:t>?name=kamal&amp;city=hyd&amp;pin=534456</w:t>
       </w:r>
       <w:r>
         <w:t xml:space="preserve"> – Query String.</w:t>
@@ -3864,17 +3695,17 @@
     <w:p>
       <w:pPr>
         <w:pStyle w:val="ListParagraph"/>
-        <w:spacing w:after="0"/>
+        <w:spacing w:after="0" w:line="240" w:lineRule="auto"/>
         <w:ind w:left="1080"/>
       </w:pPr>
     </w:p>
     <w:p>
       <w:pPr>
         <w:pStyle w:val="ListParagraph"/>
-        <w:spacing w:after="0"/>
+        <w:spacing w:after="0" w:line="240" w:lineRule="auto"/>
         <w:ind w:left="1080"/>
       </w:pPr>
-      <w:hyperlink r:id="rId15" w:history="1">
+      <w:hyperlink r:id="rId16" w:history="1">
         <w:r>
           <w:rPr>
             <w:rStyle w:val="Hyperlink"/>
@@ -3911,21 +3742,7 @@
               <w:rPr>
                 <w:lang w:val="en-IN"/>
               </w:rPr>
-              <w:t>@GetMapping(path = "/</w:t>
-            </w:r>
-            <w:proofErr w:type="spellStart"/>
-            <w:r>
-              <w:rPr>
-                <w:lang w:val="en-IN"/>
-              </w:rPr>
-              <w:t>sendQueryParams</w:t>
-            </w:r>
-            <w:proofErr w:type="spellEnd"/>
-            <w:r>
-              <w:rPr>
-                <w:lang w:val="en-IN"/>
-              </w:rPr>
-              <w:t>")</w:t>
+              <w:t>@GetMapping(path = "/sendQueryParams")</w:t>
             </w:r>
           </w:p>
           <w:p>
@@ -4002,14 +3819,7 @@
                 <w:lang w:val="en-IN"/>
               </w:rPr>
               <w:tab/>
-              <w:t xml:space="preserve">return </w:t>
-            </w:r>
-            <w:proofErr w:type="spellStart"/>
-            <w:r>
-              <w:rPr>
-                <w:lang w:val="en-IN"/>
-              </w:rPr>
-              <w:t>String.</w:t>
+              <w:t>return String.</w:t>
             </w:r>
             <w:r>
               <w:rPr>
@@ -4019,7 +3829,6 @@
               </w:rPr>
               <w:t>format</w:t>
             </w:r>
-            <w:proofErr w:type="spellEnd"/>
             <w:r>
               <w:rPr>
                 <w:lang w:val="en-IN"/>
@@ -4048,7 +3857,7 @@
     <w:p>
       <w:pPr>
         <w:pStyle w:val="ListParagraph"/>
-        <w:spacing w:after="0"/>
+        <w:spacing w:after="0" w:line="240" w:lineRule="auto"/>
         <w:ind w:left="1080"/>
         <w:rPr>
           <w:b/>
@@ -4059,7 +3868,7 @@
     <w:p>
       <w:pPr>
         <w:pStyle w:val="ListParagraph"/>
-        <w:spacing w:after="0"/>
+        <w:spacing w:after="0" w:line="240" w:lineRule="auto"/>
         <w:ind w:left="1080"/>
       </w:pPr>
     </w:p>
@@ -4070,7 +3879,7 @@
           <w:ilvl w:val="0"/>
           <w:numId w:val="5"/>
         </w:numPr>
-        <w:spacing w:after="0"/>
+        <w:spacing w:after="0" w:line="240" w:lineRule="auto"/>
       </w:pPr>
       <w:r>
         <w:t>By submitting form.</w:t>
@@ -4078,37 +3887,37 @@
     </w:p>
     <w:p>
       <w:pPr>
-        <w:spacing w:after="0"/>
-      </w:pPr>
-    </w:p>
-    <w:p>
-      <w:pPr>
-        <w:spacing w:after="0"/>
-      </w:pPr>
-    </w:p>
-    <w:p>
-      <w:pPr>
-        <w:spacing w:after="0"/>
-      </w:pPr>
-    </w:p>
-    <w:p>
-      <w:pPr>
-        <w:spacing w:after="0"/>
-      </w:pPr>
-    </w:p>
-    <w:p>
-      <w:pPr>
-        <w:spacing w:after="0"/>
-      </w:pPr>
-    </w:p>
-    <w:p>
-      <w:pPr>
-        <w:spacing w:after="0"/>
-      </w:pPr>
-    </w:p>
-    <w:p>
-      <w:pPr>
-        <w:spacing w:after="0"/>
+        <w:spacing w:after="0" w:line="240" w:lineRule="auto"/>
+      </w:pPr>
+    </w:p>
+    <w:p>
+      <w:pPr>
+        <w:spacing w:after="0" w:line="240" w:lineRule="auto"/>
+      </w:pPr>
+    </w:p>
+    <w:p>
+      <w:pPr>
+        <w:spacing w:after="0" w:line="240" w:lineRule="auto"/>
+      </w:pPr>
+    </w:p>
+    <w:p>
+      <w:pPr>
+        <w:spacing w:after="0" w:line="240" w:lineRule="auto"/>
+      </w:pPr>
+    </w:p>
+    <w:p>
+      <w:pPr>
+        <w:spacing w:after="0" w:line="240" w:lineRule="auto"/>
+      </w:pPr>
+    </w:p>
+    <w:p>
+      <w:pPr>
+        <w:spacing w:after="0" w:line="240" w:lineRule="auto"/>
+      </w:pPr>
+    </w:p>
+    <w:p>
+      <w:pPr>
+        <w:spacing w:after="0" w:line="240" w:lineRule="auto"/>
       </w:pPr>
     </w:p>
     <w:tbl>
@@ -4143,61 +3952,7 @@
                 <w:bCs/>
                 <w:lang w:val="en-IN"/>
               </w:rPr>
-              <w:t>/{</w:t>
-            </w:r>
-            <w:proofErr w:type="spellStart"/>
-            <w:r>
-              <w:rPr>
-                <w:b/>
-                <w:bCs/>
-                <w:lang w:val="en-IN"/>
-              </w:rPr>
-              <w:t>tmarks</w:t>
-            </w:r>
-            <w:proofErr w:type="spellEnd"/>
-            <w:r>
-              <w:rPr>
-                <w:b/>
-                <w:bCs/>
-                <w:lang w:val="en-IN"/>
-              </w:rPr>
-              <w:t>}/{</w:t>
-            </w:r>
-            <w:proofErr w:type="spellStart"/>
-            <w:r>
-              <w:rPr>
-                <w:b/>
-                <w:bCs/>
-                <w:lang w:val="en-IN"/>
-              </w:rPr>
-              <w:t>hMarks</w:t>
-            </w:r>
-            <w:proofErr w:type="spellEnd"/>
-            <w:r>
-              <w:rPr>
-                <w:b/>
-                <w:bCs/>
-                <w:lang w:val="en-IN"/>
-              </w:rPr>
-              <w:t>}/{</w:t>
-            </w:r>
-            <w:proofErr w:type="spellStart"/>
-            <w:r>
-              <w:rPr>
-                <w:b/>
-                <w:bCs/>
-                <w:lang w:val="en-IN"/>
-              </w:rPr>
-              <w:t>emarks</w:t>
-            </w:r>
-            <w:proofErr w:type="spellEnd"/>
-            <w:r>
-              <w:rPr>
-                <w:b/>
-                <w:bCs/>
-                <w:lang w:val="en-IN"/>
-              </w:rPr>
-              <w:t>}</w:t>
+              <w:t>/{tmarks}/{hMarks}/{emarks}</w:t>
             </w:r>
             <w:r>
               <w:rPr>
@@ -4210,21 +3965,7 @@
                 <w:lang w:val="en-IN"/>
               </w:rPr>
               <w:br/>
-              <w:t xml:space="preserve">public Integer </w:t>
-            </w:r>
-            <w:proofErr w:type="spellStart"/>
-            <w:r>
-              <w:rPr>
-                <w:lang w:val="en-IN"/>
-              </w:rPr>
-              <w:t>calculatePercentage</w:t>
-            </w:r>
-            <w:proofErr w:type="spellEnd"/>
-            <w:r>
-              <w:rPr>
-                <w:lang w:val="en-IN"/>
-              </w:rPr>
-              <w:t>(</w:t>
+              <w:t>public Integer calculatePercentage(</w:t>
             </w:r>
             <w:r>
               <w:rPr>
@@ -4244,21 +3985,7 @@
               <w:rPr>
                 <w:lang w:val="en-IN"/>
               </w:rPr>
-              <w:t xml:space="preserve"> Integer </w:t>
-            </w:r>
-            <w:proofErr w:type="spellStart"/>
-            <w:r>
-              <w:rPr>
-                <w:lang w:val="en-IN"/>
-              </w:rPr>
-              <w:t>tmarks</w:t>
-            </w:r>
-            <w:proofErr w:type="spellEnd"/>
-            <w:r>
-              <w:rPr>
-                <w:lang w:val="en-IN"/>
-              </w:rPr>
-              <w:t>,</w:t>
+              <w:t xml:space="preserve"> Integer tmarks,</w:t>
             </w:r>
             <w:r>
               <w:rPr>
@@ -4278,21 +4005,7 @@
               <w:rPr>
                 <w:lang w:val="en-IN"/>
               </w:rPr>
-              <w:t xml:space="preserve"> Integer </w:t>
-            </w:r>
-            <w:proofErr w:type="spellStart"/>
-            <w:r>
-              <w:rPr>
-                <w:lang w:val="en-IN"/>
-              </w:rPr>
-              <w:t>hMarks</w:t>
-            </w:r>
-            <w:proofErr w:type="spellEnd"/>
-            <w:r>
-              <w:rPr>
-                <w:lang w:val="en-IN"/>
-              </w:rPr>
-              <w:t>,</w:t>
+              <w:t xml:space="preserve"> Integer hMarks,</w:t>
             </w:r>
             <w:r>
               <w:rPr>
@@ -4312,70 +4025,14 @@
               <w:rPr>
                 <w:lang w:val="en-IN"/>
               </w:rPr>
-              <w:t xml:space="preserve"> Integer </w:t>
-            </w:r>
-            <w:proofErr w:type="spellStart"/>
-            <w:r>
-              <w:rPr>
-                <w:lang w:val="en-IN"/>
-              </w:rPr>
-              <w:t>emarks</w:t>
-            </w:r>
-            <w:proofErr w:type="spellEnd"/>
-            <w:r>
-              <w:rPr>
-                <w:lang w:val="en-IN"/>
-              </w:rPr>
-              <w:t>) {</w:t>
+              <w:t xml:space="preserve"> Integer emarks) {</w:t>
             </w:r>
             <w:r>
               <w:rPr>
                 <w:lang w:val="en-IN"/>
               </w:rPr>
               <w:br/>
-              <w:t xml:space="preserve">    Integer percentage = ((</w:t>
-            </w:r>
-            <w:proofErr w:type="spellStart"/>
-            <w:r>
-              <w:rPr>
-                <w:lang w:val="en-IN"/>
-              </w:rPr>
-              <w:t>tmarks</w:t>
-            </w:r>
-            <w:proofErr w:type="spellEnd"/>
-            <w:r>
-              <w:rPr>
-                <w:lang w:val="en-IN"/>
-              </w:rPr>
-              <w:t xml:space="preserve"> + </w:t>
-            </w:r>
-            <w:proofErr w:type="spellStart"/>
-            <w:r>
-              <w:rPr>
-                <w:lang w:val="en-IN"/>
-              </w:rPr>
-              <w:t>hMarks</w:t>
-            </w:r>
-            <w:proofErr w:type="spellEnd"/>
-            <w:r>
-              <w:rPr>
-                <w:lang w:val="en-IN"/>
-              </w:rPr>
-              <w:t xml:space="preserve"> + </w:t>
-            </w:r>
-            <w:proofErr w:type="spellStart"/>
-            <w:r>
-              <w:rPr>
-                <w:lang w:val="en-IN"/>
-              </w:rPr>
-              <w:t>emarks</w:t>
-            </w:r>
-            <w:proofErr w:type="spellEnd"/>
-            <w:r>
-              <w:rPr>
-                <w:lang w:val="en-IN"/>
-              </w:rPr>
-              <w:t>) * 100) / 300;</w:t>
+              <w:t xml:space="preserve">    Integer percentage = ((tmarks + hMarks + emarks) * 100) / 300;</w:t>
             </w:r>
             <w:r>
               <w:rPr>
@@ -4397,30 +4054,22 @@
     </w:tbl>
     <w:p>
       <w:pPr>
-        <w:spacing w:after="0"/>
-      </w:pPr>
-    </w:p>
-    <w:p>
-      <w:pPr>
-        <w:spacing w:after="0"/>
-      </w:pPr>
-      <w:r>
-        <w:t xml:space="preserve">We have seen problem with Path </w:t>
-      </w:r>
-      <w:proofErr w:type="spellStart"/>
-      <w:r>
-        <w:t>vriables</w:t>
-      </w:r>
-      <w:proofErr w:type="spellEnd"/>
-      <w:r>
-        <w:t>. If we want o send more values we will send n path variables only but it will confuse us.</w:t>
-      </w:r>
-    </w:p>
-    <w:p>
-      <w:pPr>
-        <w:spacing w:after="0"/>
-      </w:pPr>
-      <w:hyperlink r:id="rId16" w:history="1">
+        <w:spacing w:after="0" w:line="240" w:lineRule="auto"/>
+      </w:pPr>
+    </w:p>
+    <w:p>
+      <w:pPr>
+        <w:spacing w:after="0" w:line="240" w:lineRule="auto"/>
+      </w:pPr>
+      <w:r>
+        <w:t>We have seen problem with Path vriables. If we want o send more values we will send n path variables only but it will confuse us.</w:t>
+      </w:r>
+    </w:p>
+    <w:p>
+      <w:pPr>
+        <w:spacing w:after="0" w:line="240" w:lineRule="auto"/>
+      </w:pPr>
+      <w:hyperlink r:id="rId17" w:history="1">
         <w:r>
           <w:rPr>
             <w:rStyle w:val="Hyperlink"/>
@@ -4434,7 +4083,7 @@
     </w:p>
     <w:p>
       <w:pPr>
-        <w:spacing w:after="0"/>
+        <w:spacing w:after="0" w:line="240" w:lineRule="auto"/>
       </w:pPr>
       <w:r>
         <w:t xml:space="preserve">In this above URL, we don’t know which values is what for? </w:t>
@@ -4442,12 +4091,12 @@
     </w:p>
     <w:p>
       <w:pPr>
-        <w:spacing w:after="0"/>
-      </w:pPr>
-    </w:p>
-    <w:p>
-      <w:pPr>
-        <w:spacing w:after="0"/>
+        <w:spacing w:after="0" w:line="240" w:lineRule="auto"/>
+      </w:pPr>
+    </w:p>
+    <w:p>
+      <w:pPr>
+        <w:spacing w:after="0" w:line="240" w:lineRule="auto"/>
       </w:pPr>
       <w:r>
         <w:t>To overcome this we can use of “Query String” approach.</w:t>
@@ -4455,7 +4104,7 @@
     </w:p>
     <w:p>
       <w:pPr>
-        <w:spacing w:after="0"/>
+        <w:spacing w:after="0" w:line="240" w:lineRule="auto"/>
       </w:pPr>
       <w:r>
         <w:t xml:space="preserve">Payload means? </w:t>
@@ -4469,9 +4118,9 @@
     </w:p>
     <w:p>
       <w:pPr>
-        <w:spacing w:after="0"/>
-      </w:pPr>
-      <w:hyperlink r:id="rId17" w:history="1">
+        <w:spacing w:after="0" w:line="240" w:lineRule="auto"/>
+      </w:pPr>
+      <w:hyperlink r:id="rId18" w:history="1">
         <w:r>
           <w:rPr>
             <w:rStyle w:val="Hyperlink"/>
@@ -4507,42 +4156,14 @@
               <w:rPr>
                 <w:lang w:val="en-IN"/>
               </w:rPr>
-              <w:t>@GetMapping(path= "/</w:t>
-            </w:r>
-            <w:proofErr w:type="spellStart"/>
-            <w:r>
-              <w:rPr>
-                <w:lang w:val="en-IN"/>
-              </w:rPr>
-              <w:t>calculatePerWithQString</w:t>
-            </w:r>
-            <w:proofErr w:type="spellEnd"/>
-            <w:r>
-              <w:rPr>
-                <w:lang w:val="en-IN"/>
-              </w:rPr>
-              <w:t>")</w:t>
+              <w:t>@GetMapping(path= "/calculatePerWithQString")</w:t>
             </w:r>
             <w:r>
               <w:rPr>
                 <w:lang w:val="en-IN"/>
               </w:rPr>
               <w:br/>
-              <w:t xml:space="preserve">public String  </w:t>
-            </w:r>
-            <w:proofErr w:type="spellStart"/>
-            <w:r>
-              <w:rPr>
-                <w:lang w:val="en-IN"/>
-              </w:rPr>
-              <w:t>calculatePerWithQString</w:t>
-            </w:r>
-            <w:proofErr w:type="spellEnd"/>
-            <w:r>
-              <w:rPr>
-                <w:lang w:val="en-IN"/>
-              </w:rPr>
-              <w:t>(</w:t>
+              <w:t>public String  calculatePerWithQString(</w:t>
             </w:r>
             <w:r>
               <w:rPr>
@@ -4562,21 +4183,7 @@
               <w:rPr>
                 <w:lang w:val="en-IN"/>
               </w:rPr>
-              <w:t xml:space="preserve"> Integer </w:t>
-            </w:r>
-            <w:proofErr w:type="spellStart"/>
-            <w:r>
-              <w:rPr>
-                <w:lang w:val="en-IN"/>
-              </w:rPr>
-              <w:t>matchMarks</w:t>
-            </w:r>
-            <w:proofErr w:type="spellEnd"/>
-            <w:r>
-              <w:rPr>
-                <w:lang w:val="en-IN"/>
-              </w:rPr>
-              <w:t>,</w:t>
+              <w:t xml:space="preserve"> Integer matchMarks,</w:t>
             </w:r>
             <w:r>
               <w:rPr>
@@ -4597,21 +4204,7 @@
               <w:rPr>
                 <w:lang w:val="en-IN"/>
               </w:rPr>
-              <w:t xml:space="preserve"> Integer </w:t>
-            </w:r>
-            <w:proofErr w:type="spellStart"/>
-            <w:r>
-              <w:rPr>
-                <w:lang w:val="en-IN"/>
-              </w:rPr>
-              <w:t>sceinceMarks</w:t>
-            </w:r>
-            <w:proofErr w:type="spellEnd"/>
-            <w:r>
-              <w:rPr>
-                <w:lang w:val="en-IN"/>
-              </w:rPr>
-              <w:t>,</w:t>
+              <w:t xml:space="preserve"> Integer sceinceMarks,</w:t>
             </w:r>
             <w:r>
               <w:rPr>
@@ -4631,70 +4224,14 @@
               <w:rPr>
                 <w:lang w:val="en-IN"/>
               </w:rPr>
-              <w:t xml:space="preserve"> Integer </w:t>
-            </w:r>
-            <w:proofErr w:type="spellStart"/>
-            <w:r>
-              <w:rPr>
-                <w:lang w:val="en-IN"/>
-              </w:rPr>
-              <w:t>socialMarks</w:t>
-            </w:r>
-            <w:proofErr w:type="spellEnd"/>
-            <w:r>
-              <w:rPr>
-                <w:lang w:val="en-IN"/>
-              </w:rPr>
-              <w:t>) {</w:t>
+              <w:t xml:space="preserve"> Integer socialMarks) {</w:t>
             </w:r>
             <w:r>
               <w:rPr>
                 <w:lang w:val="en-IN"/>
               </w:rPr>
               <w:br/>
-              <w:t xml:space="preserve">    Integer percentage = ((</w:t>
-            </w:r>
-            <w:proofErr w:type="spellStart"/>
-            <w:r>
-              <w:rPr>
-                <w:lang w:val="en-IN"/>
-              </w:rPr>
-              <w:t>matchMarks</w:t>
-            </w:r>
-            <w:proofErr w:type="spellEnd"/>
-            <w:r>
-              <w:rPr>
-                <w:lang w:val="en-IN"/>
-              </w:rPr>
-              <w:t xml:space="preserve"> + </w:t>
-            </w:r>
-            <w:proofErr w:type="spellStart"/>
-            <w:r>
-              <w:rPr>
-                <w:lang w:val="en-IN"/>
-              </w:rPr>
-              <w:t>sceinceMarks</w:t>
-            </w:r>
-            <w:proofErr w:type="spellEnd"/>
-            <w:r>
-              <w:rPr>
-                <w:lang w:val="en-IN"/>
-              </w:rPr>
-              <w:t xml:space="preserve"> + </w:t>
-            </w:r>
-            <w:proofErr w:type="spellStart"/>
-            <w:r>
-              <w:rPr>
-                <w:lang w:val="en-IN"/>
-              </w:rPr>
-              <w:t>socialMarks</w:t>
-            </w:r>
-            <w:proofErr w:type="spellEnd"/>
-            <w:r>
-              <w:rPr>
-                <w:lang w:val="en-IN"/>
-              </w:rPr>
-              <w:t>) * 100) / 300;</w:t>
+              <w:t xml:space="preserve">    Integer percentage = ((matchMarks + sceinceMarks + socialMarks) * 100) / 300;</w:t>
             </w:r>
             <w:r>
               <w:rPr>
@@ -4717,17 +4254,17 @@
     </w:tbl>
     <w:p>
       <w:pPr>
-        <w:spacing w:after="0"/>
-      </w:pPr>
-    </w:p>
-    <w:p>
-      <w:pPr>
-        <w:spacing w:after="0"/>
-      </w:pPr>
-    </w:p>
-    <w:p>
-      <w:pPr>
-        <w:spacing w:after="0"/>
+        <w:spacing w:after="0" w:line="240" w:lineRule="auto"/>
+      </w:pPr>
+    </w:p>
+    <w:p>
+      <w:pPr>
+        <w:spacing w:after="0" w:line="240" w:lineRule="auto"/>
+      </w:pPr>
+    </w:p>
+    <w:p>
+      <w:pPr>
+        <w:spacing w:after="0" w:line="240" w:lineRule="auto"/>
       </w:pPr>
       <w:r>
         <w:rPr>
@@ -4749,7 +4286,7 @@
                     <pic:cNvPicPr/>
                   </pic:nvPicPr>
                   <pic:blipFill>
-                    <a:blip r:embed="rId18"/>
+                    <a:blip r:embed="rId19"/>
                     <a:stretch>
                       <a:fillRect/>
                     </a:stretch>
@@ -4772,17 +4309,17 @@
     </w:p>
     <w:p>
       <w:pPr>
-        <w:spacing w:after="0"/>
-      </w:pPr>
-    </w:p>
-    <w:p>
-      <w:pPr>
-        <w:spacing w:after="0"/>
-      </w:pPr>
-    </w:p>
-    <w:p>
-      <w:pPr>
-        <w:spacing w:after="0"/>
+        <w:spacing w:after="0" w:line="240" w:lineRule="auto"/>
+      </w:pPr>
+    </w:p>
+    <w:p>
+      <w:pPr>
+        <w:spacing w:after="0" w:line="240" w:lineRule="auto"/>
+      </w:pPr>
+    </w:p>
+    <w:p>
+      <w:pPr>
+        <w:spacing w:after="0" w:line="240" w:lineRule="auto"/>
         <w:rPr>
           <w:b/>
           <w:bCs/>
@@ -4854,7 +4391,7 @@
     </w:p>
     <w:p>
       <w:pPr>
-        <w:spacing w:after="0"/>
+        <w:spacing w:after="0" w:line="240" w:lineRule="auto"/>
       </w:pPr>
       <w:r>
         <w:t xml:space="preserve">Particularly path variable and Query string approach always sends </w:t>
@@ -4872,18 +4409,17 @@
     </w:p>
     <w:p>
       <w:pPr>
-        <w:spacing w:after="0"/>
-      </w:pPr>
-    </w:p>
-    <w:p>
-      <w:pPr>
-        <w:spacing w:after="0"/>
+        <w:spacing w:after="0" w:line="240" w:lineRule="auto"/>
+      </w:pPr>
+    </w:p>
+    <w:p>
+      <w:pPr>
+        <w:spacing w:after="0" w:line="240" w:lineRule="auto"/>
       </w:pPr>
       <w:r>
         <w:rPr>
           <w:noProof/>
         </w:rPr>
-        <w:lastRenderedPageBreak/>
         <w:drawing>
           <wp:inline distT="0" distB="0" distL="0" distR="0" wp14:anchorId="21140693" wp14:editId="7DDC91CA">
             <wp:extent cx="6858000" cy="2108835"/>
@@ -4900,7 +4436,7 @@
                     <pic:cNvPicPr/>
                   </pic:nvPicPr>
                   <pic:blipFill>
-                    <a:blip r:embed="rId19"/>
+                    <a:blip r:embed="rId20"/>
                     <a:stretch>
                       <a:fillRect/>
                     </a:stretch>
@@ -4923,12 +4459,12 @@
     </w:p>
     <w:p>
       <w:pPr>
-        <w:spacing w:after="0"/>
-      </w:pPr>
-    </w:p>
-    <w:p>
-      <w:pPr>
-        <w:spacing w:after="0"/>
+        <w:spacing w:after="0" w:line="240" w:lineRule="auto"/>
+      </w:pPr>
+    </w:p>
+    <w:p>
+      <w:pPr>
+        <w:spacing w:after="0" w:line="240" w:lineRule="auto"/>
       </w:pPr>
       <w:r>
         <w:t>If we add @PostMapping in cont</w:t>
@@ -4992,21 +4528,7 @@
               <w:rPr>
                 <w:lang w:val="en-IN"/>
               </w:rPr>
-              <w:t xml:space="preserve"> String </w:t>
-            </w:r>
-            <w:proofErr w:type="spellStart"/>
-            <w:r>
-              <w:rPr>
-                <w:lang w:val="en-IN"/>
-              </w:rPr>
-              <w:t>defaultDisplay</w:t>
-            </w:r>
-            <w:proofErr w:type="spellEnd"/>
-            <w:r>
-              <w:rPr>
-                <w:lang w:val="en-IN"/>
-              </w:rPr>
-              <w:t>() {</w:t>
+              <w:t xml:space="preserve"> String defaultDisplay() {</w:t>
             </w:r>
           </w:p>
           <w:p>
@@ -5039,21 +4561,7 @@
               <w:rPr>
                 <w:lang w:val="en-IN"/>
               </w:rPr>
-              <w:t xml:space="preserve"> "Welcome to Spring boot...! This is </w:t>
-            </w:r>
-            <w:proofErr w:type="spellStart"/>
-            <w:r>
-              <w:rPr>
-                <w:lang w:val="en-IN"/>
-              </w:rPr>
-              <w:t>Dahsboard</w:t>
-            </w:r>
-            <w:proofErr w:type="spellEnd"/>
-            <w:r>
-              <w:rPr>
-                <w:lang w:val="en-IN"/>
-              </w:rPr>
-              <w:t xml:space="preserve"> / Homepage";</w:t>
+              <w:t xml:space="preserve"> "Welcome to Spring boot...! This is Dahsboard / Homepage";</w:t>
             </w:r>
           </w:p>
           <w:p>
@@ -5082,12 +4590,12 @@
     </w:tbl>
     <w:p>
       <w:pPr>
-        <w:spacing w:after="0"/>
-      </w:pPr>
-    </w:p>
-    <w:p>
-      <w:pPr>
-        <w:spacing w:after="0"/>
+        <w:spacing w:after="0" w:line="240" w:lineRule="auto"/>
+      </w:pPr>
+    </w:p>
+    <w:p>
+      <w:pPr>
+        <w:spacing w:after="0" w:line="240" w:lineRule="auto"/>
       </w:pPr>
       <w:r>
         <w:rPr>
@@ -5109,7 +4617,7 @@
                     <pic:cNvPicPr/>
                   </pic:nvPicPr>
                   <pic:blipFill>
-                    <a:blip r:embed="rId20"/>
+                    <a:blip r:embed="rId21"/>
                     <a:stretch>
                       <a:fillRect/>
                     </a:stretch>
@@ -5132,104 +4640,103 @@
     </w:p>
     <w:p>
       <w:pPr>
-        <w:spacing w:after="0"/>
-      </w:pPr>
-    </w:p>
-    <w:p>
-      <w:pPr>
-        <w:spacing w:after="0"/>
-        <w:rPr>
-          <w:b/>
-          <w:bCs/>
-        </w:rPr>
-      </w:pPr>
-    </w:p>
-    <w:p>
-      <w:pPr>
-        <w:spacing w:after="0"/>
-        <w:rPr>
-          <w:b/>
-          <w:bCs/>
-        </w:rPr>
-      </w:pPr>
-    </w:p>
-    <w:p>
-      <w:pPr>
-        <w:spacing w:after="0"/>
-        <w:rPr>
-          <w:b/>
-          <w:bCs/>
-        </w:rPr>
-      </w:pPr>
-    </w:p>
-    <w:p>
-      <w:pPr>
-        <w:spacing w:after="0"/>
-        <w:rPr>
-          <w:b/>
-          <w:bCs/>
-        </w:rPr>
-      </w:pPr>
-    </w:p>
-    <w:p>
-      <w:pPr>
-        <w:spacing w:after="0"/>
-        <w:rPr>
-          <w:b/>
-          <w:bCs/>
-        </w:rPr>
-      </w:pPr>
-    </w:p>
-    <w:p>
-      <w:pPr>
-        <w:spacing w:after="0"/>
-        <w:rPr>
-          <w:b/>
-          <w:bCs/>
-        </w:rPr>
-      </w:pPr>
-    </w:p>
-    <w:p>
-      <w:pPr>
-        <w:spacing w:after="0"/>
-        <w:rPr>
-          <w:b/>
-          <w:bCs/>
-        </w:rPr>
-      </w:pPr>
-    </w:p>
-    <w:p>
-      <w:pPr>
-        <w:spacing w:after="0"/>
-        <w:rPr>
-          <w:b/>
-          <w:bCs/>
-        </w:rPr>
-      </w:pPr>
-    </w:p>
-    <w:p>
-      <w:pPr>
-        <w:spacing w:after="0"/>
-        <w:rPr>
-          <w:b/>
-          <w:bCs/>
-        </w:rPr>
-      </w:pPr>
-    </w:p>
-    <w:p>
-      <w:pPr>
-        <w:spacing w:after="0"/>
-        <w:rPr>
-          <w:b/>
-          <w:bCs/>
-        </w:rPr>
-      </w:pPr>
-      <w:r>
-        <w:rPr>
-          <w:b/>
-          <w:bCs/>
-        </w:rPr>
-        <w:lastRenderedPageBreak/>
+        <w:spacing w:after="0" w:line="240" w:lineRule="auto"/>
+      </w:pPr>
+    </w:p>
+    <w:p>
+      <w:pPr>
+        <w:spacing w:after="0" w:line="240" w:lineRule="auto"/>
+        <w:rPr>
+          <w:b/>
+          <w:bCs/>
+        </w:rPr>
+      </w:pPr>
+    </w:p>
+    <w:p>
+      <w:pPr>
+        <w:spacing w:after="0" w:line="240" w:lineRule="auto"/>
+        <w:rPr>
+          <w:b/>
+          <w:bCs/>
+        </w:rPr>
+      </w:pPr>
+    </w:p>
+    <w:p>
+      <w:pPr>
+        <w:spacing w:after="0" w:line="240" w:lineRule="auto"/>
+        <w:rPr>
+          <w:b/>
+          <w:bCs/>
+        </w:rPr>
+      </w:pPr>
+    </w:p>
+    <w:p>
+      <w:pPr>
+        <w:spacing w:after="0" w:line="240" w:lineRule="auto"/>
+        <w:rPr>
+          <w:b/>
+          <w:bCs/>
+        </w:rPr>
+      </w:pPr>
+    </w:p>
+    <w:p>
+      <w:pPr>
+        <w:spacing w:after="0" w:line="240" w:lineRule="auto"/>
+        <w:rPr>
+          <w:b/>
+          <w:bCs/>
+        </w:rPr>
+      </w:pPr>
+    </w:p>
+    <w:p>
+      <w:pPr>
+        <w:spacing w:after="0" w:line="240" w:lineRule="auto"/>
+        <w:rPr>
+          <w:b/>
+          <w:bCs/>
+        </w:rPr>
+      </w:pPr>
+    </w:p>
+    <w:p>
+      <w:pPr>
+        <w:spacing w:after="0" w:line="240" w:lineRule="auto"/>
+        <w:rPr>
+          <w:b/>
+          <w:bCs/>
+        </w:rPr>
+      </w:pPr>
+    </w:p>
+    <w:p>
+      <w:pPr>
+        <w:spacing w:after="0" w:line="240" w:lineRule="auto"/>
+        <w:rPr>
+          <w:b/>
+          <w:bCs/>
+        </w:rPr>
+      </w:pPr>
+    </w:p>
+    <w:p>
+      <w:pPr>
+        <w:spacing w:after="0" w:line="240" w:lineRule="auto"/>
+        <w:rPr>
+          <w:b/>
+          <w:bCs/>
+        </w:rPr>
+      </w:pPr>
+    </w:p>
+    <w:p>
+      <w:pPr>
+        <w:spacing w:after="0" w:line="240" w:lineRule="auto"/>
+        <w:rPr>
+          <w:b/>
+          <w:bCs/>
+        </w:rPr>
+      </w:pPr>
+      <w:r>
+        <w:rPr>
+          <w:b/>
+          <w:bCs/>
+        </w:rPr>
         <w:t xml:space="preserve">How to send the POST request </w:t>
       </w:r>
       <w:r>
@@ -5254,7 +4761,7 @@
           <w:ilvl w:val="0"/>
           <w:numId w:val="6"/>
         </w:numPr>
-        <w:spacing w:after="0"/>
+        <w:spacing w:after="0" w:line="240" w:lineRule="auto"/>
       </w:pPr>
       <w:r>
         <w:t xml:space="preserve">By </w:t>
@@ -5327,7 +4834,7 @@
           <w:ilvl w:val="0"/>
           <w:numId w:val="6"/>
         </w:numPr>
-        <w:spacing w:after="0"/>
+        <w:spacing w:after="0" w:line="240" w:lineRule="auto"/>
       </w:pPr>
       <w:r>
         <w:t xml:space="preserve">By using </w:t>
@@ -5366,7 +4873,7 @@
           <w:ilvl w:val="0"/>
           <w:numId w:val="6"/>
         </w:numPr>
-        <w:spacing w:after="0"/>
+        <w:spacing w:after="0" w:line="240" w:lineRule="auto"/>
       </w:pPr>
       <w:r>
         <w:t xml:space="preserve">By using </w:t>
@@ -5402,12 +4909,11 @@
           <w:ilvl w:val="0"/>
           <w:numId w:val="6"/>
         </w:numPr>
-        <w:spacing w:after="0"/>
+        <w:spacing w:after="0" w:line="240" w:lineRule="auto"/>
       </w:pPr>
       <w:r>
         <w:t xml:space="preserve">By using </w:t>
       </w:r>
-      <w:proofErr w:type="spellStart"/>
       <w:r>
         <w:rPr>
           <w:b/>
@@ -5415,7 +4921,6 @@
         </w:rPr>
         <w:t>jMeter</w:t>
       </w:r>
-      <w:proofErr w:type="spellEnd"/>
       <w:r>
         <w:t>, we can send POST request</w:t>
       </w:r>
@@ -5440,63 +4945,69 @@
           <w:ilvl w:val="0"/>
           <w:numId w:val="6"/>
         </w:numPr>
-        <w:spacing w:after="0"/>
-      </w:pPr>
-      <w:proofErr w:type="spellStart"/>
-      <w:r>
-        <w:t>Etc</w:t>
-      </w:r>
-      <w:proofErr w:type="spellEnd"/>
-      <w:r>
-        <w:t>……</w:t>
-      </w:r>
-    </w:p>
-    <w:p>
-      <w:pPr>
-        <w:spacing w:after="0"/>
-      </w:pPr>
-      <w:r>
+        <w:spacing w:after="0" w:line="240" w:lineRule="auto"/>
+      </w:pPr>
+      <w:r>
+        <w:t>Etc……</w:t>
+      </w:r>
+    </w:p>
+    <w:p>
+      <w:pPr>
+        <w:spacing w:after="0" w:line="240" w:lineRule="auto"/>
+      </w:pPr>
+      <w:r>
+        <w:rPr>
+          <w:highlight w:val="yellow"/>
+        </w:rPr>
         <w:t xml:space="preserve">By </w:t>
       </w:r>
       <w:r>
+        <w:rPr>
+          <w:highlight w:val="yellow"/>
+        </w:rPr>
         <w:t>default,</w:t>
       </w:r>
       <w:r>
+        <w:rPr>
+          <w:highlight w:val="yellow"/>
+        </w:rPr>
         <w:t xml:space="preserve"> browser always send GET </w:t>
       </w:r>
       <w:r>
+        <w:rPr>
+          <w:highlight w:val="yellow"/>
+        </w:rPr>
         <w:t>request</w:t>
       </w:r>
       <w:r>
+        <w:rPr>
+          <w:highlight w:val="yellow"/>
+        </w:rPr>
         <w:t xml:space="preserve"> only, but for sending </w:t>
       </w:r>
       <w:r>
         <w:rPr>
           <w:b/>
           <w:bCs/>
+          <w:highlight w:val="yellow"/>
         </w:rPr>
         <w:t>POST, PUT, DELETE</w:t>
       </w:r>
       <w:r>
-        <w:t xml:space="preserve"> ..</w:t>
-      </w:r>
-      <w:proofErr w:type="spellStart"/>
-      <w:r>
-        <w:t>etc</w:t>
-      </w:r>
-      <w:proofErr w:type="spellEnd"/>
-      <w:r>
-        <w:t xml:space="preserve"> kind of requests we need to use above approaches.</w:t>
-      </w:r>
-    </w:p>
-    <w:p>
-      <w:pPr>
-        <w:spacing w:after="0"/>
-      </w:pPr>
-    </w:p>
-    <w:p>
-      <w:pPr>
-        <w:spacing w:after="0"/>
+        <w:rPr>
+          <w:highlight w:val="yellow"/>
+        </w:rPr>
+        <w:t xml:space="preserve"> ..etc kind of requests we need to use above approaches.</w:t>
+      </w:r>
+    </w:p>
+    <w:p>
+      <w:pPr>
+        <w:spacing w:after="0" w:line="240" w:lineRule="auto"/>
+      </w:pPr>
+    </w:p>
+    <w:p>
+      <w:pPr>
+        <w:spacing w:after="0" w:line="240" w:lineRule="auto"/>
         <w:rPr>
           <w:b/>
           <w:bCs/>
@@ -5512,7 +5023,7 @@
     </w:p>
     <w:p>
       <w:pPr>
-        <w:spacing w:after="0"/>
+        <w:spacing w:after="0" w:line="240" w:lineRule="auto"/>
       </w:pPr>
       <w:r>
         <w:t>Yes, we can send. How we sent for GET request similar way we will send in POST request also.</w:t>
@@ -5520,7 +5031,7 @@
     </w:p>
     <w:p>
       <w:pPr>
-        <w:spacing w:after="0"/>
+        <w:spacing w:after="0" w:line="240" w:lineRule="auto"/>
       </w:pPr>
       <w:r>
         <w:t xml:space="preserve">The only difference is we use </w:t>
@@ -5551,7 +5062,6 @@
       <w:r>
         <w:t xml:space="preserve"> or </w:t>
       </w:r>
-      <w:proofErr w:type="spellStart"/>
       <w:r>
         <w:rPr>
           <w:b/>
@@ -5559,19 +5069,18 @@
         </w:rPr>
         <w:t>jMeter</w:t>
       </w:r>
-      <w:proofErr w:type="spellEnd"/>
       <w:r>
         <w:t xml:space="preserve"> for sending POST request. </w:t>
       </w:r>
     </w:p>
     <w:p>
       <w:pPr>
-        <w:spacing w:after="0"/>
-      </w:pPr>
-    </w:p>
-    <w:p>
-      <w:pPr>
-        <w:spacing w:after="0"/>
+        <w:spacing w:after="0" w:line="240" w:lineRule="auto"/>
+      </w:pPr>
+    </w:p>
+    <w:p>
+      <w:pPr>
+        <w:spacing w:after="0" w:line="240" w:lineRule="auto"/>
       </w:pPr>
       <w:r>
         <w:t>Controller code:</w:t>
@@ -5639,16 +5148,8 @@
               <w:rPr>
                 <w:lang w:val="en-IN"/>
               </w:rPr>
-              <w:t xml:space="preserve"> String </w:t>
-            </w:r>
-            <w:proofErr w:type="spellStart"/>
-            <w:r>
-              <w:rPr>
-                <w:lang w:val="en-IN"/>
-              </w:rPr>
-              <w:t>defaultDisplay</w:t>
-            </w:r>
-            <w:proofErr w:type="spellEnd"/>
+              <w:t xml:space="preserve"> String defaultDisplay</w:t>
+            </w:r>
             <w:r>
               <w:rPr>
                 <w:b/>
@@ -5662,21 +5163,7 @@
               <w:rPr>
                 <w:lang w:val="en-IN"/>
               </w:rPr>
-              <w:t xml:space="preserve"> String </w:t>
-            </w:r>
-            <w:proofErr w:type="spellStart"/>
-            <w:r>
-              <w:rPr>
-                <w:lang w:val="en-IN"/>
-              </w:rPr>
-              <w:t>myName</w:t>
-            </w:r>
-            <w:proofErr w:type="spellEnd"/>
-            <w:r>
-              <w:rPr>
-                <w:lang w:val="en-IN"/>
-              </w:rPr>
-              <w:t>) {</w:t>
+              <w:t xml:space="preserve"> String myName) {</w:t>
             </w:r>
           </w:p>
           <w:p>
@@ -5709,35 +5196,7 @@
               <w:rPr>
                 <w:lang w:val="en-IN"/>
               </w:rPr>
-              <w:t xml:space="preserve"> "Welcome to Spring boot...! This is </w:t>
-            </w:r>
-            <w:proofErr w:type="spellStart"/>
-            <w:r>
-              <w:rPr>
-                <w:lang w:val="en-IN"/>
-              </w:rPr>
-              <w:t>Dahsboard</w:t>
-            </w:r>
-            <w:proofErr w:type="spellEnd"/>
-            <w:r>
-              <w:rPr>
-                <w:lang w:val="en-IN"/>
-              </w:rPr>
-              <w:t xml:space="preserve"> / Homepage : " + </w:t>
-            </w:r>
-            <w:proofErr w:type="spellStart"/>
-            <w:r>
-              <w:rPr>
-                <w:lang w:val="en-IN"/>
-              </w:rPr>
-              <w:t>myName</w:t>
-            </w:r>
-            <w:proofErr w:type="spellEnd"/>
-            <w:r>
-              <w:rPr>
-                <w:lang w:val="en-IN"/>
-              </w:rPr>
-              <w:t>;</w:t>
+              <w:t xml:space="preserve"> "Welcome to Spring boot...! This is Dahsboard / Homepage : " + myName;</w:t>
             </w:r>
           </w:p>
           <w:p>
@@ -5819,16 +5278,8 @@
               <w:rPr>
                 <w:lang w:val="en-IN"/>
               </w:rPr>
-              <w:t xml:space="preserve"> String </w:t>
-            </w:r>
-            <w:proofErr w:type="spellStart"/>
-            <w:r>
-              <w:rPr>
-                <w:lang w:val="en-IN"/>
-              </w:rPr>
-              <w:t>pRequestWithQS</w:t>
-            </w:r>
-            <w:proofErr w:type="spellEnd"/>
+              <w:t xml:space="preserve"> String pRequestWithQS</w:t>
+            </w:r>
             <w:r>
               <w:rPr>
                 <w:b/>
@@ -5842,21 +5293,7 @@
               <w:rPr>
                 <w:lang w:val="en-IN"/>
               </w:rPr>
-              <w:t xml:space="preserve"> String </w:t>
-            </w:r>
-            <w:proofErr w:type="spellStart"/>
-            <w:r>
-              <w:rPr>
-                <w:lang w:val="en-IN"/>
-              </w:rPr>
-              <w:t>myName</w:t>
-            </w:r>
-            <w:proofErr w:type="spellEnd"/>
-            <w:r>
-              <w:rPr>
-                <w:lang w:val="en-IN"/>
-              </w:rPr>
-              <w:t xml:space="preserve">, </w:t>
+              <w:t xml:space="preserve"> String myName, </w:t>
             </w:r>
             <w:r>
               <w:rPr>
@@ -5871,21 +5308,7 @@
               <w:rPr>
                 <w:lang w:val="en-IN"/>
               </w:rPr>
-              <w:t xml:space="preserve"> Integer </w:t>
-            </w:r>
-            <w:proofErr w:type="spellStart"/>
-            <w:r>
-              <w:rPr>
-                <w:lang w:val="en-IN"/>
-              </w:rPr>
-              <w:t>myAge</w:t>
-            </w:r>
-            <w:proofErr w:type="spellEnd"/>
-            <w:r>
-              <w:rPr>
-                <w:lang w:val="en-IN"/>
-              </w:rPr>
-              <w:t>) {</w:t>
+              <w:t xml:space="preserve"> Integer myAge) {</w:t>
             </w:r>
           </w:p>
           <w:p>
@@ -5918,14 +5341,7 @@
               <w:rPr>
                 <w:lang w:val="en-IN"/>
               </w:rPr>
-              <w:t xml:space="preserve"> </w:t>
-            </w:r>
-            <w:proofErr w:type="spellStart"/>
-            <w:r>
-              <w:rPr>
-                <w:lang w:val="en-IN"/>
-              </w:rPr>
-              <w:t>String.</w:t>
+              <w:t xml:space="preserve"> String.</w:t>
             </w:r>
             <w:r>
               <w:rPr>
@@ -5935,54 +5351,11 @@
               </w:rPr>
               <w:t>format</w:t>
             </w:r>
-            <w:proofErr w:type="spellEnd"/>
-            <w:r>
-              <w:rPr>
-                <w:lang w:val="en-IN"/>
-              </w:rPr>
-              <w:t>("</w:t>
-            </w:r>
-            <w:proofErr w:type="spellStart"/>
-            <w:r>
-              <w:rPr>
-                <w:lang w:val="en-IN"/>
-              </w:rPr>
-              <w:t>Hi..%s</w:t>
-            </w:r>
-            <w:proofErr w:type="spellEnd"/>
-            <w:r>
-              <w:rPr>
-                <w:lang w:val="en-IN"/>
-              </w:rPr>
-              <w:t xml:space="preserve">, your age is %d", </w:t>
-            </w:r>
-            <w:proofErr w:type="spellStart"/>
-            <w:r>
-              <w:rPr>
-                <w:lang w:val="en-IN"/>
-              </w:rPr>
-              <w:t>myName</w:t>
-            </w:r>
-            <w:proofErr w:type="spellEnd"/>
-            <w:r>
-              <w:rPr>
-                <w:lang w:val="en-IN"/>
-              </w:rPr>
-              <w:t xml:space="preserve">, </w:t>
-            </w:r>
-            <w:proofErr w:type="spellStart"/>
-            <w:r>
-              <w:rPr>
-                <w:lang w:val="en-IN"/>
-              </w:rPr>
-              <w:t>myAge</w:t>
-            </w:r>
-            <w:proofErr w:type="spellEnd"/>
-            <w:r>
-              <w:rPr>
-                <w:lang w:val="en-IN"/>
-              </w:rPr>
-              <w:t>);</w:t>
+            <w:r>
+              <w:rPr>
+                <w:lang w:val="en-IN"/>
+              </w:rPr>
+              <w:t>("Hi..%s, your age is %d", myName, myAge);</w:t>
             </w:r>
           </w:p>
           <w:p>
@@ -5999,12 +5372,12 @@
     </w:tbl>
     <w:p>
       <w:pPr>
-        <w:spacing w:after="0"/>
-      </w:pPr>
-    </w:p>
-    <w:p>
-      <w:pPr>
-        <w:spacing w:after="0"/>
+        <w:spacing w:after="0" w:line="240" w:lineRule="auto"/>
+      </w:pPr>
+    </w:p>
+    <w:p>
+      <w:pPr>
+        <w:spacing w:after="0" w:line="240" w:lineRule="auto"/>
       </w:pPr>
       <w:r>
         <w:rPr>
@@ -6026,7 +5399,7 @@
                     <pic:cNvPicPr/>
                   </pic:nvPicPr>
                   <pic:blipFill>
-                    <a:blip r:embed="rId21"/>
+                    <a:blip r:embed="rId22"/>
                     <a:stretch>
                       <a:fillRect/>
                     </a:stretch>
@@ -6049,12 +5422,12 @@
     </w:p>
     <w:p>
       <w:pPr>
-        <w:spacing w:after="0"/>
-      </w:pPr>
-    </w:p>
-    <w:p>
-      <w:pPr>
-        <w:spacing w:after="0"/>
+        <w:spacing w:after="0" w:line="240" w:lineRule="auto"/>
+      </w:pPr>
+    </w:p>
+    <w:p>
+      <w:pPr>
+        <w:spacing w:after="0" w:line="240" w:lineRule="auto"/>
       </w:pPr>
       <w:r>
         <w:rPr>
@@ -6077,7 +5450,7 @@
                     <pic:cNvPicPr/>
                   </pic:nvPicPr>
                   <pic:blipFill>
-                    <a:blip r:embed="rId22"/>
+                    <a:blip r:embed="rId23"/>
                     <a:stretch>
                       <a:fillRect/>
                     </a:stretch>
@@ -6100,17 +5473,17 @@
     </w:p>
     <w:p>
       <w:pPr>
-        <w:spacing w:after="0"/>
-      </w:pPr>
-    </w:p>
-    <w:p>
-      <w:pPr>
-        <w:spacing w:after="0"/>
-      </w:pPr>
-    </w:p>
-    <w:p>
-      <w:pPr>
-        <w:spacing w:after="0"/>
+        <w:spacing w:after="0" w:line="240" w:lineRule="auto"/>
+      </w:pPr>
+    </w:p>
+    <w:p>
+      <w:pPr>
+        <w:spacing w:after="0" w:line="240" w:lineRule="auto"/>
+      </w:pPr>
+    </w:p>
+    <w:p>
+      <w:pPr>
+        <w:spacing w:after="0" w:line="240" w:lineRule="auto"/>
       </w:pPr>
       <w:r>
         <w:t>But, while working with POST method it is not recommended to send path variables or query string.</w:t>
@@ -6118,7 +5491,7 @@
     </w:p>
     <w:p>
       <w:pPr>
-        <w:spacing w:after="0"/>
+        <w:spacing w:after="0" w:line="240" w:lineRule="auto"/>
       </w:pPr>
       <w:r>
         <w:t>We have drawbacks with path variables and query string, when we send data using path variables or query string that data is visible in browser URL bar.</w:t>
@@ -6126,12 +5499,12 @@
     </w:p>
     <w:p>
       <w:pPr>
-        <w:spacing w:after="0"/>
-      </w:pPr>
-    </w:p>
-    <w:p>
-      <w:pPr>
-        <w:spacing w:after="0"/>
+        <w:spacing w:after="0" w:line="240" w:lineRule="auto"/>
+      </w:pPr>
+    </w:p>
+    <w:p>
+      <w:pPr>
+        <w:spacing w:after="0" w:line="240" w:lineRule="auto"/>
       </w:pPr>
       <w:r>
         <w:rPr>
@@ -6153,7 +5526,7 @@
                     <pic:cNvPicPr/>
                   </pic:nvPicPr>
                   <pic:blipFill>
-                    <a:blip r:embed="rId23"/>
+                    <a:blip r:embed="rId24"/>
                     <a:stretch>
                       <a:fillRect/>
                     </a:stretch>
@@ -6176,12 +5549,12 @@
     </w:p>
     <w:p>
       <w:pPr>
-        <w:spacing w:after="0"/>
-      </w:pPr>
-    </w:p>
-    <w:p>
-      <w:pPr>
-        <w:spacing w:after="0"/>
+        <w:spacing w:after="0" w:line="240" w:lineRule="auto"/>
+      </w:pPr>
+    </w:p>
+    <w:p>
+      <w:pPr>
+        <w:spacing w:after="0" w:line="240" w:lineRule="auto"/>
       </w:pPr>
       <w:r>
         <w:t xml:space="preserve">We should not use path variables or query string for </w:t>
@@ -6195,12 +5568,12 @@
     </w:p>
     <w:p>
       <w:pPr>
-        <w:spacing w:after="0"/>
-      </w:pPr>
-    </w:p>
-    <w:p>
-      <w:pPr>
-        <w:spacing w:after="0"/>
+        <w:spacing w:after="0" w:line="240" w:lineRule="auto"/>
+      </w:pPr>
+    </w:p>
+    <w:p>
+      <w:pPr>
+        <w:spacing w:after="0" w:line="240" w:lineRule="auto"/>
       </w:pPr>
       <w:r>
         <w:t>To overcome the drawbacks of GET request, they introduced POST request type.</w:t>
@@ -6208,12 +5581,12 @@
     </w:p>
     <w:p>
       <w:pPr>
-        <w:spacing w:after="0"/>
-      </w:pPr>
-    </w:p>
-    <w:p>
-      <w:pPr>
-        <w:spacing w:after="0"/>
+        <w:spacing w:after="0" w:line="240" w:lineRule="auto"/>
+      </w:pPr>
+    </w:p>
+    <w:p>
+      <w:pPr>
+        <w:spacing w:after="0" w:line="240" w:lineRule="auto"/>
       </w:pPr>
       <w:r>
         <w:t>To send data to server in secured manner by using POST method, we need to use payload / request body approach.</w:t>
@@ -6221,7 +5594,7 @@
     </w:p>
     <w:p>
       <w:pPr>
-        <w:spacing w:after="0"/>
+        <w:spacing w:after="0" w:line="240" w:lineRule="auto"/>
       </w:pPr>
       <w:r>
         <w:t>When we are working with path variable we used @PathVariable annotation and we use @RequestParam annotation for query string approach.</w:t>
@@ -6229,12 +5602,12 @@
     </w:p>
     <w:p>
       <w:pPr>
-        <w:spacing w:after="0"/>
-      </w:pPr>
-    </w:p>
-    <w:p>
-      <w:pPr>
-        <w:spacing w:after="0"/>
+        <w:spacing w:after="0" w:line="240" w:lineRule="auto"/>
+      </w:pPr>
+    </w:p>
+    <w:p>
+      <w:pPr>
+        <w:spacing w:after="0" w:line="240" w:lineRule="auto"/>
       </w:pPr>
       <w:r>
         <w:t xml:space="preserve">Now for sending request payload in </w:t>
@@ -6253,6 +5626,7 @@
         <w:rPr>
           <w:b/>
           <w:bCs/>
+          <w:highlight w:val="yellow"/>
         </w:rPr>
         <w:t>@RequestBody</w:t>
       </w:r>
@@ -6262,12 +5636,12 @@
     </w:p>
     <w:p>
       <w:pPr>
-        <w:spacing w:after="0"/>
-      </w:pPr>
-    </w:p>
-    <w:p>
-      <w:pPr>
-        <w:spacing w:after="0"/>
+        <w:spacing w:after="0" w:line="240" w:lineRule="auto"/>
+      </w:pPr>
+    </w:p>
+    <w:p>
+      <w:pPr>
+        <w:spacing w:after="0" w:line="240" w:lineRule="auto"/>
       </w:pPr>
       <w:r>
         <w:t xml:space="preserve">Path variables                       </w:t>
@@ -6281,7 +5655,7 @@
     </w:p>
     <w:p>
       <w:pPr>
-        <w:spacing w:after="0"/>
+        <w:spacing w:after="0" w:line="240" w:lineRule="auto"/>
       </w:pPr>
       <w:r>
         <w:t xml:space="preserve">Query String                         </w:t>
@@ -6295,7 +5669,7 @@
     </w:p>
     <w:p>
       <w:pPr>
-        <w:spacing w:after="0"/>
+        <w:spacing w:after="0" w:line="240" w:lineRule="auto"/>
       </w:pPr>
       <w:r>
         <w:t xml:space="preserve">Request payload in POST   </w:t>
@@ -6309,59 +5683,58 @@
     </w:p>
     <w:p>
       <w:pPr>
-        <w:spacing w:after="0"/>
-      </w:pPr>
-    </w:p>
-    <w:p>
-      <w:pPr>
-        <w:spacing w:after="0"/>
-      </w:pPr>
-    </w:p>
-    <w:p>
-      <w:pPr>
-        <w:spacing w:after="0"/>
-      </w:pPr>
-    </w:p>
-    <w:p>
-      <w:pPr>
-        <w:spacing w:after="0"/>
-      </w:pPr>
-    </w:p>
-    <w:p>
-      <w:pPr>
-        <w:spacing w:after="0"/>
-      </w:pPr>
-    </w:p>
-    <w:p>
-      <w:pPr>
-        <w:spacing w:after="0"/>
-      </w:pPr>
-    </w:p>
-    <w:p>
-      <w:pPr>
-        <w:spacing w:after="0"/>
-      </w:pPr>
-    </w:p>
-    <w:p>
-      <w:pPr>
-        <w:spacing w:after="0"/>
-        <w:rPr>
-          <w:b/>
-          <w:bCs/>
-        </w:rPr>
-      </w:pPr>
-      <w:r>
-        <w:rPr>
-          <w:b/>
-          <w:bCs/>
-        </w:rPr>
-        <w:lastRenderedPageBreak/>
+        <w:spacing w:after="0" w:line="240" w:lineRule="auto"/>
+      </w:pPr>
+    </w:p>
+    <w:p>
+      <w:pPr>
+        <w:spacing w:after="0" w:line="240" w:lineRule="auto"/>
+      </w:pPr>
+    </w:p>
+    <w:p>
+      <w:pPr>
+        <w:spacing w:after="0" w:line="240" w:lineRule="auto"/>
+      </w:pPr>
+    </w:p>
+    <w:p>
+      <w:pPr>
+        <w:spacing w:after="0" w:line="240" w:lineRule="auto"/>
+      </w:pPr>
+    </w:p>
+    <w:p>
+      <w:pPr>
+        <w:spacing w:after="0" w:line="240" w:lineRule="auto"/>
+      </w:pPr>
+    </w:p>
+    <w:p>
+      <w:pPr>
+        <w:spacing w:after="0" w:line="240" w:lineRule="auto"/>
+      </w:pPr>
+    </w:p>
+    <w:p>
+      <w:pPr>
+        <w:spacing w:after="0" w:line="240" w:lineRule="auto"/>
+      </w:pPr>
+    </w:p>
+    <w:p>
+      <w:pPr>
+        <w:spacing w:after="0" w:line="240" w:lineRule="auto"/>
+        <w:rPr>
+          <w:b/>
+          <w:bCs/>
+        </w:rPr>
+      </w:pPr>
+      <w:r>
+        <w:rPr>
+          <w:b/>
+          <w:bCs/>
+        </w:rPr>
         <w:t xml:space="preserve">How to send request payload from POSTMAN? </w:t>
       </w:r>
     </w:p>
     <w:p>
       <w:pPr>
-        <w:spacing w:after="0"/>
+        <w:spacing w:after="0" w:line="240" w:lineRule="auto"/>
       </w:pPr>
     </w:p>
     <w:tbl>
@@ -6402,21 +5775,7 @@
               <w:rPr>
                 <w:lang w:val="en-IN"/>
               </w:rPr>
-              <w:t>(path = "/</w:t>
-            </w:r>
-            <w:proofErr w:type="spellStart"/>
-            <w:r>
-              <w:rPr>
-                <w:lang w:val="en-IN"/>
-              </w:rPr>
-              <w:t>saveEmpData</w:t>
-            </w:r>
-            <w:proofErr w:type="spellEnd"/>
-            <w:r>
-              <w:rPr>
-                <w:lang w:val="en-IN"/>
-              </w:rPr>
-              <w:t>")</w:t>
+              <w:t>(path = "/saveEmpData")</w:t>
             </w:r>
           </w:p>
           <w:p>
@@ -6443,16 +5802,8 @@
               <w:rPr>
                 <w:lang w:val="en-IN"/>
               </w:rPr>
-              <w:t xml:space="preserve"> String </w:t>
-            </w:r>
-            <w:proofErr w:type="spellStart"/>
-            <w:r>
-              <w:rPr>
-                <w:lang w:val="en-IN"/>
-              </w:rPr>
-              <w:t>saveEmpData</w:t>
-            </w:r>
-            <w:proofErr w:type="spellEnd"/>
+              <w:t xml:space="preserve"> String saveEmpData</w:t>
+            </w:r>
             <w:r>
               <w:rPr>
                 <w:b/>
@@ -6474,33 +5825,20 @@
               <w:rPr>
                 <w:lang w:val="en-IN"/>
               </w:rPr>
-              <w:t xml:space="preserve">String </w:t>
-            </w:r>
-            <w:proofErr w:type="spellStart"/>
-            <w:r>
-              <w:rPr>
-                <w:lang w:val="en-IN"/>
-              </w:rPr>
-              <w:t>empName</w:t>
-            </w:r>
-            <w:proofErr w:type="spellEnd"/>
-            <w:r>
-              <w:rPr>
-                <w:lang w:val="en-IN"/>
-              </w:rPr>
-              <w:t>) {</w:t>
-            </w:r>
-          </w:p>
-          <w:p>
-            <w:pPr>
-              <w:rPr>
-                <w:lang w:val="en-IN"/>
-              </w:rPr>
-            </w:pPr>
-            <w:r>
-              <w:rPr>
-                <w:lang w:val="en-IN"/>
-              </w:rPr>
+              <w:t>String empName) {</w:t>
+            </w:r>
+          </w:p>
+          <w:p>
+            <w:pPr>
+              <w:rPr>
+                <w:lang w:val="en-IN"/>
+              </w:rPr>
+            </w:pPr>
+            <w:r>
+              <w:rPr>
+                <w:lang w:val="en-IN"/>
+              </w:rPr>
+              <w:lastRenderedPageBreak/>
               <w:tab/>
             </w:r>
             <w:r>
@@ -6521,14 +5859,7 @@
               <w:rPr>
                 <w:lang w:val="en-IN"/>
               </w:rPr>
-              <w:t xml:space="preserve"> </w:t>
-            </w:r>
-            <w:proofErr w:type="spellStart"/>
-            <w:r>
-              <w:rPr>
-                <w:lang w:val="en-IN"/>
-              </w:rPr>
-              <w:t>String.</w:t>
+              <w:t xml:space="preserve"> String.</w:t>
             </w:r>
             <w:r>
               <w:rPr>
@@ -6538,26 +5869,11 @@
               </w:rPr>
               <w:t>format</w:t>
             </w:r>
-            <w:proofErr w:type="spellEnd"/>
-            <w:r>
-              <w:rPr>
-                <w:lang w:val="en-IN"/>
-              </w:rPr>
-              <w:t xml:space="preserve">("Hi...%s", </w:t>
-            </w:r>
-            <w:proofErr w:type="spellStart"/>
-            <w:r>
-              <w:rPr>
-                <w:lang w:val="en-IN"/>
-              </w:rPr>
-              <w:t>empName</w:t>
-            </w:r>
-            <w:proofErr w:type="spellEnd"/>
-            <w:r>
-              <w:rPr>
-                <w:lang w:val="en-IN"/>
-              </w:rPr>
-              <w:t>);</w:t>
+            <w:r>
+              <w:rPr>
+                <w:lang w:val="en-IN"/>
+              </w:rPr>
+              <w:t>("Hi...%s", empName);</w:t>
             </w:r>
           </w:p>
           <w:p>
@@ -6579,12 +5895,12 @@
     </w:tbl>
     <w:p>
       <w:pPr>
-        <w:spacing w:after="0"/>
-      </w:pPr>
-    </w:p>
-    <w:p>
-      <w:pPr>
-        <w:spacing w:after="0"/>
+        <w:spacing w:after="0" w:line="240" w:lineRule="auto"/>
+      </w:pPr>
+    </w:p>
+    <w:p>
+      <w:pPr>
+        <w:spacing w:after="0" w:line="240" w:lineRule="auto"/>
       </w:pPr>
       <w:r>
         <w:t>From POSTMAN. Send POST request.</w:t>
@@ -6592,12 +5908,12 @@
     </w:p>
     <w:p>
       <w:pPr>
-        <w:spacing w:after="0"/>
-      </w:pPr>
-    </w:p>
-    <w:p>
-      <w:pPr>
-        <w:spacing w:after="0"/>
+        <w:spacing w:after="0" w:line="240" w:lineRule="auto"/>
+      </w:pPr>
+    </w:p>
+    <w:p>
+      <w:pPr>
+        <w:spacing w:after="0" w:line="240" w:lineRule="auto"/>
       </w:pPr>
       <w:r>
         <w:t>Steps:</w:t>
@@ -6610,7 +5926,7 @@
           <w:ilvl w:val="0"/>
           <w:numId w:val="7"/>
         </w:numPr>
-        <w:spacing w:after="0"/>
+        <w:spacing w:after="0" w:line="240" w:lineRule="auto"/>
       </w:pPr>
       <w:r>
         <w:t xml:space="preserve">Select </w:t>
@@ -6633,7 +5949,7 @@
           <w:ilvl w:val="0"/>
           <w:numId w:val="7"/>
         </w:numPr>
-        <w:spacing w:after="0"/>
+        <w:spacing w:after="0" w:line="240" w:lineRule="auto"/>
       </w:pPr>
       <w:r>
         <w:t xml:space="preserve">Select </w:t>
@@ -6656,7 +5972,7 @@
           <w:ilvl w:val="0"/>
           <w:numId w:val="7"/>
         </w:numPr>
-        <w:spacing w:after="0"/>
+        <w:spacing w:after="0" w:line="240" w:lineRule="auto"/>
       </w:pPr>
       <w:r>
         <w:t xml:space="preserve">Select </w:t>
@@ -6675,7 +5991,7 @@
           <w:ilvl w:val="0"/>
           <w:numId w:val="7"/>
         </w:numPr>
-        <w:spacing w:after="0"/>
+        <w:spacing w:after="0" w:line="240" w:lineRule="auto"/>
       </w:pPr>
       <w:r>
         <w:t>Pass value</w:t>
@@ -6686,7 +6002,7 @@
     </w:p>
     <w:p>
       <w:pPr>
-        <w:spacing w:after="0"/>
+        <w:spacing w:after="0" w:line="240" w:lineRule="auto"/>
       </w:pPr>
       <w:r>
         <w:rPr>
@@ -6708,7 +6024,7 @@
                     <pic:cNvPicPr/>
                   </pic:nvPicPr>
                   <pic:blipFill>
-                    <a:blip r:embed="rId24"/>
+                    <a:blip r:embed="rId25"/>
                     <a:stretch>
                       <a:fillRect/>
                     </a:stretch>
@@ -6731,12 +6047,12 @@
     </w:p>
     <w:p>
       <w:pPr>
-        <w:spacing w:after="0"/>
-      </w:pPr>
-    </w:p>
-    <w:p>
-      <w:pPr>
-        <w:spacing w:after="0"/>
+        <w:spacing w:after="0" w:line="240" w:lineRule="auto"/>
+      </w:pPr>
+    </w:p>
+    <w:p>
+      <w:pPr>
+        <w:spacing w:after="0" w:line="240" w:lineRule="auto"/>
       </w:pPr>
       <w:r>
         <w:t>We can see above, what ever data we sent, it is not shown in URL bar, means we are sending data securely.</w:t>
@@ -6744,7 +6060,7 @@
     </w:p>
     <w:p>
       <w:pPr>
-        <w:spacing w:after="0"/>
+        <w:spacing w:after="0" w:line="240" w:lineRule="auto"/>
         <w:rPr>
           <w:b/>
           <w:bCs/>
@@ -6760,7 +6076,7 @@
     </w:p>
     <w:p>
       <w:pPr>
-        <w:spacing w:after="0"/>
+        <w:spacing w:after="0" w:line="240" w:lineRule="auto"/>
       </w:pPr>
       <w:r>
         <w:t>Ans: We have to use POJO class.</w:t>
@@ -6768,12 +6084,12 @@
     </w:p>
     <w:p>
       <w:pPr>
-        <w:spacing w:after="0"/>
-      </w:pPr>
-    </w:p>
-    <w:p>
-      <w:pPr>
-        <w:spacing w:after="0"/>
+        <w:spacing w:after="0" w:line="240" w:lineRule="auto"/>
+      </w:pPr>
+    </w:p>
+    <w:p>
+      <w:pPr>
+        <w:spacing w:after="0" w:line="240" w:lineRule="auto"/>
         <w:rPr>
           <w:b/>
           <w:bCs/>
@@ -6861,7 +6177,7 @@
     </w:p>
     <w:p>
       <w:pPr>
-        <w:spacing w:after="0"/>
+        <w:spacing w:after="0" w:line="240" w:lineRule="auto"/>
       </w:pPr>
       <w:r>
         <w:t>It is a plain java class which have only private fields, default constructor, setter methods</w:t>
@@ -6876,25 +6192,17 @@
         <w:t>s</w:t>
       </w:r>
       <w:r>
-        <w:t xml:space="preserve"> and </w:t>
-      </w:r>
-      <w:proofErr w:type="spellStart"/>
-      <w:r>
-        <w:t>toString</w:t>
-      </w:r>
-      <w:proofErr w:type="spellEnd"/>
-      <w:r>
-        <w:t>() method.</w:t>
-      </w:r>
-    </w:p>
-    <w:p>
-      <w:pPr>
-        <w:spacing w:after="0"/>
-      </w:pPr>
-    </w:p>
-    <w:p>
-      <w:pPr>
-        <w:spacing w:after="0"/>
+        <w:t xml:space="preserve"> and toString() method.</w:t>
+      </w:r>
+    </w:p>
+    <w:p>
+      <w:pPr>
+        <w:spacing w:after="0" w:line="240" w:lineRule="auto"/>
+      </w:pPr>
+    </w:p>
+    <w:p>
+      <w:pPr>
+        <w:spacing w:after="0" w:line="240" w:lineRule="auto"/>
       </w:pPr>
       <w:r>
         <w:t>For storing data in POJO class instance variables we use setter method.</w:t>
@@ -6902,7 +6210,7 @@
     </w:p>
     <w:p>
       <w:pPr>
-        <w:spacing w:after="0"/>
+        <w:spacing w:after="0" w:line="240" w:lineRule="auto"/>
       </w:pPr>
       <w:r>
         <w:t>For getting / fetching data from POJO class instance variables we use getter methods.</w:t>
@@ -6910,25 +6218,20 @@
     </w:p>
     <w:p>
       <w:pPr>
-        <w:spacing w:after="0"/>
-      </w:pPr>
-    </w:p>
-    <w:p>
-      <w:pPr>
-        <w:spacing w:after="0"/>
-      </w:pPr>
-      <w:proofErr w:type="spellStart"/>
-      <w:r>
-        <w:t>Pojo</w:t>
-      </w:r>
-      <w:proofErr w:type="spellEnd"/>
-      <w:r>
-        <w:t xml:space="preserve"> class will be used for storing the data transferring the data from one place to another place.</w:t>
-      </w:r>
-    </w:p>
-    <w:p>
-      <w:pPr>
-        <w:spacing w:after="0"/>
+        <w:spacing w:after="0" w:line="240" w:lineRule="auto"/>
+      </w:pPr>
+    </w:p>
+    <w:p>
+      <w:pPr>
+        <w:spacing w:after="0" w:line="240" w:lineRule="auto"/>
+      </w:pPr>
+      <w:r>
+        <w:t>Pojo class will be used for storing the data transferring the data from one place to another place.</w:t>
+      </w:r>
+    </w:p>
+    <w:p>
+      <w:pPr>
+        <w:spacing w:after="0" w:line="240" w:lineRule="auto"/>
       </w:pPr>
       <w:r>
         <w:t>While sending data as POJO class, we need to send as JSON object from POSTMAN.</w:t>
@@ -6936,18 +6239,10 @@
     </w:p>
     <w:p>
       <w:pPr>
-        <w:spacing w:after="0"/>
-      </w:pPr>
-      <w:r>
-        <w:t xml:space="preserve">JSON object means data always send in {} braces, in </w:t>
-      </w:r>
-      <w:proofErr w:type="spellStart"/>
-      <w:r>
-        <w:t>key:value</w:t>
-      </w:r>
-      <w:proofErr w:type="spellEnd"/>
-      <w:r>
-        <w:t xml:space="preserve"> format.</w:t>
+        <w:spacing w:after="0" w:line="240" w:lineRule="auto"/>
+      </w:pPr>
+      <w:r>
+        <w:t>JSON object means data always send in {} braces, in key:value format.</w:t>
       </w:r>
       <w:r>
         <w:t xml:space="preserve"> Keys will be double quotes, values will be according to data type.</w:t>
@@ -6990,48 +6285,20 @@
               <w:rPr>
                 <w:lang w:val="en-IN"/>
               </w:rPr>
-              <w:t>    "</w:t>
-            </w:r>
-            <w:proofErr w:type="spellStart"/>
-            <w:r>
-              <w:rPr>
-                <w:lang w:val="en-IN"/>
-              </w:rPr>
-              <w:t>empName</w:t>
-            </w:r>
-            <w:proofErr w:type="spellEnd"/>
-            <w:r>
-              <w:rPr>
-                <w:lang w:val="en-IN"/>
-              </w:rPr>
-              <w:t>" : "SAAASS",</w:t>
-            </w:r>
-          </w:p>
-          <w:p>
-            <w:pPr>
-              <w:rPr>
-                <w:lang w:val="en-IN"/>
-              </w:rPr>
-            </w:pPr>
-            <w:r>
-              <w:rPr>
-                <w:lang w:val="en-IN"/>
-              </w:rPr>
-              <w:t>    "</w:t>
-            </w:r>
-            <w:proofErr w:type="spellStart"/>
-            <w:r>
-              <w:rPr>
-                <w:lang w:val="en-IN"/>
-              </w:rPr>
-              <w:t>empId</w:t>
-            </w:r>
-            <w:proofErr w:type="spellEnd"/>
-            <w:r>
-              <w:rPr>
-                <w:lang w:val="en-IN"/>
-              </w:rPr>
-              <w:t>" : 123</w:t>
+              <w:t>    "empName" : "SAAASS",</w:t>
+            </w:r>
+          </w:p>
+          <w:p>
+            <w:pPr>
+              <w:rPr>
+                <w:lang w:val="en-IN"/>
+              </w:rPr>
+            </w:pPr>
+            <w:r>
+              <w:rPr>
+                <w:lang w:val="en-IN"/>
+              </w:rPr>
+              <w:t>    "empId" : 123</w:t>
             </w:r>
           </w:p>
           <w:p>
@@ -7052,10 +6319,9 @@
     </w:tbl>
     <w:p>
       <w:pPr>
-        <w:spacing w:after="0"/>
-      </w:pPr>
-      <w:r>
-        <w:lastRenderedPageBreak/>
+        <w:spacing w:after="0" w:line="240" w:lineRule="auto"/>
+      </w:pPr>
+      <w:r>
         <w:t xml:space="preserve">For example: </w:t>
       </w:r>
     </w:p>
@@ -7115,25 +6381,7 @@
                 <w:szCs w:val="16"/>
                 <w:lang w:val="en-IN"/>
               </w:rPr>
-              <w:t xml:space="preserve"> </w:t>
-            </w:r>
-            <w:proofErr w:type="spellStart"/>
-            <w:r>
-              <w:rPr>
-                <w:sz w:val="16"/>
-                <w:szCs w:val="16"/>
-                <w:lang w:val="en-IN"/>
-              </w:rPr>
-              <w:t>EmployeePojo</w:t>
-            </w:r>
-            <w:proofErr w:type="spellEnd"/>
-            <w:r>
-              <w:rPr>
-                <w:sz w:val="16"/>
-                <w:szCs w:val="16"/>
-                <w:lang w:val="en-IN"/>
-              </w:rPr>
-              <w:t xml:space="preserve"> {</w:t>
+              <w:t xml:space="preserve"> EmployeePojo {</w:t>
             </w:r>
           </w:p>
           <w:p>
@@ -7171,7 +6419,6 @@
               <w:tab/>
               <w:t xml:space="preserve"> * private fields default </w:t>
             </w:r>
-            <w:proofErr w:type="spellStart"/>
             <w:r>
               <w:rPr>
                 <w:sz w:val="16"/>
@@ -7181,32 +6428,13 @@
               </w:rPr>
               <w:t>contructor</w:t>
             </w:r>
-            <w:proofErr w:type="spellEnd"/>
-            <w:r>
-              <w:rPr>
-                <w:sz w:val="16"/>
-                <w:szCs w:val="16"/>
-                <w:lang w:val="en-IN"/>
-              </w:rPr>
-              <w:t xml:space="preserve"> setters &amp; getters </w:t>
-            </w:r>
-            <w:proofErr w:type="spellStart"/>
-            <w:r>
-              <w:rPr>
-                <w:sz w:val="16"/>
-                <w:szCs w:val="16"/>
-                <w:lang w:val="en-IN"/>
-              </w:rPr>
-              <w:t>toString</w:t>
-            </w:r>
-            <w:proofErr w:type="spellEnd"/>
-            <w:r>
-              <w:rPr>
-                <w:sz w:val="16"/>
-                <w:szCs w:val="16"/>
-                <w:lang w:val="en-IN"/>
-              </w:rPr>
-              <w:t>() method for</w:t>
+            <w:r>
+              <w:rPr>
+                <w:sz w:val="16"/>
+                <w:szCs w:val="16"/>
+                <w:lang w:val="en-IN"/>
+              </w:rPr>
+              <w:t xml:space="preserve"> setters &amp; getters toString() method for</w:t>
             </w:r>
           </w:p>
           <w:p>
@@ -7277,25 +6505,7 @@
                 <w:szCs w:val="16"/>
                 <w:lang w:val="en-IN"/>
               </w:rPr>
-              <w:t xml:space="preserve"> String </w:t>
-            </w:r>
-            <w:proofErr w:type="spellStart"/>
-            <w:r>
-              <w:rPr>
-                <w:sz w:val="16"/>
-                <w:szCs w:val="16"/>
-                <w:lang w:val="en-IN"/>
-              </w:rPr>
-              <w:t>empName</w:t>
-            </w:r>
-            <w:proofErr w:type="spellEnd"/>
-            <w:r>
-              <w:rPr>
-                <w:sz w:val="16"/>
-                <w:szCs w:val="16"/>
-                <w:lang w:val="en-IN"/>
-              </w:rPr>
-              <w:t>;</w:t>
+              <w:t xml:space="preserve"> String empName;</w:t>
             </w:r>
           </w:p>
           <w:p>
@@ -7330,25 +6540,7 @@
                 <w:szCs w:val="16"/>
                 <w:lang w:val="en-IN"/>
               </w:rPr>
-              <w:t xml:space="preserve"> Integer </w:t>
-            </w:r>
-            <w:proofErr w:type="spellStart"/>
-            <w:r>
-              <w:rPr>
-                <w:sz w:val="16"/>
-                <w:szCs w:val="16"/>
-                <w:lang w:val="en-IN"/>
-              </w:rPr>
-              <w:t>empId</w:t>
-            </w:r>
-            <w:proofErr w:type="spellEnd"/>
-            <w:r>
-              <w:rPr>
-                <w:sz w:val="16"/>
-                <w:szCs w:val="16"/>
-                <w:lang w:val="en-IN"/>
-              </w:rPr>
-              <w:t>;</w:t>
+              <w:t xml:space="preserve"> Integer empId;</w:t>
             </w:r>
           </w:p>
           <w:p>
@@ -7392,6 +6584,7 @@
                 <w:szCs w:val="16"/>
                 <w:lang w:val="en-IN"/>
               </w:rPr>
+              <w:lastRenderedPageBreak/>
               <w:tab/>
               <w:t xml:space="preserve"> * create setters and getters..</w:t>
             </w:r>
@@ -7517,25 +6710,7 @@
                 <w:szCs w:val="16"/>
                 <w:lang w:val="en-IN"/>
               </w:rPr>
-              <w:t xml:space="preserve"> String </w:t>
-            </w:r>
-            <w:proofErr w:type="spellStart"/>
-            <w:r>
-              <w:rPr>
-                <w:sz w:val="16"/>
-                <w:szCs w:val="16"/>
-                <w:lang w:val="en-IN"/>
-              </w:rPr>
-              <w:t>toString</w:t>
-            </w:r>
-            <w:proofErr w:type="spellEnd"/>
-            <w:r>
-              <w:rPr>
-                <w:sz w:val="16"/>
-                <w:szCs w:val="16"/>
-                <w:lang w:val="en-IN"/>
-              </w:rPr>
-              <w:t>() {</w:t>
+              <w:t xml:space="preserve"> String toString() {</w:t>
             </w:r>
           </w:p>
           <w:p>
@@ -7578,97 +6753,7 @@
                 <w:szCs w:val="16"/>
                 <w:lang w:val="en-IN"/>
               </w:rPr>
-              <w:t xml:space="preserve"> "</w:t>
-            </w:r>
-            <w:proofErr w:type="spellStart"/>
-            <w:r>
-              <w:rPr>
-                <w:sz w:val="16"/>
-                <w:szCs w:val="16"/>
-                <w:lang w:val="en-IN"/>
-              </w:rPr>
-              <w:t>EmployeePojo</w:t>
-            </w:r>
-            <w:proofErr w:type="spellEnd"/>
-            <w:r>
-              <w:rPr>
-                <w:sz w:val="16"/>
-                <w:szCs w:val="16"/>
-                <w:lang w:val="en-IN"/>
-              </w:rPr>
-              <w:t xml:space="preserve"> [</w:t>
-            </w:r>
-            <w:proofErr w:type="spellStart"/>
-            <w:r>
-              <w:rPr>
-                <w:sz w:val="16"/>
-                <w:szCs w:val="16"/>
-                <w:lang w:val="en-IN"/>
-              </w:rPr>
-              <w:t>empName</w:t>
-            </w:r>
-            <w:proofErr w:type="spellEnd"/>
-            <w:r>
-              <w:rPr>
-                <w:sz w:val="16"/>
-                <w:szCs w:val="16"/>
-                <w:lang w:val="en-IN"/>
-              </w:rPr>
-              <w:t xml:space="preserve">=" + </w:t>
-            </w:r>
-            <w:proofErr w:type="spellStart"/>
-            <w:r>
-              <w:rPr>
-                <w:sz w:val="16"/>
-                <w:szCs w:val="16"/>
-                <w:lang w:val="en-IN"/>
-              </w:rPr>
-              <w:t>empName</w:t>
-            </w:r>
-            <w:proofErr w:type="spellEnd"/>
-            <w:r>
-              <w:rPr>
-                <w:sz w:val="16"/>
-                <w:szCs w:val="16"/>
-                <w:lang w:val="en-IN"/>
-              </w:rPr>
-              <w:t xml:space="preserve"> + ", </w:t>
-            </w:r>
-            <w:proofErr w:type="spellStart"/>
-            <w:r>
-              <w:rPr>
-                <w:sz w:val="16"/>
-                <w:szCs w:val="16"/>
-                <w:lang w:val="en-IN"/>
-              </w:rPr>
-              <w:t>empId</w:t>
-            </w:r>
-            <w:proofErr w:type="spellEnd"/>
-            <w:r>
-              <w:rPr>
-                <w:sz w:val="16"/>
-                <w:szCs w:val="16"/>
-                <w:lang w:val="en-IN"/>
-              </w:rPr>
-              <w:t xml:space="preserve">=" + </w:t>
-            </w:r>
-            <w:proofErr w:type="spellStart"/>
-            <w:r>
-              <w:rPr>
-                <w:sz w:val="16"/>
-                <w:szCs w:val="16"/>
-                <w:lang w:val="en-IN"/>
-              </w:rPr>
-              <w:t>empId</w:t>
-            </w:r>
-            <w:proofErr w:type="spellEnd"/>
-            <w:r>
-              <w:rPr>
-                <w:sz w:val="16"/>
-                <w:szCs w:val="16"/>
-                <w:lang w:val="en-IN"/>
-              </w:rPr>
-              <w:t xml:space="preserve"> + "]";</w:t>
+              <w:t xml:space="preserve"> "EmployeePojo [empName=" + empName + ", empId=" + empId + "]";</w:t>
             </w:r>
           </w:p>
           <w:p>
@@ -7710,67 +6795,44 @@
     </w:tbl>
     <w:p>
       <w:pPr>
-        <w:spacing w:after="0"/>
-      </w:pPr>
-      <w:r>
+        <w:spacing w:after="0" w:line="240" w:lineRule="auto"/>
+      </w:pPr>
+      <w:r>
+        <w:lastRenderedPageBreak/>
         <w:t xml:space="preserve">Binding? </w:t>
       </w:r>
     </w:p>
     <w:p>
       <w:pPr>
-        <w:spacing w:after="0"/>
+        <w:spacing w:after="0" w:line="240" w:lineRule="auto"/>
       </w:pPr>
       <w:r>
         <w:tab/>
-        <w:t xml:space="preserve">Property name we sent and property name in </w:t>
-      </w:r>
-      <w:proofErr w:type="spellStart"/>
-      <w:r>
-        <w:t>pojo</w:t>
-      </w:r>
-      <w:proofErr w:type="spellEnd"/>
-      <w:r>
-        <w:t xml:space="preserve"> class matched then only biding </w:t>
+        <w:t xml:space="preserve">Property name we sent and property name in pojo class matched then only biding </w:t>
       </w:r>
       <w:r>
         <w:t>happens</w:t>
       </w:r>
       <w:r>
-        <w:t xml:space="preserve"> and data will be given to </w:t>
-      </w:r>
-      <w:proofErr w:type="spellStart"/>
-      <w:r>
-        <w:t>pojo</w:t>
-      </w:r>
-      <w:proofErr w:type="spellEnd"/>
-      <w:r>
-        <w:t xml:space="preserve"> class property.</w:t>
-      </w:r>
-      <w:r>
-        <w:t xml:space="preserve"> If not matched it will take default values of </w:t>
-      </w:r>
-      <w:proofErr w:type="spellStart"/>
-      <w:r>
-        <w:t>pojo</w:t>
-      </w:r>
-      <w:proofErr w:type="spellEnd"/>
-      <w:r>
-        <w:t xml:space="preserve"> class property.</w:t>
-      </w:r>
-    </w:p>
-    <w:p>
-      <w:pPr>
-        <w:spacing w:after="0"/>
-      </w:pPr>
-    </w:p>
-    <w:p>
-      <w:pPr>
-        <w:spacing w:after="0"/>
-      </w:pPr>
-    </w:p>
-    <w:p>
-      <w:pPr>
-        <w:spacing w:after="0"/>
+        <w:t xml:space="preserve"> and data will be given to pojo class property.</w:t>
+      </w:r>
+      <w:r>
+        <w:t xml:space="preserve"> If not matched it will take default values of pojo class property.</w:t>
+      </w:r>
+    </w:p>
+    <w:p>
+      <w:pPr>
+        <w:spacing w:after="0" w:line="240" w:lineRule="auto"/>
+      </w:pPr>
+    </w:p>
+    <w:p>
+      <w:pPr>
+        <w:spacing w:after="0" w:line="240" w:lineRule="auto"/>
+      </w:pPr>
+    </w:p>
+    <w:p>
+      <w:pPr>
+        <w:spacing w:after="0" w:line="240" w:lineRule="auto"/>
       </w:pPr>
       <w:r>
         <w:t>Controller code:</w:t>
@@ -7828,35 +6890,7 @@
               <w:rPr>
                 <w:lang w:val="en-IN"/>
               </w:rPr>
-              <w:t xml:space="preserve"> String saveEmpData2(@RequestBody </w:t>
-            </w:r>
-            <w:proofErr w:type="spellStart"/>
-            <w:r>
-              <w:rPr>
-                <w:lang w:val="en-IN"/>
-              </w:rPr>
-              <w:t>EmployeePojo</w:t>
-            </w:r>
-            <w:proofErr w:type="spellEnd"/>
-            <w:r>
-              <w:rPr>
-                <w:lang w:val="en-IN"/>
-              </w:rPr>
-              <w:t xml:space="preserve"> </w:t>
-            </w:r>
-            <w:proofErr w:type="spellStart"/>
-            <w:r>
-              <w:rPr>
-                <w:lang w:val="en-IN"/>
-              </w:rPr>
-              <w:t>empObj</w:t>
-            </w:r>
-            <w:proofErr w:type="spellEnd"/>
-            <w:r>
-              <w:rPr>
-                <w:lang w:val="en-IN"/>
-              </w:rPr>
-              <w:t>) {</w:t>
+              <w:t xml:space="preserve"> String saveEmpData2(@RequestBody EmployeePojo empObj) {</w:t>
             </w:r>
           </w:p>
           <w:p>
@@ -7889,21 +6923,7 @@
               <w:rPr>
                 <w:lang w:val="en-IN"/>
               </w:rPr>
-              <w:t xml:space="preserve"> "Hi... : " + </w:t>
-            </w:r>
-            <w:proofErr w:type="spellStart"/>
-            <w:r>
-              <w:rPr>
-                <w:lang w:val="en-IN"/>
-              </w:rPr>
-              <w:t>empObj</w:t>
-            </w:r>
-            <w:proofErr w:type="spellEnd"/>
-            <w:r>
-              <w:rPr>
-                <w:lang w:val="en-IN"/>
-              </w:rPr>
-              <w:t>;</w:t>
+              <w:t xml:space="preserve"> "Hi... : " + empObj;</w:t>
             </w:r>
           </w:p>
           <w:p>
@@ -7925,12 +6945,12 @@
     </w:tbl>
     <w:p>
       <w:pPr>
-        <w:spacing w:after="0"/>
-      </w:pPr>
-    </w:p>
-    <w:p>
-      <w:pPr>
-        <w:spacing w:after="0"/>
+        <w:spacing w:after="0" w:line="240" w:lineRule="auto"/>
+      </w:pPr>
+    </w:p>
+    <w:p>
+      <w:pPr>
+        <w:spacing w:after="0" w:line="240" w:lineRule="auto"/>
       </w:pPr>
       <w:r>
         <w:t>Now send request from POSTMAN.</w:t>
@@ -7938,12 +6958,12 @@
     </w:p>
     <w:p>
       <w:pPr>
-        <w:spacing w:after="0"/>
-      </w:pPr>
-    </w:p>
-    <w:p>
-      <w:pPr>
-        <w:spacing w:after="0"/>
+        <w:spacing w:after="0" w:line="240" w:lineRule="auto"/>
+      </w:pPr>
+    </w:p>
+    <w:p>
+      <w:pPr>
+        <w:spacing w:after="0" w:line="240" w:lineRule="auto"/>
       </w:pPr>
       <w:r>
         <w:rPr>
@@ -7965,7 +6985,7 @@
                     <pic:cNvPicPr/>
                   </pic:nvPicPr>
                   <pic:blipFill>
-                    <a:blip r:embed="rId25"/>
+                    <a:blip r:embed="rId26"/>
                     <a:stretch>
                       <a:fillRect/>
                     </a:stretch>
@@ -7988,7 +7008,7 @@
     </w:p>
     <w:p>
       <w:pPr>
-        <w:spacing w:after="0"/>
+        <w:spacing w:after="0" w:line="240" w:lineRule="auto"/>
       </w:pPr>
       <w:r>
         <w:t xml:space="preserve">Another example: </w:t>
@@ -8095,43 +7115,7 @@
                 <w:szCs w:val="16"/>
                 <w:lang w:val="en-IN"/>
               </w:rPr>
-              <w:t xml:space="preserve"> </w:t>
-            </w:r>
-            <w:proofErr w:type="spellStart"/>
-            <w:r>
-              <w:rPr>
-                <w:sz w:val="16"/>
-                <w:szCs w:val="16"/>
-                <w:lang w:val="en-IN"/>
-              </w:rPr>
-              <w:t>EmployeePojo</w:t>
-            </w:r>
-            <w:proofErr w:type="spellEnd"/>
-            <w:r>
-              <w:rPr>
-                <w:sz w:val="16"/>
-                <w:szCs w:val="16"/>
-                <w:lang w:val="en-IN"/>
-              </w:rPr>
-              <w:t xml:space="preserve"> </w:t>
-            </w:r>
-            <w:proofErr w:type="spellStart"/>
-            <w:r>
-              <w:rPr>
-                <w:sz w:val="16"/>
-                <w:szCs w:val="16"/>
-                <w:lang w:val="en-IN"/>
-              </w:rPr>
-              <w:t>empObj</w:t>
-            </w:r>
-            <w:proofErr w:type="spellEnd"/>
-            <w:r>
-              <w:rPr>
-                <w:sz w:val="16"/>
-                <w:szCs w:val="16"/>
-                <w:lang w:val="en-IN"/>
-              </w:rPr>
-              <w:t>) {</w:t>
+              <w:t xml:space="preserve"> EmployeePojo empObj) {</w:t>
             </w:r>
           </w:p>
           <w:p>
@@ -8157,14 +7141,6 @@
                 <w:lang w:val="en-IN"/>
               </w:rPr>
               <w:tab/>
-            </w:r>
-            <w:proofErr w:type="spellStart"/>
-            <w:r>
-              <w:rPr>
-                <w:sz w:val="16"/>
-                <w:szCs w:val="16"/>
-                <w:lang w:val="en-IN"/>
-              </w:rPr>
               <w:t>System.</w:t>
             </w:r>
             <w:r>
@@ -8183,34 +7159,7 @@
                 <w:szCs w:val="16"/>
                 <w:lang w:val="en-IN"/>
               </w:rPr>
-              <w:t>.println</w:t>
-            </w:r>
-            <w:proofErr w:type="spellEnd"/>
-            <w:r>
-              <w:rPr>
-                <w:sz w:val="16"/>
-                <w:szCs w:val="16"/>
-                <w:lang w:val="en-IN"/>
-              </w:rPr>
-              <w:t>(</w:t>
-            </w:r>
-            <w:proofErr w:type="spellStart"/>
-            <w:r>
-              <w:rPr>
-                <w:sz w:val="16"/>
-                <w:szCs w:val="16"/>
-                <w:lang w:val="en-IN"/>
-              </w:rPr>
-              <w:t>empObj</w:t>
-            </w:r>
-            <w:proofErr w:type="spellEnd"/>
-            <w:r>
-              <w:rPr>
-                <w:sz w:val="16"/>
-                <w:szCs w:val="16"/>
-                <w:lang w:val="en-IN"/>
-              </w:rPr>
-              <w:t>); // store in DB</w:t>
+              <w:t>.println(empObj); // store in DB</w:t>
             </w:r>
           </w:p>
           <w:p>
@@ -8236,25 +7185,7 @@
                 <w:lang w:val="en-IN"/>
               </w:rPr>
               <w:tab/>
-              <w:t xml:space="preserve">return "Hi..." +  </w:t>
-            </w:r>
-            <w:proofErr w:type="spellStart"/>
-            <w:r>
-              <w:rPr>
-                <w:sz w:val="16"/>
-                <w:szCs w:val="16"/>
-                <w:lang w:val="en-IN"/>
-              </w:rPr>
-              <w:t>empObj.getEmpName</w:t>
-            </w:r>
-            <w:proofErr w:type="spellEnd"/>
-            <w:r>
-              <w:rPr>
-                <w:sz w:val="16"/>
-                <w:szCs w:val="16"/>
-                <w:lang w:val="en-IN"/>
-              </w:rPr>
-              <w:t>() + " your data save in DB successfully!" ;</w:t>
+              <w:t>return "Hi..." +  empObj.getEmpName() + " your data save in DB successfully!" ;</w:t>
             </w:r>
             <w:r>
               <w:rPr>
@@ -8296,12 +7227,12 @@
     </w:tbl>
     <w:p>
       <w:pPr>
-        <w:spacing w:after="0"/>
-      </w:pPr>
-    </w:p>
-    <w:p>
-      <w:pPr>
-        <w:spacing w:after="0"/>
+        <w:spacing w:after="0" w:line="240" w:lineRule="auto"/>
+      </w:pPr>
+    </w:p>
+    <w:p>
+      <w:pPr>
+        <w:spacing w:after="0" w:line="240" w:lineRule="auto"/>
       </w:pPr>
       <w:r>
         <w:rPr>
@@ -8324,7 +7255,7 @@
                     <pic:cNvPicPr/>
                   </pic:nvPicPr>
                   <pic:blipFill>
-                    <a:blip r:embed="rId26"/>
+                    <a:blip r:embed="rId27"/>
                     <a:stretch>
                       <a:fillRect/>
                     </a:stretch>
@@ -8347,7 +7278,7 @@
     </w:p>
     <w:p>
       <w:pPr>
-        <w:spacing w:after="0"/>
+        <w:spacing w:after="0" w:line="240" w:lineRule="auto"/>
       </w:pPr>
       <w:r>
         <w:t>Based on your input data we need to create those many fields in POO class.</w:t>
@@ -8409,25 +7340,7 @@
                 <w:szCs w:val="16"/>
                 <w:lang w:val="en-IN"/>
               </w:rPr>
-              <w:t xml:space="preserve"> </w:t>
-            </w:r>
-            <w:proofErr w:type="spellStart"/>
-            <w:r>
-              <w:rPr>
-                <w:sz w:val="16"/>
-                <w:szCs w:val="16"/>
-                <w:lang w:val="en-IN"/>
-              </w:rPr>
-              <w:t>EmployeePojo</w:t>
-            </w:r>
-            <w:proofErr w:type="spellEnd"/>
-            <w:r>
-              <w:rPr>
-                <w:sz w:val="16"/>
-                <w:szCs w:val="16"/>
-                <w:lang w:val="en-IN"/>
-              </w:rPr>
-              <w:t xml:space="preserve"> {</w:t>
+              <w:t xml:space="preserve"> EmployeePojo {</w:t>
             </w:r>
           </w:p>
           <w:p>
@@ -8462,25 +7375,7 @@
                 <w:szCs w:val="16"/>
                 <w:lang w:val="en-IN"/>
               </w:rPr>
-              <w:t xml:space="preserve"> String </w:t>
-            </w:r>
-            <w:proofErr w:type="spellStart"/>
-            <w:r>
-              <w:rPr>
-                <w:sz w:val="16"/>
-                <w:szCs w:val="16"/>
-                <w:lang w:val="en-IN"/>
-              </w:rPr>
-              <w:t>empName</w:t>
-            </w:r>
-            <w:proofErr w:type="spellEnd"/>
-            <w:r>
-              <w:rPr>
-                <w:sz w:val="16"/>
-                <w:szCs w:val="16"/>
-                <w:lang w:val="en-IN"/>
-              </w:rPr>
-              <w:t>;</w:t>
+              <w:t xml:space="preserve"> String empName;</w:t>
             </w:r>
           </w:p>
           <w:p>
@@ -8515,25 +7410,7 @@
                 <w:szCs w:val="16"/>
                 <w:lang w:val="en-IN"/>
               </w:rPr>
-              <w:t xml:space="preserve"> Integer </w:t>
-            </w:r>
-            <w:proofErr w:type="spellStart"/>
-            <w:r>
-              <w:rPr>
-                <w:sz w:val="16"/>
-                <w:szCs w:val="16"/>
-                <w:lang w:val="en-IN"/>
-              </w:rPr>
-              <w:t>empId</w:t>
-            </w:r>
-            <w:proofErr w:type="spellEnd"/>
-            <w:r>
-              <w:rPr>
-                <w:sz w:val="16"/>
-                <w:szCs w:val="16"/>
-                <w:lang w:val="en-IN"/>
-              </w:rPr>
-              <w:t>;</w:t>
+              <w:t xml:space="preserve"> Integer empId;</w:t>
             </w:r>
           </w:p>
           <w:p>
@@ -8568,25 +7445,7 @@
                 <w:szCs w:val="16"/>
                 <w:lang w:val="en-IN"/>
               </w:rPr>
-              <w:t xml:space="preserve"> Double </w:t>
-            </w:r>
-            <w:proofErr w:type="spellStart"/>
-            <w:r>
-              <w:rPr>
-                <w:sz w:val="16"/>
-                <w:szCs w:val="16"/>
-                <w:lang w:val="en-IN"/>
-              </w:rPr>
-              <w:t>empSalary</w:t>
-            </w:r>
-            <w:proofErr w:type="spellEnd"/>
-            <w:r>
-              <w:rPr>
-                <w:sz w:val="16"/>
-                <w:szCs w:val="16"/>
-                <w:lang w:val="en-IN"/>
-              </w:rPr>
-              <w:t>;</w:t>
+              <w:t xml:space="preserve"> Double empSalary;</w:t>
             </w:r>
           </w:p>
           <w:p>
@@ -8621,25 +7480,7 @@
                 <w:szCs w:val="16"/>
                 <w:lang w:val="en-IN"/>
               </w:rPr>
-              <w:t xml:space="preserve"> String </w:t>
-            </w:r>
-            <w:proofErr w:type="spellStart"/>
-            <w:r>
-              <w:rPr>
-                <w:sz w:val="16"/>
-                <w:szCs w:val="16"/>
-                <w:lang w:val="en-IN"/>
-              </w:rPr>
-              <w:t>empAddress</w:t>
-            </w:r>
-            <w:proofErr w:type="spellEnd"/>
-            <w:r>
-              <w:rPr>
-                <w:sz w:val="16"/>
-                <w:szCs w:val="16"/>
-                <w:lang w:val="en-IN"/>
-              </w:rPr>
-              <w:t>;</w:t>
+              <w:t xml:space="preserve"> String empAddress;</w:t>
             </w:r>
           </w:p>
           <w:p>
@@ -8674,25 +7515,7 @@
                 <w:szCs w:val="16"/>
                 <w:lang w:val="en-IN"/>
               </w:rPr>
-              <w:t xml:space="preserve"> Integer </w:t>
-            </w:r>
-            <w:proofErr w:type="spellStart"/>
-            <w:r>
-              <w:rPr>
-                <w:sz w:val="16"/>
-                <w:szCs w:val="16"/>
-                <w:lang w:val="en-IN"/>
-              </w:rPr>
-              <w:t>empCell</w:t>
-            </w:r>
-            <w:proofErr w:type="spellEnd"/>
-            <w:r>
-              <w:rPr>
-                <w:sz w:val="16"/>
-                <w:szCs w:val="16"/>
-                <w:lang w:val="en-IN"/>
-              </w:rPr>
-              <w:t>;</w:t>
+              <w:t xml:space="preserve"> Integer empCell;</w:t>
             </w:r>
             <w:r>
               <w:rPr>
@@ -8734,25 +7557,7 @@
                 <w:szCs w:val="16"/>
                 <w:lang w:val="en-IN"/>
               </w:rPr>
-              <w:t xml:space="preserve">          // </w:t>
-            </w:r>
-            <w:proofErr w:type="spellStart"/>
-            <w:r>
-              <w:rPr>
-                <w:sz w:val="16"/>
-                <w:szCs w:val="16"/>
-                <w:lang w:val="en-IN"/>
-              </w:rPr>
-              <w:t>toString</w:t>
-            </w:r>
-            <w:proofErr w:type="spellEnd"/>
-            <w:r>
-              <w:rPr>
-                <w:sz w:val="16"/>
-                <w:szCs w:val="16"/>
-                <w:lang w:val="en-IN"/>
-              </w:rPr>
-              <w:t>() method.</w:t>
+              <w:t xml:space="preserve">          // toString() method.</w:t>
             </w:r>
           </w:p>
           <w:p>
@@ -8775,7 +7580,7 @@
     </w:tbl>
     <w:p>
       <w:pPr>
-        <w:spacing w:after="0"/>
+        <w:spacing w:after="0" w:line="240" w:lineRule="auto"/>
       </w:pPr>
       <w:r>
         <w:t>Complete controller example:</w:t>
@@ -8844,21 +7649,7 @@
               <w:rPr>
                 <w:lang w:val="en-IN"/>
               </w:rPr>
-              <w:t xml:space="preserve"> </w:t>
-            </w:r>
-            <w:proofErr w:type="spellStart"/>
-            <w:r>
-              <w:rPr>
-                <w:lang w:val="en-IN"/>
-              </w:rPr>
-              <w:t>DemoController</w:t>
-            </w:r>
-            <w:proofErr w:type="spellEnd"/>
-            <w:r>
-              <w:rPr>
-                <w:lang w:val="en-IN"/>
-              </w:rPr>
-              <w:t xml:space="preserve"> {</w:t>
+              <w:t xml:space="preserve"> DemoController {</w:t>
             </w:r>
           </w:p>
           <w:p>
@@ -8906,35 +7697,7 @@
               <w:rPr>
                 <w:lang w:val="en-IN"/>
               </w:rPr>
-              <w:t xml:space="preserve"> String </w:t>
-            </w:r>
-            <w:proofErr w:type="spellStart"/>
-            <w:r>
-              <w:rPr>
-                <w:lang w:val="en-IN"/>
-              </w:rPr>
-              <w:t>defaultDisplay</w:t>
-            </w:r>
-            <w:proofErr w:type="spellEnd"/>
-            <w:r>
-              <w:rPr>
-                <w:lang w:val="en-IN"/>
-              </w:rPr>
-              <w:t xml:space="preserve">(@PathVariable String </w:t>
-            </w:r>
-            <w:proofErr w:type="spellStart"/>
-            <w:r>
-              <w:rPr>
-                <w:lang w:val="en-IN"/>
-              </w:rPr>
-              <w:t>myName</w:t>
-            </w:r>
-            <w:proofErr w:type="spellEnd"/>
-            <w:r>
-              <w:rPr>
-                <w:lang w:val="en-IN"/>
-              </w:rPr>
-              <w:t>) {</w:t>
+              <w:t xml:space="preserve"> String defaultDisplay(@PathVariable String myName) {</w:t>
             </w:r>
           </w:p>
           <w:p>
@@ -8967,35 +7730,7 @@
               <w:rPr>
                 <w:lang w:val="en-IN"/>
               </w:rPr>
-              <w:t xml:space="preserve"> "Welcome to Spring boot...! This is </w:t>
-            </w:r>
-            <w:proofErr w:type="spellStart"/>
-            <w:r>
-              <w:rPr>
-                <w:lang w:val="en-IN"/>
-              </w:rPr>
-              <w:t>Dahsboard</w:t>
-            </w:r>
-            <w:proofErr w:type="spellEnd"/>
-            <w:r>
-              <w:rPr>
-                <w:lang w:val="en-IN"/>
-              </w:rPr>
-              <w:t xml:space="preserve"> / Homepage : " + </w:t>
-            </w:r>
-            <w:proofErr w:type="spellStart"/>
-            <w:r>
-              <w:rPr>
-                <w:lang w:val="en-IN"/>
-              </w:rPr>
-              <w:t>myName</w:t>
-            </w:r>
-            <w:proofErr w:type="spellEnd"/>
-            <w:r>
-              <w:rPr>
-                <w:lang w:val="en-IN"/>
-              </w:rPr>
-              <w:t>;</w:t>
+              <w:t xml:space="preserve"> "Welcome to Spring boot...! This is Dahsboard / Homepage : " + myName;</w:t>
             </w:r>
           </w:p>
           <w:p>
@@ -9057,49 +7792,7 @@
               <w:rPr>
                 <w:lang w:val="en-IN"/>
               </w:rPr>
-              <w:t xml:space="preserve"> String </w:t>
-            </w:r>
-            <w:proofErr w:type="spellStart"/>
-            <w:r>
-              <w:rPr>
-                <w:lang w:val="en-IN"/>
-              </w:rPr>
-              <w:t>pRequestWithQS</w:t>
-            </w:r>
-            <w:proofErr w:type="spellEnd"/>
-            <w:r>
-              <w:rPr>
-                <w:lang w:val="en-IN"/>
-              </w:rPr>
-              <w:t xml:space="preserve">(@RequestParam String </w:t>
-            </w:r>
-            <w:proofErr w:type="spellStart"/>
-            <w:r>
-              <w:rPr>
-                <w:lang w:val="en-IN"/>
-              </w:rPr>
-              <w:t>myName</w:t>
-            </w:r>
-            <w:proofErr w:type="spellEnd"/>
-            <w:r>
-              <w:rPr>
-                <w:lang w:val="en-IN"/>
-              </w:rPr>
-              <w:t xml:space="preserve">, @RequestParam Integer </w:t>
-            </w:r>
-            <w:proofErr w:type="spellStart"/>
-            <w:r>
-              <w:rPr>
-                <w:lang w:val="en-IN"/>
-              </w:rPr>
-              <w:t>myAge</w:t>
-            </w:r>
-            <w:proofErr w:type="spellEnd"/>
-            <w:r>
-              <w:rPr>
-                <w:lang w:val="en-IN"/>
-              </w:rPr>
-              <w:t>) {</w:t>
+              <w:t xml:space="preserve"> String pRequestWithQS(@RequestParam String myName, @RequestParam Integer myAge) {</w:t>
             </w:r>
           </w:p>
           <w:p>
@@ -9132,14 +7825,7 @@
               <w:rPr>
                 <w:lang w:val="en-IN"/>
               </w:rPr>
-              <w:t xml:space="preserve"> </w:t>
-            </w:r>
-            <w:proofErr w:type="spellStart"/>
-            <w:r>
-              <w:rPr>
-                <w:lang w:val="en-IN"/>
-              </w:rPr>
-              <w:t>String.</w:t>
+              <w:t xml:space="preserve"> String.</w:t>
             </w:r>
             <w:r>
               <w:rPr>
@@ -9149,54 +7835,11 @@
               </w:rPr>
               <w:t>format</w:t>
             </w:r>
-            <w:proofErr w:type="spellEnd"/>
-            <w:r>
-              <w:rPr>
-                <w:lang w:val="en-IN"/>
-              </w:rPr>
-              <w:t>("</w:t>
-            </w:r>
-            <w:proofErr w:type="spellStart"/>
-            <w:r>
-              <w:rPr>
-                <w:lang w:val="en-IN"/>
-              </w:rPr>
-              <w:t>Hi..%s</w:t>
-            </w:r>
-            <w:proofErr w:type="spellEnd"/>
-            <w:r>
-              <w:rPr>
-                <w:lang w:val="en-IN"/>
-              </w:rPr>
-              <w:t xml:space="preserve">, your age is %d", </w:t>
-            </w:r>
-            <w:proofErr w:type="spellStart"/>
-            <w:r>
-              <w:rPr>
-                <w:lang w:val="en-IN"/>
-              </w:rPr>
-              <w:t>myName</w:t>
-            </w:r>
-            <w:proofErr w:type="spellEnd"/>
-            <w:r>
-              <w:rPr>
-                <w:lang w:val="en-IN"/>
-              </w:rPr>
-              <w:t xml:space="preserve">, </w:t>
-            </w:r>
-            <w:proofErr w:type="spellStart"/>
-            <w:r>
-              <w:rPr>
-                <w:lang w:val="en-IN"/>
-              </w:rPr>
-              <w:t>myAge</w:t>
-            </w:r>
-            <w:proofErr w:type="spellEnd"/>
-            <w:r>
-              <w:rPr>
-                <w:lang w:val="en-IN"/>
-              </w:rPr>
-              <w:t>);</w:t>
+            <w:r>
+              <w:rPr>
+                <w:lang w:val="en-IN"/>
+              </w:rPr>
+              <w:t>("Hi..%s, your age is %d", myName, myAge);</w:t>
             </w:r>
           </w:p>
           <w:p>
@@ -9231,21 +7874,7 @@
                 <w:lang w:val="en-IN"/>
               </w:rPr>
               <w:tab/>
-              <w:t>@PostMapping(path = "/</w:t>
-            </w:r>
-            <w:proofErr w:type="spellStart"/>
-            <w:r>
-              <w:rPr>
-                <w:lang w:val="en-IN"/>
-              </w:rPr>
-              <w:t>saveEmpData</w:t>
-            </w:r>
-            <w:proofErr w:type="spellEnd"/>
-            <w:r>
-              <w:rPr>
-                <w:lang w:val="en-IN"/>
-              </w:rPr>
-              <w:t>")</w:t>
+              <w:t>@PostMapping(path = "/saveEmpData")</w:t>
             </w:r>
           </w:p>
           <w:p>
@@ -9272,35 +7901,7 @@
               <w:rPr>
                 <w:lang w:val="en-IN"/>
               </w:rPr>
-              <w:t xml:space="preserve"> String </w:t>
-            </w:r>
-            <w:proofErr w:type="spellStart"/>
-            <w:r>
-              <w:rPr>
-                <w:lang w:val="en-IN"/>
-              </w:rPr>
-              <w:t>saveEmpData</w:t>
-            </w:r>
-            <w:proofErr w:type="spellEnd"/>
-            <w:r>
-              <w:rPr>
-                <w:lang w:val="en-IN"/>
-              </w:rPr>
-              <w:t xml:space="preserve">(@RequestBody String </w:t>
-            </w:r>
-            <w:proofErr w:type="spellStart"/>
-            <w:r>
-              <w:rPr>
-                <w:lang w:val="en-IN"/>
-              </w:rPr>
-              <w:t>empName</w:t>
-            </w:r>
-            <w:proofErr w:type="spellEnd"/>
-            <w:r>
-              <w:rPr>
-                <w:lang w:val="en-IN"/>
-              </w:rPr>
-              <w:t>) {</w:t>
+              <w:t xml:space="preserve"> String saveEmpData(@RequestBody String empName) {</w:t>
             </w:r>
           </w:p>
           <w:p>
@@ -9333,14 +7934,7 @@
               <w:rPr>
                 <w:lang w:val="en-IN"/>
               </w:rPr>
-              <w:t xml:space="preserve"> </w:t>
-            </w:r>
-            <w:proofErr w:type="spellStart"/>
-            <w:r>
-              <w:rPr>
-                <w:lang w:val="en-IN"/>
-              </w:rPr>
-              <w:t>String.</w:t>
+              <w:t xml:space="preserve"> String.</w:t>
             </w:r>
             <w:r>
               <w:rPr>
@@ -9350,26 +7944,11 @@
               </w:rPr>
               <w:t>format</w:t>
             </w:r>
-            <w:proofErr w:type="spellEnd"/>
-            <w:r>
-              <w:rPr>
-                <w:lang w:val="en-IN"/>
-              </w:rPr>
-              <w:t xml:space="preserve">("Hi...%s", </w:t>
-            </w:r>
-            <w:proofErr w:type="spellStart"/>
-            <w:r>
-              <w:rPr>
-                <w:lang w:val="en-IN"/>
-              </w:rPr>
-              <w:t>empName</w:t>
-            </w:r>
-            <w:proofErr w:type="spellEnd"/>
-            <w:r>
-              <w:rPr>
-                <w:lang w:val="en-IN"/>
-              </w:rPr>
-              <w:t>);</w:t>
+            <w:r>
+              <w:rPr>
+                <w:lang w:val="en-IN"/>
+              </w:rPr>
+              <w:t>("Hi...%s", empName);</w:t>
             </w:r>
           </w:p>
           <w:p>
@@ -9447,19 +8026,18 @@
                 <w:highlight w:val="yellow"/>
                 <w:lang w:val="en-IN"/>
               </w:rPr>
-              <w:t xml:space="preserve"> saveEmpData2(@RequestBody </w:t>
-            </w:r>
-            <w:proofErr w:type="spellStart"/>
-            <w:r>
+              <w:t xml:space="preserve"> saveEmpData2(@RequestBody EmployeePojo empObj) {</w:t>
+            </w:r>
+          </w:p>
+          <w:p>
+            <w:pPr>
               <w:rPr>
                 <w:b/>
                 <w:bCs/>
                 <w:highlight w:val="yellow"/>
                 <w:lang w:val="en-IN"/>
               </w:rPr>
-              <w:t>EmployeePojo</w:t>
-            </w:r>
-            <w:proofErr w:type="spellEnd"/>
+            </w:pPr>
             <w:r>
               <w:rPr>
                 <w:b/>
@@ -9467,9 +8045,8 @@
                 <w:highlight w:val="yellow"/>
                 <w:lang w:val="en-IN"/>
               </w:rPr>
-              <w:t xml:space="preserve"> </w:t>
-            </w:r>
-            <w:proofErr w:type="spellStart"/>
+              <w:tab/>
+            </w:r>
             <w:r>
               <w:rPr>
                 <w:b/>
@@ -9477,54 +8054,7 @@
                 <w:highlight w:val="yellow"/>
                 <w:lang w:val="en-IN"/>
               </w:rPr>
-              <w:t>empObj</w:t>
-            </w:r>
-            <w:proofErr w:type="spellEnd"/>
-            <w:r>
-              <w:rPr>
-                <w:b/>
-                <w:bCs/>
-                <w:highlight w:val="yellow"/>
-                <w:lang w:val="en-IN"/>
-              </w:rPr>
-              <w:t>) {</w:t>
-            </w:r>
-          </w:p>
-          <w:p>
-            <w:pPr>
-              <w:rPr>
-                <w:b/>
-                <w:bCs/>
-                <w:highlight w:val="yellow"/>
-                <w:lang w:val="en-IN"/>
-              </w:rPr>
-            </w:pPr>
-            <w:r>
-              <w:rPr>
-                <w:b/>
-                <w:bCs/>
-                <w:highlight w:val="yellow"/>
-                <w:lang w:val="en-IN"/>
-              </w:rPr>
               <w:tab/>
-            </w:r>
-            <w:r>
-              <w:rPr>
-                <w:b/>
-                <w:bCs/>
-                <w:highlight w:val="yellow"/>
-                <w:lang w:val="en-IN"/>
-              </w:rPr>
-              <w:tab/>
-            </w:r>
-            <w:proofErr w:type="spellStart"/>
-            <w:r>
-              <w:rPr>
-                <w:b/>
-                <w:bCs/>
-                <w:highlight w:val="yellow"/>
-                <w:lang w:val="en-IN"/>
-              </w:rPr>
               <w:t>System.</w:t>
             </w:r>
             <w:r>
@@ -9545,19 +8075,18 @@
                 <w:highlight w:val="yellow"/>
                 <w:lang w:val="en-IN"/>
               </w:rPr>
-              <w:t>.println</w:t>
-            </w:r>
-            <w:proofErr w:type="spellEnd"/>
-            <w:r>
+              <w:t>.println(empObj); // store in DB</w:t>
+            </w:r>
+          </w:p>
+          <w:p>
+            <w:pPr>
               <w:rPr>
                 <w:b/>
                 <w:bCs/>
                 <w:highlight w:val="yellow"/>
                 <w:lang w:val="en-IN"/>
               </w:rPr>
-              <w:t>(</w:t>
-            </w:r>
-            <w:proofErr w:type="spellStart"/>
+            </w:pPr>
             <w:r>
               <w:rPr>
                 <w:b/>
@@ -9565,9 +8094,8 @@
                 <w:highlight w:val="yellow"/>
                 <w:lang w:val="en-IN"/>
               </w:rPr>
-              <w:t>empObj</w:t>
-            </w:r>
-            <w:proofErr w:type="spellEnd"/>
+              <w:tab/>
+            </w:r>
             <w:r>
               <w:rPr>
                 <w:b/>
@@ -9575,56 +8103,8 @@
                 <w:highlight w:val="yellow"/>
                 <w:lang w:val="en-IN"/>
               </w:rPr>
-              <w:t>); // store in DB</w:t>
-            </w:r>
-          </w:p>
-          <w:p>
-            <w:pPr>
-              <w:rPr>
-                <w:b/>
-                <w:bCs/>
-                <w:highlight w:val="yellow"/>
-                <w:lang w:val="en-IN"/>
-              </w:rPr>
-            </w:pPr>
-            <w:r>
-              <w:rPr>
-                <w:b/>
-                <w:bCs/>
-                <w:highlight w:val="yellow"/>
-                <w:lang w:val="en-IN"/>
-              </w:rPr>
               <w:tab/>
-            </w:r>
-            <w:r>
-              <w:rPr>
-                <w:b/>
-                <w:bCs/>
-                <w:highlight w:val="yellow"/>
-                <w:lang w:val="en-IN"/>
-              </w:rPr>
-              <w:tab/>
-              <w:t xml:space="preserve">return "Hi..." +  </w:t>
-            </w:r>
-            <w:proofErr w:type="spellStart"/>
-            <w:r>
-              <w:rPr>
-                <w:b/>
-                <w:bCs/>
-                <w:highlight w:val="yellow"/>
-                <w:lang w:val="en-IN"/>
-              </w:rPr>
-              <w:t>empObj.getEmpName</w:t>
-            </w:r>
-            <w:proofErr w:type="spellEnd"/>
-            <w:r>
-              <w:rPr>
-                <w:b/>
-                <w:bCs/>
-                <w:highlight w:val="yellow"/>
-                <w:lang w:val="en-IN"/>
-              </w:rPr>
-              <w:t>() + " your data save in DB successfully!" ;</w:t>
+              <w:t>return "Hi..." +  empObj.getEmpName() + " your data save in DB successfully!" ;</w:t>
             </w:r>
             <w:r>
               <w:rPr>
@@ -9693,12 +8173,12 @@
     </w:tbl>
     <w:p>
       <w:pPr>
-        <w:spacing w:after="0"/>
-      </w:pPr>
-    </w:p>
-    <w:p>
-      <w:pPr>
-        <w:spacing w:after="0"/>
+        <w:spacing w:after="0" w:line="240" w:lineRule="auto"/>
+      </w:pPr>
+    </w:p>
+    <w:p>
+      <w:pPr>
+        <w:spacing w:after="0" w:line="240" w:lineRule="auto"/>
       </w:pPr>
       <w:r>
         <w:t xml:space="preserve"> </w:t>
@@ -9706,118 +8186,578 @@
     </w:p>
     <w:p>
       <w:pPr>
-        <w:spacing w:after="0"/>
-        <w:rPr>
-          <w:b/>
-          <w:bCs/>
-        </w:rPr>
-      </w:pPr>
-      <w:r>
-        <w:rPr>
-          <w:b/>
-          <w:bCs/>
+        <w:spacing w:after="0" w:line="240" w:lineRule="auto"/>
+        <w:rPr>
+          <w:b/>
+          <w:bCs/>
+          <w:highlight w:val="yellow"/>
+        </w:rPr>
+      </w:pPr>
+      <w:r>
+        <w:rPr>
+          <w:b/>
+          <w:bCs/>
+          <w:highlight w:val="yellow"/>
         </w:rPr>
         <w:t xml:space="preserve">MVC flow: </w:t>
       </w:r>
     </w:p>
     <w:p>
       <w:pPr>
-        <w:spacing w:after="0"/>
-      </w:pPr>
-    </w:p>
-    <w:p>
-      <w:pPr>
-        <w:spacing w:after="0"/>
-      </w:pPr>
-    </w:p>
-    <w:p>
-      <w:pPr>
-        <w:spacing w:after="0"/>
-      </w:pPr>
-    </w:p>
-    <w:p>
-      <w:pPr>
-        <w:spacing w:after="0"/>
-      </w:pPr>
-    </w:p>
-    <w:p>
-      <w:pPr>
-        <w:spacing w:after="0"/>
-      </w:pPr>
-    </w:p>
-    <w:p>
-      <w:pPr>
-        <w:spacing w:after="0"/>
-      </w:pPr>
-    </w:p>
-    <w:p>
-      <w:pPr>
-        <w:spacing w:after="0"/>
-      </w:pPr>
-    </w:p>
-    <w:p>
-      <w:pPr>
-        <w:spacing w:after="0"/>
-      </w:pPr>
-    </w:p>
-    <w:p>
-      <w:pPr>
-        <w:spacing w:after="0"/>
-      </w:pPr>
-    </w:p>
-    <w:p>
-      <w:pPr>
-        <w:spacing w:after="0"/>
-      </w:pPr>
-    </w:p>
-    <w:p>
-      <w:pPr>
-        <w:spacing w:after="0"/>
-      </w:pPr>
-    </w:p>
-    <w:p>
-      <w:pPr>
-        <w:spacing w:after="0"/>
-      </w:pPr>
-    </w:p>
-    <w:p>
-      <w:pPr>
-        <w:spacing w:after="0"/>
-      </w:pPr>
-    </w:p>
-    <w:p>
-      <w:pPr>
-        <w:spacing w:after="0"/>
-      </w:pPr>
-    </w:p>
-    <w:p>
-      <w:pPr>
-        <w:spacing w:after="0"/>
-      </w:pPr>
-    </w:p>
-    <w:p>
-      <w:pPr>
-        <w:spacing w:after="0"/>
-      </w:pPr>
-    </w:p>
-    <w:p>
-      <w:pPr>
-        <w:spacing w:after="0"/>
-      </w:pPr>
-    </w:p>
-    <w:p>
-      <w:pPr>
-        <w:spacing w:after="0"/>
-      </w:pPr>
-    </w:p>
-    <w:p>
-      <w:pPr>
-        <w:spacing w:after="0"/>
-      </w:pPr>
-    </w:p>
-    <w:p>
-      <w:pPr>
-        <w:spacing w:after="0"/>
+        <w:spacing w:after="0" w:line="240" w:lineRule="auto"/>
+        <w:rPr>
+          <w:b/>
+          <w:bCs/>
+          <w:highlight w:val="yellow"/>
+        </w:rPr>
+      </w:pPr>
+      <w:r>
+        <w:rPr>
+          <w:b/>
+          <w:bCs/>
+          <w:highlight w:val="yellow"/>
+        </w:rPr>
+        <w:t xml:space="preserve">Model </w:t>
+      </w:r>
+      <w:r>
+        <w:rPr>
+          <w:b/>
+          <w:bCs/>
+          <w:highlight w:val="yellow"/>
+        </w:rPr>
+        <w:sym w:font="Wingdings" w:char="F0E0"/>
+      </w:r>
+      <w:r>
+        <w:rPr>
+          <w:b/>
+          <w:bCs/>
+          <w:highlight w:val="yellow"/>
+        </w:rPr>
+        <w:t xml:space="preserve"> business logic</w:t>
+      </w:r>
+      <w:r>
+        <w:rPr>
+          <w:b/>
+          <w:bCs/>
+          <w:highlight w:val="yellow"/>
+        </w:rPr>
+        <w:t>, DB callings logics</w:t>
+      </w:r>
+      <w:r>
+        <w:rPr>
+          <w:b/>
+          <w:bCs/>
+          <w:highlight w:val="yellow"/>
+        </w:rPr>
+        <w:t xml:space="preserve"> </w:t>
+      </w:r>
+      <w:r>
+        <w:rPr>
+          <w:b/>
+          <w:bCs/>
+          <w:highlight w:val="yellow"/>
+        </w:rPr>
+        <w:sym w:font="Wingdings" w:char="F0E0"/>
+      </w:r>
+      <w:r>
+        <w:rPr>
+          <w:b/>
+          <w:bCs/>
+          <w:highlight w:val="yellow"/>
+        </w:rPr>
+        <w:t xml:space="preserve"> service layer. </w:t>
+      </w:r>
+      <w:r>
+        <w:rPr>
+          <w:b/>
+          <w:bCs/>
+          <w:highlight w:val="yellow"/>
+        </w:rPr>
+        <w:sym w:font="Wingdings" w:char="F0E0"/>
+      </w:r>
+      <w:r>
+        <w:rPr>
+          <w:b/>
+          <w:bCs/>
+          <w:highlight w:val="yellow"/>
+        </w:rPr>
+        <w:t xml:space="preserve"> java class </w:t>
+      </w:r>
+      <w:r>
+        <w:rPr>
+          <w:b/>
+          <w:bCs/>
+          <w:highlight w:val="yellow"/>
+        </w:rPr>
+        <w:sym w:font="Wingdings" w:char="F0E0"/>
+      </w:r>
+      <w:r>
+        <w:rPr>
+          <w:b/>
+          <w:bCs/>
+          <w:highlight w:val="yellow"/>
+        </w:rPr>
+        <w:t xml:space="preserve"> @Service</w:t>
+      </w:r>
+    </w:p>
+    <w:p>
+      <w:pPr>
+        <w:spacing w:after="0" w:line="240" w:lineRule="auto"/>
+        <w:rPr>
+          <w:b/>
+          <w:bCs/>
+          <w:highlight w:val="yellow"/>
+        </w:rPr>
+      </w:pPr>
+      <w:r>
+        <w:rPr>
+          <w:b/>
+          <w:bCs/>
+          <w:highlight w:val="yellow"/>
+        </w:rPr>
+        <w:lastRenderedPageBreak/>
+        <w:t xml:space="preserve">View </w:t>
+      </w:r>
+      <w:r>
+        <w:rPr>
+          <w:b/>
+          <w:bCs/>
+          <w:highlight w:val="yellow"/>
+        </w:rPr>
+        <w:sym w:font="Wingdings" w:char="F0E0"/>
+      </w:r>
+      <w:r>
+        <w:rPr>
+          <w:b/>
+          <w:bCs/>
+          <w:highlight w:val="yellow"/>
+        </w:rPr>
+        <w:t xml:space="preserve"> Response view layer. </w:t>
+      </w:r>
+      <w:r>
+        <w:rPr>
+          <w:b/>
+          <w:bCs/>
+          <w:highlight w:val="yellow"/>
+        </w:rPr>
+        <w:sym w:font="Wingdings" w:char="F0E0"/>
+      </w:r>
+      <w:r>
+        <w:rPr>
+          <w:b/>
+          <w:bCs/>
+          <w:highlight w:val="yellow"/>
+        </w:rPr>
+        <w:t xml:space="preserve"> html, JS, Angular, react, Postman, jMeter, hopscotch.</w:t>
+      </w:r>
+    </w:p>
+    <w:p>
+      <w:pPr>
+        <w:spacing w:after="0" w:line="240" w:lineRule="auto"/>
+        <w:rPr>
+          <w:b/>
+          <w:bCs/>
+        </w:rPr>
+      </w:pPr>
+      <w:r>
+        <w:rPr>
+          <w:b/>
+          <w:bCs/>
+          <w:highlight w:val="yellow"/>
+        </w:rPr>
+        <w:t xml:space="preserve">Controller </w:t>
+      </w:r>
+      <w:r>
+        <w:rPr>
+          <w:b/>
+          <w:bCs/>
+          <w:highlight w:val="yellow"/>
+        </w:rPr>
+        <w:sym w:font="Wingdings" w:char="F0E0"/>
+      </w:r>
+      <w:r>
+        <w:rPr>
+          <w:b/>
+          <w:bCs/>
+          <w:highlight w:val="yellow"/>
+        </w:rPr>
+        <w:t xml:space="preserve"> request/response processing logic</w:t>
+      </w:r>
+      <w:r>
+        <w:rPr>
+          <w:b/>
+          <w:bCs/>
+          <w:highlight w:val="yellow"/>
+        </w:rPr>
+        <w:t xml:space="preserve"> layer</w:t>
+      </w:r>
+      <w:r>
+        <w:rPr>
+          <w:b/>
+          <w:bCs/>
+          <w:highlight w:val="yellow"/>
+        </w:rPr>
+        <w:t xml:space="preserve"> </w:t>
+      </w:r>
+      <w:r>
+        <w:rPr>
+          <w:b/>
+          <w:bCs/>
+          <w:highlight w:val="yellow"/>
+        </w:rPr>
+        <w:sym w:font="Wingdings" w:char="F0E0"/>
+      </w:r>
+      <w:r>
+        <w:rPr>
+          <w:b/>
+          <w:bCs/>
+          <w:highlight w:val="yellow"/>
+        </w:rPr>
+        <w:t xml:space="preserve"> java class </w:t>
+      </w:r>
+      <w:r>
+        <w:rPr>
+          <w:b/>
+          <w:bCs/>
+          <w:highlight w:val="yellow"/>
+        </w:rPr>
+        <w:sym w:font="Wingdings" w:char="F0E0"/>
+      </w:r>
+      <w:r>
+        <w:rPr>
+          <w:b/>
+          <w:bCs/>
+          <w:highlight w:val="yellow"/>
+        </w:rPr>
+        <w:t xml:space="preserve"> @RestController.</w:t>
+      </w:r>
+    </w:p>
+    <w:p>
+      <w:pPr>
+        <w:spacing w:after="0" w:line="240" w:lineRule="auto"/>
+      </w:pPr>
+    </w:p>
+    <w:p>
+      <w:pPr>
+        <w:spacing w:after="0" w:line="240" w:lineRule="auto"/>
+      </w:pPr>
+    </w:p>
+    <w:p>
+      <w:pPr>
+        <w:spacing w:after="0" w:line="240" w:lineRule="auto"/>
+      </w:pPr>
+      <w:r>
+        <w:t>View &lt;</w:t>
+      </w:r>
+      <w:r>
+        <w:sym w:font="Wingdings" w:char="F0E0"/>
+      </w:r>
+      <w:r>
+        <w:t xml:space="preserve"> Controller &lt;-</w:t>
+      </w:r>
+      <w:r>
+        <w:sym w:font="Wingdings" w:char="F0E0"/>
+      </w:r>
+      <w:r>
+        <w:t xml:space="preserve"> Service &lt;</w:t>
+      </w:r>
+      <w:r>
+        <w:sym w:font="Wingdings" w:char="F0E0"/>
+      </w:r>
+      <w:r>
+        <w:t xml:space="preserve"> Repository(DB).</w:t>
+      </w:r>
+    </w:p>
+    <w:p>
+      <w:pPr>
+        <w:spacing w:after="0" w:line="240" w:lineRule="auto"/>
+      </w:pPr>
+    </w:p>
+    <w:p>
+      <w:pPr>
+        <w:spacing w:after="0" w:line="240" w:lineRule="auto"/>
+        <w:rPr>
+          <w:b/>
+          <w:bCs/>
+          <w:lang w:val="en-IN"/>
+        </w:rPr>
+      </w:pPr>
+      <w:r>
+        <w:rPr>
+          <w:b/>
+          <w:bCs/>
+        </w:rPr>
+        <w:t>What is the use of “</w:t>
+      </w:r>
+      <w:r>
+        <w:rPr>
+          <w:b/>
+          <w:bCs/>
+          <w:lang w:val="en-IN"/>
+        </w:rPr>
+        <w:t>@Autowired</w:t>
+      </w:r>
+      <w:r>
+        <w:rPr>
+          <w:b/>
+          <w:bCs/>
+        </w:rPr>
+        <w:t xml:space="preserve">” annotation? </w:t>
+      </w:r>
+    </w:p>
+    <w:p>
+      <w:pPr>
+        <w:spacing w:after="0" w:line="240" w:lineRule="auto"/>
+      </w:pPr>
+      <w:r>
+        <w:t xml:space="preserve">When we use @Component/@RestController/@Service/@Repository annotations on any class, spring </w:t>
+      </w:r>
+      <w:r>
+        <w:t>IOC</w:t>
+      </w:r>
+      <w:r>
+        <w:t xml:space="preserve"> container creates object of that class and put that created object in Spring </w:t>
+      </w:r>
+      <w:r>
+        <w:t>IOC</w:t>
+      </w:r>
+      <w:r>
+        <w:t xml:space="preserve"> container memory.</w:t>
+      </w:r>
+    </w:p>
+    <w:p>
+      <w:pPr>
+        <w:spacing w:after="0" w:line="240" w:lineRule="auto"/>
+      </w:pPr>
+    </w:p>
+    <w:p>
+      <w:pPr>
+        <w:spacing w:after="0" w:line="240" w:lineRule="auto"/>
+      </w:pPr>
+      <w:r>
+        <w:t xml:space="preserve">Now I want to get that object stored in </w:t>
+      </w:r>
+      <w:r>
+        <w:t>Spring IOC container memory</w:t>
+      </w:r>
+      <w:r>
+        <w:t xml:space="preserve"> to any other class. That time we can use that @Autowired annotation with instance variable declaration.</w:t>
+      </w:r>
+    </w:p>
+    <w:p>
+      <w:pPr>
+        <w:spacing w:after="0" w:line="240" w:lineRule="auto"/>
+      </w:pPr>
+    </w:p>
+    <w:tbl>
+      <w:tblPr>
+        <w:tblStyle w:val="TableGrid"/>
+        <w:tblW w:w="0" w:type="auto"/>
+        <w:tblLook w:val="04A0" w:firstRow="1" w:lastRow="0" w:firstColumn="1" w:lastColumn="0" w:noHBand="0" w:noVBand="1"/>
+      </w:tblPr>
+      <w:tblGrid>
+        <w:gridCol w:w="11016"/>
+      </w:tblGrid>
+      <w:tr>
+        <w:tc>
+          <w:tcPr>
+            <w:tcW w:w="11016" w:type="dxa"/>
+          </w:tcPr>
+          <w:p>
+            <w:pPr>
+              <w:rPr>
+                <w:sz w:val="16"/>
+                <w:szCs w:val="16"/>
+                <w:lang w:val="en-IN"/>
+              </w:rPr>
+            </w:pPr>
+            <w:r>
+              <w:rPr>
+                <w:b/>
+                <w:bCs/>
+                <w:sz w:val="16"/>
+                <w:szCs w:val="16"/>
+                <w:lang w:val="en-IN"/>
+              </w:rPr>
+              <w:t>@Autowired</w:t>
+            </w:r>
+            <w:r>
+              <w:rPr>
+                <w:sz w:val="16"/>
+                <w:szCs w:val="16"/>
+                <w:lang w:val="en-IN"/>
+              </w:rPr>
+              <w:br/>
+              <w:t>private EmployeeService employeeService;</w:t>
+            </w:r>
+          </w:p>
+          <w:p>
+            <w:pPr>
+              <w:rPr>
+                <w:sz w:val="16"/>
+                <w:szCs w:val="16"/>
+              </w:rPr>
+            </w:pPr>
+          </w:p>
+          <w:p>
+            <w:pPr>
+              <w:rPr>
+                <w:sz w:val="16"/>
+                <w:szCs w:val="16"/>
+              </w:rPr>
+            </w:pPr>
+          </w:p>
+          <w:p>
+            <w:pPr>
+              <w:rPr>
+                <w:sz w:val="16"/>
+                <w:szCs w:val="16"/>
+                <w:lang w:val="en-IN"/>
+              </w:rPr>
+            </w:pPr>
+            <w:r>
+              <w:rPr>
+                <w:b/>
+                <w:bCs/>
+                <w:sz w:val="16"/>
+                <w:szCs w:val="16"/>
+                <w:lang w:val="en-IN"/>
+              </w:rPr>
+              <w:t>@Autowired</w:t>
+            </w:r>
+            <w:r>
+              <w:rPr>
+                <w:sz w:val="16"/>
+                <w:szCs w:val="16"/>
+                <w:lang w:val="en-IN"/>
+              </w:rPr>
+              <w:br/>
+              <w:t>private EmployeeRepository employeeRepository;</w:t>
+            </w:r>
+          </w:p>
+        </w:tc>
+      </w:tr>
+    </w:tbl>
+    <w:p>
+      <w:pPr>
+        <w:spacing w:after="0" w:line="240" w:lineRule="auto"/>
+      </w:pPr>
+    </w:p>
+    <w:p>
+      <w:pPr>
+        <w:spacing w:after="0" w:line="240" w:lineRule="auto"/>
+      </w:pPr>
+      <w:r>
+        <w:drawing>
+          <wp:inline distT="0" distB="0" distL="0" distR="0" wp14:anchorId="1415C967" wp14:editId="0138E49A">
+            <wp:extent cx="4557330" cy="2166321"/>
+            <wp:effectExtent l="0" t="0" r="0" b="0"/>
+            <wp:docPr id="1375592119" name="Picture 1"/>
+            <wp:cNvGraphicFramePr>
+              <a:graphicFrameLocks xmlns:a="http://schemas.openxmlformats.org/drawingml/2006/main" noChangeAspect="1"/>
+            </wp:cNvGraphicFramePr>
+            <a:graphic xmlns:a="http://schemas.openxmlformats.org/drawingml/2006/main">
+              <a:graphicData uri="http://schemas.openxmlformats.org/drawingml/2006/picture">
+                <pic:pic xmlns:pic="http://schemas.openxmlformats.org/drawingml/2006/picture">
+                  <pic:nvPicPr>
+                    <pic:cNvPr id="1375592119" name=""/>
+                    <pic:cNvPicPr/>
+                  </pic:nvPicPr>
+                  <pic:blipFill>
+                    <a:blip r:embed="rId28"/>
+                    <a:stretch>
+                      <a:fillRect/>
+                    </a:stretch>
+                  </pic:blipFill>
+                  <pic:spPr>
+                    <a:xfrm>
+                      <a:off x="0" y="0"/>
+                      <a:ext cx="4583988" cy="2178993"/>
+                    </a:xfrm>
+                    <a:prstGeom prst="rect">
+                      <a:avLst/>
+                    </a:prstGeom>
+                  </pic:spPr>
+                </pic:pic>
+              </a:graphicData>
+            </a:graphic>
+          </wp:inline>
+        </w:drawing>
+      </w:r>
+    </w:p>
+    <w:p>
+      <w:pPr>
+        <w:spacing w:after="0" w:line="240" w:lineRule="auto"/>
+      </w:pPr>
+    </w:p>
+    <w:p>
+      <w:pPr>
+        <w:spacing w:after="0" w:line="240" w:lineRule="auto"/>
+      </w:pPr>
+    </w:p>
+    <w:p>
+      <w:pPr>
+        <w:spacing w:after="0" w:line="240" w:lineRule="auto"/>
+      </w:pPr>
+    </w:p>
+    <w:p>
+      <w:pPr>
+        <w:spacing w:after="0" w:line="240" w:lineRule="auto"/>
+      </w:pPr>
+    </w:p>
+    <w:p>
+      <w:pPr>
+        <w:spacing w:after="0" w:line="240" w:lineRule="auto"/>
+      </w:pPr>
+    </w:p>
+    <w:p>
+      <w:pPr>
+        <w:spacing w:after="0" w:line="240" w:lineRule="auto"/>
+      </w:pPr>
+    </w:p>
+    <w:p>
+      <w:pPr>
+        <w:spacing w:after="0" w:line="240" w:lineRule="auto"/>
+      </w:pPr>
+    </w:p>
+    <w:p>
+      <w:pPr>
+        <w:spacing w:after="0" w:line="240" w:lineRule="auto"/>
+      </w:pPr>
+    </w:p>
+    <w:p>
+      <w:pPr>
+        <w:spacing w:after="0" w:line="240" w:lineRule="auto"/>
+      </w:pPr>
+    </w:p>
+    <w:p>
+      <w:pPr>
+        <w:spacing w:after="0" w:line="240" w:lineRule="auto"/>
+      </w:pPr>
+    </w:p>
+    <w:p>
+      <w:pPr>
+        <w:spacing w:after="0" w:line="240" w:lineRule="auto"/>
+      </w:pPr>
+    </w:p>
+    <w:p>
+      <w:pPr>
+        <w:spacing w:after="0" w:line="240" w:lineRule="auto"/>
+      </w:pPr>
+    </w:p>
+    <w:p>
+      <w:pPr>
+        <w:spacing w:after="0" w:line="240" w:lineRule="auto"/>
+      </w:pPr>
+    </w:p>
+    <w:p>
+      <w:pPr>
+        <w:spacing w:after="0" w:line="240" w:lineRule="auto"/>
+      </w:pPr>
+    </w:p>
+    <w:p>
+      <w:pPr>
+        <w:spacing w:after="0" w:line="240" w:lineRule="auto"/>
       </w:pPr>
       <w:r>
         <w:br w:type="page"/>
@@ -9858,7 +8798,7 @@
       <w:r>
         <w:t xml:space="preserve"> </w:t>
       </w:r>
-      <w:hyperlink r:id="rId27" w:history="1">
+      <w:hyperlink r:id="rId29" w:history="1">
         <w:r>
           <w:rPr>
             <w:rStyle w:val="Hyperlink"/>
@@ -9912,7 +8852,7 @@
                     <pic:cNvPicPr/>
                   </pic:nvPicPr>
                   <pic:blipFill>
-                    <a:blip r:embed="rId28"/>
+                    <a:blip r:embed="rId30"/>
                     <a:stretch>
                       <a:fillRect/>
                     </a:stretch>
@@ -10032,7 +8972,6 @@
             <w:r>
               <w:t>" password="</w:t>
             </w:r>
-            <w:proofErr w:type="spellStart"/>
             <w:r>
               <w:rPr>
                 <w:b/>
@@ -10040,7 +8979,6 @@
               </w:rPr>
               <w:t>adminadmin</w:t>
             </w:r>
-            <w:proofErr w:type="spellEnd"/>
             <w:r>
               <w:t>"</w:t>
             </w:r>
@@ -10054,33 +8992,8 @@
                 <w:b/>
                 <w:bCs/>
               </w:rPr>
-              <w:t>manager-</w:t>
-            </w:r>
-            <w:proofErr w:type="spellStart"/>
-            <w:r>
-              <w:rPr>
-                <w:b/>
-                <w:bCs/>
-              </w:rPr>
-              <w:t>gui,manager</w:t>
-            </w:r>
-            <w:proofErr w:type="spellEnd"/>
-            <w:r>
-              <w:rPr>
-                <w:b/>
-                <w:bCs/>
-              </w:rPr>
-              <w:t>-</w:t>
-            </w:r>
-            <w:proofErr w:type="spellStart"/>
-            <w:r>
-              <w:rPr>
-                <w:b/>
-                <w:bCs/>
-              </w:rPr>
-              <w:t>script,manager-status,admin-gui</w:t>
-            </w:r>
-            <w:proofErr w:type="spellEnd"/>
+              <w:t>manager-gui,manager-script,manager-status,admin-gui</w:t>
+            </w:r>
             <w:r>
               <w:t>"/&gt;</w:t>
             </w:r>
@@ -10590,35 +9503,34 @@
                 <w:szCs w:val="18"/>
                 <w:lang w:val="en-IN"/>
               </w:rPr>
-              <w:t>&lt;html lang="</w:t>
-            </w:r>
-            <w:proofErr w:type="spellStart"/>
-            <w:r>
+              <w:t>&lt;html lang="en"&gt;</w:t>
+            </w:r>
+          </w:p>
+          <w:p>
+            <w:pPr>
               <w:rPr>
                 <w:sz w:val="18"/>
                 <w:szCs w:val="18"/>
                 <w:lang w:val="en-IN"/>
               </w:rPr>
-              <w:t>en</w:t>
-            </w:r>
-            <w:proofErr w:type="spellEnd"/>
-            <w:r>
+            </w:pPr>
+          </w:p>
+          <w:p>
+            <w:pPr>
               <w:rPr>
                 <w:sz w:val="18"/>
                 <w:szCs w:val="18"/>
                 <w:lang w:val="en-IN"/>
               </w:rPr>
-              <w:t>"&gt;</w:t>
-            </w:r>
-          </w:p>
-          <w:p>
-            <w:pPr>
+            </w:pPr>
+            <w:r>
               <w:rPr>
                 <w:sz w:val="18"/>
                 <w:szCs w:val="18"/>
                 <w:lang w:val="en-IN"/>
               </w:rPr>
-            </w:pPr>
+              <w:t>&lt;head&gt;</w:t>
+            </w:r>
           </w:p>
           <w:p>
             <w:pPr>
@@ -10634,7 +9546,7 @@
                 <w:szCs w:val="18"/>
                 <w:lang w:val="en-IN"/>
               </w:rPr>
-              <w:t>&lt;head&gt;</w:t>
+              <w:t>  &lt;title&gt;Employee Form&lt;/title&gt;</w:t>
             </w:r>
           </w:p>
           <w:p>
@@ -10651,7 +9563,7 @@
                 <w:szCs w:val="18"/>
                 <w:lang w:val="en-IN"/>
               </w:rPr>
-              <w:t>  &lt;title&gt;Employee Form&lt;/title&gt;</w:t>
+              <w:t>  &lt;script src="test.js"&gt;&lt;/script&gt;</w:t>
             </w:r>
           </w:p>
           <w:p>
@@ -10668,52 +9580,55 @@
                 <w:szCs w:val="18"/>
                 <w:lang w:val="en-IN"/>
               </w:rPr>
-              <w:t xml:space="preserve">  &lt;script </w:t>
-            </w:r>
-            <w:proofErr w:type="spellStart"/>
-            <w:r>
+              <w:t>&lt;/head&gt;</w:t>
+            </w:r>
+          </w:p>
+          <w:p>
+            <w:pPr>
               <w:rPr>
                 <w:sz w:val="18"/>
                 <w:szCs w:val="18"/>
                 <w:lang w:val="en-IN"/>
               </w:rPr>
-              <w:t>src</w:t>
-            </w:r>
-            <w:proofErr w:type="spellEnd"/>
-            <w:r>
+            </w:pPr>
+          </w:p>
+          <w:p>
+            <w:pPr>
               <w:rPr>
                 <w:sz w:val="18"/>
                 <w:szCs w:val="18"/>
                 <w:lang w:val="en-IN"/>
               </w:rPr>
-              <w:t>="test.js"&gt;&lt;/script&gt;</w:t>
-            </w:r>
-          </w:p>
-          <w:p>
-            <w:pPr>
+            </w:pPr>
+            <w:r>
               <w:rPr>
                 <w:sz w:val="18"/>
                 <w:szCs w:val="18"/>
                 <w:lang w:val="en-IN"/>
               </w:rPr>
-            </w:pPr>
-            <w:r>
-              <w:rPr>
+              <w:t>&lt;body&gt;</w:t>
+            </w:r>
+          </w:p>
+          <w:p>
+            <w:pPr>
+              <w:rPr>
+                <w:b/>
+                <w:bCs/>
                 <w:sz w:val="18"/>
                 <w:szCs w:val="18"/>
                 <w:lang w:val="en-IN"/>
               </w:rPr>
-              <w:t>&lt;/head&gt;</w:t>
-            </w:r>
-          </w:p>
-          <w:p>
-            <w:pPr>
-              <w:rPr>
+            </w:pPr>
+            <w:r>
+              <w:rPr>
+                <w:b/>
+                <w:bCs/>
                 <w:sz w:val="18"/>
                 <w:szCs w:val="18"/>
                 <w:lang w:val="en-IN"/>
               </w:rPr>
-            </w:pPr>
+              <w:t>  &lt;button onclick="callMyFunction();"&gt;Click&lt;/button&gt;</w:t>
+            </w:r>
           </w:p>
           <w:p>
             <w:pPr>
@@ -10729,14 +9644,12 @@
                 <w:szCs w:val="18"/>
                 <w:lang w:val="en-IN"/>
               </w:rPr>
-              <w:t>&lt;body&gt;</w:t>
-            </w:r>
-          </w:p>
-          <w:p>
-            <w:pPr>
-              <w:rPr>
-                <w:b/>
-                <w:bCs/>
+              <w:t>  &lt;script&gt;</w:t>
+            </w:r>
+          </w:p>
+          <w:p>
+            <w:pPr>
+              <w:rPr>
                 <w:sz w:val="18"/>
                 <w:szCs w:val="18"/>
                 <w:lang w:val="en-IN"/>
@@ -10744,87 +9657,11 @@
             </w:pPr>
             <w:r>
               <w:rPr>
-                <w:b/>
-                <w:bCs/>
                 <w:sz w:val="18"/>
                 <w:szCs w:val="18"/>
                 <w:lang w:val="en-IN"/>
               </w:rPr>
-              <w:t>  &lt;button onclick="</w:t>
-            </w:r>
-            <w:proofErr w:type="spellStart"/>
-            <w:r>
-              <w:rPr>
-                <w:b/>
-                <w:bCs/>
-                <w:sz w:val="18"/>
-                <w:szCs w:val="18"/>
-                <w:lang w:val="en-IN"/>
-              </w:rPr>
-              <w:t>callMyFunction</w:t>
-            </w:r>
-            <w:proofErr w:type="spellEnd"/>
-            <w:r>
-              <w:rPr>
-                <w:b/>
-                <w:bCs/>
-                <w:sz w:val="18"/>
-                <w:szCs w:val="18"/>
-                <w:lang w:val="en-IN"/>
-              </w:rPr>
-              <w:t>();"&gt;Click&lt;/button&gt;</w:t>
-            </w:r>
-          </w:p>
-          <w:p>
-            <w:pPr>
-              <w:rPr>
-                <w:sz w:val="18"/>
-                <w:szCs w:val="18"/>
-                <w:lang w:val="en-IN"/>
-              </w:rPr>
-            </w:pPr>
-            <w:r>
-              <w:rPr>
-                <w:sz w:val="18"/>
-                <w:szCs w:val="18"/>
-                <w:lang w:val="en-IN"/>
-              </w:rPr>
-              <w:t>  &lt;script&gt;</w:t>
-            </w:r>
-          </w:p>
-          <w:p>
-            <w:pPr>
-              <w:rPr>
-                <w:sz w:val="18"/>
-                <w:szCs w:val="18"/>
-                <w:lang w:val="en-IN"/>
-              </w:rPr>
-            </w:pPr>
-            <w:r>
-              <w:rPr>
-                <w:sz w:val="18"/>
-                <w:szCs w:val="18"/>
-                <w:lang w:val="en-IN"/>
-              </w:rPr>
-              <w:t xml:space="preserve">    function </w:t>
-            </w:r>
-            <w:proofErr w:type="spellStart"/>
-            <w:r>
-              <w:rPr>
-                <w:sz w:val="18"/>
-                <w:szCs w:val="18"/>
-                <w:lang w:val="en-IN"/>
-              </w:rPr>
-              <w:t>callMyFunction</w:t>
-            </w:r>
-            <w:proofErr w:type="spellEnd"/>
-            <w:r>
-              <w:rPr>
-                <w:sz w:val="18"/>
-                <w:szCs w:val="18"/>
-                <w:lang w:val="en-IN"/>
-              </w:rPr>
-              <w:t>() {</w:t>
+              <w:t>    function callMyFunction() {</w:t>
             </w:r>
           </w:p>
           <w:p>
@@ -10875,51 +9712,7 @@
                 <w:szCs w:val="18"/>
                 <w:lang w:val="en-IN"/>
               </w:rPr>
-              <w:t>'http://localhost:9000/</w:t>
-            </w:r>
-            <w:proofErr w:type="spellStart"/>
-            <w:r>
-              <w:rPr>
-                <w:b/>
-                <w:bCs/>
-                <w:sz w:val="18"/>
-                <w:szCs w:val="18"/>
-                <w:lang w:val="en-IN"/>
-              </w:rPr>
-              <w:t>api</w:t>
-            </w:r>
-            <w:proofErr w:type="spellEnd"/>
-            <w:r>
-              <w:rPr>
-                <w:b/>
-                <w:bCs/>
-                <w:sz w:val="18"/>
-                <w:szCs w:val="18"/>
-                <w:lang w:val="en-IN"/>
-              </w:rPr>
-              <w:t>/users/</w:t>
-            </w:r>
-            <w:proofErr w:type="spellStart"/>
-            <w:r>
-              <w:rPr>
-                <w:b/>
-                <w:bCs/>
-                <w:sz w:val="18"/>
-                <w:szCs w:val="18"/>
-                <w:lang w:val="en-IN"/>
-              </w:rPr>
-              <w:t>dummyUserData</w:t>
-            </w:r>
-            <w:proofErr w:type="spellEnd"/>
-            <w:r>
-              <w:rPr>
-                <w:b/>
-                <w:bCs/>
-                <w:sz w:val="18"/>
-                <w:szCs w:val="18"/>
-                <w:lang w:val="en-IN"/>
-              </w:rPr>
-              <w:t>')</w:t>
+              <w:t>'http://localhost:9000/api/users/dummyUserData')</w:t>
             </w:r>
           </w:p>
           <w:p>
@@ -10952,10 +9745,11 @@
                 <w:highlight w:val="yellow"/>
                 <w:lang w:val="en-IN"/>
               </w:rPr>
-              <w:t xml:space="preserve">.then(res =&gt; </w:t>
-            </w:r>
-            <w:proofErr w:type="spellStart"/>
-            <w:r>
+              <w:t>.then(res =&gt; res.text())</w:t>
+            </w:r>
+          </w:p>
+          <w:p>
+            <w:pPr>
               <w:rPr>
                 <w:b/>
                 <w:bCs/>
@@ -10964,9 +9758,7 @@
                 <w:highlight w:val="yellow"/>
                 <w:lang w:val="en-IN"/>
               </w:rPr>
-              <w:t>res.text</w:t>
-            </w:r>
-            <w:proofErr w:type="spellEnd"/>
+            </w:pPr>
             <w:r>
               <w:rPr>
                 <w:b/>
@@ -10976,11 +9768,20 @@
                 <w:highlight w:val="yellow"/>
                 <w:lang w:val="en-IN"/>
               </w:rPr>
-              <w:t>())</w:t>
-            </w:r>
-          </w:p>
-          <w:p>
-            <w:pPr>
+              <w:t>        .then(result =&gt; console.log(result))</w:t>
+            </w:r>
+          </w:p>
+          <w:p>
+            <w:pPr>
+              <w:rPr>
+                <w:b/>
+                <w:bCs/>
+                <w:sz w:val="18"/>
+                <w:szCs w:val="18"/>
+                <w:lang w:val="en-IN"/>
+              </w:rPr>
+            </w:pPr>
+            <w:r>
               <w:rPr>
                 <w:b/>
                 <w:bCs/>
@@ -10989,21 +9790,20 @@
                 <w:highlight w:val="yellow"/>
                 <w:lang w:val="en-IN"/>
               </w:rPr>
-            </w:pPr>
-            <w:r>
+              <w:t>        .catch(error =&gt; console.error('Error:', error));</w:t>
+            </w:r>
+          </w:p>
+          <w:p>
+            <w:pPr>
               <w:rPr>
                 <w:b/>
                 <w:bCs/>
                 <w:sz w:val="18"/>
                 <w:szCs w:val="18"/>
-                <w:highlight w:val="yellow"/>
-                <w:lang w:val="en-IN"/>
-              </w:rPr>
-              <w:t>        .then(result =&gt; console.log(result))</w:t>
-            </w:r>
-          </w:p>
-          <w:p>
-            <w:pPr>
+                <w:lang w:val="en-IN"/>
+              </w:rPr>
+            </w:pPr>
+            <w:r>
               <w:rPr>
                 <w:b/>
                 <w:bCs/>
@@ -11011,72 +9811,60 @@
                 <w:szCs w:val="18"/>
                 <w:lang w:val="en-IN"/>
               </w:rPr>
-            </w:pPr>
-            <w:r>
-              <w:rPr>
-                <w:b/>
-                <w:bCs/>
+              <w:t>    }</w:t>
+            </w:r>
+          </w:p>
+          <w:p>
+            <w:pPr>
+              <w:rPr>
                 <w:sz w:val="18"/>
                 <w:szCs w:val="18"/>
-                <w:highlight w:val="yellow"/>
-                <w:lang w:val="en-IN"/>
-              </w:rPr>
-              <w:t xml:space="preserve">        .catch(error =&gt; </w:t>
-            </w:r>
-            <w:proofErr w:type="spellStart"/>
-            <w:r>
-              <w:rPr>
-                <w:b/>
-                <w:bCs/>
+                <w:lang w:val="en-IN"/>
+              </w:rPr>
+            </w:pPr>
+          </w:p>
+          <w:p>
+            <w:pPr>
+              <w:rPr>
                 <w:sz w:val="18"/>
                 <w:szCs w:val="18"/>
-                <w:highlight w:val="yellow"/>
-                <w:lang w:val="en-IN"/>
-              </w:rPr>
-              <w:t>console.error</w:t>
-            </w:r>
-            <w:proofErr w:type="spellEnd"/>
-            <w:r>
-              <w:rPr>
-                <w:b/>
-                <w:bCs/>
+                <w:lang w:val="en-IN"/>
+              </w:rPr>
+            </w:pPr>
+            <w:r>
+              <w:rPr>
                 <w:sz w:val="18"/>
                 <w:szCs w:val="18"/>
-                <w:highlight w:val="yellow"/>
-                <w:lang w:val="en-IN"/>
-              </w:rPr>
-              <w:t>('Error:', error));</w:t>
-            </w:r>
-          </w:p>
-          <w:p>
-            <w:pPr>
-              <w:rPr>
-                <w:b/>
-                <w:bCs/>
+                <w:lang w:val="en-IN"/>
+              </w:rPr>
+              <w:t>    let myFunction = (res) =&gt; res.text();</w:t>
+            </w:r>
+          </w:p>
+          <w:p>
+            <w:pPr>
+              <w:rPr>
                 <w:sz w:val="18"/>
                 <w:szCs w:val="18"/>
                 <w:lang w:val="en-IN"/>
               </w:rPr>
             </w:pPr>
-            <w:r>
-              <w:rPr>
-                <w:b/>
-                <w:bCs/>
+          </w:p>
+          <w:p>
+            <w:pPr>
+              <w:rPr>
                 <w:sz w:val="18"/>
                 <w:szCs w:val="18"/>
                 <w:lang w:val="en-IN"/>
               </w:rPr>
-              <w:t>    }</w:t>
-            </w:r>
-          </w:p>
-          <w:p>
-            <w:pPr>
+            </w:pPr>
+            <w:r>
               <w:rPr>
                 <w:sz w:val="18"/>
                 <w:szCs w:val="18"/>
                 <w:lang w:val="en-IN"/>
               </w:rPr>
-            </w:pPr>
+              <w:t>    function f1(res) {</w:t>
+            </w:r>
           </w:p>
           <w:p>
             <w:pPr>
@@ -11092,53 +9880,51 @@
                 <w:szCs w:val="18"/>
                 <w:lang w:val="en-IN"/>
               </w:rPr>
-              <w:t xml:space="preserve">    let </w:t>
-            </w:r>
-            <w:proofErr w:type="spellStart"/>
-            <w:r>
+              <w:t>      return res.text();</w:t>
+            </w:r>
+          </w:p>
+          <w:p>
+            <w:pPr>
               <w:rPr>
                 <w:sz w:val="18"/>
                 <w:szCs w:val="18"/>
                 <w:lang w:val="en-IN"/>
               </w:rPr>
-              <w:t>myFunction</w:t>
-            </w:r>
-            <w:proofErr w:type="spellEnd"/>
+            </w:pPr>
             <w:r>
               <w:rPr>
                 <w:sz w:val="18"/>
                 <w:szCs w:val="18"/>
                 <w:lang w:val="en-IN"/>
               </w:rPr>
-              <w:t xml:space="preserve"> = (res) =&gt; </w:t>
-            </w:r>
-            <w:proofErr w:type="spellStart"/>
-            <w:r>
+              <w:t>    }</w:t>
+            </w:r>
+          </w:p>
+          <w:p>
+            <w:pPr>
               <w:rPr>
                 <w:sz w:val="18"/>
                 <w:szCs w:val="18"/>
                 <w:lang w:val="en-IN"/>
               </w:rPr>
-              <w:t>res.text</w:t>
-            </w:r>
-            <w:proofErr w:type="spellEnd"/>
-            <w:r>
+            </w:pPr>
+          </w:p>
+          <w:p>
+            <w:pPr>
               <w:rPr>
                 <w:sz w:val="18"/>
                 <w:szCs w:val="18"/>
                 <w:lang w:val="en-IN"/>
               </w:rPr>
-              <w:t>();</w:t>
-            </w:r>
-          </w:p>
-          <w:p>
-            <w:pPr>
+            </w:pPr>
+            <w:r>
               <w:rPr>
                 <w:sz w:val="18"/>
                 <w:szCs w:val="18"/>
                 <w:lang w:val="en-IN"/>
               </w:rPr>
-            </w:pPr>
+              <w:t>    let f2 = (res) =&gt; {</w:t>
+            </w:r>
           </w:p>
           <w:p>
             <w:pPr>
@@ -11154,7 +9940,7 @@
                 <w:szCs w:val="18"/>
                 <w:lang w:val="en-IN"/>
               </w:rPr>
-              <w:t>    function f1(res) {</w:t>
+              <w:t>      return res.text();</w:t>
             </w:r>
           </w:p>
           <w:p>
@@ -11171,43 +9957,43 @@
                 <w:szCs w:val="18"/>
                 <w:lang w:val="en-IN"/>
               </w:rPr>
-              <w:t xml:space="preserve">      return </w:t>
-            </w:r>
-            <w:proofErr w:type="spellStart"/>
-            <w:r>
+              <w:t>    }</w:t>
+            </w:r>
+          </w:p>
+          <w:p>
+            <w:pPr>
               <w:rPr>
                 <w:sz w:val="18"/>
                 <w:szCs w:val="18"/>
                 <w:lang w:val="en-IN"/>
               </w:rPr>
-              <w:t>res.text</w:t>
-            </w:r>
-            <w:proofErr w:type="spellEnd"/>
-            <w:r>
+            </w:pPr>
+          </w:p>
+          <w:p>
+            <w:pPr>
               <w:rPr>
                 <w:sz w:val="18"/>
                 <w:szCs w:val="18"/>
                 <w:lang w:val="en-IN"/>
               </w:rPr>
-              <w:t>();</w:t>
-            </w:r>
-          </w:p>
-          <w:p>
-            <w:pPr>
+            </w:pPr>
+            <w:r>
               <w:rPr>
                 <w:sz w:val="18"/>
                 <w:szCs w:val="18"/>
                 <w:lang w:val="en-IN"/>
               </w:rPr>
-            </w:pPr>
-            <w:r>
+              <w:t>    let f3 = (res) =&gt; res.text();</w:t>
+            </w:r>
+          </w:p>
+          <w:p>
+            <w:pPr>
               <w:rPr>
                 <w:sz w:val="18"/>
                 <w:szCs w:val="18"/>
                 <w:lang w:val="en-IN"/>
               </w:rPr>
-              <w:t>    }</w:t>
-            </w:r>
+            </w:pPr>
           </w:p>
           <w:p>
             <w:pPr>
@@ -11217,162 +10003,13 @@
                 <w:lang w:val="en-IN"/>
               </w:rPr>
             </w:pPr>
-          </w:p>
-          <w:p>
-            <w:pPr>
+            <w:r>
               <w:rPr>
                 <w:sz w:val="18"/>
                 <w:szCs w:val="18"/>
                 <w:lang w:val="en-IN"/>
               </w:rPr>
-            </w:pPr>
-            <w:r>
-              <w:rPr>
-                <w:sz w:val="18"/>
-                <w:szCs w:val="18"/>
-                <w:lang w:val="en-IN"/>
-              </w:rPr>
-              <w:t>    let f2 = (res) =&gt; {</w:t>
-            </w:r>
-          </w:p>
-          <w:p>
-            <w:pPr>
-              <w:rPr>
-                <w:sz w:val="18"/>
-                <w:szCs w:val="18"/>
-                <w:lang w:val="en-IN"/>
-              </w:rPr>
-            </w:pPr>
-            <w:r>
-              <w:rPr>
-                <w:sz w:val="18"/>
-                <w:szCs w:val="18"/>
-                <w:lang w:val="en-IN"/>
-              </w:rPr>
-              <w:t xml:space="preserve">      return </w:t>
-            </w:r>
-            <w:proofErr w:type="spellStart"/>
-            <w:r>
-              <w:rPr>
-                <w:sz w:val="18"/>
-                <w:szCs w:val="18"/>
-                <w:lang w:val="en-IN"/>
-              </w:rPr>
-              <w:t>res.text</w:t>
-            </w:r>
-            <w:proofErr w:type="spellEnd"/>
-            <w:r>
-              <w:rPr>
-                <w:sz w:val="18"/>
-                <w:szCs w:val="18"/>
-                <w:lang w:val="en-IN"/>
-              </w:rPr>
-              <w:t>();</w:t>
-            </w:r>
-          </w:p>
-          <w:p>
-            <w:pPr>
-              <w:rPr>
-                <w:sz w:val="18"/>
-                <w:szCs w:val="18"/>
-                <w:lang w:val="en-IN"/>
-              </w:rPr>
-            </w:pPr>
-            <w:r>
-              <w:rPr>
-                <w:sz w:val="18"/>
-                <w:szCs w:val="18"/>
-                <w:lang w:val="en-IN"/>
-              </w:rPr>
-              <w:t>    }</w:t>
-            </w:r>
-          </w:p>
-          <w:p>
-            <w:pPr>
-              <w:rPr>
-                <w:sz w:val="18"/>
-                <w:szCs w:val="18"/>
-                <w:lang w:val="en-IN"/>
-              </w:rPr>
-            </w:pPr>
-          </w:p>
-          <w:p>
-            <w:pPr>
-              <w:rPr>
-                <w:sz w:val="18"/>
-                <w:szCs w:val="18"/>
-                <w:lang w:val="en-IN"/>
-              </w:rPr>
-            </w:pPr>
-            <w:r>
-              <w:rPr>
-                <w:sz w:val="18"/>
-                <w:szCs w:val="18"/>
-                <w:lang w:val="en-IN"/>
-              </w:rPr>
-              <w:t xml:space="preserve">    let f3 = (res) =&gt; </w:t>
-            </w:r>
-            <w:proofErr w:type="spellStart"/>
-            <w:r>
-              <w:rPr>
-                <w:sz w:val="18"/>
-                <w:szCs w:val="18"/>
-                <w:lang w:val="en-IN"/>
-              </w:rPr>
-              <w:t>res.text</w:t>
-            </w:r>
-            <w:proofErr w:type="spellEnd"/>
-            <w:r>
-              <w:rPr>
-                <w:sz w:val="18"/>
-                <w:szCs w:val="18"/>
-                <w:lang w:val="en-IN"/>
-              </w:rPr>
-              <w:t>();</w:t>
-            </w:r>
-          </w:p>
-          <w:p>
-            <w:pPr>
-              <w:rPr>
-                <w:sz w:val="18"/>
-                <w:szCs w:val="18"/>
-                <w:lang w:val="en-IN"/>
-              </w:rPr>
-            </w:pPr>
-          </w:p>
-          <w:p>
-            <w:pPr>
-              <w:rPr>
-                <w:sz w:val="18"/>
-                <w:szCs w:val="18"/>
-                <w:lang w:val="en-IN"/>
-              </w:rPr>
-            </w:pPr>
-            <w:r>
-              <w:rPr>
-                <w:sz w:val="18"/>
-                <w:szCs w:val="18"/>
-                <w:lang w:val="en-IN"/>
-              </w:rPr>
-              <w:t xml:space="preserve">    let f4 = res =&gt; </w:t>
-            </w:r>
-            <w:proofErr w:type="spellStart"/>
-            <w:r>
-              <w:rPr>
-                <w:sz w:val="18"/>
-                <w:szCs w:val="18"/>
-                <w:lang w:val="en-IN"/>
-              </w:rPr>
-              <w:t>res.text</w:t>
-            </w:r>
-            <w:proofErr w:type="spellEnd"/>
-            <w:r>
-              <w:rPr>
-                <w:sz w:val="18"/>
-                <w:szCs w:val="18"/>
-                <w:lang w:val="en-IN"/>
-              </w:rPr>
-              <w:t>();</w:t>
+              <w:t>    let f4 = res =&gt; res.text();</w:t>
             </w:r>
           </w:p>
           <w:p>
@@ -11462,25 +10099,24 @@
                 <w:szCs w:val="18"/>
                 <w:lang w:val="en-IN"/>
               </w:rPr>
-              <w:t xml:space="preserve">package </w:t>
-            </w:r>
-            <w:proofErr w:type="spellStart"/>
+              <w:t>package com.skh.controllers;</w:t>
+            </w:r>
             <w:r>
               <w:rPr>
                 <w:sz w:val="18"/>
                 <w:szCs w:val="18"/>
                 <w:lang w:val="en-IN"/>
               </w:rPr>
-              <w:t>com.skh.controllers</w:t>
-            </w:r>
-            <w:proofErr w:type="spellEnd"/>
+              <w:br/>
+            </w:r>
             <w:r>
               <w:rPr>
                 <w:sz w:val="18"/>
                 <w:szCs w:val="18"/>
                 <w:lang w:val="en-IN"/>
               </w:rPr>
-              <w:t>;</w:t>
+              <w:br/>
+              <w:t>import com.skh.models.Employee;</w:t>
             </w:r>
             <w:r>
               <w:rPr>
@@ -11489,6 +10125,7 @@
                 <w:lang w:val="en-IN"/>
               </w:rPr>
               <w:br/>
+              <w:t>import com.skh.models.UserData;</w:t>
             </w:r>
             <w:r>
               <w:rPr>
@@ -11497,25 +10134,25 @@
                 <w:lang w:val="en-IN"/>
               </w:rPr>
               <w:br/>
-              <w:t xml:space="preserve">import </w:t>
-            </w:r>
-            <w:proofErr w:type="spellStart"/>
+              <w:t>import jakarta.validation.Valid;</w:t>
+            </w:r>
             <w:r>
               <w:rPr>
                 <w:sz w:val="18"/>
                 <w:szCs w:val="18"/>
                 <w:lang w:val="en-IN"/>
               </w:rPr>
-              <w:t>com.skh.models.Employee</w:t>
-            </w:r>
-            <w:proofErr w:type="spellEnd"/>
+              <w:br/>
+              <w:t>import org.springframework.http.ResponseEntity;</w:t>
+            </w:r>
             <w:r>
               <w:rPr>
                 <w:sz w:val="18"/>
                 <w:szCs w:val="18"/>
                 <w:lang w:val="en-IN"/>
               </w:rPr>
-              <w:t>;</w:t>
+              <w:br/>
+              <w:t>import org.springframework.web.bind.annotation.*;</w:t>
             </w:r>
             <w:r>
               <w:rPr>
@@ -11524,141 +10161,15 @@
                 <w:lang w:val="en-IN"/>
               </w:rPr>
               <w:br/>
-              <w:t xml:space="preserve">import </w:t>
-            </w:r>
-            <w:proofErr w:type="spellStart"/>
+            </w:r>
             <w:r>
               <w:rPr>
                 <w:sz w:val="18"/>
                 <w:szCs w:val="18"/>
                 <w:lang w:val="en-IN"/>
               </w:rPr>
-              <w:t>com.skh.models.UserData</w:t>
-            </w:r>
-            <w:proofErr w:type="spellEnd"/>
-            <w:r>
-              <w:rPr>
-                <w:sz w:val="18"/>
-                <w:szCs w:val="18"/>
-                <w:lang w:val="en-IN"/>
-              </w:rPr>
-              <w:t>;</w:t>
-            </w:r>
-            <w:r>
-              <w:rPr>
-                <w:sz w:val="18"/>
-                <w:szCs w:val="18"/>
-                <w:lang w:val="en-IN"/>
-              </w:rPr>
               <w:br/>
-              <w:t xml:space="preserve">import </w:t>
-            </w:r>
-            <w:proofErr w:type="spellStart"/>
-            <w:r>
-              <w:rPr>
-                <w:sz w:val="18"/>
-                <w:szCs w:val="18"/>
-                <w:lang w:val="en-IN"/>
-              </w:rPr>
-              <w:t>jakarta.validation.Valid</w:t>
-            </w:r>
-            <w:proofErr w:type="spellEnd"/>
-            <w:r>
-              <w:rPr>
-                <w:sz w:val="18"/>
-                <w:szCs w:val="18"/>
-                <w:lang w:val="en-IN"/>
-              </w:rPr>
-              <w:t>;</w:t>
-            </w:r>
-            <w:r>
-              <w:rPr>
-                <w:sz w:val="18"/>
-                <w:szCs w:val="18"/>
-                <w:lang w:val="en-IN"/>
-              </w:rPr>
-              <w:br/>
-              <w:t xml:space="preserve">import </w:t>
-            </w:r>
-            <w:proofErr w:type="spellStart"/>
-            <w:r>
-              <w:rPr>
-                <w:sz w:val="18"/>
-                <w:szCs w:val="18"/>
-                <w:lang w:val="en-IN"/>
-              </w:rPr>
-              <w:t>org.springframework.http.ResponseEntity</w:t>
-            </w:r>
-            <w:proofErr w:type="spellEnd"/>
-            <w:r>
-              <w:rPr>
-                <w:sz w:val="18"/>
-                <w:szCs w:val="18"/>
-                <w:lang w:val="en-IN"/>
-              </w:rPr>
-              <w:t>;</w:t>
-            </w:r>
-            <w:r>
-              <w:rPr>
-                <w:sz w:val="18"/>
-                <w:szCs w:val="18"/>
-                <w:lang w:val="en-IN"/>
-              </w:rPr>
-              <w:br/>
-              <w:t xml:space="preserve">import </w:t>
-            </w:r>
-            <w:proofErr w:type="spellStart"/>
-            <w:r>
-              <w:rPr>
-                <w:sz w:val="18"/>
-                <w:szCs w:val="18"/>
-                <w:lang w:val="en-IN"/>
-              </w:rPr>
-              <w:t>org.springframework.web.bind.annotation</w:t>
-            </w:r>
-            <w:proofErr w:type="spellEnd"/>
-            <w:r>
-              <w:rPr>
-                <w:sz w:val="18"/>
-                <w:szCs w:val="18"/>
-                <w:lang w:val="en-IN"/>
-              </w:rPr>
-              <w:t>.*;</w:t>
-            </w:r>
-            <w:r>
-              <w:rPr>
-                <w:sz w:val="18"/>
-                <w:szCs w:val="18"/>
-                <w:lang w:val="en-IN"/>
-              </w:rPr>
-              <w:br/>
-            </w:r>
-            <w:r>
-              <w:rPr>
-                <w:sz w:val="18"/>
-                <w:szCs w:val="18"/>
-                <w:lang w:val="en-IN"/>
-              </w:rPr>
-              <w:br/>
-              <w:t xml:space="preserve">import </w:t>
-            </w:r>
-            <w:proofErr w:type="spellStart"/>
-            <w:r>
-              <w:rPr>
-                <w:sz w:val="18"/>
-                <w:szCs w:val="18"/>
-                <w:lang w:val="en-IN"/>
-              </w:rPr>
-              <w:t>java.util.List</w:t>
-            </w:r>
-            <w:proofErr w:type="spellEnd"/>
-            <w:r>
-              <w:rPr>
-                <w:sz w:val="18"/>
-                <w:szCs w:val="18"/>
-                <w:lang w:val="en-IN"/>
-              </w:rPr>
-              <w:t>;</w:t>
+              <w:t>import java.util.List;</w:t>
             </w:r>
             <w:r>
               <w:rPr>
@@ -11714,7 +10225,6 @@
               <w:br/>
               <w:t xml:space="preserve">public class </w:t>
             </w:r>
-            <w:proofErr w:type="spellStart"/>
             <w:r>
               <w:rPr>
                 <w:b/>
@@ -11725,7 +10235,6 @@
               </w:rPr>
               <w:t>UserController</w:t>
             </w:r>
-            <w:proofErr w:type="spellEnd"/>
             <w:r>
               <w:rPr>
                 <w:sz w:val="18"/>
@@ -11775,29 +10284,25 @@
                 <w:szCs w:val="18"/>
                 <w:lang w:val="en-IN"/>
               </w:rPr>
-              <w:t>@GetMapping(path = "/</w:t>
-            </w:r>
-            <w:proofErr w:type="spellStart"/>
-            <w:r>
-              <w:rPr>
-                <w:b/>
-                <w:bCs/>
+              <w:t>@GetMapping(path = "/dummyUserData")</w:t>
+            </w:r>
+            <w:r>
+              <w:rPr>
                 <w:sz w:val="18"/>
                 <w:szCs w:val="18"/>
                 <w:lang w:val="en-IN"/>
               </w:rPr>
-              <w:t>dummyUserData</w:t>
-            </w:r>
-            <w:proofErr w:type="spellEnd"/>
-            <w:r>
-              <w:rPr>
-                <w:b/>
-                <w:bCs/>
+              <w:br/>
+              <w:t xml:space="preserve">    public ResponseEntity&lt;UserData&gt; fetchDummyUserData() {</w:t>
+            </w:r>
+            <w:r>
+              <w:rPr>
                 <w:sz w:val="18"/>
                 <w:szCs w:val="18"/>
                 <w:lang w:val="en-IN"/>
               </w:rPr>
-              <w:t>")</w:t>
+              <w:br/>
+              <w:t xml:space="preserve">        UserData userData = new UserData();</w:t>
             </w:r>
             <w:r>
               <w:rPr>
@@ -11806,196 +10311,25 @@
                 <w:lang w:val="en-IN"/>
               </w:rPr>
               <w:br/>
-              <w:t xml:space="preserve">    public </w:t>
-            </w:r>
-            <w:proofErr w:type="spellStart"/>
+              <w:t xml:space="preserve">        userData.setUserId("A123");</w:t>
+            </w:r>
             <w:r>
               <w:rPr>
                 <w:sz w:val="18"/>
                 <w:szCs w:val="18"/>
                 <w:lang w:val="en-IN"/>
               </w:rPr>
-              <w:t>ResponseEntity</w:t>
-            </w:r>
-            <w:proofErr w:type="spellEnd"/>
+              <w:br/>
+              <w:t xml:space="preserve">        userData.setSessionId("B123");</w:t>
+            </w:r>
             <w:r>
               <w:rPr>
                 <w:sz w:val="18"/>
                 <w:szCs w:val="18"/>
                 <w:lang w:val="en-IN"/>
               </w:rPr>
-              <w:t>&lt;</w:t>
-            </w:r>
-            <w:proofErr w:type="spellStart"/>
-            <w:r>
-              <w:rPr>
-                <w:sz w:val="18"/>
-                <w:szCs w:val="18"/>
-                <w:lang w:val="en-IN"/>
-              </w:rPr>
-              <w:t>UserData</w:t>
-            </w:r>
-            <w:proofErr w:type="spellEnd"/>
-            <w:r>
-              <w:rPr>
-                <w:sz w:val="18"/>
-                <w:szCs w:val="18"/>
-                <w:lang w:val="en-IN"/>
-              </w:rPr>
-              <w:t xml:space="preserve">&gt; </w:t>
-            </w:r>
-            <w:proofErr w:type="spellStart"/>
-            <w:r>
-              <w:rPr>
-                <w:sz w:val="18"/>
-                <w:szCs w:val="18"/>
-                <w:lang w:val="en-IN"/>
-              </w:rPr>
-              <w:t>fetchDummyUserData</w:t>
-            </w:r>
-            <w:proofErr w:type="spellEnd"/>
-            <w:r>
-              <w:rPr>
-                <w:sz w:val="18"/>
-                <w:szCs w:val="18"/>
-                <w:lang w:val="en-IN"/>
-              </w:rPr>
-              <w:t>() {</w:t>
-            </w:r>
-            <w:r>
-              <w:rPr>
-                <w:sz w:val="18"/>
-                <w:szCs w:val="18"/>
-                <w:lang w:val="en-IN"/>
-              </w:rPr>
               <w:br/>
-              <w:t xml:space="preserve">        </w:t>
-            </w:r>
-            <w:proofErr w:type="spellStart"/>
-            <w:r>
-              <w:rPr>
-                <w:sz w:val="18"/>
-                <w:szCs w:val="18"/>
-                <w:lang w:val="en-IN"/>
-              </w:rPr>
-              <w:t>UserData</w:t>
-            </w:r>
-            <w:proofErr w:type="spellEnd"/>
-            <w:r>
-              <w:rPr>
-                <w:sz w:val="18"/>
-                <w:szCs w:val="18"/>
-                <w:lang w:val="en-IN"/>
-              </w:rPr>
-              <w:t xml:space="preserve"> </w:t>
-            </w:r>
-            <w:proofErr w:type="spellStart"/>
-            <w:r>
-              <w:rPr>
-                <w:sz w:val="18"/>
-                <w:szCs w:val="18"/>
-                <w:lang w:val="en-IN"/>
-              </w:rPr>
-              <w:t>userData</w:t>
-            </w:r>
-            <w:proofErr w:type="spellEnd"/>
-            <w:r>
-              <w:rPr>
-                <w:sz w:val="18"/>
-                <w:szCs w:val="18"/>
-                <w:lang w:val="en-IN"/>
-              </w:rPr>
-              <w:t xml:space="preserve"> = new </w:t>
-            </w:r>
-            <w:proofErr w:type="spellStart"/>
-            <w:r>
-              <w:rPr>
-                <w:sz w:val="18"/>
-                <w:szCs w:val="18"/>
-                <w:lang w:val="en-IN"/>
-              </w:rPr>
-              <w:t>UserData</w:t>
-            </w:r>
-            <w:proofErr w:type="spellEnd"/>
-            <w:r>
-              <w:rPr>
-                <w:sz w:val="18"/>
-                <w:szCs w:val="18"/>
-                <w:lang w:val="en-IN"/>
-              </w:rPr>
-              <w:t>();</w:t>
-            </w:r>
-            <w:r>
-              <w:rPr>
-                <w:sz w:val="18"/>
-                <w:szCs w:val="18"/>
-                <w:lang w:val="en-IN"/>
-              </w:rPr>
-              <w:br/>
-              <w:t xml:space="preserve">        </w:t>
-            </w:r>
-            <w:proofErr w:type="spellStart"/>
-            <w:r>
-              <w:rPr>
-                <w:sz w:val="18"/>
-                <w:szCs w:val="18"/>
-                <w:lang w:val="en-IN"/>
-              </w:rPr>
-              <w:t>userData.setUserId</w:t>
-            </w:r>
-            <w:proofErr w:type="spellEnd"/>
-            <w:r>
-              <w:rPr>
-                <w:sz w:val="18"/>
-                <w:szCs w:val="18"/>
-                <w:lang w:val="en-IN"/>
-              </w:rPr>
-              <w:t>("A123");</w:t>
-            </w:r>
-            <w:r>
-              <w:rPr>
-                <w:sz w:val="18"/>
-                <w:szCs w:val="18"/>
-                <w:lang w:val="en-IN"/>
-              </w:rPr>
-              <w:br/>
-              <w:t xml:space="preserve">        </w:t>
-            </w:r>
-            <w:proofErr w:type="spellStart"/>
-            <w:r>
-              <w:rPr>
-                <w:sz w:val="18"/>
-                <w:szCs w:val="18"/>
-                <w:lang w:val="en-IN"/>
-              </w:rPr>
-              <w:t>userData.setSessionId</w:t>
-            </w:r>
-            <w:proofErr w:type="spellEnd"/>
-            <w:r>
-              <w:rPr>
-                <w:sz w:val="18"/>
-                <w:szCs w:val="18"/>
-                <w:lang w:val="en-IN"/>
-              </w:rPr>
-              <w:t>("B123");</w:t>
-            </w:r>
-            <w:r>
-              <w:rPr>
-                <w:sz w:val="18"/>
-                <w:szCs w:val="18"/>
-                <w:lang w:val="en-IN"/>
-              </w:rPr>
-              <w:br/>
-              <w:t xml:space="preserve">        return </w:t>
-            </w:r>
-            <w:proofErr w:type="spellStart"/>
-            <w:r>
-              <w:rPr>
-                <w:sz w:val="18"/>
-                <w:szCs w:val="18"/>
-                <w:lang w:val="en-IN"/>
-              </w:rPr>
-              <w:t>ResponseEntity.</w:t>
+              <w:t xml:space="preserve">        return ResponseEntity.</w:t>
             </w:r>
             <w:r>
               <w:rPr>
@@ -12007,32 +10341,13 @@
               </w:rPr>
               <w:t>ok</w:t>
             </w:r>
-            <w:proofErr w:type="spellEnd"/>
             <w:r>
               <w:rPr>
                 <w:sz w:val="18"/>
                 <w:szCs w:val="18"/>
                 <w:lang w:val="en-IN"/>
               </w:rPr>
-              <w:t>(</w:t>
-            </w:r>
-            <w:proofErr w:type="spellStart"/>
-            <w:r>
-              <w:rPr>
-                <w:sz w:val="18"/>
-                <w:szCs w:val="18"/>
-                <w:lang w:val="en-IN"/>
-              </w:rPr>
-              <w:t>userData</w:t>
-            </w:r>
-            <w:proofErr w:type="spellEnd"/>
-            <w:r>
-              <w:rPr>
-                <w:sz w:val="18"/>
-                <w:szCs w:val="18"/>
-                <w:lang w:val="en-IN"/>
-              </w:rPr>
-              <w:t>);</w:t>
+              <w:t>(userData);</w:t>
             </w:r>
             <w:r>
               <w:rPr>
@@ -12407,183 +10722,75 @@
                 <w:szCs w:val="16"/>
                 <w:lang w:val="en-IN"/>
               </w:rPr>
-              <w:t>        Employee Name: &lt;input type="text" id="</w:t>
-            </w:r>
-            <w:proofErr w:type="spellStart"/>
-            <w:r>
-              <w:rPr>
-                <w:sz w:val="16"/>
-                <w:szCs w:val="16"/>
-                <w:lang w:val="en-IN"/>
-              </w:rPr>
-              <w:t>empName</w:t>
-            </w:r>
-            <w:proofErr w:type="spellEnd"/>
-            <w:r>
-              <w:rPr>
-                <w:sz w:val="16"/>
-                <w:szCs w:val="16"/>
-                <w:lang w:val="en-IN"/>
-              </w:rPr>
-              <w:t>" value="Kamal" /&gt; &lt;</w:t>
-            </w:r>
-            <w:proofErr w:type="spellStart"/>
-            <w:r>
-              <w:rPr>
-                <w:sz w:val="16"/>
-                <w:szCs w:val="16"/>
-                <w:lang w:val="en-IN"/>
-              </w:rPr>
-              <w:t>br</w:t>
-            </w:r>
-            <w:proofErr w:type="spellEnd"/>
-            <w:r>
-              <w:rPr>
-                <w:sz w:val="16"/>
-                <w:szCs w:val="16"/>
-                <w:lang w:val="en-IN"/>
-              </w:rPr>
-              <w:t>&gt;</w:t>
-            </w:r>
-          </w:p>
-          <w:p>
-            <w:pPr>
-              <w:rPr>
-                <w:sz w:val="16"/>
-                <w:szCs w:val="16"/>
-                <w:lang w:val="en-IN"/>
-              </w:rPr>
-            </w:pPr>
-            <w:r>
-              <w:rPr>
-                <w:sz w:val="16"/>
-                <w:szCs w:val="16"/>
-                <w:lang w:val="en-IN"/>
-              </w:rPr>
-              <w:t>        Employee Id: &lt;input type="text"  value="12" /&gt; &lt;</w:t>
-            </w:r>
-            <w:proofErr w:type="spellStart"/>
-            <w:r>
-              <w:rPr>
-                <w:sz w:val="16"/>
-                <w:szCs w:val="16"/>
-                <w:lang w:val="en-IN"/>
-              </w:rPr>
-              <w:t>br</w:t>
-            </w:r>
-            <w:proofErr w:type="spellEnd"/>
-            <w:r>
-              <w:rPr>
-                <w:sz w:val="16"/>
-                <w:szCs w:val="16"/>
-                <w:lang w:val="en-IN"/>
-              </w:rPr>
-              <w:t>&gt;</w:t>
-            </w:r>
-          </w:p>
-          <w:p>
-            <w:pPr>
-              <w:rPr>
-                <w:sz w:val="16"/>
-                <w:szCs w:val="16"/>
-                <w:lang w:val="en-IN"/>
-              </w:rPr>
-            </w:pPr>
-            <w:r>
-              <w:rPr>
-                <w:sz w:val="16"/>
-                <w:szCs w:val="16"/>
-                <w:lang w:val="en-IN"/>
-              </w:rPr>
-              <w:t>        Employee Sal: &lt;input type="text"  value="1234" /&gt; &lt;</w:t>
-            </w:r>
-            <w:proofErr w:type="spellStart"/>
-            <w:r>
-              <w:rPr>
-                <w:sz w:val="16"/>
-                <w:szCs w:val="16"/>
-                <w:lang w:val="en-IN"/>
-              </w:rPr>
-              <w:t>br</w:t>
-            </w:r>
-            <w:proofErr w:type="spellEnd"/>
-            <w:r>
-              <w:rPr>
-                <w:sz w:val="16"/>
-                <w:szCs w:val="16"/>
-                <w:lang w:val="en-IN"/>
-              </w:rPr>
-              <w:t>&gt;</w:t>
-            </w:r>
-          </w:p>
-          <w:p>
-            <w:pPr>
-              <w:rPr>
-                <w:sz w:val="16"/>
-                <w:szCs w:val="16"/>
-                <w:lang w:val="en-IN"/>
-              </w:rPr>
-            </w:pPr>
-            <w:r>
-              <w:rPr>
-                <w:sz w:val="16"/>
-                <w:szCs w:val="16"/>
-                <w:lang w:val="en-IN"/>
-              </w:rPr>
-              <w:t>        Employee Address: &lt;input type="text"  value="BVG" /&gt; &lt;</w:t>
-            </w:r>
-            <w:proofErr w:type="spellStart"/>
-            <w:r>
-              <w:rPr>
-                <w:sz w:val="16"/>
-                <w:szCs w:val="16"/>
-                <w:lang w:val="en-IN"/>
-              </w:rPr>
-              <w:t>br</w:t>
-            </w:r>
-            <w:proofErr w:type="spellEnd"/>
-            <w:r>
-              <w:rPr>
-                <w:sz w:val="16"/>
-                <w:szCs w:val="16"/>
-                <w:lang w:val="en-IN"/>
-              </w:rPr>
-              <w:t>&gt;</w:t>
-            </w:r>
-          </w:p>
-          <w:p>
-            <w:pPr>
-              <w:rPr>
-                <w:sz w:val="16"/>
-                <w:szCs w:val="16"/>
-                <w:lang w:val="en-IN"/>
-              </w:rPr>
-            </w:pPr>
-            <w:r>
-              <w:rPr>
-                <w:sz w:val="16"/>
-                <w:szCs w:val="16"/>
-                <w:lang w:val="en-IN"/>
-              </w:rPr>
-              <w:t>        Employee Cell: &lt;input type="text" value="9848" /&gt; &lt;</w:t>
-            </w:r>
-            <w:proofErr w:type="spellStart"/>
-            <w:r>
-              <w:rPr>
-                <w:sz w:val="16"/>
-                <w:szCs w:val="16"/>
-                <w:lang w:val="en-IN"/>
-              </w:rPr>
-              <w:t>br</w:t>
-            </w:r>
-            <w:proofErr w:type="spellEnd"/>
-            <w:r>
-              <w:rPr>
-                <w:sz w:val="16"/>
-                <w:szCs w:val="16"/>
-                <w:lang w:val="en-IN"/>
-              </w:rPr>
-              <w:t>&gt;</w:t>
+              <w:t>        Employee Name: &lt;input type="text" id="empName" value="Kamal" /&gt; &lt;br&gt;</w:t>
+            </w:r>
+          </w:p>
+          <w:p>
+            <w:pPr>
+              <w:rPr>
+                <w:sz w:val="16"/>
+                <w:szCs w:val="16"/>
+                <w:lang w:val="en-IN"/>
+              </w:rPr>
+            </w:pPr>
+            <w:r>
+              <w:rPr>
+                <w:sz w:val="16"/>
+                <w:szCs w:val="16"/>
+                <w:lang w:val="en-IN"/>
+              </w:rPr>
+              <w:t>        Employee Id: &lt;input type="text"  value="12" /&gt; &lt;br&gt;</w:t>
+            </w:r>
+          </w:p>
+          <w:p>
+            <w:pPr>
+              <w:rPr>
+                <w:sz w:val="16"/>
+                <w:szCs w:val="16"/>
+                <w:lang w:val="en-IN"/>
+              </w:rPr>
+            </w:pPr>
+            <w:r>
+              <w:rPr>
+                <w:sz w:val="16"/>
+                <w:szCs w:val="16"/>
+                <w:lang w:val="en-IN"/>
+              </w:rPr>
+              <w:t>        Employee Sal: &lt;input type="text"  value="1234" /&gt; &lt;br&gt;</w:t>
+            </w:r>
+          </w:p>
+          <w:p>
+            <w:pPr>
+              <w:rPr>
+                <w:sz w:val="16"/>
+                <w:szCs w:val="16"/>
+                <w:lang w:val="en-IN"/>
+              </w:rPr>
+            </w:pPr>
+            <w:r>
+              <w:rPr>
+                <w:sz w:val="16"/>
+                <w:szCs w:val="16"/>
+                <w:lang w:val="en-IN"/>
+              </w:rPr>
+              <w:t>        Employee Address: &lt;input type="text"  value="BVG" /&gt; &lt;br&gt;</w:t>
+            </w:r>
+          </w:p>
+          <w:p>
+            <w:pPr>
+              <w:rPr>
+                <w:sz w:val="16"/>
+                <w:szCs w:val="16"/>
+                <w:lang w:val="en-IN"/>
+              </w:rPr>
+            </w:pPr>
+            <w:r>
+              <w:rPr>
+                <w:sz w:val="16"/>
+                <w:szCs w:val="16"/>
+                <w:lang w:val="en-IN"/>
+              </w:rPr>
+              <w:t>        Employee Cell: &lt;input type="text" value="9848" /&gt; &lt;br&gt;</w:t>
             </w:r>
           </w:p>
           <w:p>
@@ -12617,43 +10824,7 @@
                 <w:szCs w:val="16"/>
                 <w:lang w:val="en-IN"/>
               </w:rPr>
-              <w:t>    &lt;input type="submit" name="Submit" onclick="</w:t>
-            </w:r>
-            <w:proofErr w:type="spellStart"/>
-            <w:r>
-              <w:rPr>
-                <w:sz w:val="16"/>
-                <w:szCs w:val="16"/>
-                <w:lang w:val="en-IN"/>
-              </w:rPr>
-              <w:t>submitViaFetch</w:t>
-            </w:r>
-            <w:proofErr w:type="spellEnd"/>
-            <w:r>
-              <w:rPr>
-                <w:sz w:val="16"/>
-                <w:szCs w:val="16"/>
-                <w:lang w:val="en-IN"/>
-              </w:rPr>
-              <w:t>()" /&gt; &lt;</w:t>
-            </w:r>
-            <w:proofErr w:type="spellStart"/>
-            <w:r>
-              <w:rPr>
-                <w:sz w:val="16"/>
-                <w:szCs w:val="16"/>
-                <w:lang w:val="en-IN"/>
-              </w:rPr>
-              <w:t>br</w:t>
-            </w:r>
-            <w:proofErr w:type="spellEnd"/>
-            <w:r>
-              <w:rPr>
-                <w:sz w:val="16"/>
-                <w:szCs w:val="16"/>
-                <w:lang w:val="en-IN"/>
-              </w:rPr>
-              <w:t>&gt;</w:t>
+              <w:t>    &lt;input type="submit" name="Submit" onclick="submitViaFetch()" /&gt; &lt;br&gt;</w:t>
             </w:r>
           </w:p>
           <w:p>
@@ -12696,25 +10867,143 @@
                 <w:szCs w:val="16"/>
                 <w:lang w:val="en-IN"/>
               </w:rPr>
-              <w:t xml:space="preserve">        function </w:t>
-            </w:r>
-            <w:proofErr w:type="spellStart"/>
-            <w:r>
-              <w:rPr>
-                <w:sz w:val="16"/>
-                <w:szCs w:val="16"/>
-                <w:lang w:val="en-IN"/>
-              </w:rPr>
-              <w:t>submitViaFetch</w:t>
-            </w:r>
-            <w:proofErr w:type="spellEnd"/>
-            <w:r>
-              <w:rPr>
-                <w:sz w:val="16"/>
-                <w:szCs w:val="16"/>
-                <w:lang w:val="en-IN"/>
-              </w:rPr>
-              <w:t>() {</w:t>
+              <w:t>        function submitViaFetch() {</w:t>
+            </w:r>
+          </w:p>
+          <w:p>
+            <w:pPr>
+              <w:rPr>
+                <w:sz w:val="16"/>
+                <w:szCs w:val="16"/>
+                <w:lang w:val="en-IN"/>
+              </w:rPr>
+            </w:pPr>
+            <w:r>
+              <w:rPr>
+                <w:sz w:val="16"/>
+                <w:szCs w:val="16"/>
+                <w:lang w:val="en-IN"/>
+              </w:rPr>
+              <w:t>            const employee = {</w:t>
+            </w:r>
+          </w:p>
+          <w:p>
+            <w:pPr>
+              <w:rPr>
+                <w:sz w:val="16"/>
+                <w:szCs w:val="16"/>
+                <w:lang w:val="en-IN"/>
+              </w:rPr>
+            </w:pPr>
+            <w:r>
+              <w:rPr>
+                <w:sz w:val="16"/>
+                <w:szCs w:val="16"/>
+                <w:lang w:val="en-IN"/>
+              </w:rPr>
+              <w:t>                empName: document.getElementById("empName").value,</w:t>
+            </w:r>
+          </w:p>
+          <w:p>
+            <w:pPr>
+              <w:rPr>
+                <w:sz w:val="16"/>
+                <w:szCs w:val="16"/>
+                <w:lang w:val="en-IN"/>
+              </w:rPr>
+            </w:pPr>
+            <w:r>
+              <w:rPr>
+                <w:sz w:val="16"/>
+                <w:szCs w:val="16"/>
+                <w:lang w:val="en-IN"/>
+              </w:rPr>
+              <w:t>                empId: 4554,</w:t>
+            </w:r>
+          </w:p>
+          <w:p>
+            <w:pPr>
+              <w:rPr>
+                <w:sz w:val="16"/>
+                <w:szCs w:val="16"/>
+                <w:lang w:val="en-IN"/>
+              </w:rPr>
+            </w:pPr>
+            <w:r>
+              <w:rPr>
+                <w:sz w:val="16"/>
+                <w:szCs w:val="16"/>
+                <w:lang w:val="en-IN"/>
+              </w:rPr>
+              <w:t>                empSalary: 4545,</w:t>
+            </w:r>
+          </w:p>
+          <w:p>
+            <w:pPr>
+              <w:rPr>
+                <w:sz w:val="16"/>
+                <w:szCs w:val="16"/>
+                <w:lang w:val="en-IN"/>
+              </w:rPr>
+            </w:pPr>
+            <w:r>
+              <w:rPr>
+                <w:sz w:val="16"/>
+                <w:szCs w:val="16"/>
+                <w:lang w:val="en-IN"/>
+              </w:rPr>
+              <w:t>                empAddress: "MVG",</w:t>
+            </w:r>
+          </w:p>
+          <w:p>
+            <w:pPr>
+              <w:rPr>
+                <w:sz w:val="16"/>
+                <w:szCs w:val="16"/>
+                <w:lang w:val="en-IN"/>
+              </w:rPr>
+            </w:pPr>
+            <w:r>
+              <w:rPr>
+                <w:sz w:val="16"/>
+                <w:szCs w:val="16"/>
+                <w:lang w:val="en-IN"/>
+              </w:rPr>
+              <w:t>                empCell: 454</w:t>
+            </w:r>
+          </w:p>
+          <w:p>
+            <w:pPr>
+              <w:rPr>
+                <w:sz w:val="16"/>
+                <w:szCs w:val="16"/>
+                <w:lang w:val="en-IN"/>
+              </w:rPr>
+            </w:pPr>
+            <w:r>
+              <w:rPr>
+                <w:sz w:val="16"/>
+                <w:szCs w:val="16"/>
+                <w:lang w:val="en-IN"/>
+              </w:rPr>
+              <w:t>            }</w:t>
+            </w:r>
+          </w:p>
+          <w:p>
+            <w:pPr>
+              <w:rPr>
+                <w:sz w:val="16"/>
+                <w:szCs w:val="16"/>
+                <w:lang w:val="en-IN"/>
+              </w:rPr>
+            </w:pPr>
+            <w:r>
+              <w:rPr>
+                <w:sz w:val="16"/>
+                <w:szCs w:val="16"/>
+                <w:lang w:val="en-IN"/>
+              </w:rPr>
+              <w:t xml:space="preserve">        </w:t>
             </w:r>
           </w:p>
           <w:p>
@@ -12733,286 +11022,44 @@
               </w:rPr>
               <w:t xml:space="preserve">            </w:t>
             </w:r>
-            <w:proofErr w:type="spellStart"/>
-            <w:r>
-              <w:rPr>
-                <w:sz w:val="16"/>
-                <w:szCs w:val="16"/>
-                <w:lang w:val="en-IN"/>
-              </w:rPr>
-              <w:t>const</w:t>
-            </w:r>
-            <w:proofErr w:type="spellEnd"/>
-            <w:r>
-              <w:rPr>
-                <w:sz w:val="16"/>
-                <w:szCs w:val="16"/>
-                <w:lang w:val="en-IN"/>
-              </w:rPr>
-              <w:t xml:space="preserve"> employee = {</w:t>
-            </w:r>
-          </w:p>
-          <w:p>
-            <w:pPr>
-              <w:rPr>
-                <w:sz w:val="16"/>
-                <w:szCs w:val="16"/>
-                <w:lang w:val="en-IN"/>
-              </w:rPr>
-            </w:pPr>
-            <w:r>
-              <w:rPr>
+            <w:r>
+              <w:rPr>
+                <w:b/>
+                <w:bCs/>
+                <w:sz w:val="16"/>
+                <w:szCs w:val="16"/>
+                <w:highlight w:val="yellow"/>
+                <w:lang w:val="en-IN"/>
+              </w:rPr>
+              <w:t>fetch</w:t>
+            </w:r>
+            <w:r>
+              <w:rPr>
+                <w:sz w:val="16"/>
+                <w:szCs w:val="16"/>
+                <w:lang w:val="en-IN"/>
+              </w:rPr>
+              <w:t>('http://localhost:9002/saveFullEmpDetailsFromJS', {</w:t>
+            </w:r>
+          </w:p>
+          <w:p>
+            <w:pPr>
+              <w:rPr>
+                <w:sz w:val="16"/>
+                <w:szCs w:val="16"/>
+                <w:lang w:val="en-IN"/>
+              </w:rPr>
+            </w:pPr>
+            <w:r>
+              <w:rPr>
+                <w:b/>
+                <w:bCs/>
                 <w:sz w:val="16"/>
                 <w:szCs w:val="16"/>
                 <w:lang w:val="en-IN"/>
               </w:rPr>
               <w:t xml:space="preserve">                </w:t>
             </w:r>
-            <w:proofErr w:type="spellStart"/>
-            <w:r>
-              <w:rPr>
-                <w:sz w:val="16"/>
-                <w:szCs w:val="16"/>
-                <w:lang w:val="en-IN"/>
-              </w:rPr>
-              <w:t>empName</w:t>
-            </w:r>
-            <w:proofErr w:type="spellEnd"/>
-            <w:r>
-              <w:rPr>
-                <w:sz w:val="16"/>
-                <w:szCs w:val="16"/>
-                <w:lang w:val="en-IN"/>
-              </w:rPr>
-              <w:t xml:space="preserve">: </w:t>
-            </w:r>
-            <w:proofErr w:type="spellStart"/>
-            <w:r>
-              <w:rPr>
-                <w:sz w:val="16"/>
-                <w:szCs w:val="16"/>
-                <w:lang w:val="en-IN"/>
-              </w:rPr>
-              <w:t>document.getElementById</w:t>
-            </w:r>
-            <w:proofErr w:type="spellEnd"/>
-            <w:r>
-              <w:rPr>
-                <w:sz w:val="16"/>
-                <w:szCs w:val="16"/>
-                <w:lang w:val="en-IN"/>
-              </w:rPr>
-              <w:t>("</w:t>
-            </w:r>
-            <w:proofErr w:type="spellStart"/>
-            <w:r>
-              <w:rPr>
-                <w:sz w:val="16"/>
-                <w:szCs w:val="16"/>
-                <w:lang w:val="en-IN"/>
-              </w:rPr>
-              <w:t>empName</w:t>
-            </w:r>
-            <w:proofErr w:type="spellEnd"/>
-            <w:r>
-              <w:rPr>
-                <w:sz w:val="16"/>
-                <w:szCs w:val="16"/>
-                <w:lang w:val="en-IN"/>
-              </w:rPr>
-              <w:t>").value,</w:t>
-            </w:r>
-          </w:p>
-          <w:p>
-            <w:pPr>
-              <w:rPr>
-                <w:sz w:val="16"/>
-                <w:szCs w:val="16"/>
-                <w:lang w:val="en-IN"/>
-              </w:rPr>
-            </w:pPr>
-            <w:r>
-              <w:rPr>
-                <w:sz w:val="16"/>
-                <w:szCs w:val="16"/>
-                <w:lang w:val="en-IN"/>
-              </w:rPr>
-              <w:t xml:space="preserve">                </w:t>
-            </w:r>
-            <w:proofErr w:type="spellStart"/>
-            <w:r>
-              <w:rPr>
-                <w:sz w:val="16"/>
-                <w:szCs w:val="16"/>
-                <w:lang w:val="en-IN"/>
-              </w:rPr>
-              <w:t>empId</w:t>
-            </w:r>
-            <w:proofErr w:type="spellEnd"/>
-            <w:r>
-              <w:rPr>
-                <w:sz w:val="16"/>
-                <w:szCs w:val="16"/>
-                <w:lang w:val="en-IN"/>
-              </w:rPr>
-              <w:t>: 4554,</w:t>
-            </w:r>
-          </w:p>
-          <w:p>
-            <w:pPr>
-              <w:rPr>
-                <w:sz w:val="16"/>
-                <w:szCs w:val="16"/>
-                <w:lang w:val="en-IN"/>
-              </w:rPr>
-            </w:pPr>
-            <w:r>
-              <w:rPr>
-                <w:sz w:val="16"/>
-                <w:szCs w:val="16"/>
-                <w:lang w:val="en-IN"/>
-              </w:rPr>
-              <w:t xml:space="preserve">                </w:t>
-            </w:r>
-            <w:proofErr w:type="spellStart"/>
-            <w:r>
-              <w:rPr>
-                <w:sz w:val="16"/>
-                <w:szCs w:val="16"/>
-                <w:lang w:val="en-IN"/>
-              </w:rPr>
-              <w:t>empSalary</w:t>
-            </w:r>
-            <w:proofErr w:type="spellEnd"/>
-            <w:r>
-              <w:rPr>
-                <w:sz w:val="16"/>
-                <w:szCs w:val="16"/>
-                <w:lang w:val="en-IN"/>
-              </w:rPr>
-              <w:t>: 4545,</w:t>
-            </w:r>
-          </w:p>
-          <w:p>
-            <w:pPr>
-              <w:rPr>
-                <w:sz w:val="16"/>
-                <w:szCs w:val="16"/>
-                <w:lang w:val="en-IN"/>
-              </w:rPr>
-            </w:pPr>
-            <w:r>
-              <w:rPr>
-                <w:sz w:val="16"/>
-                <w:szCs w:val="16"/>
-                <w:lang w:val="en-IN"/>
-              </w:rPr>
-              <w:t xml:space="preserve">                </w:t>
-            </w:r>
-            <w:proofErr w:type="spellStart"/>
-            <w:r>
-              <w:rPr>
-                <w:sz w:val="16"/>
-                <w:szCs w:val="16"/>
-                <w:lang w:val="en-IN"/>
-              </w:rPr>
-              <w:t>empAddress</w:t>
-            </w:r>
-            <w:proofErr w:type="spellEnd"/>
-            <w:r>
-              <w:rPr>
-                <w:sz w:val="16"/>
-                <w:szCs w:val="16"/>
-                <w:lang w:val="en-IN"/>
-              </w:rPr>
-              <w:t>: "MVG",</w:t>
-            </w:r>
-          </w:p>
-          <w:p>
-            <w:pPr>
-              <w:rPr>
-                <w:sz w:val="16"/>
-                <w:szCs w:val="16"/>
-                <w:lang w:val="en-IN"/>
-              </w:rPr>
-            </w:pPr>
-            <w:r>
-              <w:rPr>
-                <w:sz w:val="16"/>
-                <w:szCs w:val="16"/>
-                <w:lang w:val="en-IN"/>
-              </w:rPr>
-              <w:t xml:space="preserve">                </w:t>
-            </w:r>
-            <w:proofErr w:type="spellStart"/>
-            <w:r>
-              <w:rPr>
-                <w:sz w:val="16"/>
-                <w:szCs w:val="16"/>
-                <w:lang w:val="en-IN"/>
-              </w:rPr>
-              <w:t>empCell</w:t>
-            </w:r>
-            <w:proofErr w:type="spellEnd"/>
-            <w:r>
-              <w:rPr>
-                <w:sz w:val="16"/>
-                <w:szCs w:val="16"/>
-                <w:lang w:val="en-IN"/>
-              </w:rPr>
-              <w:t>: 454</w:t>
-            </w:r>
-          </w:p>
-          <w:p>
-            <w:pPr>
-              <w:rPr>
-                <w:sz w:val="16"/>
-                <w:szCs w:val="16"/>
-                <w:lang w:val="en-IN"/>
-              </w:rPr>
-            </w:pPr>
-            <w:r>
-              <w:rPr>
-                <w:sz w:val="16"/>
-                <w:szCs w:val="16"/>
-                <w:lang w:val="en-IN"/>
-              </w:rPr>
-              <w:t>            }</w:t>
-            </w:r>
-          </w:p>
-          <w:p>
-            <w:pPr>
-              <w:rPr>
-                <w:sz w:val="16"/>
-                <w:szCs w:val="16"/>
-                <w:lang w:val="en-IN"/>
-              </w:rPr>
-            </w:pPr>
-            <w:r>
-              <w:rPr>
-                <w:sz w:val="16"/>
-                <w:szCs w:val="16"/>
-                <w:lang w:val="en-IN"/>
-              </w:rPr>
-              <w:t xml:space="preserve">        </w:t>
-            </w:r>
-          </w:p>
-          <w:p>
-            <w:pPr>
-              <w:rPr>
-                <w:sz w:val="16"/>
-                <w:szCs w:val="16"/>
-                <w:lang w:val="en-IN"/>
-              </w:rPr>
-            </w:pPr>
-            <w:r>
-              <w:rPr>
-                <w:sz w:val="16"/>
-                <w:szCs w:val="16"/>
-                <w:lang w:val="en-IN"/>
-              </w:rPr>
-              <w:t xml:space="preserve">            </w:t>
-            </w:r>
             <w:r>
               <w:rPr>
                 <w:b/>
@@ -13022,52 +11069,53 @@
                 <w:highlight w:val="yellow"/>
                 <w:lang w:val="en-IN"/>
               </w:rPr>
-              <w:t>fetch</w:t>
-            </w:r>
-            <w:r>
-              <w:rPr>
-                <w:sz w:val="16"/>
-                <w:szCs w:val="16"/>
-                <w:lang w:val="en-IN"/>
-              </w:rPr>
-              <w:t>('http://localhost:9002/</w:t>
-            </w:r>
-            <w:proofErr w:type="spellStart"/>
-            <w:r>
-              <w:rPr>
-                <w:sz w:val="16"/>
-                <w:szCs w:val="16"/>
-                <w:lang w:val="en-IN"/>
-              </w:rPr>
-              <w:t>saveFullEmpDetailsFromJS</w:t>
-            </w:r>
-            <w:proofErr w:type="spellEnd"/>
-            <w:r>
-              <w:rPr>
-                <w:sz w:val="16"/>
-                <w:szCs w:val="16"/>
-                <w:lang w:val="en-IN"/>
-              </w:rPr>
-              <w:t>', {</w:t>
-            </w:r>
-          </w:p>
-          <w:p>
-            <w:pPr>
-              <w:rPr>
-                <w:sz w:val="16"/>
-                <w:szCs w:val="16"/>
-                <w:lang w:val="en-IN"/>
-              </w:rPr>
-            </w:pPr>
-            <w:r>
-              <w:rPr>
-                <w:b/>
-                <w:bCs/>
-                <w:sz w:val="16"/>
-                <w:szCs w:val="16"/>
-                <w:lang w:val="en-IN"/>
-              </w:rPr>
-              <w:t xml:space="preserve">                </w:t>
+              <w:t>method: 'POST'</w:t>
+            </w:r>
+            <w:r>
+              <w:rPr>
+                <w:sz w:val="16"/>
+                <w:szCs w:val="16"/>
+                <w:lang w:val="en-IN"/>
+              </w:rPr>
+              <w:t>,</w:t>
+            </w:r>
+          </w:p>
+          <w:p>
+            <w:pPr>
+              <w:rPr>
+                <w:sz w:val="16"/>
+                <w:szCs w:val="16"/>
+                <w:lang w:val="en-IN"/>
+              </w:rPr>
+            </w:pPr>
+            <w:r>
+              <w:rPr>
+                <w:sz w:val="16"/>
+                <w:szCs w:val="16"/>
+                <w:lang w:val="en-IN"/>
+              </w:rPr>
+              <w:t>                headers: {</w:t>
+            </w:r>
+          </w:p>
+          <w:p>
+            <w:pPr>
+              <w:rPr>
+                <w:b/>
+                <w:bCs/>
+                <w:sz w:val="16"/>
+                <w:szCs w:val="16"/>
+                <w:lang w:val="en-IN"/>
+              </w:rPr>
+            </w:pPr>
+            <w:r>
+              <w:rPr>
+                <w:b/>
+                <w:bCs/>
+                <w:sz w:val="16"/>
+                <w:szCs w:val="16"/>
+                <w:lang w:val="en-IN"/>
+              </w:rPr>
+              <w:t xml:space="preserve">                    </w:t>
             </w:r>
             <w:r>
               <w:rPr>
@@ -13078,88 +11126,7 @@
                 <w:highlight w:val="yellow"/>
                 <w:lang w:val="en-IN"/>
               </w:rPr>
-              <w:t>method: 'POST'</w:t>
-            </w:r>
-            <w:r>
-              <w:rPr>
-                <w:sz w:val="16"/>
-                <w:szCs w:val="16"/>
-                <w:lang w:val="en-IN"/>
-              </w:rPr>
-              <w:t>,</w:t>
-            </w:r>
-          </w:p>
-          <w:p>
-            <w:pPr>
-              <w:rPr>
-                <w:sz w:val="16"/>
-                <w:szCs w:val="16"/>
-                <w:lang w:val="en-IN"/>
-              </w:rPr>
-            </w:pPr>
-            <w:r>
-              <w:rPr>
-                <w:sz w:val="16"/>
-                <w:szCs w:val="16"/>
-                <w:lang w:val="en-IN"/>
-              </w:rPr>
-              <w:t>                headers: {</w:t>
-            </w:r>
-          </w:p>
-          <w:p>
-            <w:pPr>
-              <w:rPr>
-                <w:b/>
-                <w:bCs/>
-                <w:sz w:val="16"/>
-                <w:szCs w:val="16"/>
-                <w:lang w:val="en-IN"/>
-              </w:rPr>
-            </w:pPr>
-            <w:r>
-              <w:rPr>
-                <w:b/>
-                <w:bCs/>
-                <w:sz w:val="16"/>
-                <w:szCs w:val="16"/>
-                <w:lang w:val="en-IN"/>
-              </w:rPr>
-              <w:t xml:space="preserve">                    </w:t>
-            </w:r>
-            <w:r>
-              <w:rPr>
-                <w:b/>
-                <w:bCs/>
-                <w:sz w:val="16"/>
-                <w:szCs w:val="16"/>
-                <w:highlight w:val="yellow"/>
-                <w:lang w:val="en-IN"/>
-              </w:rPr>
-              <w:t>'Content-Type': 'application/</w:t>
-            </w:r>
-            <w:proofErr w:type="spellStart"/>
-            <w:r>
-              <w:rPr>
-                <w:b/>
-                <w:bCs/>
-                <w:sz w:val="16"/>
-                <w:szCs w:val="16"/>
-                <w:highlight w:val="yellow"/>
-                <w:lang w:val="en-IN"/>
-              </w:rPr>
-              <w:t>json</w:t>
-            </w:r>
-            <w:proofErr w:type="spellEnd"/>
-            <w:r>
-              <w:rPr>
-                <w:b/>
-                <w:bCs/>
-                <w:sz w:val="16"/>
-                <w:szCs w:val="16"/>
-                <w:highlight w:val="yellow"/>
-                <w:lang w:val="en-IN"/>
-              </w:rPr>
-              <w:t>'</w:t>
+              <w:t>'Content-Type': 'application/json'</w:t>
             </w:r>
           </w:p>
           <w:p>
@@ -13193,25 +11160,7 @@
                 <w:szCs w:val="16"/>
                 <w:lang w:val="en-IN"/>
               </w:rPr>
-              <w:t xml:space="preserve">                body: </w:t>
-            </w:r>
-            <w:proofErr w:type="spellStart"/>
-            <w:r>
-              <w:rPr>
-                <w:sz w:val="16"/>
-                <w:szCs w:val="16"/>
-                <w:lang w:val="en-IN"/>
-              </w:rPr>
-              <w:t>JSON.stringify</w:t>
-            </w:r>
-            <w:proofErr w:type="spellEnd"/>
-            <w:r>
-              <w:rPr>
-                <w:sz w:val="16"/>
-                <w:szCs w:val="16"/>
-                <w:lang w:val="en-IN"/>
-              </w:rPr>
-              <w:t>(employee)</w:t>
+              <w:t>                body: JSON.stringify(employee)</w:t>
             </w:r>
           </w:p>
           <w:p>
@@ -13245,25 +11194,7 @@
                 <w:szCs w:val="16"/>
                 <w:lang w:val="en-IN"/>
               </w:rPr>
-              <w:t xml:space="preserve">                .then(response =&gt; </w:t>
-            </w:r>
-            <w:proofErr w:type="spellStart"/>
-            <w:r>
-              <w:rPr>
-                <w:sz w:val="16"/>
-                <w:szCs w:val="16"/>
-                <w:lang w:val="en-IN"/>
-              </w:rPr>
-              <w:t>response.text</w:t>
-            </w:r>
-            <w:proofErr w:type="spellEnd"/>
-            <w:r>
-              <w:rPr>
-                <w:sz w:val="16"/>
-                <w:szCs w:val="16"/>
-                <w:lang w:val="en-IN"/>
-              </w:rPr>
-              <w:t>())</w:t>
+              <w:t>                .then(response =&gt; response.text())</w:t>
             </w:r>
           </w:p>
           <w:p>
@@ -13297,25 +11228,7 @@
                 <w:szCs w:val="16"/>
                 <w:lang w:val="en-IN"/>
               </w:rPr>
-              <w:t xml:space="preserve">                .catch(error =&gt; </w:t>
-            </w:r>
-            <w:proofErr w:type="spellStart"/>
-            <w:r>
-              <w:rPr>
-                <w:sz w:val="16"/>
-                <w:szCs w:val="16"/>
-                <w:lang w:val="en-IN"/>
-              </w:rPr>
-              <w:t>console.error</w:t>
-            </w:r>
-            <w:proofErr w:type="spellEnd"/>
-            <w:r>
-              <w:rPr>
-                <w:sz w:val="16"/>
-                <w:szCs w:val="16"/>
-                <w:lang w:val="en-IN"/>
-              </w:rPr>
-              <w:t>('Error:', error));</w:t>
+              <w:t>                .catch(error =&gt; console.error('Error:', error));</w:t>
             </w:r>
           </w:p>
           <w:p>
@@ -13433,25 +11346,7 @@
                 <w:szCs w:val="16"/>
                 <w:lang w:val="en-IN"/>
               </w:rPr>
-              <w:t>path = "/</w:t>
-            </w:r>
-            <w:proofErr w:type="spellStart"/>
-            <w:r>
-              <w:rPr>
-                <w:sz w:val="16"/>
-                <w:szCs w:val="16"/>
-                <w:lang w:val="en-IN"/>
-              </w:rPr>
-              <w:t>saveFullEmpDetailsFromJS</w:t>
-            </w:r>
-            <w:proofErr w:type="spellEnd"/>
-            <w:r>
-              <w:rPr>
-                <w:sz w:val="16"/>
-                <w:szCs w:val="16"/>
-                <w:lang w:val="en-IN"/>
-              </w:rPr>
-              <w:t>")</w:t>
+              <w:t>path = "/saveFullEmpDetailsFromJS")</w:t>
             </w:r>
           </w:p>
           <w:p>
@@ -13478,25 +11373,7 @@
                 <w:szCs w:val="16"/>
                 <w:lang w:val="en-IN"/>
               </w:rPr>
-              <w:t xml:space="preserve"> String </w:t>
-            </w:r>
-            <w:proofErr w:type="spellStart"/>
-            <w:r>
-              <w:rPr>
-                <w:sz w:val="16"/>
-                <w:szCs w:val="16"/>
-                <w:lang w:val="en-IN"/>
-              </w:rPr>
-              <w:t>saveFullEmpDetailsFromJS</w:t>
-            </w:r>
-            <w:proofErr w:type="spellEnd"/>
-            <w:r>
-              <w:rPr>
-                <w:sz w:val="16"/>
-                <w:szCs w:val="16"/>
-                <w:lang w:val="en-IN"/>
-              </w:rPr>
-              <w:t>(</w:t>
+              <w:t xml:space="preserve"> String saveFullEmpDetailsFromJS(</w:t>
             </w:r>
             <w:r>
               <w:rPr>
@@ -13515,36 +11392,17 @@
                 <w:szCs w:val="16"/>
                 <w:lang w:val="en-IN"/>
               </w:rPr>
-              <w:t xml:space="preserve"> Map&lt;String, String&gt; </w:t>
-            </w:r>
-            <w:proofErr w:type="spellStart"/>
-            <w:r>
-              <w:rPr>
-                <w:sz w:val="16"/>
-                <w:szCs w:val="16"/>
-                <w:lang w:val="en-IN"/>
-              </w:rPr>
-              <w:t>empObj</w:t>
-            </w:r>
-            <w:proofErr w:type="spellEnd"/>
-            <w:r>
-              <w:rPr>
-                <w:sz w:val="16"/>
-                <w:szCs w:val="16"/>
-                <w:lang w:val="en-IN"/>
-              </w:rPr>
-              <w:t>) {</w:t>
-            </w:r>
-          </w:p>
-          <w:p>
-            <w:pPr>
-              <w:rPr>
-                <w:sz w:val="16"/>
-                <w:szCs w:val="16"/>
-                <w:lang w:val="en-IN"/>
-              </w:rPr>
-            </w:pPr>
-            <w:proofErr w:type="spellStart"/>
+              <w:t xml:space="preserve"> Map&lt;String, String&gt; empObj) {</w:t>
+            </w:r>
+          </w:p>
+          <w:p>
+            <w:pPr>
+              <w:rPr>
+                <w:sz w:val="16"/>
+                <w:szCs w:val="16"/>
+                <w:lang w:val="en-IN"/>
+              </w:rPr>
+            </w:pPr>
             <w:r>
               <w:rPr>
                 <w:sz w:val="16"/>
@@ -13571,34 +11429,7 @@
                 <w:szCs w:val="16"/>
                 <w:lang w:val="en-IN"/>
               </w:rPr>
-              <w:t>.println</w:t>
-            </w:r>
-            <w:proofErr w:type="spellEnd"/>
-            <w:r>
-              <w:rPr>
-                <w:sz w:val="16"/>
-                <w:szCs w:val="16"/>
-                <w:lang w:val="en-IN"/>
-              </w:rPr>
-              <w:t>(</w:t>
-            </w:r>
-            <w:proofErr w:type="spellStart"/>
-            <w:r>
-              <w:rPr>
-                <w:sz w:val="16"/>
-                <w:szCs w:val="16"/>
-                <w:lang w:val="en-IN"/>
-              </w:rPr>
-              <w:t>empObj</w:t>
-            </w:r>
-            <w:proofErr w:type="spellEnd"/>
-            <w:r>
-              <w:rPr>
-                <w:sz w:val="16"/>
-                <w:szCs w:val="16"/>
-                <w:lang w:val="en-IN"/>
-              </w:rPr>
-              <w:t>); // store in DB</w:t>
+              <w:t>.println(empObj); // store in DB</w:t>
             </w:r>
           </w:p>
           <w:p>
@@ -13625,43 +11456,7 @@
                 <w:szCs w:val="16"/>
                 <w:lang w:val="en-IN"/>
               </w:rPr>
-              <w:t xml:space="preserve"> "Hi..." +  </w:t>
-            </w:r>
-            <w:proofErr w:type="spellStart"/>
-            <w:r>
-              <w:rPr>
-                <w:sz w:val="16"/>
-                <w:szCs w:val="16"/>
-                <w:lang w:val="en-IN"/>
-              </w:rPr>
-              <w:t>empObj.get</w:t>
-            </w:r>
-            <w:proofErr w:type="spellEnd"/>
-            <w:r>
-              <w:rPr>
-                <w:sz w:val="16"/>
-                <w:szCs w:val="16"/>
-                <w:lang w:val="en-IN"/>
-              </w:rPr>
-              <w:t>("</w:t>
-            </w:r>
-            <w:proofErr w:type="spellStart"/>
-            <w:r>
-              <w:rPr>
-                <w:sz w:val="16"/>
-                <w:szCs w:val="16"/>
-                <w:lang w:val="en-IN"/>
-              </w:rPr>
-              <w:t>empName</w:t>
-            </w:r>
-            <w:proofErr w:type="spellEnd"/>
-            <w:r>
-              <w:rPr>
-                <w:sz w:val="16"/>
-                <w:szCs w:val="16"/>
-                <w:lang w:val="en-IN"/>
-              </w:rPr>
-              <w:t>") + " your data save</w:t>
+              <w:t xml:space="preserve"> "Hi..." +  empObj.get("empName") + " your data save</w:t>
             </w:r>
             <w:r>
               <w:rPr>
@@ -14128,16 +11923,16 @@
     </w:lvl>
   </w:abstractNum>
   <w:abstractNum w:abstractNumId="4" w15:restartNumberingAfterBreak="0">
-    <w:nsid w:val="498C424A"/>
+    <w:nsid w:val="3BA2759D"/>
     <w:multiLevelType w:val="hybridMultilevel"/>
-    <w:tmpl w:val="6E702210"/>
-    <w:lvl w:ilvl="0" w:tplc="67F228BE">
-      <w:start w:val="1"/>
+    <w:tmpl w:val="416C5320"/>
+    <w:lvl w:ilvl="0" w:tplc="695EC3F0">
+      <w:start w:val="7"/>
       <w:numFmt w:val="decimal"/>
       <w:lvlText w:val="%1."/>
       <w:lvlJc w:val="left"/>
       <w:pPr>
-        <w:ind w:left="1080" w:hanging="360"/>
+        <w:ind w:left="1440" w:hanging="360"/>
       </w:pPr>
       <w:rPr>
         <w:rFonts w:hint="default"/>
@@ -14149,7 +11944,7 @@
       <w:lvlText w:val="%2."/>
       <w:lvlJc w:val="left"/>
       <w:pPr>
-        <w:ind w:left="1800" w:hanging="360"/>
+        <w:ind w:left="2160" w:hanging="360"/>
       </w:pPr>
     </w:lvl>
     <w:lvl w:ilvl="2" w:tplc="4009001B" w:tentative="1">
@@ -14158,7 +11953,7 @@
       <w:lvlText w:val="%3."/>
       <w:lvlJc w:val="right"/>
       <w:pPr>
-        <w:ind w:left="2520" w:hanging="180"/>
+        <w:ind w:left="2880" w:hanging="180"/>
       </w:pPr>
     </w:lvl>
     <w:lvl w:ilvl="3" w:tplc="4009000F" w:tentative="1">
@@ -14167,7 +11962,7 @@
       <w:lvlText w:val="%4."/>
       <w:lvlJc w:val="left"/>
       <w:pPr>
-        <w:ind w:left="3240" w:hanging="360"/>
+        <w:ind w:left="3600" w:hanging="360"/>
       </w:pPr>
     </w:lvl>
     <w:lvl w:ilvl="4" w:tplc="40090019" w:tentative="1">
@@ -14176,7 +11971,7 @@
       <w:lvlText w:val="%5."/>
       <w:lvlJc w:val="left"/>
       <w:pPr>
-        <w:ind w:left="3960" w:hanging="360"/>
+        <w:ind w:left="4320" w:hanging="360"/>
       </w:pPr>
     </w:lvl>
     <w:lvl w:ilvl="5" w:tplc="4009001B" w:tentative="1">
@@ -14185,7 +11980,7 @@
       <w:lvlText w:val="%6."/>
       <w:lvlJc w:val="right"/>
       <w:pPr>
-        <w:ind w:left="4680" w:hanging="180"/>
+        <w:ind w:left="5040" w:hanging="180"/>
       </w:pPr>
     </w:lvl>
     <w:lvl w:ilvl="6" w:tplc="4009000F" w:tentative="1">
@@ -14194,7 +11989,7 @@
       <w:lvlText w:val="%7."/>
       <w:lvlJc w:val="left"/>
       <w:pPr>
-        <w:ind w:left="5400" w:hanging="360"/>
+        <w:ind w:left="5760" w:hanging="360"/>
       </w:pPr>
     </w:lvl>
     <w:lvl w:ilvl="7" w:tplc="40090019" w:tentative="1">
@@ -14203,7 +11998,7 @@
       <w:lvlText w:val="%8."/>
       <w:lvlJc w:val="left"/>
       <w:pPr>
-        <w:ind w:left="6120" w:hanging="360"/>
+        <w:ind w:left="6480" w:hanging="360"/>
       </w:pPr>
     </w:lvl>
     <w:lvl w:ilvl="8" w:tplc="4009001B" w:tentative="1">
@@ -14212,15 +12007,15 @@
       <w:lvlText w:val="%9."/>
       <w:lvlJc w:val="right"/>
       <w:pPr>
-        <w:ind w:left="6840" w:hanging="180"/>
+        <w:ind w:left="7200" w:hanging="180"/>
       </w:pPr>
     </w:lvl>
   </w:abstractNum>
   <w:abstractNum w:abstractNumId="5" w15:restartNumberingAfterBreak="0">
-    <w:nsid w:val="4F890A9C"/>
+    <w:nsid w:val="498C424A"/>
     <w:multiLevelType w:val="hybridMultilevel"/>
-    <w:tmpl w:val="000037EA"/>
-    <w:lvl w:ilvl="0" w:tplc="05643C3A">
+    <w:tmpl w:val="6E702210"/>
+    <w:lvl w:ilvl="0" w:tplc="67F228BE">
       <w:start w:val="1"/>
       <w:numFmt w:val="decimal"/>
       <w:lvlText w:val="%1."/>
@@ -14306,10 +12101,10 @@
     </w:lvl>
   </w:abstractNum>
   <w:abstractNum w:abstractNumId="6" w15:restartNumberingAfterBreak="0">
-    <w:nsid w:val="62686A12"/>
+    <w:nsid w:val="4F890A9C"/>
     <w:multiLevelType w:val="hybridMultilevel"/>
-    <w:tmpl w:val="408A7700"/>
-    <w:lvl w:ilvl="0" w:tplc="54BE6BB4">
+    <w:tmpl w:val="000037EA"/>
+    <w:lvl w:ilvl="0" w:tplc="05643C3A">
       <w:start w:val="1"/>
       <w:numFmt w:val="decimal"/>
       <w:lvlText w:val="%1."/>
@@ -14395,6 +12190,95 @@
     </w:lvl>
   </w:abstractNum>
   <w:abstractNum w:abstractNumId="7" w15:restartNumberingAfterBreak="0">
+    <w:nsid w:val="62686A12"/>
+    <w:multiLevelType w:val="hybridMultilevel"/>
+    <w:tmpl w:val="408A7700"/>
+    <w:lvl w:ilvl="0" w:tplc="54BE6BB4">
+      <w:start w:val="1"/>
+      <w:numFmt w:val="decimal"/>
+      <w:lvlText w:val="%1."/>
+      <w:lvlJc w:val="left"/>
+      <w:pPr>
+        <w:ind w:left="1080" w:hanging="360"/>
+      </w:pPr>
+      <w:rPr>
+        <w:rFonts w:hint="default"/>
+      </w:rPr>
+    </w:lvl>
+    <w:lvl w:ilvl="1" w:tplc="40090019" w:tentative="1">
+      <w:start w:val="1"/>
+      <w:numFmt w:val="lowerLetter"/>
+      <w:lvlText w:val="%2."/>
+      <w:lvlJc w:val="left"/>
+      <w:pPr>
+        <w:ind w:left="1800" w:hanging="360"/>
+      </w:pPr>
+    </w:lvl>
+    <w:lvl w:ilvl="2" w:tplc="4009001B" w:tentative="1">
+      <w:start w:val="1"/>
+      <w:numFmt w:val="lowerRoman"/>
+      <w:lvlText w:val="%3."/>
+      <w:lvlJc w:val="right"/>
+      <w:pPr>
+        <w:ind w:left="2520" w:hanging="180"/>
+      </w:pPr>
+    </w:lvl>
+    <w:lvl w:ilvl="3" w:tplc="4009000F" w:tentative="1">
+      <w:start w:val="1"/>
+      <w:numFmt w:val="decimal"/>
+      <w:lvlText w:val="%4."/>
+      <w:lvlJc w:val="left"/>
+      <w:pPr>
+        <w:ind w:left="3240" w:hanging="360"/>
+      </w:pPr>
+    </w:lvl>
+    <w:lvl w:ilvl="4" w:tplc="40090019" w:tentative="1">
+      <w:start w:val="1"/>
+      <w:numFmt w:val="lowerLetter"/>
+      <w:lvlText w:val="%5."/>
+      <w:lvlJc w:val="left"/>
+      <w:pPr>
+        <w:ind w:left="3960" w:hanging="360"/>
+      </w:pPr>
+    </w:lvl>
+    <w:lvl w:ilvl="5" w:tplc="4009001B" w:tentative="1">
+      <w:start w:val="1"/>
+      <w:numFmt w:val="lowerRoman"/>
+      <w:lvlText w:val="%6."/>
+      <w:lvlJc w:val="right"/>
+      <w:pPr>
+        <w:ind w:left="4680" w:hanging="180"/>
+      </w:pPr>
+    </w:lvl>
+    <w:lvl w:ilvl="6" w:tplc="4009000F" w:tentative="1">
+      <w:start w:val="1"/>
+      <w:numFmt w:val="decimal"/>
+      <w:lvlText w:val="%7."/>
+      <w:lvlJc w:val="left"/>
+      <w:pPr>
+        <w:ind w:left="5400" w:hanging="360"/>
+      </w:pPr>
+    </w:lvl>
+    <w:lvl w:ilvl="7" w:tplc="40090019" w:tentative="1">
+      <w:start w:val="1"/>
+      <w:numFmt w:val="lowerLetter"/>
+      <w:lvlText w:val="%8."/>
+      <w:lvlJc w:val="left"/>
+      <w:pPr>
+        <w:ind w:left="6120" w:hanging="360"/>
+      </w:pPr>
+    </w:lvl>
+    <w:lvl w:ilvl="8" w:tplc="4009001B" w:tentative="1">
+      <w:start w:val="1"/>
+      <w:numFmt w:val="lowerRoman"/>
+      <w:lvlText w:val="%9."/>
+      <w:lvlJc w:val="right"/>
+      <w:pPr>
+        <w:ind w:left="6840" w:hanging="180"/>
+      </w:pPr>
+    </w:lvl>
+  </w:abstractNum>
+  <w:abstractNum w:abstractNumId="8" w15:restartNumberingAfterBreak="0">
     <w:nsid w:val="76F2751D"/>
     <w:multiLevelType w:val="hybridMultilevel"/>
     <w:tmpl w:val="A18AB1F8"/>
@@ -14490,22 +12374,25 @@
     <w:abstractNumId w:val="3"/>
   </w:num>
   <w:num w:numId="3" w16cid:durableId="1477067824">
-    <w:abstractNumId w:val="4"/>
+    <w:abstractNumId w:val="5"/>
   </w:num>
   <w:num w:numId="4" w16cid:durableId="980420555">
     <w:abstractNumId w:val="1"/>
   </w:num>
   <w:num w:numId="5" w16cid:durableId="276446533">
+    <w:abstractNumId w:val="8"/>
+  </w:num>
+  <w:num w:numId="6" w16cid:durableId="1414663786">
     <w:abstractNumId w:val="7"/>
   </w:num>
-  <w:num w:numId="6" w16cid:durableId="1414663786">
+  <w:num w:numId="7" w16cid:durableId="1843356718">
     <w:abstractNumId w:val="6"/>
-  </w:num>
-  <w:num w:numId="7" w16cid:durableId="1843356718">
-    <w:abstractNumId w:val="5"/>
   </w:num>
   <w:num w:numId="8" w16cid:durableId="1176774317">
     <w:abstractNumId w:val="0"/>
+  </w:num>
+  <w:num w:numId="9" w16cid:durableId="154495007">
+    <w:abstractNumId w:val="4"/>
   </w:num>
 </w:numbering>
 </file>
@@ -14913,7 +12800,6 @@
   <w:style w:type="character" w:default="1" w:styleId="DefaultParagraphFont">
     <w:name w:val="Default Paragraph Font"/>
     <w:uiPriority w:val="1"/>
-    <w:semiHidden/>
     <w:unhideWhenUsed/>
   </w:style>
   <w:style w:type="table" w:default="1" w:styleId="TableNormal">
@@ -15019,6 +12905,36 @@
       <w:ind w:left="720"/>
       <w:contextualSpacing/>
     </w:pPr>
+  </w:style>
+  <w:style w:type="paragraph" w:styleId="HTMLPreformatted">
+    <w:name w:val="HTML Preformatted"/>
+    <w:basedOn w:val="Normal"/>
+    <w:link w:val="HTMLPreformattedChar"/>
+    <w:uiPriority w:val="99"/>
+    <w:semiHidden/>
+    <w:unhideWhenUsed/>
+    <w:rsid w:val="005644E7"/>
+    <w:pPr>
+      <w:spacing w:after="0" w:line="240" w:lineRule="auto"/>
+    </w:pPr>
+    <w:rPr>
+      <w:rFonts w:ascii="Consolas" w:hAnsi="Consolas"/>
+      <w:sz w:val="20"/>
+      <w:szCs w:val="20"/>
+    </w:rPr>
+  </w:style>
+  <w:style w:type="character" w:customStyle="1" w:styleId="HTMLPreformattedChar">
+    <w:name w:val="HTML Preformatted Char"/>
+    <w:basedOn w:val="DefaultParagraphFont"/>
+    <w:link w:val="HTMLPreformatted"/>
+    <w:uiPriority w:val="99"/>
+    <w:semiHidden/>
+    <w:rsid w:val="005644E7"/>
+    <w:rPr>
+      <w:rFonts w:ascii="Consolas" w:hAnsi="Consolas"/>
+      <w:sz w:val="20"/>
+      <w:szCs w:val="20"/>
+    </w:rPr>
   </w:style>
 </w:styles>
 </file>
